--- a/视频/对照文本/23-文本.docx
+++ b/视频/对照文本/23-文本.docx
@@ -3946,7 +3946,25 @@
                 <w:color w:val="F0F7F2"/>
                 <w:sz w:val="26"/>
               </w:rPr>
-              <w:t xml:space="preserve"> imprisonment,</w:t>
+              <w:t xml:space="preserve"> </w:t>
+            </w:r>
+            <w:r>
+              <w:rPr>
+                <w:rFonts w:ascii="Calibri" w:hAnsi="Calibri" w:eastAsia="微软雅黑"/>
+                <w:b/>
+                <w:color w:val="FCA5A5"/>
+                <w:sz w:val="26"/>
+              </w:rPr>
+              <w:t>imprisonment</w:t>
+            </w:r>
+            <w:r>
+              <w:rPr>
+                <w:rFonts w:ascii="Calibri" w:hAnsi="Calibri" w:eastAsia="微软雅黑"/>
+                <w:b w:val="0"/>
+                <w:color w:val="F0F7F2"/>
+                <w:sz w:val="26"/>
+              </w:rPr>
+              <w:t>,</w:t>
             </w:r>
           </w:p>
         </w:tc>
@@ -3963,7 +3981,7 @@
               <w:rPr>
                 <w:rFonts w:ascii="Calibri" w:hAnsi="Calibri" w:eastAsia="微软雅黑"/>
                 <w:b/>
-                <w:color w:val="FCA5A5"/>
+                <w:color w:val="FBBF24"/>
                 <w:sz w:val="26"/>
               </w:rPr>
               <w:t>submitted to</w:t>
@@ -3981,7 +3999,7 @@
               <w:rPr>
                 <w:rFonts w:ascii="Calibri" w:hAnsi="Calibri" w:eastAsia="微软雅黑"/>
                 <w:b/>
-                <w:color w:val="FBBF24"/>
+                <w:color w:val="38BDF8"/>
                 <w:sz w:val="26"/>
               </w:rPr>
               <w:t>hormone</w:t>
@@ -3999,7 +4017,7 @@
               <w:rPr>
                 <w:rFonts w:ascii="Calibri" w:hAnsi="Calibri" w:eastAsia="微软雅黑"/>
                 <w:b/>
-                <w:color w:val="38BDF8"/>
+                <w:color w:val="F472B6"/>
                 <w:sz w:val="26"/>
               </w:rPr>
               <w:t>injections</w:t>
@@ -4148,11 +4166,20 @@
             <w:r>
               <w:rPr>
                 <w:rFonts w:ascii="Calibri" w:hAnsi="Calibri" w:eastAsia="微软雅黑"/>
+                <w:b/>
+                <w:color w:val="FCA5A5"/>
+                <w:sz w:val="21"/>
+              </w:rPr>
+              <w:t>入狱</w:t>
+            </w:r>
+            <w:r>
+              <w:rPr>
+                <w:rFonts w:ascii="Calibri" w:hAnsi="Calibri" w:eastAsia="微软雅黑"/>
                 <w:b w:val="0"/>
                 <w:color w:val="AAC4B6"/>
                 <w:sz w:val="21"/>
               </w:rPr>
-              <w:t>入狱，他还</w:t>
+              <w:t>，他还</w:t>
             </w:r>
           </w:p>
         </w:tc>
@@ -4169,7 +4196,7 @@
               <w:rPr>
                 <w:rFonts w:ascii="Calibri" w:hAnsi="Calibri" w:eastAsia="微软雅黑"/>
                 <w:b/>
-                <w:color w:val="FCA5A5"/>
+                <w:color w:val="FBBF24"/>
                 <w:sz w:val="21"/>
               </w:rPr>
               <w:t>接受了</w:t>
@@ -4187,7 +4214,7 @@
               <w:rPr>
                 <w:rFonts w:ascii="Calibri" w:hAnsi="Calibri" w:eastAsia="微软雅黑"/>
                 <w:b/>
-                <w:color w:val="FBBF24"/>
+                <w:color w:val="38BDF8"/>
                 <w:sz w:val="21"/>
               </w:rPr>
               <w:t>激素</w:t>
@@ -4205,7 +4232,7 @@
               <w:rPr>
                 <w:rFonts w:ascii="Calibri" w:hAnsi="Calibri" w:eastAsia="微软雅黑"/>
                 <w:b/>
-                <w:color w:val="38BDF8"/>
+                <w:color w:val="F472B6"/>
                 <w:sz w:val="21"/>
               </w:rPr>
               <w:t>注射</w:t>
@@ -4369,7 +4396,7 @@
               <w:rPr>
                 <w:rFonts w:ascii="Calibri" w:hAnsi="Calibri" w:eastAsia="微软雅黑"/>
                 <w:b/>
-                <w:color w:val="F472B6"/>
+                <w:color w:val="BEF264"/>
                 <w:sz w:val="26"/>
               </w:rPr>
               <w:t>coroner</w:t>
@@ -4407,7 +4434,7 @@
               <w:rPr>
                 <w:rFonts w:ascii="Calibri" w:hAnsi="Calibri" w:eastAsia="微软雅黑"/>
                 <w:b/>
-                <w:color w:val="BEF264"/>
+                <w:color w:val="C4B5FD"/>
                 <w:sz w:val="26"/>
               </w:rPr>
               <w:t>suicide</w:t>
@@ -4458,7 +4485,7 @@
               <w:rPr>
                 <w:rFonts w:ascii="Calibri" w:hAnsi="Calibri" w:eastAsia="微软雅黑"/>
                 <w:b/>
-                <w:color w:val="F472B6"/>
+                <w:color w:val="BEF264"/>
                 <w:sz w:val="21"/>
               </w:rPr>
               <w:t>验尸官</w:t>
@@ -4514,7 +4541,7 @@
               <w:rPr>
                 <w:rFonts w:ascii="Calibri" w:hAnsi="Calibri" w:eastAsia="微软雅黑"/>
                 <w:b/>
-                <w:color w:val="BEF264"/>
+                <w:color w:val="C4B5FD"/>
                 <w:sz w:val="21"/>
               </w:rPr>
               <w:t>自杀</w:t>
@@ -4607,7 +4634,7 @@
               <w:rPr>
                 <w:rFonts w:ascii="Calibri" w:hAnsi="Calibri" w:eastAsia="微软雅黑"/>
                 <w:b/>
-                <w:color w:val="C4B5FD"/>
+                <w:color w:val="FB923C"/>
                 <w:sz w:val="26"/>
               </w:rPr>
               <w:t>Recognition</w:t>
@@ -4627,7 +4654,7 @@
               <w:rPr>
                 <w:rFonts w:ascii="Calibri" w:hAnsi="Calibri" w:eastAsia="微软雅黑"/>
                 <w:b/>
-                <w:color w:val="FB923C"/>
+                <w:color w:val="5EEAD4"/>
                 <w:sz w:val="26"/>
               </w:rPr>
               <w:t>lagged</w:t>
@@ -4658,7 +4685,7 @@
               <w:rPr>
                 <w:rFonts w:ascii="Calibri" w:hAnsi="Calibri" w:eastAsia="微软雅黑"/>
                 <w:b/>
-                <w:color w:val="C4B5FD"/>
+                <w:color w:val="FB923C"/>
                 <w:sz w:val="21"/>
               </w:rPr>
               <w:t>认可</w:t>
@@ -4678,7 +4705,7 @@
               <w:rPr>
                 <w:rFonts w:ascii="Calibri" w:hAnsi="Calibri" w:eastAsia="微软雅黑"/>
                 <w:b/>
-                <w:color w:val="FB923C"/>
+                <w:color w:val="5EEAD4"/>
                 <w:sz w:val="21"/>
               </w:rPr>
               <w:t>来得迟缓</w:t>
@@ -4763,7 +4790,7 @@
               <w:rPr>
                 <w:rFonts w:ascii="Calibri" w:hAnsi="Calibri" w:eastAsia="微软雅黑"/>
                 <w:b/>
-                <w:color w:val="5EEAD4"/>
+                <w:color w:val="FCA5A5"/>
                 <w:sz w:val="26"/>
               </w:rPr>
               <w:t>publicly</w:t>
@@ -4781,7 +4808,7 @@
               <w:rPr>
                 <w:rFonts w:ascii="Calibri" w:hAnsi="Calibri" w:eastAsia="微软雅黑"/>
                 <w:b/>
-                <w:color w:val="FCA5A5"/>
+                <w:color w:val="FBBF24"/>
                 <w:sz w:val="26"/>
               </w:rPr>
               <w:t>apologised</w:t>
@@ -4850,7 +4877,7 @@
               <w:rPr>
                 <w:rFonts w:ascii="Calibri" w:hAnsi="Calibri" w:eastAsia="微软雅黑"/>
                 <w:b/>
-                <w:color w:val="5EEAD4"/>
+                <w:color w:val="FCA5A5"/>
                 <w:sz w:val="21"/>
               </w:rPr>
               <w:t>公开</w:t>
@@ -4868,7 +4895,7 @@
               <w:rPr>
                 <w:rFonts w:ascii="Calibri" w:hAnsi="Calibri" w:eastAsia="微软雅黑"/>
                 <w:b/>
-                <w:color w:val="FCA5A5"/>
+                <w:color w:val="FBBF24"/>
                 <w:sz w:val="21"/>
               </w:rPr>
               <w:t>道歉了</w:t>
@@ -4948,7 +4975,7 @@
               <w:rPr>
                 <w:rFonts w:ascii="Calibri" w:hAnsi="Calibri" w:eastAsia="微软雅黑"/>
                 <w:b/>
-                <w:color w:val="FBBF24"/>
+                <w:color w:val="38BDF8"/>
                 <w:sz w:val="26"/>
               </w:rPr>
               <w:t>posthumously</w:t>
@@ -4966,7 +4993,7 @@
               <w:rPr>
                 <w:rFonts w:ascii="Calibri" w:hAnsi="Calibri" w:eastAsia="微软雅黑"/>
                 <w:b/>
-                <w:color w:val="38BDF8"/>
+                <w:color w:val="F472B6"/>
                 <w:sz w:val="26"/>
               </w:rPr>
               <w:t>granted</w:t>
@@ -5035,7 +5062,7 @@
               <w:rPr>
                 <w:rFonts w:ascii="Calibri" w:hAnsi="Calibri" w:eastAsia="微软雅黑"/>
                 <w:b/>
-                <w:color w:val="FBBF24"/>
+                <w:color w:val="38BDF8"/>
                 <w:sz w:val="21"/>
               </w:rPr>
               <w:t>身后</w:t>
@@ -5053,7 +5080,7 @@
               <w:rPr>
                 <w:rFonts w:ascii="Calibri" w:hAnsi="Calibri" w:eastAsia="微软雅黑"/>
                 <w:b/>
-                <w:color w:val="38BDF8"/>
+                <w:color w:val="F472B6"/>
                 <w:sz w:val="21"/>
               </w:rPr>
               <w:t>获得了</w:t>
@@ -5183,7 +5210,7 @@
               <w:rPr>
                 <w:rFonts w:ascii="Calibri" w:hAnsi="Calibri" w:eastAsia="微软雅黑"/>
                 <w:b/>
-                <w:color w:val="F472B6"/>
+                <w:color w:val="BEF264"/>
                 <w:sz w:val="26"/>
               </w:rPr>
               <w:t>portrait</w:t>
@@ -5206,7 +5233,25 @@
                 <w:color w:val="F0F7F2"/>
                 <w:sz w:val="26"/>
               </w:rPr>
-              <w:t>entered circulation.</w:t>
+              <w:t xml:space="preserve">entered </w:t>
+            </w:r>
+            <w:r>
+              <w:rPr>
+                <w:rFonts w:ascii="Calibri" w:hAnsi="Calibri" w:eastAsia="微软雅黑"/>
+                <w:b/>
+                <w:color w:val="C4B5FD"/>
+                <w:sz w:val="26"/>
+              </w:rPr>
+              <w:t>circulation</w:t>
+            </w:r>
+            <w:r>
+              <w:rPr>
+                <w:rFonts w:ascii="Calibri" w:hAnsi="Calibri" w:eastAsia="微软雅黑"/>
+                <w:b w:val="0"/>
+                <w:color w:val="F0F7F2"/>
+                <w:sz w:val="26"/>
+              </w:rPr>
+              <w:t>.</w:t>
             </w:r>
           </w:p>
         </w:tc>
@@ -5283,7 +5328,7 @@
               <w:rPr>
                 <w:rFonts w:ascii="Calibri" w:hAnsi="Calibri" w:eastAsia="微软雅黑"/>
                 <w:b/>
-                <w:color w:val="F472B6"/>
+                <w:color w:val="BEF264"/>
                 <w:sz w:val="21"/>
               </w:rPr>
               <w:t>肖像</w:t>
@@ -5324,7 +5369,34 @@
                 <w:color w:val="AAC4B6"/>
                 <w:sz w:val="21"/>
               </w:rPr>
-              <w:t>开始流通。</w:t>
+              <w:t>开始</w:t>
+            </w:r>
+            <w:r>
+              <w:rPr>
+                <w:rFonts w:ascii="Calibri" w:hAnsi="Calibri" w:eastAsia="微软雅黑"/>
+                <w:b w:val="0"/>
+                <w:color w:val="AAC4B6"/>
+                <w:sz w:val="21"/>
+              </w:rPr>
+              <w:t xml:space="preserve"> </w:t>
+            </w:r>
+            <w:r>
+              <w:rPr>
+                <w:rFonts w:ascii="Calibri" w:hAnsi="Calibri" w:eastAsia="微软雅黑"/>
+                <w:b/>
+                <w:color w:val="C4B5FD"/>
+                <w:sz w:val="21"/>
+              </w:rPr>
+              <w:t>流通</w:t>
+            </w:r>
+            <w:r>
+              <w:rPr>
+                <w:rFonts w:ascii="Calibri" w:hAnsi="Calibri" w:eastAsia="微软雅黑"/>
+                <w:b w:val="0"/>
+                <w:color w:val="AAC4B6"/>
+                <w:sz w:val="21"/>
+              </w:rPr>
+              <w:t>。</w:t>
             </w:r>
           </w:p>
         </w:tc>
@@ -5395,7 +5467,7 @@
               <w:rPr>
                 <w:rFonts w:ascii="Calibri" w:hAnsi="Calibri" w:eastAsia="微软雅黑"/>
                 <w:b/>
-                <w:color w:val="BEF264"/>
+                <w:color w:val="FB923C"/>
                 <w:sz w:val="26"/>
               </w:rPr>
               <w:t>prosecuted</w:t>
@@ -5446,7 +5518,7 @@
               <w:rPr>
                 <w:rFonts w:ascii="Calibri" w:hAnsi="Calibri" w:eastAsia="微软雅黑"/>
                 <w:b/>
-                <w:color w:val="BEF264"/>
+                <w:color w:val="FB923C"/>
                 <w:sz w:val="21"/>
               </w:rPr>
               <w:t>起诉</w:t>

--- a/视频/对照文本/23-文本.docx
+++ b/视频/对照文本/23-文本.docx
@@ -197,7 +197,7 @@
                 <w:color w:val="FBBF24"/>
                 <w:sz w:val="21"/>
               </w:rPr>
-              <w:t>超群的</w:t>
+              <w:t>强大的</w:t>
             </w:r>
             <w:r>
               <w:rPr>
@@ -243,7 +243,11 @@
         </w:rPr>
         <w:t>（Born in…：过去分词短语作状语，说明出生时间；</w:t>
         <w:br/>
-        <w:t>by…：到……时为止）</w:t>
+        <w:t>by…：到……时为止；</w:t>
+        <w:br/>
+        <w:t>formidable 常译为“强大的、令人敬畏的”，</w:t>
+        <w:br/>
+        <w:t>多指实力极强、规模宏大或难度极高，足以给人带来压迫感或让人难以应对）</w:t>
       </w:r>
     </w:p>
     <w:p>
@@ -674,7 +678,7 @@
                 <w:color w:val="AAC4B6"/>
                 <w:sz w:val="21"/>
               </w:rPr>
-              <w:t>只要给出恰当的指令。</w:t>
+              <w:t>只要给出正确的指令。</w:t>
             </w:r>
           </w:p>
         </w:tc>

--- a/视频/对照文本/23-文本.docx
+++ b/视频/对照文本/23-文本.docx
@@ -796,17 +796,26 @@
             <w:r>
               <w:rPr>
                 <w:rFonts w:ascii="Calibri" w:hAnsi="Calibri" w:eastAsia="微软雅黑"/>
+                <w:b/>
+                <w:color w:val="FBBF24"/>
+                <w:sz w:val="26"/>
+              </w:rPr>
+              <w:t>rooted in</w:t>
+            </w:r>
+            <w:r>
+              <w:rPr>
+                <w:rFonts w:ascii="Calibri" w:hAnsi="Calibri" w:eastAsia="微软雅黑"/>
                 <w:b w:val="0"/>
                 <w:color w:val="F0F7F2"/>
                 <w:sz w:val="26"/>
               </w:rPr>
-              <w:t xml:space="preserve">rooted in </w:t>
+              <w:t xml:space="preserve"> </w:t>
             </w:r>
             <w:r>
               <w:rPr>
                 <w:rFonts w:ascii="Calibri" w:hAnsi="Calibri" w:eastAsia="微软雅黑"/>
                 <w:b/>
-                <w:color w:val="FBBF24"/>
+                <w:color w:val="38BDF8"/>
                 <w:sz w:val="26"/>
               </w:rPr>
               <w:t>mathematical</w:t>
@@ -824,7 +833,7 @@
               <w:rPr>
                 <w:rFonts w:ascii="Calibri" w:hAnsi="Calibri" w:eastAsia="微软雅黑"/>
                 <w:b/>
-                <w:color w:val="38BDF8"/>
+                <w:color w:val="F472B6"/>
                 <w:sz w:val="26"/>
               </w:rPr>
               <w:t>logic</w:t>
@@ -862,7 +871,7 @@
               <w:rPr>
                 <w:rFonts w:ascii="Calibri" w:hAnsi="Calibri" w:eastAsia="微软雅黑"/>
                 <w:b/>
-                <w:color w:val="F472B6"/>
+                <w:color w:val="BEF264"/>
                 <w:sz w:val="26"/>
               </w:rPr>
               <w:t>theoretical</w:t>
@@ -880,7 +889,7 @@
               <w:rPr>
                 <w:rFonts w:ascii="Calibri" w:hAnsi="Calibri" w:eastAsia="微软雅黑"/>
                 <w:b/>
-                <w:color w:val="BEF264"/>
+                <w:color w:val="C4B5FD"/>
                 <w:sz w:val="26"/>
               </w:rPr>
               <w:t>blueprint</w:t>
@@ -966,11 +975,29 @@
             <w:r>
               <w:rPr>
                 <w:rFonts w:ascii="Calibri" w:hAnsi="Calibri" w:eastAsia="微软雅黑"/>
+                <w:b/>
+                <w:color w:val="FBBF24"/>
+                <w:sz w:val="21"/>
+              </w:rPr>
+              <w:t>根源于</w:t>
+            </w:r>
+            <w:r>
+              <w:rPr>
+                <w:rFonts w:ascii="Calibri" w:hAnsi="Calibri" w:eastAsia="微软雅黑"/>
                 <w:b w:val="0"/>
                 <w:color w:val="AAC4B6"/>
                 <w:sz w:val="21"/>
               </w:rPr>
-              <w:t>植根于</w:t>
+              <w:t xml:space="preserve"> </w:t>
+            </w:r>
+            <w:r>
+              <w:rPr>
+                <w:rFonts w:ascii="Calibri" w:hAnsi="Calibri" w:eastAsia="微软雅黑"/>
+                <w:b/>
+                <w:color w:val="38BDF8"/>
+                <w:sz w:val="21"/>
+              </w:rPr>
+              <w:t>数理</w:t>
             </w:r>
             <w:r>
               <w:rPr>
@@ -985,25 +1012,7 @@
               <w:rPr>
                 <w:rFonts w:ascii="Calibri" w:hAnsi="Calibri" w:eastAsia="微软雅黑"/>
                 <w:b/>
-                <w:color w:val="FBBF24"/>
-                <w:sz w:val="21"/>
-              </w:rPr>
-              <w:t>数理</w:t>
-            </w:r>
-            <w:r>
-              <w:rPr>
-                <w:rFonts w:ascii="Calibri" w:hAnsi="Calibri" w:eastAsia="微软雅黑"/>
-                <w:b w:val="0"/>
-                <w:color w:val="AAC4B6"/>
-                <w:sz w:val="21"/>
-              </w:rPr>
-              <w:t xml:space="preserve"> </w:t>
-            </w:r>
-            <w:r>
-              <w:rPr>
-                <w:rFonts w:ascii="Calibri" w:hAnsi="Calibri" w:eastAsia="微软雅黑"/>
-                <w:b/>
-                <w:color w:val="38BDF8"/>
+                <w:color w:val="F472B6"/>
                 <w:sz w:val="21"/>
               </w:rPr>
               <w:t>逻辑</w:t>
@@ -1050,7 +1059,7 @@
               <w:rPr>
                 <w:rFonts w:ascii="Calibri" w:hAnsi="Calibri" w:eastAsia="微软雅黑"/>
                 <w:b/>
-                <w:color w:val="F472B6"/>
+                <w:color w:val="BEF264"/>
                 <w:sz w:val="21"/>
               </w:rPr>
               <w:t>理论</w:t>
@@ -1068,7 +1077,7 @@
               <w:rPr>
                 <w:rFonts w:ascii="Calibri" w:hAnsi="Calibri" w:eastAsia="微软雅黑"/>
                 <w:b/>
-                <w:color w:val="BEF264"/>
+                <w:color w:val="C4B5FD"/>
                 <w:sz w:val="21"/>
               </w:rPr>
               <w:t>蓝图</w:t>
@@ -1170,7 +1179,7 @@
               <w:rPr>
                 <w:rFonts w:ascii="Calibri" w:hAnsi="Calibri" w:eastAsia="微软雅黑"/>
                 <w:b/>
-                <w:color w:val="C4B5FD"/>
+                <w:color w:val="FB923C"/>
                 <w:sz w:val="26"/>
               </w:rPr>
               <w:t>classified</w:t>
@@ -1239,7 +1248,7 @@
               <w:rPr>
                 <w:rFonts w:ascii="Calibri" w:hAnsi="Calibri" w:eastAsia="微软雅黑"/>
                 <w:b/>
-                <w:color w:val="C4B5FD"/>
+                <w:color w:val="FB923C"/>
                 <w:sz w:val="21"/>
               </w:rPr>
               <w:t>机密</w:t>
@@ -1308,7 +1317,7 @@
               <w:rPr>
                 <w:rFonts w:ascii="Calibri" w:hAnsi="Calibri" w:eastAsia="微软雅黑"/>
                 <w:b/>
-                <w:color w:val="FB923C"/>
+                <w:color w:val="5EEAD4"/>
                 <w:sz w:val="26"/>
               </w:rPr>
               <w:t>naval</w:t>
@@ -1346,7 +1355,7 @@
               <w:rPr>
                 <w:rFonts w:ascii="Calibri" w:hAnsi="Calibri" w:eastAsia="微软雅黑"/>
                 <w:b/>
-                <w:color w:val="5EEAD4"/>
+                <w:color w:val="FCA5A5"/>
                 <w:sz w:val="26"/>
               </w:rPr>
               <w:t>encryption</w:t>
@@ -1395,7 +1404,7 @@
               <w:rPr>
                 <w:rFonts w:ascii="Calibri" w:hAnsi="Calibri" w:eastAsia="微软雅黑"/>
                 <w:b/>
-                <w:color w:val="FB923C"/>
+                <w:color w:val="5EEAD4"/>
                 <w:sz w:val="21"/>
               </w:rPr>
               <w:t>海军</w:t>
@@ -1451,7 +1460,7 @@
               <w:rPr>
                 <w:rFonts w:ascii="Calibri" w:hAnsi="Calibri" w:eastAsia="微软雅黑"/>
                 <w:b/>
-                <w:color w:val="5EEAD4"/>
+                <w:color w:val="FCA5A5"/>
                 <w:sz w:val="21"/>
               </w:rPr>
               <w:t>加密</w:t>
@@ -1562,7 +1571,7 @@
               <w:rPr>
                 <w:rFonts w:ascii="Calibri" w:hAnsi="Calibri" w:eastAsia="微软雅黑"/>
                 <w:b/>
-                <w:color w:val="FCA5A5"/>
+                <w:color w:val="FBBF24"/>
                 <w:sz w:val="26"/>
               </w:rPr>
               <w:t>deciphered</w:t>
@@ -1600,7 +1609,7 @@
               <w:rPr>
                 <w:rFonts w:ascii="Calibri" w:hAnsi="Calibri" w:eastAsia="微软雅黑"/>
                 <w:b/>
-                <w:color w:val="FBBF24"/>
+                <w:color w:val="38BDF8"/>
                 <w:sz w:val="26"/>
               </w:rPr>
               <w:t>insights</w:t>
@@ -1669,7 +1678,7 @@
               <w:rPr>
                 <w:rFonts w:ascii="Calibri" w:hAnsi="Calibri" w:eastAsia="微软雅黑"/>
                 <w:b/>
-                <w:color w:val="FCA5A5"/>
+                <w:color w:val="FBBF24"/>
                 <w:sz w:val="21"/>
               </w:rPr>
               <w:t>破译了</w:t>
@@ -1725,7 +1734,7 @@
               <w:rPr>
                 <w:rFonts w:ascii="Calibri" w:hAnsi="Calibri" w:eastAsia="微软雅黑"/>
                 <w:b/>
-                <w:color w:val="FBBF24"/>
+                <w:color w:val="38BDF8"/>
                 <w:sz w:val="21"/>
               </w:rPr>
               <w:t>破解思路</w:t>
@@ -1827,7 +1836,7 @@
               <w:rPr>
                 <w:rFonts w:ascii="Calibri" w:hAnsi="Calibri" w:eastAsia="微软雅黑"/>
                 <w:b/>
-                <w:color w:val="38BDF8"/>
+                <w:color w:val="F472B6"/>
                 <w:sz w:val="26"/>
               </w:rPr>
               <w:t>exploited</w:t>
@@ -1865,7 +1874,7 @@
               <w:rPr>
                 <w:rFonts w:ascii="Calibri" w:hAnsi="Calibri" w:eastAsia="微软雅黑"/>
                 <w:b/>
-                <w:color w:val="F472B6"/>
+                <w:color w:val="BEF264"/>
                 <w:sz w:val="26"/>
               </w:rPr>
               <w:t>operational</w:t>
@@ -1916,7 +1925,7 @@
               <w:rPr>
                 <w:rFonts w:ascii="Calibri" w:hAnsi="Calibri" w:eastAsia="微软雅黑"/>
                 <w:b/>
-                <w:color w:val="38BDF8"/>
+                <w:color w:val="F472B6"/>
                 <w:sz w:val="21"/>
               </w:rPr>
               <w:t>利用了</w:t>
@@ -1972,7 +1981,7 @@
               <w:rPr>
                 <w:rFonts w:ascii="Calibri" w:hAnsi="Calibri" w:eastAsia="微软雅黑"/>
                 <w:b/>
-                <w:color w:val="F472B6"/>
+                <w:color w:val="BEF264"/>
                 <w:sz w:val="21"/>
               </w:rPr>
               <w:t>投入运行</w:t>
@@ -2038,7 +2047,7 @@
               <w:rPr>
                 <w:rFonts w:ascii="Calibri" w:hAnsi="Calibri" w:eastAsia="微软雅黑"/>
                 <w:b/>
-                <w:color w:val="BEF264"/>
+                <w:color w:val="C4B5FD"/>
                 <w:sz w:val="26"/>
               </w:rPr>
               <w:t>automated</w:t>
@@ -2056,7 +2065,7 @@
               <w:rPr>
                 <w:rFonts w:ascii="Calibri" w:hAnsi="Calibri" w:eastAsia="微软雅黑"/>
                 <w:b/>
-                <w:color w:val="C4B5FD"/>
+                <w:color w:val="FB923C"/>
                 <w:sz w:val="26"/>
               </w:rPr>
               <w:t>laborious</w:t>
@@ -2074,7 +2083,7 @@
               <w:rPr>
                 <w:rFonts w:ascii="Calibri" w:hAnsi="Calibri" w:eastAsia="微软雅黑"/>
                 <w:b/>
-                <w:color w:val="FB923C"/>
+                <w:color w:val="5EEAD4"/>
                 <w:sz w:val="26"/>
               </w:rPr>
               <w:t>rotor</w:t>
@@ -2123,7 +2132,7 @@
               <w:rPr>
                 <w:rFonts w:ascii="Calibri" w:hAnsi="Calibri" w:eastAsia="微软雅黑"/>
                 <w:b/>
-                <w:color w:val="FB923C"/>
+                <w:color w:val="5EEAD4"/>
                 <w:sz w:val="21"/>
               </w:rPr>
               <w:t>转子</w:t>
@@ -2159,7 +2168,7 @@
               <w:rPr>
                 <w:rFonts w:ascii="Calibri" w:hAnsi="Calibri" w:eastAsia="微软雅黑"/>
                 <w:b/>
-                <w:color w:val="C4B5FD"/>
+                <w:color w:val="FB923C"/>
                 <w:sz w:val="21"/>
               </w:rPr>
               <w:t>繁重的</w:t>
@@ -2195,7 +2204,7 @@
               <w:rPr>
                 <w:rFonts w:ascii="Calibri" w:hAnsi="Calibri" w:eastAsia="微软雅黑"/>
                 <w:b/>
-                <w:color w:val="BEF264"/>
+                <w:color w:val="C4B5FD"/>
                 <w:sz w:val="21"/>
               </w:rPr>
               <w:t>自动化了</w:t>
@@ -2395,7 +2404,7 @@
               <w:rPr>
                 <w:rFonts w:ascii="Calibri" w:hAnsi="Calibri" w:eastAsia="微软雅黑"/>
                 <w:b/>
-                <w:color w:val="5EEAD4"/>
+                <w:color w:val="FCA5A5"/>
                 <w:sz w:val="26"/>
               </w:rPr>
               <w:t>posed</w:t>
@@ -2413,7 +2422,7 @@
               <w:rPr>
                 <w:rFonts w:ascii="Calibri" w:hAnsi="Calibri" w:eastAsia="微软雅黑"/>
                 <w:b/>
-                <w:color w:val="FCA5A5"/>
+                <w:color w:val="FBBF24"/>
                 <w:sz w:val="26"/>
               </w:rPr>
               <w:t>provocative</w:t>
@@ -2464,7 +2473,7 @@
               <w:rPr>
                 <w:rFonts w:ascii="Calibri" w:hAnsi="Calibri" w:eastAsia="微软雅黑"/>
                 <w:b/>
-                <w:color w:val="5EEAD4"/>
+                <w:color w:val="FCA5A5"/>
                 <w:sz w:val="21"/>
               </w:rPr>
               <w:t>提出了</w:t>
@@ -2500,7 +2509,7 @@
               <w:rPr>
                 <w:rFonts w:ascii="Calibri" w:hAnsi="Calibri" w:eastAsia="微软雅黑"/>
                 <w:b/>
-                <w:color w:val="FCA5A5"/>
+                <w:color w:val="FBBF24"/>
                 <w:sz w:val="21"/>
               </w:rPr>
               <w:t>发人深省的</w:t>
@@ -2609,7 +2618,7 @@
               <w:rPr>
                 <w:rFonts w:ascii="Calibri" w:hAnsi="Calibri" w:eastAsia="微软雅黑"/>
                 <w:b/>
-                <w:color w:val="FBBF24"/>
+                <w:color w:val="38BDF8"/>
                 <w:sz w:val="26"/>
               </w:rPr>
               <w:t>proposed</w:t>
@@ -2627,7 +2636,7 @@
               <w:rPr>
                 <w:rFonts w:ascii="Calibri" w:hAnsi="Calibri" w:eastAsia="微软雅黑"/>
                 <w:b/>
-                <w:color w:val="38BDF8"/>
+                <w:color w:val="F472B6"/>
                 <w:sz w:val="26"/>
               </w:rPr>
               <w:t>practical</w:t>
@@ -2645,7 +2654,7 @@
               <w:rPr>
                 <w:rFonts w:ascii="Calibri" w:hAnsi="Calibri" w:eastAsia="微软雅黑"/>
                 <w:b/>
-                <w:color w:val="F472B6"/>
+                <w:color w:val="BEF264"/>
                 <w:sz w:val="26"/>
               </w:rPr>
               <w:t>substitute</w:t>
@@ -2703,7 +2712,7 @@
               <w:rPr>
                 <w:rFonts w:ascii="Calibri" w:hAnsi="Calibri" w:eastAsia="微软雅黑"/>
                 <w:b/>
-                <w:color w:val="BEF264"/>
+                <w:color w:val="C4B5FD"/>
                 <w:sz w:val="26"/>
               </w:rPr>
               <w:t>widely</w:t>
@@ -2752,7 +2761,7 @@
               <w:rPr>
                 <w:rFonts w:ascii="Calibri" w:hAnsi="Calibri" w:eastAsia="微软雅黑"/>
                 <w:b/>
-                <w:color w:val="FBBF24"/>
+                <w:color w:val="38BDF8"/>
                 <w:sz w:val="21"/>
               </w:rPr>
               <w:t>建议</w:t>
@@ -2788,7 +2797,7 @@
               <w:rPr>
                 <w:rFonts w:ascii="Calibri" w:hAnsi="Calibri" w:eastAsia="微软雅黑"/>
                 <w:b/>
-                <w:color w:val="38BDF8"/>
+                <w:color w:val="F472B6"/>
                 <w:sz w:val="21"/>
               </w:rPr>
               <w:t>切实可行的</w:t>
@@ -2806,7 +2815,7 @@
               <w:rPr>
                 <w:rFonts w:ascii="Calibri" w:hAnsi="Calibri" w:eastAsia="微软雅黑"/>
                 <w:b/>
-                <w:color w:val="F472B6"/>
+                <w:color w:val="BEF264"/>
                 <w:sz w:val="21"/>
               </w:rPr>
               <w:t>替代办法</w:t>
@@ -2882,7 +2891,7 @@
               <w:rPr>
                 <w:rFonts w:ascii="Calibri" w:hAnsi="Calibri" w:eastAsia="微软雅黑"/>
                 <w:b/>
-                <w:color w:val="BEF264"/>
+                <w:color w:val="C4B5FD"/>
                 <w:sz w:val="21"/>
               </w:rPr>
               <w:t>普遍</w:t>
@@ -2973,7 +2982,7 @@
               <w:rPr>
                 <w:rFonts w:ascii="Calibri" w:hAnsi="Calibri" w:eastAsia="微软雅黑"/>
                 <w:b/>
-                <w:color w:val="C4B5FD"/>
+                <w:color w:val="FB923C"/>
                 <w:sz w:val="26"/>
               </w:rPr>
               <w:t>interrogator</w:t>
@@ -3002,7 +3011,7 @@
               <w:rPr>
                 <w:rFonts w:ascii="Calibri" w:hAnsi="Calibri" w:eastAsia="微软雅黑"/>
                 <w:b/>
-                <w:color w:val="FB923C"/>
+                <w:color w:val="5EEAD4"/>
                 <w:sz w:val="26"/>
               </w:rPr>
               <w:t>concealed</w:t>
@@ -3071,7 +3080,7 @@
               <w:rPr>
                 <w:rFonts w:ascii="Calibri" w:hAnsi="Calibri" w:eastAsia="微软雅黑"/>
                 <w:b/>
-                <w:color w:val="C4B5FD"/>
+                <w:color w:val="FB923C"/>
                 <w:sz w:val="21"/>
               </w:rPr>
               <w:t>提问者</w:t>
@@ -3109,7 +3118,7 @@
               <w:rPr>
                 <w:rFonts w:ascii="Calibri" w:hAnsi="Calibri" w:eastAsia="微软雅黑"/>
                 <w:b/>
-                <w:color w:val="FB923C"/>
+                <w:color w:val="5EEAD4"/>
                 <w:sz w:val="21"/>
               </w:rPr>
               <w:t>隐藏起来的</w:t>
@@ -3219,7 +3228,7 @@
               <w:rPr>
                 <w:rFonts w:ascii="Calibri" w:hAnsi="Calibri" w:eastAsia="微软雅黑"/>
                 <w:b/>
-                <w:color w:val="5EEAD4"/>
+                <w:color w:val="FCA5A5"/>
                 <w:sz w:val="26"/>
               </w:rPr>
               <w:t>consistently</w:t>
@@ -3237,7 +3246,7 @@
               <w:rPr>
                 <w:rFonts w:ascii="Calibri" w:hAnsi="Calibri" w:eastAsia="微软雅黑"/>
                 <w:b/>
-                <w:color w:val="FCA5A5"/>
+                <w:color w:val="FBBF24"/>
                 <w:sz w:val="26"/>
               </w:rPr>
               <w:t>distinguish</w:t>
@@ -3306,7 +3315,7 @@
               <w:rPr>
                 <w:rFonts w:ascii="Calibri" w:hAnsi="Calibri" w:eastAsia="微软雅黑"/>
                 <w:b/>
-                <w:color w:val="5EEAD4"/>
+                <w:color w:val="FCA5A5"/>
                 <w:sz w:val="21"/>
               </w:rPr>
               <w:t>始终如一地</w:t>
@@ -3324,7 +3333,7 @@
               <w:rPr>
                 <w:rFonts w:ascii="Calibri" w:hAnsi="Calibri" w:eastAsia="微软雅黑"/>
                 <w:b/>
-                <w:color w:val="FCA5A5"/>
+                <w:color w:val="FBBF24"/>
                 <w:sz w:val="21"/>
               </w:rPr>
               <w:t>分辨</w:t>
@@ -3435,7 +3444,7 @@
               <w:rPr>
                 <w:rFonts w:ascii="Calibri" w:hAnsi="Calibri" w:eastAsia="微软雅黑"/>
                 <w:b/>
-                <w:color w:val="FBBF24"/>
+                <w:color w:val="38BDF8"/>
                 <w:sz w:val="26"/>
               </w:rPr>
               <w:t>exceptional</w:t>
@@ -3453,7 +3462,7 @@
               <w:rPr>
                 <w:rFonts w:ascii="Calibri" w:hAnsi="Calibri" w:eastAsia="微软雅黑"/>
                 <w:b/>
-                <w:color w:val="38BDF8"/>
+                <w:color w:val="F472B6"/>
                 <w:sz w:val="26"/>
               </w:rPr>
               <w:t>wartime</w:t>
@@ -3471,7 +3480,7 @@
               <w:rPr>
                 <w:rFonts w:ascii="Calibri" w:hAnsi="Calibri" w:eastAsia="微软雅黑"/>
                 <w:b/>
-                <w:color w:val="F472B6"/>
+                <w:color w:val="BEF264"/>
                 <w:sz w:val="26"/>
               </w:rPr>
               <w:t>contribution</w:t>
@@ -3531,7 +3540,7 @@
               <w:rPr>
                 <w:rFonts w:ascii="Calibri" w:hAnsi="Calibri" w:eastAsia="微软雅黑"/>
                 <w:b/>
-                <w:color w:val="38BDF8"/>
+                <w:color w:val="F472B6"/>
                 <w:sz w:val="21"/>
               </w:rPr>
               <w:t>战时</w:t>
@@ -3549,7 +3558,7 @@
               <w:rPr>
                 <w:rFonts w:ascii="Calibri" w:hAnsi="Calibri" w:eastAsia="微软雅黑"/>
                 <w:b/>
-                <w:color w:val="FBBF24"/>
+                <w:color w:val="38BDF8"/>
                 <w:sz w:val="21"/>
               </w:rPr>
               <w:t>卓越的</w:t>
@@ -3567,7 +3576,7 @@
               <w:rPr>
                 <w:rFonts w:ascii="Calibri" w:hAnsi="Calibri" w:eastAsia="微软雅黑"/>
                 <w:b/>
-                <w:color w:val="F472B6"/>
+                <w:color w:val="BEF264"/>
                 <w:sz w:val="21"/>
               </w:rPr>
               <w:t>贡献</w:t>
@@ -3663,7 +3672,7 @@
               <w:rPr>
                 <w:rFonts w:ascii="Calibri" w:hAnsi="Calibri" w:eastAsia="微软雅黑"/>
                 <w:b/>
-                <w:color w:val="BEF264"/>
+                <w:color w:val="C4B5FD"/>
                 <w:sz w:val="26"/>
               </w:rPr>
               <w:t>convicted of</w:t>
@@ -3732,7 +3741,7 @@
               <w:rPr>
                 <w:rFonts w:ascii="Calibri" w:hAnsi="Calibri" w:eastAsia="微软雅黑"/>
                 <w:b/>
-                <w:color w:val="BEF264"/>
+                <w:color w:val="C4B5FD"/>
                 <w:sz w:val="21"/>
               </w:rPr>
               <w:t>判定犯有</w:t>
@@ -3891,7 +3900,7 @@
               <w:rPr>
                 <w:rFonts w:ascii="Calibri" w:hAnsi="Calibri" w:eastAsia="微软雅黑"/>
                 <w:b/>
-                <w:color w:val="C4B5FD"/>
+                <w:color w:val="FB923C"/>
                 <w:sz w:val="26"/>
               </w:rPr>
               <w:t>forfeited</w:t>
@@ -3909,7 +3918,7 @@
               <w:rPr>
                 <w:rFonts w:ascii="Calibri" w:hAnsi="Calibri" w:eastAsia="微软雅黑"/>
                 <w:b/>
-                <w:color w:val="FB923C"/>
+                <w:color w:val="5EEAD4"/>
                 <w:sz w:val="26"/>
               </w:rPr>
               <w:t>clearance</w:t>
@@ -3938,7 +3947,7 @@
               <w:rPr>
                 <w:rFonts w:ascii="Calibri" w:hAnsi="Calibri" w:eastAsia="微软雅黑"/>
                 <w:b/>
-                <w:color w:val="5EEAD4"/>
+                <w:color w:val="FCA5A5"/>
                 <w:sz w:val="26"/>
               </w:rPr>
               <w:t>avert</w:t>
@@ -3956,7 +3965,7 @@
               <w:rPr>
                 <w:rFonts w:ascii="Calibri" w:hAnsi="Calibri" w:eastAsia="微软雅黑"/>
                 <w:b/>
-                <w:color w:val="FCA5A5"/>
+                <w:color w:val="FBBF24"/>
                 <w:sz w:val="26"/>
               </w:rPr>
               <w:t>imprisonment</w:t>
@@ -3985,7 +3994,7 @@
               <w:rPr>
                 <w:rFonts w:ascii="Calibri" w:hAnsi="Calibri" w:eastAsia="微软雅黑"/>
                 <w:b/>
-                <w:color w:val="FBBF24"/>
+                <w:color w:val="38BDF8"/>
                 <w:sz w:val="26"/>
               </w:rPr>
               <w:t>submitted to</w:t>
@@ -4003,7 +4012,7 @@
               <w:rPr>
                 <w:rFonts w:ascii="Calibri" w:hAnsi="Calibri" w:eastAsia="微软雅黑"/>
                 <w:b/>
-                <w:color w:val="38BDF8"/>
+                <w:color w:val="F472B6"/>
                 <w:sz w:val="26"/>
               </w:rPr>
               <w:t>hormone</w:t>
@@ -4021,7 +4030,7 @@
               <w:rPr>
                 <w:rFonts w:ascii="Calibri" w:hAnsi="Calibri" w:eastAsia="微软雅黑"/>
                 <w:b/>
-                <w:color w:val="F472B6"/>
+                <w:color w:val="BEF264"/>
                 <w:sz w:val="26"/>
               </w:rPr>
               <w:t>injections</w:t>
@@ -4070,7 +4079,7 @@
               <w:rPr>
                 <w:rFonts w:ascii="Calibri" w:hAnsi="Calibri" w:eastAsia="微软雅黑"/>
                 <w:b/>
-                <w:color w:val="C4B5FD"/>
+                <w:color w:val="FB923C"/>
                 <w:sz w:val="21"/>
               </w:rPr>
               <w:t>失去了</w:t>
@@ -4106,7 +4115,7 @@
               <w:rPr>
                 <w:rFonts w:ascii="Calibri" w:hAnsi="Calibri" w:eastAsia="微软雅黑"/>
                 <w:b/>
-                <w:color w:val="FB923C"/>
+                <w:color w:val="5EEAD4"/>
                 <w:sz w:val="21"/>
               </w:rPr>
               <w:t>许可</w:t>
@@ -4153,7 +4162,7 @@
               <w:rPr>
                 <w:rFonts w:ascii="Calibri" w:hAnsi="Calibri" w:eastAsia="微软雅黑"/>
                 <w:b/>
-                <w:color w:val="5EEAD4"/>
+                <w:color w:val="FCA5A5"/>
                 <w:sz w:val="21"/>
               </w:rPr>
               <w:t>避免</w:t>
@@ -4171,7 +4180,7 @@
               <w:rPr>
                 <w:rFonts w:ascii="Calibri" w:hAnsi="Calibri" w:eastAsia="微软雅黑"/>
                 <w:b/>
-                <w:color w:val="FCA5A5"/>
+                <w:color w:val="FBBF24"/>
                 <w:sz w:val="21"/>
               </w:rPr>
               <w:t>入狱</w:t>
@@ -4200,7 +4209,7 @@
               <w:rPr>
                 <w:rFonts w:ascii="Calibri" w:hAnsi="Calibri" w:eastAsia="微软雅黑"/>
                 <w:b/>
-                <w:color w:val="FBBF24"/>
+                <w:color w:val="38BDF8"/>
                 <w:sz w:val="21"/>
               </w:rPr>
               <w:t>接受了</w:t>
@@ -4218,7 +4227,7 @@
               <w:rPr>
                 <w:rFonts w:ascii="Calibri" w:hAnsi="Calibri" w:eastAsia="微软雅黑"/>
                 <w:b/>
-                <w:color w:val="38BDF8"/>
+                <w:color w:val="F472B6"/>
                 <w:sz w:val="21"/>
               </w:rPr>
               <w:t>激素</w:t>
@@ -4236,7 +4245,7 @@
               <w:rPr>
                 <w:rFonts w:ascii="Calibri" w:hAnsi="Calibri" w:eastAsia="微软雅黑"/>
                 <w:b/>
-                <w:color w:val="F472B6"/>
+                <w:color w:val="BEF264"/>
                 <w:sz w:val="21"/>
               </w:rPr>
               <w:t>注射</w:t>
@@ -4400,7 +4409,7 @@
               <w:rPr>
                 <w:rFonts w:ascii="Calibri" w:hAnsi="Calibri" w:eastAsia="微软雅黑"/>
                 <w:b/>
-                <w:color w:val="BEF264"/>
+                <w:color w:val="C4B5FD"/>
                 <w:sz w:val="26"/>
               </w:rPr>
               <w:t>coroner</w:t>
@@ -4438,7 +4447,7 @@
               <w:rPr>
                 <w:rFonts w:ascii="Calibri" w:hAnsi="Calibri" w:eastAsia="微软雅黑"/>
                 <w:b/>
-                <w:color w:val="C4B5FD"/>
+                <w:color w:val="FB923C"/>
                 <w:sz w:val="26"/>
               </w:rPr>
               <w:t>suicide</w:t>
@@ -4489,7 +4498,7 @@
               <w:rPr>
                 <w:rFonts w:ascii="Calibri" w:hAnsi="Calibri" w:eastAsia="微软雅黑"/>
                 <w:b/>
-                <w:color w:val="BEF264"/>
+                <w:color w:val="C4B5FD"/>
                 <w:sz w:val="21"/>
               </w:rPr>
               <w:t>验尸官</w:t>
@@ -4545,7 +4554,7 @@
               <w:rPr>
                 <w:rFonts w:ascii="Calibri" w:hAnsi="Calibri" w:eastAsia="微软雅黑"/>
                 <w:b/>
-                <w:color w:val="C4B5FD"/>
+                <w:color w:val="FB923C"/>
                 <w:sz w:val="21"/>
               </w:rPr>
               <w:t>自杀</w:t>
@@ -4638,7 +4647,7 @@
               <w:rPr>
                 <w:rFonts w:ascii="Calibri" w:hAnsi="Calibri" w:eastAsia="微软雅黑"/>
                 <w:b/>
-                <w:color w:val="FB923C"/>
+                <w:color w:val="5EEAD4"/>
                 <w:sz w:val="26"/>
               </w:rPr>
               <w:t>Recognition</w:t>
@@ -4658,7 +4667,7 @@
               <w:rPr>
                 <w:rFonts w:ascii="Calibri" w:hAnsi="Calibri" w:eastAsia="微软雅黑"/>
                 <w:b/>
-                <w:color w:val="5EEAD4"/>
+                <w:color w:val="FCA5A5"/>
                 <w:sz w:val="26"/>
               </w:rPr>
               <w:t>lagged</w:t>
@@ -4689,7 +4698,7 @@
               <w:rPr>
                 <w:rFonts w:ascii="Calibri" w:hAnsi="Calibri" w:eastAsia="微软雅黑"/>
                 <w:b/>
-                <w:color w:val="FB923C"/>
+                <w:color w:val="5EEAD4"/>
                 <w:sz w:val="21"/>
               </w:rPr>
               <w:t>认可</w:t>
@@ -4709,7 +4718,7 @@
               <w:rPr>
                 <w:rFonts w:ascii="Calibri" w:hAnsi="Calibri" w:eastAsia="微软雅黑"/>
                 <w:b/>
-                <w:color w:val="5EEAD4"/>
+                <w:color w:val="FCA5A5"/>
                 <w:sz w:val="21"/>
               </w:rPr>
               <w:t>来得迟缓</w:t>
@@ -4794,7 +4803,7 @@
               <w:rPr>
                 <w:rFonts w:ascii="Calibri" w:hAnsi="Calibri" w:eastAsia="微软雅黑"/>
                 <w:b/>
-                <w:color w:val="FCA5A5"/>
+                <w:color w:val="FBBF24"/>
                 <w:sz w:val="26"/>
               </w:rPr>
               <w:t>publicly</w:t>
@@ -4812,7 +4821,7 @@
               <w:rPr>
                 <w:rFonts w:ascii="Calibri" w:hAnsi="Calibri" w:eastAsia="微软雅黑"/>
                 <w:b/>
-                <w:color w:val="FBBF24"/>
+                <w:color w:val="38BDF8"/>
                 <w:sz w:val="26"/>
               </w:rPr>
               <w:t>apologised</w:t>
@@ -4881,7 +4890,7 @@
               <w:rPr>
                 <w:rFonts w:ascii="Calibri" w:hAnsi="Calibri" w:eastAsia="微软雅黑"/>
                 <w:b/>
-                <w:color w:val="FCA5A5"/>
+                <w:color w:val="FBBF24"/>
                 <w:sz w:val="21"/>
               </w:rPr>
               <w:t>公开</w:t>
@@ -4899,7 +4908,7 @@
               <w:rPr>
                 <w:rFonts w:ascii="Calibri" w:hAnsi="Calibri" w:eastAsia="微软雅黑"/>
                 <w:b/>
-                <w:color w:val="FBBF24"/>
+                <w:color w:val="38BDF8"/>
                 <w:sz w:val="21"/>
               </w:rPr>
               <w:t>道歉了</w:t>
@@ -4979,7 +4988,7 @@
               <w:rPr>
                 <w:rFonts w:ascii="Calibri" w:hAnsi="Calibri" w:eastAsia="微软雅黑"/>
                 <w:b/>
-                <w:color w:val="38BDF8"/>
+                <w:color w:val="F472B6"/>
                 <w:sz w:val="26"/>
               </w:rPr>
               <w:t>posthumously</w:t>
@@ -4997,7 +5006,7 @@
               <w:rPr>
                 <w:rFonts w:ascii="Calibri" w:hAnsi="Calibri" w:eastAsia="微软雅黑"/>
                 <w:b/>
-                <w:color w:val="F472B6"/>
+                <w:color w:val="BEF264"/>
                 <w:sz w:val="26"/>
               </w:rPr>
               <w:t>granted</w:t>
@@ -5066,7 +5075,7 @@
               <w:rPr>
                 <w:rFonts w:ascii="Calibri" w:hAnsi="Calibri" w:eastAsia="微软雅黑"/>
                 <w:b/>
-                <w:color w:val="38BDF8"/>
+                <w:color w:val="F472B6"/>
                 <w:sz w:val="21"/>
               </w:rPr>
               <w:t>身后</w:t>
@@ -5084,7 +5093,7 @@
               <w:rPr>
                 <w:rFonts w:ascii="Calibri" w:hAnsi="Calibri" w:eastAsia="微软雅黑"/>
                 <w:b/>
-                <w:color w:val="F472B6"/>
+                <w:color w:val="BEF264"/>
                 <w:sz w:val="21"/>
               </w:rPr>
               <w:t>获得了</w:t>
@@ -5214,7 +5223,7 @@
               <w:rPr>
                 <w:rFonts w:ascii="Calibri" w:hAnsi="Calibri" w:eastAsia="微软雅黑"/>
                 <w:b/>
-                <w:color w:val="BEF264"/>
+                <w:color w:val="C4B5FD"/>
                 <w:sz w:val="26"/>
               </w:rPr>
               <w:t>portrait</w:t>
@@ -5243,7 +5252,7 @@
               <w:rPr>
                 <w:rFonts w:ascii="Calibri" w:hAnsi="Calibri" w:eastAsia="微软雅黑"/>
                 <w:b/>
-                <w:color w:val="C4B5FD"/>
+                <w:color w:val="FB923C"/>
                 <w:sz w:val="26"/>
               </w:rPr>
               <w:t>circulation</w:t>
@@ -5332,7 +5341,7 @@
               <w:rPr>
                 <w:rFonts w:ascii="Calibri" w:hAnsi="Calibri" w:eastAsia="微软雅黑"/>
                 <w:b/>
-                <w:color w:val="BEF264"/>
+                <w:color w:val="C4B5FD"/>
                 <w:sz w:val="21"/>
               </w:rPr>
               <w:t>肖像</w:t>
@@ -5388,7 +5397,7 @@
               <w:rPr>
                 <w:rFonts w:ascii="Calibri" w:hAnsi="Calibri" w:eastAsia="微软雅黑"/>
                 <w:b/>
-                <w:color w:val="C4B5FD"/>
+                <w:color w:val="FB923C"/>
                 <w:sz w:val="21"/>
               </w:rPr>
               <w:t>流通</w:t>
@@ -5471,7 +5480,7 @@
               <w:rPr>
                 <w:rFonts w:ascii="Calibri" w:hAnsi="Calibri" w:eastAsia="微软雅黑"/>
                 <w:b/>
-                <w:color w:val="FB923C"/>
+                <w:color w:val="5EEAD4"/>
                 <w:sz w:val="26"/>
               </w:rPr>
               <w:t>prosecuted</w:t>
@@ -5522,7 +5531,7 @@
               <w:rPr>
                 <w:rFonts w:ascii="Calibri" w:hAnsi="Calibri" w:eastAsia="微软雅黑"/>
                 <w:b/>
-                <w:color w:val="FB923C"/>
+                <w:color w:val="5EEAD4"/>
                 <w:sz w:val="21"/>
               </w:rPr>
               <w:t>起诉</w:t>

--- a/视频/对照文本/23-文本.docx
+++ b/视频/对照文本/23-文本.docx
@@ -1191,7 +1191,25 @@
                 <w:color w:val="F0F7F2"/>
                 <w:sz w:val="26"/>
               </w:rPr>
-              <w:t xml:space="preserve"> codebreaking effort at Bletchley Park,</w:t>
+              <w:t xml:space="preserve"> </w:t>
+            </w:r>
+            <w:r>
+              <w:rPr>
+                <w:rFonts w:ascii="Calibri" w:hAnsi="Calibri" w:eastAsia="微软雅黑"/>
+                <w:b/>
+                <w:color w:val="5EEAD4"/>
+                <w:sz w:val="26"/>
+              </w:rPr>
+              <w:t>codebreaking effort</w:t>
+            </w:r>
+            <w:r>
+              <w:rPr>
+                <w:rFonts w:ascii="Calibri" w:hAnsi="Calibri" w:eastAsia="微软雅黑"/>
+                <w:b w:val="0"/>
+                <w:color w:val="F0F7F2"/>
+                <w:sz w:val="26"/>
+              </w:rPr>
+              <w:t xml:space="preserve"> at Bletchley Park,</w:t>
             </w:r>
           </w:p>
         </w:tc>
@@ -1251,7 +1269,7 @@
                 <w:color w:val="FB923C"/>
                 <w:sz w:val="21"/>
               </w:rPr>
-              <w:t>机密</w:t>
+              <w:t>保密的</w:t>
             </w:r>
             <w:r>
               <w:rPr>
@@ -1265,11 +1283,20 @@
             <w:r>
               <w:rPr>
                 <w:rFonts w:ascii="Calibri" w:hAnsi="Calibri" w:eastAsia="微软雅黑"/>
+                <w:b/>
+                <w:color w:val="5EEAD4"/>
+                <w:sz w:val="21"/>
+              </w:rPr>
+              <w:t>破译工作</w:t>
+            </w:r>
+            <w:r>
+              <w:rPr>
+                <w:rFonts w:ascii="Calibri" w:hAnsi="Calibri" w:eastAsia="微软雅黑"/>
                 <w:b w:val="0"/>
                 <w:color w:val="AAC4B6"/>
                 <w:sz w:val="21"/>
               </w:rPr>
-              <w:t>破译工作，</w:t>
+              <w:t>，</w:t>
             </w:r>
           </w:p>
         </w:tc>
@@ -1291,13 +1318,12 @@
         </w:tblBorders>
       </w:tblPr>
       <w:tblGrid>
-        <w:gridCol w:w="5270"/>
-        <w:gridCol w:w="5270"/>
+        <w:gridCol w:w="10540"/>
       </w:tblGrid>
       <w:tr>
         <w:tc>
           <w:tcPr>
-            <w:tcW w:type="dxa" w:w="5270"/>
+            <w:tcW w:type="dxa" w:w="10540"/>
           </w:tcPr>
           <w:p>
             <w:pPr>
@@ -1317,7 +1343,7 @@
               <w:rPr>
                 <w:rFonts w:ascii="Calibri" w:hAnsi="Calibri" w:eastAsia="微软雅黑"/>
                 <w:b/>
-                <w:color w:val="5EEAD4"/>
+                <w:color w:val="FCA5A5"/>
                 <w:sz w:val="26"/>
               </w:rPr>
               <w:t>naval</w:t>
@@ -1329,13 +1355,33 @@
                 <w:color w:val="F0F7F2"/>
                 <w:sz w:val="26"/>
               </w:rPr>
-              <w:t xml:space="preserve"> Enigma,</w:t>
+              <w:t xml:space="preserve"> Enigma, Germany's </w:t>
+            </w:r>
+            <w:r>
+              <w:rPr>
+                <w:rFonts w:ascii="Calibri" w:hAnsi="Calibri" w:eastAsia="微软雅黑"/>
+                <w:b/>
+                <w:color w:val="FBBF24"/>
+                <w:sz w:val="26"/>
+              </w:rPr>
+              <w:t>encryption</w:t>
+            </w:r>
+            <w:r>
+              <w:rPr>
+                <w:rFonts w:ascii="Calibri" w:hAnsi="Calibri" w:eastAsia="微软雅黑"/>
+                <w:b w:val="0"/>
+                <w:color w:val="F0F7F2"/>
+                <w:sz w:val="26"/>
+              </w:rPr>
+              <w:t xml:space="preserve"> machine.</w:t>
             </w:r>
           </w:p>
         </w:tc>
+      </w:tr>
+      <w:tr>
         <w:tc>
           <w:tcPr>
-            <w:tcW w:type="dxa" w:w="5270"/>
+            <w:tcW w:type="dxa" w:w="10540"/>
           </w:tcPr>
           <w:p>
             <w:pPr>
@@ -1346,42 +1392,11 @@
               <w:rPr>
                 <w:rFonts w:ascii="Calibri" w:hAnsi="Calibri" w:eastAsia="微软雅黑"/>
                 <w:b w:val="0"/>
-                <w:color w:val="F0F7F2"/>
-                <w:sz w:val="26"/>
-              </w:rPr>
-              <w:t xml:space="preserve">Germany's </w:t>
-            </w:r>
-            <w:r>
-              <w:rPr>
-                <w:rFonts w:ascii="Calibri" w:hAnsi="Calibri" w:eastAsia="微软雅黑"/>
-                <w:b/>
-                <w:color w:val="FCA5A5"/>
-                <w:sz w:val="26"/>
-              </w:rPr>
-              <w:t>encryption</w:t>
-            </w:r>
-            <w:r>
-              <w:rPr>
-                <w:rFonts w:ascii="Calibri" w:hAnsi="Calibri" w:eastAsia="微软雅黑"/>
-                <w:b w:val="0"/>
-                <w:color w:val="F0F7F2"/>
-                <w:sz w:val="26"/>
-              </w:rPr>
-              <w:t xml:space="preserve"> machine.</w:t>
-            </w:r>
-          </w:p>
-        </w:tc>
-      </w:tr>
-      <w:tr>
-        <w:tc>
-          <w:tcPr>
-            <w:tcW w:type="dxa" w:w="5270"/>
-          </w:tcPr>
-          <w:p>
-            <w:pPr>
-              <w:spacing w:after="0"/>
-              <w:jc w:val="center"/>
-            </w:pPr>
+                <w:color w:val="AAC4B6"/>
+                <w:sz w:val="21"/>
+              </w:rPr>
+              <w:t>领导关于德国</w:t>
+            </w:r>
             <w:r>
               <w:rPr>
                 <w:rFonts w:ascii="Calibri" w:hAnsi="Calibri" w:eastAsia="微软雅黑"/>
@@ -1389,7 +1404,16 @@
                 <w:color w:val="AAC4B6"/>
                 <w:sz w:val="21"/>
               </w:rPr>
-              <w:t>主持破解</w:t>
+              <w:t xml:space="preserve"> </w:t>
+            </w:r>
+            <w:r>
+              <w:rPr>
+                <w:rFonts w:ascii="Calibri" w:hAnsi="Calibri" w:eastAsia="微软雅黑"/>
+                <w:b/>
+                <w:color w:val="FBBF24"/>
+                <w:sz w:val="21"/>
+              </w:rPr>
+              <w:t>加密</w:t>
             </w:r>
             <w:r>
               <w:rPr>
@@ -1403,20 +1427,20 @@
             <w:r>
               <w:rPr>
                 <w:rFonts w:ascii="Calibri" w:hAnsi="Calibri" w:eastAsia="微软雅黑"/>
-                <w:b/>
-                <w:color w:val="5EEAD4"/>
-                <w:sz w:val="21"/>
-              </w:rPr>
-              <w:t>海军</w:t>
-            </w:r>
-            <w:r>
-              <w:rPr>
-                <w:rFonts w:ascii="Calibri" w:hAnsi="Calibri" w:eastAsia="微软雅黑"/>
                 <w:b w:val="0"/>
                 <w:color w:val="AAC4B6"/>
                 <w:sz w:val="21"/>
               </w:rPr>
-              <w:t xml:space="preserve"> </w:t>
+              <w:t>机器“</w:t>
+            </w:r>
+            <w:r>
+              <w:rPr>
+                <w:rFonts w:ascii="Calibri" w:hAnsi="Calibri" w:eastAsia="微软雅黑"/>
+                <w:b/>
+                <w:color w:val="FCA5A5"/>
+                <w:sz w:val="21"/>
+              </w:rPr>
+              <w:t>海军</w:t>
             </w:r>
             <w:r>
               <w:rPr>
@@ -1425,19 +1449,8 @@
                 <w:color w:val="AAC4B6"/>
                 <w:sz w:val="21"/>
               </w:rPr>
-              <w:t>恩尼格玛密码机，</w:t>
-            </w:r>
-          </w:p>
-        </w:tc>
-        <w:tc>
-          <w:tcPr>
-            <w:tcW w:type="dxa" w:w="5270"/>
-          </w:tcPr>
-          <w:p>
-            <w:pPr>
-              <w:spacing w:after="0"/>
-              <w:jc w:val="center"/>
-            </w:pPr>
+              <w:t xml:space="preserve"> </w:t>
+            </w:r>
             <w:r>
               <w:rPr>
                 <w:rFonts w:ascii="Calibri" w:hAnsi="Calibri" w:eastAsia="微软雅黑"/>
@@ -1445,43 +1458,7 @@
                 <w:color w:val="AAC4B6"/>
                 <w:sz w:val="21"/>
               </w:rPr>
-              <w:t>即德国的</w:t>
-            </w:r>
-            <w:r>
-              <w:rPr>
-                <w:rFonts w:ascii="Calibri" w:hAnsi="Calibri" w:eastAsia="微软雅黑"/>
-                <w:b w:val="0"/>
-                <w:color w:val="AAC4B6"/>
-                <w:sz w:val="21"/>
-              </w:rPr>
-              <w:t xml:space="preserve"> </w:t>
-            </w:r>
-            <w:r>
-              <w:rPr>
-                <w:rFonts w:ascii="Calibri" w:hAnsi="Calibri" w:eastAsia="微软雅黑"/>
-                <w:b/>
-                <w:color w:val="FCA5A5"/>
-                <w:sz w:val="21"/>
-              </w:rPr>
-              <w:t>加密</w:t>
-            </w:r>
-            <w:r>
-              <w:rPr>
-                <w:rFonts w:ascii="Calibri" w:hAnsi="Calibri" w:eastAsia="微软雅黑"/>
-                <w:b w:val="0"/>
-                <w:color w:val="AAC4B6"/>
-                <w:sz w:val="21"/>
-              </w:rPr>
-              <w:t xml:space="preserve"> </w:t>
-            </w:r>
-            <w:r>
-              <w:rPr>
-                <w:rFonts w:ascii="Calibri" w:hAnsi="Calibri" w:eastAsia="微软雅黑"/>
-                <w:b w:val="0"/>
-                <w:color w:val="AAC4B6"/>
-                <w:sz w:val="21"/>
-              </w:rPr>
-              <w:t>机器。</w:t>
+              <w:t>恩尼格玛”的研究。</w:t>
             </w:r>
           </w:p>
         </w:tc>
@@ -1571,7 +1548,7 @@
               <w:rPr>
                 <w:rFonts w:ascii="Calibri" w:hAnsi="Calibri" w:eastAsia="微软雅黑"/>
                 <w:b/>
-                <w:color w:val="FBBF24"/>
+                <w:color w:val="38BDF8"/>
                 <w:sz w:val="26"/>
               </w:rPr>
               <w:t>deciphered</w:t>
@@ -1609,7 +1586,7 @@
               <w:rPr>
                 <w:rFonts w:ascii="Calibri" w:hAnsi="Calibri" w:eastAsia="微软雅黑"/>
                 <w:b/>
-                <w:color w:val="38BDF8"/>
+                <w:color w:val="F472B6"/>
                 <w:sz w:val="26"/>
               </w:rPr>
               <w:t>insights</w:t>
@@ -1678,7 +1655,7 @@
               <w:rPr>
                 <w:rFonts w:ascii="Calibri" w:hAnsi="Calibri" w:eastAsia="微软雅黑"/>
                 <w:b/>
-                <w:color w:val="FBBF24"/>
+                <w:color w:val="38BDF8"/>
                 <w:sz w:val="21"/>
               </w:rPr>
               <w:t>破译了</w:t>
@@ -1734,7 +1711,7 @@
               <w:rPr>
                 <w:rFonts w:ascii="Calibri" w:hAnsi="Calibri" w:eastAsia="微软雅黑"/>
                 <w:b/>
-                <w:color w:val="38BDF8"/>
+                <w:color w:val="F472B6"/>
                 <w:sz w:val="21"/>
               </w:rPr>
               <w:t>破解思路</w:t>
@@ -1836,7 +1813,7 @@
               <w:rPr>
                 <w:rFonts w:ascii="Calibri" w:hAnsi="Calibri" w:eastAsia="微软雅黑"/>
                 <w:b/>
-                <w:color w:val="F472B6"/>
+                <w:color w:val="BEF264"/>
                 <w:sz w:val="26"/>
               </w:rPr>
               <w:t>exploited</w:t>
@@ -1874,7 +1851,7 @@
               <w:rPr>
                 <w:rFonts w:ascii="Calibri" w:hAnsi="Calibri" w:eastAsia="微软雅黑"/>
                 <w:b/>
-                <w:color w:val="BEF264"/>
+                <w:color w:val="C4B5FD"/>
                 <w:sz w:val="26"/>
               </w:rPr>
               <w:t>operational</w:t>
@@ -1925,7 +1902,7 @@
               <w:rPr>
                 <w:rFonts w:ascii="Calibri" w:hAnsi="Calibri" w:eastAsia="微软雅黑"/>
                 <w:b/>
-                <w:color w:val="F472B6"/>
+                <w:color w:val="BEF264"/>
                 <w:sz w:val="21"/>
               </w:rPr>
               <w:t>利用了</w:t>
@@ -1981,7 +1958,7 @@
               <w:rPr>
                 <w:rFonts w:ascii="Calibri" w:hAnsi="Calibri" w:eastAsia="微软雅黑"/>
                 <w:b/>
-                <w:color w:val="BEF264"/>
+                <w:color w:val="C4B5FD"/>
                 <w:sz w:val="21"/>
               </w:rPr>
               <w:t>投入运行</w:t>
@@ -2047,7 +2024,7 @@
               <w:rPr>
                 <w:rFonts w:ascii="Calibri" w:hAnsi="Calibri" w:eastAsia="微软雅黑"/>
                 <w:b/>
-                <w:color w:val="C4B5FD"/>
+                <w:color w:val="FB923C"/>
                 <w:sz w:val="26"/>
               </w:rPr>
               <w:t>automated</w:t>
@@ -2065,7 +2042,7 @@
               <w:rPr>
                 <w:rFonts w:ascii="Calibri" w:hAnsi="Calibri" w:eastAsia="微软雅黑"/>
                 <w:b/>
-                <w:color w:val="FB923C"/>
+                <w:color w:val="5EEAD4"/>
                 <w:sz w:val="26"/>
               </w:rPr>
               <w:t>laborious</w:t>
@@ -2083,7 +2060,7 @@
               <w:rPr>
                 <w:rFonts w:ascii="Calibri" w:hAnsi="Calibri" w:eastAsia="微软雅黑"/>
                 <w:b/>
-                <w:color w:val="5EEAD4"/>
+                <w:color w:val="FCA5A5"/>
                 <w:sz w:val="26"/>
               </w:rPr>
               <w:t>rotor</w:t>
@@ -2132,7 +2109,7 @@
               <w:rPr>
                 <w:rFonts w:ascii="Calibri" w:hAnsi="Calibri" w:eastAsia="微软雅黑"/>
                 <w:b/>
-                <w:color w:val="5EEAD4"/>
+                <w:color w:val="FCA5A5"/>
                 <w:sz w:val="21"/>
               </w:rPr>
               <w:t>转子</w:t>
@@ -2168,7 +2145,7 @@
               <w:rPr>
                 <w:rFonts w:ascii="Calibri" w:hAnsi="Calibri" w:eastAsia="微软雅黑"/>
                 <w:b/>
-                <w:color w:val="FB923C"/>
+                <w:color w:val="5EEAD4"/>
                 <w:sz w:val="21"/>
               </w:rPr>
               <w:t>繁重的</w:t>
@@ -2204,7 +2181,7 @@
               <w:rPr>
                 <w:rFonts w:ascii="Calibri" w:hAnsi="Calibri" w:eastAsia="微软雅黑"/>
                 <w:b/>
-                <w:color w:val="C4B5FD"/>
+                <w:color w:val="FB923C"/>
                 <w:sz w:val="21"/>
               </w:rPr>
               <w:t>自动化了</w:t>
@@ -2404,7 +2381,7 @@
               <w:rPr>
                 <w:rFonts w:ascii="Calibri" w:hAnsi="Calibri" w:eastAsia="微软雅黑"/>
                 <w:b/>
-                <w:color w:val="FCA5A5"/>
+                <w:color w:val="FBBF24"/>
                 <w:sz w:val="26"/>
               </w:rPr>
               <w:t>posed</w:t>
@@ -2422,7 +2399,7 @@
               <w:rPr>
                 <w:rFonts w:ascii="Calibri" w:hAnsi="Calibri" w:eastAsia="微软雅黑"/>
                 <w:b/>
-                <w:color w:val="FBBF24"/>
+                <w:color w:val="38BDF8"/>
                 <w:sz w:val="26"/>
               </w:rPr>
               <w:t>provocative</w:t>
@@ -2473,7 +2450,7 @@
               <w:rPr>
                 <w:rFonts w:ascii="Calibri" w:hAnsi="Calibri" w:eastAsia="微软雅黑"/>
                 <w:b/>
-                <w:color w:val="FCA5A5"/>
+                <w:color w:val="FBBF24"/>
                 <w:sz w:val="21"/>
               </w:rPr>
               <w:t>提出了</w:t>
@@ -2509,7 +2486,7 @@
               <w:rPr>
                 <w:rFonts w:ascii="Calibri" w:hAnsi="Calibri" w:eastAsia="微软雅黑"/>
                 <w:b/>
-                <w:color w:val="FBBF24"/>
+                <w:color w:val="38BDF8"/>
                 <w:sz w:val="21"/>
               </w:rPr>
               <w:t>发人深省的</w:t>
@@ -2618,7 +2595,7 @@
               <w:rPr>
                 <w:rFonts w:ascii="Calibri" w:hAnsi="Calibri" w:eastAsia="微软雅黑"/>
                 <w:b/>
-                <w:color w:val="38BDF8"/>
+                <w:color w:val="F472B6"/>
                 <w:sz w:val="26"/>
               </w:rPr>
               <w:t>proposed</w:t>
@@ -2636,7 +2613,7 @@
               <w:rPr>
                 <w:rFonts w:ascii="Calibri" w:hAnsi="Calibri" w:eastAsia="微软雅黑"/>
                 <w:b/>
-                <w:color w:val="F472B6"/>
+                <w:color w:val="BEF264"/>
                 <w:sz w:val="26"/>
               </w:rPr>
               <w:t>practical</w:t>
@@ -2654,7 +2631,7 @@
               <w:rPr>
                 <w:rFonts w:ascii="Calibri" w:hAnsi="Calibri" w:eastAsia="微软雅黑"/>
                 <w:b/>
-                <w:color w:val="BEF264"/>
+                <w:color w:val="C4B5FD"/>
                 <w:sz w:val="26"/>
               </w:rPr>
               <w:t>substitute</w:t>
@@ -2712,7 +2689,7 @@
               <w:rPr>
                 <w:rFonts w:ascii="Calibri" w:hAnsi="Calibri" w:eastAsia="微软雅黑"/>
                 <w:b/>
-                <w:color w:val="C4B5FD"/>
+                <w:color w:val="FB923C"/>
                 <w:sz w:val="26"/>
               </w:rPr>
               <w:t>widely</w:t>
@@ -2761,7 +2738,7 @@
               <w:rPr>
                 <w:rFonts w:ascii="Calibri" w:hAnsi="Calibri" w:eastAsia="微软雅黑"/>
                 <w:b/>
-                <w:color w:val="38BDF8"/>
+                <w:color w:val="F472B6"/>
                 <w:sz w:val="21"/>
               </w:rPr>
               <w:t>建议</w:t>
@@ -2797,7 +2774,7 @@
               <w:rPr>
                 <w:rFonts w:ascii="Calibri" w:hAnsi="Calibri" w:eastAsia="微软雅黑"/>
                 <w:b/>
-                <w:color w:val="F472B6"/>
+                <w:color w:val="BEF264"/>
                 <w:sz w:val="21"/>
               </w:rPr>
               <w:t>切实可行的</w:t>
@@ -2815,7 +2792,7 @@
               <w:rPr>
                 <w:rFonts w:ascii="Calibri" w:hAnsi="Calibri" w:eastAsia="微软雅黑"/>
                 <w:b/>
-                <w:color w:val="BEF264"/>
+                <w:color w:val="C4B5FD"/>
                 <w:sz w:val="21"/>
               </w:rPr>
               <w:t>替代办法</w:t>
@@ -2891,7 +2868,7 @@
               <w:rPr>
                 <w:rFonts w:ascii="Calibri" w:hAnsi="Calibri" w:eastAsia="微软雅黑"/>
                 <w:b/>
-                <w:color w:val="C4B5FD"/>
+                <w:color w:val="FB923C"/>
                 <w:sz w:val="21"/>
               </w:rPr>
               <w:t>普遍</w:t>
@@ -2982,7 +2959,7 @@
               <w:rPr>
                 <w:rFonts w:ascii="Calibri" w:hAnsi="Calibri" w:eastAsia="微软雅黑"/>
                 <w:b/>
-                <w:color w:val="FB923C"/>
+                <w:color w:val="5EEAD4"/>
                 <w:sz w:val="26"/>
               </w:rPr>
               <w:t>interrogator</w:t>
@@ -3011,7 +2988,7 @@
               <w:rPr>
                 <w:rFonts w:ascii="Calibri" w:hAnsi="Calibri" w:eastAsia="微软雅黑"/>
                 <w:b/>
-                <w:color w:val="5EEAD4"/>
+                <w:color w:val="FCA5A5"/>
                 <w:sz w:val="26"/>
               </w:rPr>
               <w:t>concealed</w:t>
@@ -3080,7 +3057,7 @@
               <w:rPr>
                 <w:rFonts w:ascii="Calibri" w:hAnsi="Calibri" w:eastAsia="微软雅黑"/>
                 <w:b/>
-                <w:color w:val="FB923C"/>
+                <w:color w:val="5EEAD4"/>
                 <w:sz w:val="21"/>
               </w:rPr>
               <w:t>提问者</w:t>
@@ -3118,7 +3095,7 @@
               <w:rPr>
                 <w:rFonts w:ascii="Calibri" w:hAnsi="Calibri" w:eastAsia="微软雅黑"/>
                 <w:b/>
-                <w:color w:val="5EEAD4"/>
+                <w:color w:val="FCA5A5"/>
                 <w:sz w:val="21"/>
               </w:rPr>
               <w:t>隐藏起来的</w:t>
@@ -3228,7 +3205,7 @@
               <w:rPr>
                 <w:rFonts w:ascii="Calibri" w:hAnsi="Calibri" w:eastAsia="微软雅黑"/>
                 <w:b/>
-                <w:color w:val="FCA5A5"/>
+                <w:color w:val="FBBF24"/>
                 <w:sz w:val="26"/>
               </w:rPr>
               <w:t>consistently</w:t>
@@ -3246,7 +3223,7 @@
               <w:rPr>
                 <w:rFonts w:ascii="Calibri" w:hAnsi="Calibri" w:eastAsia="微软雅黑"/>
                 <w:b/>
-                <w:color w:val="FBBF24"/>
+                <w:color w:val="38BDF8"/>
                 <w:sz w:val="26"/>
               </w:rPr>
               <w:t>distinguish</w:t>
@@ -3315,7 +3292,7 @@
               <w:rPr>
                 <w:rFonts w:ascii="Calibri" w:hAnsi="Calibri" w:eastAsia="微软雅黑"/>
                 <w:b/>
-                <w:color w:val="FCA5A5"/>
+                <w:color w:val="FBBF24"/>
                 <w:sz w:val="21"/>
               </w:rPr>
               <w:t>始终如一地</w:t>
@@ -3333,7 +3310,7 @@
               <w:rPr>
                 <w:rFonts w:ascii="Calibri" w:hAnsi="Calibri" w:eastAsia="微软雅黑"/>
                 <w:b/>
-                <w:color w:val="FBBF24"/>
+                <w:color w:val="38BDF8"/>
                 <w:sz w:val="21"/>
               </w:rPr>
               <w:t>分辨</w:t>
@@ -3444,7 +3421,7 @@
               <w:rPr>
                 <w:rFonts w:ascii="Calibri" w:hAnsi="Calibri" w:eastAsia="微软雅黑"/>
                 <w:b/>
-                <w:color w:val="38BDF8"/>
+                <w:color w:val="F472B6"/>
                 <w:sz w:val="26"/>
               </w:rPr>
               <w:t>exceptional</w:t>
@@ -3462,7 +3439,7 @@
               <w:rPr>
                 <w:rFonts w:ascii="Calibri" w:hAnsi="Calibri" w:eastAsia="微软雅黑"/>
                 <w:b/>
-                <w:color w:val="F472B6"/>
+                <w:color w:val="BEF264"/>
                 <w:sz w:val="26"/>
               </w:rPr>
               <w:t>wartime</w:t>
@@ -3480,7 +3457,7 @@
               <w:rPr>
                 <w:rFonts w:ascii="Calibri" w:hAnsi="Calibri" w:eastAsia="微软雅黑"/>
                 <w:b/>
-                <w:color w:val="BEF264"/>
+                <w:color w:val="C4B5FD"/>
                 <w:sz w:val="26"/>
               </w:rPr>
               <w:t>contribution</w:t>
@@ -3540,7 +3517,7 @@
               <w:rPr>
                 <w:rFonts w:ascii="Calibri" w:hAnsi="Calibri" w:eastAsia="微软雅黑"/>
                 <w:b/>
-                <w:color w:val="F472B6"/>
+                <w:color w:val="BEF264"/>
                 <w:sz w:val="21"/>
               </w:rPr>
               <w:t>战时</w:t>
@@ -3558,7 +3535,7 @@
               <w:rPr>
                 <w:rFonts w:ascii="Calibri" w:hAnsi="Calibri" w:eastAsia="微软雅黑"/>
                 <w:b/>
-                <w:color w:val="38BDF8"/>
+                <w:color w:val="F472B6"/>
                 <w:sz w:val="21"/>
               </w:rPr>
               <w:t>卓越的</w:t>
@@ -3576,7 +3553,7 @@
               <w:rPr>
                 <w:rFonts w:ascii="Calibri" w:hAnsi="Calibri" w:eastAsia="微软雅黑"/>
                 <w:b/>
-                <w:color w:val="BEF264"/>
+                <w:color w:val="C4B5FD"/>
                 <w:sz w:val="21"/>
               </w:rPr>
               <w:t>贡献</w:t>
@@ -3672,7 +3649,7 @@
               <w:rPr>
                 <w:rFonts w:ascii="Calibri" w:hAnsi="Calibri" w:eastAsia="微软雅黑"/>
                 <w:b/>
-                <w:color w:val="C4B5FD"/>
+                <w:color w:val="FB923C"/>
                 <w:sz w:val="26"/>
               </w:rPr>
               <w:t>convicted of</w:t>
@@ -3741,7 +3718,7 @@
               <w:rPr>
                 <w:rFonts w:ascii="Calibri" w:hAnsi="Calibri" w:eastAsia="微软雅黑"/>
                 <w:b/>
-                <w:color w:val="C4B5FD"/>
+                <w:color w:val="FB923C"/>
                 <w:sz w:val="21"/>
               </w:rPr>
               <w:t>判定犯有</w:t>
@@ -3900,7 +3877,7 @@
               <w:rPr>
                 <w:rFonts w:ascii="Calibri" w:hAnsi="Calibri" w:eastAsia="微软雅黑"/>
                 <w:b/>
-                <w:color w:val="FB923C"/>
+                <w:color w:val="5EEAD4"/>
                 <w:sz w:val="26"/>
               </w:rPr>
               <w:t>forfeited</w:t>
@@ -3918,7 +3895,7 @@
               <w:rPr>
                 <w:rFonts w:ascii="Calibri" w:hAnsi="Calibri" w:eastAsia="微软雅黑"/>
                 <w:b/>
-                <w:color w:val="5EEAD4"/>
+                <w:color w:val="FCA5A5"/>
                 <w:sz w:val="26"/>
               </w:rPr>
               <w:t>clearance</w:t>
@@ -3947,7 +3924,7 @@
               <w:rPr>
                 <w:rFonts w:ascii="Calibri" w:hAnsi="Calibri" w:eastAsia="微软雅黑"/>
                 <w:b/>
-                <w:color w:val="FCA5A5"/>
+                <w:color w:val="FBBF24"/>
                 <w:sz w:val="26"/>
               </w:rPr>
               <w:t>avert</w:t>
@@ -3965,7 +3942,7 @@
               <w:rPr>
                 <w:rFonts w:ascii="Calibri" w:hAnsi="Calibri" w:eastAsia="微软雅黑"/>
                 <w:b/>
-                <w:color w:val="FBBF24"/>
+                <w:color w:val="38BDF8"/>
                 <w:sz w:val="26"/>
               </w:rPr>
               <w:t>imprisonment</w:t>
@@ -3994,7 +3971,7 @@
               <w:rPr>
                 <w:rFonts w:ascii="Calibri" w:hAnsi="Calibri" w:eastAsia="微软雅黑"/>
                 <w:b/>
-                <w:color w:val="38BDF8"/>
+                <w:color w:val="F472B6"/>
                 <w:sz w:val="26"/>
               </w:rPr>
               <w:t>submitted to</w:t>
@@ -4012,7 +3989,7 @@
               <w:rPr>
                 <w:rFonts w:ascii="Calibri" w:hAnsi="Calibri" w:eastAsia="微软雅黑"/>
                 <w:b/>
-                <w:color w:val="F472B6"/>
+                <w:color w:val="BEF264"/>
                 <w:sz w:val="26"/>
               </w:rPr>
               <w:t>hormone</w:t>
@@ -4030,7 +4007,7 @@
               <w:rPr>
                 <w:rFonts w:ascii="Calibri" w:hAnsi="Calibri" w:eastAsia="微软雅黑"/>
                 <w:b/>
-                <w:color w:val="BEF264"/>
+                <w:color w:val="C4B5FD"/>
                 <w:sz w:val="26"/>
               </w:rPr>
               <w:t>injections</w:t>
@@ -4079,7 +4056,7 @@
               <w:rPr>
                 <w:rFonts w:ascii="Calibri" w:hAnsi="Calibri" w:eastAsia="微软雅黑"/>
                 <w:b/>
-                <w:color w:val="FB923C"/>
+                <w:color w:val="5EEAD4"/>
                 <w:sz w:val="21"/>
               </w:rPr>
               <w:t>失去了</w:t>
@@ -4115,7 +4092,7 @@
               <w:rPr>
                 <w:rFonts w:ascii="Calibri" w:hAnsi="Calibri" w:eastAsia="微软雅黑"/>
                 <w:b/>
-                <w:color w:val="5EEAD4"/>
+                <w:color w:val="FCA5A5"/>
                 <w:sz w:val="21"/>
               </w:rPr>
               <w:t>许可</w:t>
@@ -4162,7 +4139,7 @@
               <w:rPr>
                 <w:rFonts w:ascii="Calibri" w:hAnsi="Calibri" w:eastAsia="微软雅黑"/>
                 <w:b/>
-                <w:color w:val="FCA5A5"/>
+                <w:color w:val="FBBF24"/>
                 <w:sz w:val="21"/>
               </w:rPr>
               <w:t>避免</w:t>
@@ -4180,7 +4157,7 @@
               <w:rPr>
                 <w:rFonts w:ascii="Calibri" w:hAnsi="Calibri" w:eastAsia="微软雅黑"/>
                 <w:b/>
-                <w:color w:val="FBBF24"/>
+                <w:color w:val="38BDF8"/>
                 <w:sz w:val="21"/>
               </w:rPr>
               <w:t>入狱</w:t>
@@ -4209,7 +4186,7 @@
               <w:rPr>
                 <w:rFonts w:ascii="Calibri" w:hAnsi="Calibri" w:eastAsia="微软雅黑"/>
                 <w:b/>
-                <w:color w:val="38BDF8"/>
+                <w:color w:val="F472B6"/>
                 <w:sz w:val="21"/>
               </w:rPr>
               <w:t>接受了</w:t>
@@ -4227,7 +4204,7 @@
               <w:rPr>
                 <w:rFonts w:ascii="Calibri" w:hAnsi="Calibri" w:eastAsia="微软雅黑"/>
                 <w:b/>
-                <w:color w:val="F472B6"/>
+                <w:color w:val="BEF264"/>
                 <w:sz w:val="21"/>
               </w:rPr>
               <w:t>激素</w:t>
@@ -4245,7 +4222,7 @@
               <w:rPr>
                 <w:rFonts w:ascii="Calibri" w:hAnsi="Calibri" w:eastAsia="微软雅黑"/>
                 <w:b/>
-                <w:color w:val="BEF264"/>
+                <w:color w:val="C4B5FD"/>
                 <w:sz w:val="21"/>
               </w:rPr>
               <w:t>注射</w:t>
@@ -4409,7 +4386,7 @@
               <w:rPr>
                 <w:rFonts w:ascii="Calibri" w:hAnsi="Calibri" w:eastAsia="微软雅黑"/>
                 <w:b/>
-                <w:color w:val="C4B5FD"/>
+                <w:color w:val="FB923C"/>
                 <w:sz w:val="26"/>
               </w:rPr>
               <w:t>coroner</w:t>
@@ -4447,7 +4424,7 @@
               <w:rPr>
                 <w:rFonts w:ascii="Calibri" w:hAnsi="Calibri" w:eastAsia="微软雅黑"/>
                 <w:b/>
-                <w:color w:val="FB923C"/>
+                <w:color w:val="5EEAD4"/>
                 <w:sz w:val="26"/>
               </w:rPr>
               <w:t>suicide</w:t>
@@ -4498,7 +4475,7 @@
               <w:rPr>
                 <w:rFonts w:ascii="Calibri" w:hAnsi="Calibri" w:eastAsia="微软雅黑"/>
                 <w:b/>
-                <w:color w:val="C4B5FD"/>
+                <w:color w:val="FB923C"/>
                 <w:sz w:val="21"/>
               </w:rPr>
               <w:t>验尸官</w:t>
@@ -4554,7 +4531,7 @@
               <w:rPr>
                 <w:rFonts w:ascii="Calibri" w:hAnsi="Calibri" w:eastAsia="微软雅黑"/>
                 <w:b/>
-                <w:color w:val="FB923C"/>
+                <w:color w:val="5EEAD4"/>
                 <w:sz w:val="21"/>
               </w:rPr>
               <w:t>自杀</w:t>
@@ -4647,7 +4624,7 @@
               <w:rPr>
                 <w:rFonts w:ascii="Calibri" w:hAnsi="Calibri" w:eastAsia="微软雅黑"/>
                 <w:b/>
-                <w:color w:val="5EEAD4"/>
+                <w:color w:val="FCA5A5"/>
                 <w:sz w:val="26"/>
               </w:rPr>
               <w:t>Recognition</w:t>
@@ -4667,7 +4644,7 @@
               <w:rPr>
                 <w:rFonts w:ascii="Calibri" w:hAnsi="Calibri" w:eastAsia="微软雅黑"/>
                 <w:b/>
-                <w:color w:val="FCA5A5"/>
+                <w:color w:val="FBBF24"/>
                 <w:sz w:val="26"/>
               </w:rPr>
               <w:t>lagged</w:t>
@@ -4698,7 +4675,7 @@
               <w:rPr>
                 <w:rFonts w:ascii="Calibri" w:hAnsi="Calibri" w:eastAsia="微软雅黑"/>
                 <w:b/>
-                <w:color w:val="5EEAD4"/>
+                <w:color w:val="FCA5A5"/>
                 <w:sz w:val="21"/>
               </w:rPr>
               <w:t>认可</w:t>
@@ -4718,7 +4695,7 @@
               <w:rPr>
                 <w:rFonts w:ascii="Calibri" w:hAnsi="Calibri" w:eastAsia="微软雅黑"/>
                 <w:b/>
-                <w:color w:val="FCA5A5"/>
+                <w:color w:val="FBBF24"/>
                 <w:sz w:val="21"/>
               </w:rPr>
               <w:t>来得迟缓</w:t>
@@ -4803,7 +4780,7 @@
               <w:rPr>
                 <w:rFonts w:ascii="Calibri" w:hAnsi="Calibri" w:eastAsia="微软雅黑"/>
                 <w:b/>
-                <w:color w:val="FBBF24"/>
+                <w:color w:val="38BDF8"/>
                 <w:sz w:val="26"/>
               </w:rPr>
               <w:t>publicly</w:t>
@@ -4821,7 +4798,7 @@
               <w:rPr>
                 <w:rFonts w:ascii="Calibri" w:hAnsi="Calibri" w:eastAsia="微软雅黑"/>
                 <w:b/>
-                <w:color w:val="38BDF8"/>
+                <w:color w:val="F472B6"/>
                 <w:sz w:val="26"/>
               </w:rPr>
               <w:t>apologised</w:t>
@@ -4890,7 +4867,7 @@
               <w:rPr>
                 <w:rFonts w:ascii="Calibri" w:hAnsi="Calibri" w:eastAsia="微软雅黑"/>
                 <w:b/>
-                <w:color w:val="FBBF24"/>
+                <w:color w:val="38BDF8"/>
                 <w:sz w:val="21"/>
               </w:rPr>
               <w:t>公开</w:t>
@@ -4908,7 +4885,7 @@
               <w:rPr>
                 <w:rFonts w:ascii="Calibri" w:hAnsi="Calibri" w:eastAsia="微软雅黑"/>
                 <w:b/>
-                <w:color w:val="38BDF8"/>
+                <w:color w:val="F472B6"/>
                 <w:sz w:val="21"/>
               </w:rPr>
               <w:t>道歉了</w:t>
@@ -4988,7 +4965,7 @@
               <w:rPr>
                 <w:rFonts w:ascii="Calibri" w:hAnsi="Calibri" w:eastAsia="微软雅黑"/>
                 <w:b/>
-                <w:color w:val="F472B6"/>
+                <w:color w:val="BEF264"/>
                 <w:sz w:val="26"/>
               </w:rPr>
               <w:t>posthumously</w:t>
@@ -5006,7 +4983,7 @@
               <w:rPr>
                 <w:rFonts w:ascii="Calibri" w:hAnsi="Calibri" w:eastAsia="微软雅黑"/>
                 <w:b/>
-                <w:color w:val="BEF264"/>
+                <w:color w:val="C4B5FD"/>
                 <w:sz w:val="26"/>
               </w:rPr>
               <w:t>granted</w:t>
@@ -5075,7 +5052,7 @@
               <w:rPr>
                 <w:rFonts w:ascii="Calibri" w:hAnsi="Calibri" w:eastAsia="微软雅黑"/>
                 <w:b/>
-                <w:color w:val="F472B6"/>
+                <w:color w:val="BEF264"/>
                 <w:sz w:val="21"/>
               </w:rPr>
               <w:t>身后</w:t>
@@ -5093,7 +5070,7 @@
               <w:rPr>
                 <w:rFonts w:ascii="Calibri" w:hAnsi="Calibri" w:eastAsia="微软雅黑"/>
                 <w:b/>
-                <w:color w:val="BEF264"/>
+                <w:color w:val="C4B5FD"/>
                 <w:sz w:val="21"/>
               </w:rPr>
               <w:t>获得了</w:t>
@@ -5223,7 +5200,7 @@
               <w:rPr>
                 <w:rFonts w:ascii="Calibri" w:hAnsi="Calibri" w:eastAsia="微软雅黑"/>
                 <w:b/>
-                <w:color w:val="C4B5FD"/>
+                <w:color w:val="FB923C"/>
                 <w:sz w:val="26"/>
               </w:rPr>
               <w:t>portrait</w:t>
@@ -5252,7 +5229,7 @@
               <w:rPr>
                 <w:rFonts w:ascii="Calibri" w:hAnsi="Calibri" w:eastAsia="微软雅黑"/>
                 <w:b/>
-                <w:color w:val="FB923C"/>
+                <w:color w:val="5EEAD4"/>
                 <w:sz w:val="26"/>
               </w:rPr>
               <w:t>circulation</w:t>
@@ -5341,7 +5318,7 @@
               <w:rPr>
                 <w:rFonts w:ascii="Calibri" w:hAnsi="Calibri" w:eastAsia="微软雅黑"/>
                 <w:b/>
-                <w:color w:val="C4B5FD"/>
+                <w:color w:val="FB923C"/>
                 <w:sz w:val="21"/>
               </w:rPr>
               <w:t>肖像</w:t>
@@ -5397,7 +5374,7 @@
               <w:rPr>
                 <w:rFonts w:ascii="Calibri" w:hAnsi="Calibri" w:eastAsia="微软雅黑"/>
                 <w:b/>
-                <w:color w:val="FB923C"/>
+                <w:color w:val="5EEAD4"/>
                 <w:sz w:val="21"/>
               </w:rPr>
               <w:t>流通</w:t>
@@ -5480,7 +5457,7 @@
               <w:rPr>
                 <w:rFonts w:ascii="Calibri" w:hAnsi="Calibri" w:eastAsia="微软雅黑"/>
                 <w:b/>
-                <w:color w:val="5EEAD4"/>
+                <w:color w:val="FCA5A5"/>
                 <w:sz w:val="26"/>
               </w:rPr>
               <w:t>prosecuted</w:t>
@@ -5531,7 +5508,7 @@
               <w:rPr>
                 <w:rFonts w:ascii="Calibri" w:hAnsi="Calibri" w:eastAsia="微软雅黑"/>
                 <w:b/>
-                <w:color w:val="5EEAD4"/>
+                <w:color w:val="FCA5A5"/>
                 <w:sz w:val="21"/>
               </w:rPr>
               <w:t>起诉</w:t>

--- a/视频/对照文本/23-文本.docx
+++ b/视频/对照文本/23-文本.docx
@@ -1318,12 +1318,13 @@
         </w:tblBorders>
       </w:tblPr>
       <w:tblGrid>
-        <w:gridCol w:w="10540"/>
+        <w:gridCol w:w="5270"/>
+        <w:gridCol w:w="5270"/>
       </w:tblGrid>
       <w:tr>
         <w:tc>
           <w:tcPr>
-            <w:tcW w:type="dxa" w:w="10540"/>
+            <w:tcW w:type="dxa" w:w="5270"/>
           </w:tcPr>
           <w:p>
             <w:pPr>
@@ -1355,7 +1356,27 @@
                 <w:color w:val="F0F7F2"/>
                 <w:sz w:val="26"/>
               </w:rPr>
-              <w:t xml:space="preserve"> Enigma, Germany's </w:t>
+              <w:t xml:space="preserve"> Enigma,</w:t>
+            </w:r>
+          </w:p>
+        </w:tc>
+        <w:tc>
+          <w:tcPr>
+            <w:tcW w:type="dxa" w:w="5270"/>
+          </w:tcPr>
+          <w:p>
+            <w:pPr>
+              <w:spacing w:after="0"/>
+              <w:jc w:val="center"/>
+            </w:pPr>
+            <w:r>
+              <w:rPr>
+                <w:rFonts w:ascii="Calibri" w:hAnsi="Calibri" w:eastAsia="微软雅黑"/>
+                <w:b w:val="0"/>
+                <w:color w:val="F0F7F2"/>
+                <w:sz w:val="26"/>
+              </w:rPr>
+              <w:t xml:space="preserve">Germany's </w:t>
             </w:r>
             <w:r>
               <w:rPr>
@@ -1381,7 +1402,7 @@
       <w:tr>
         <w:tc>
           <w:tcPr>
-            <w:tcW w:type="dxa" w:w="10540"/>
+            <w:tcW w:type="dxa" w:w="5270"/>
           </w:tcPr>
           <w:p>
             <w:pPr>
@@ -1395,7 +1416,7 @@
                 <w:color w:val="AAC4B6"/>
                 <w:sz w:val="21"/>
               </w:rPr>
-              <w:t>领导关于德国</w:t>
+              <w:t>领导关于</w:t>
             </w:r>
             <w:r>
               <w:rPr>
@@ -1410,10 +1431,10 @@
               <w:rPr>
                 <w:rFonts w:ascii="Calibri" w:hAnsi="Calibri" w:eastAsia="微软雅黑"/>
                 <w:b/>
-                <w:color w:val="FBBF24"/>
+                <w:color w:val="FCA5A5"/>
                 <w:sz w:val="21"/>
               </w:rPr>
-              <w:t>加密</w:t>
+              <w:t>海军</w:t>
             </w:r>
             <w:r>
               <w:rPr>
@@ -1431,17 +1452,19 @@
                 <w:color w:val="AAC4B6"/>
                 <w:sz w:val="21"/>
               </w:rPr>
-              <w:t>机器“</w:t>
-            </w:r>
-            <w:r>
-              <w:rPr>
-                <w:rFonts w:ascii="Calibri" w:hAnsi="Calibri" w:eastAsia="微软雅黑"/>
-                <w:b/>
-                <w:color w:val="FCA5A5"/>
-                <w:sz w:val="21"/>
-              </w:rPr>
-              <w:t>海军</w:t>
-            </w:r>
+              <w:t>恩尼格玛密码机的工作，</w:t>
+            </w:r>
+          </w:p>
+        </w:tc>
+        <w:tc>
+          <w:tcPr>
+            <w:tcW w:type="dxa" w:w="5270"/>
+          </w:tcPr>
+          <w:p>
+            <w:pPr>
+              <w:spacing w:after="0"/>
+              <w:jc w:val="center"/>
+            </w:pPr>
             <w:r>
               <w:rPr>
                 <w:rFonts w:ascii="Calibri" w:hAnsi="Calibri" w:eastAsia="微软雅黑"/>
@@ -1449,7 +1472,7 @@
                 <w:color w:val="AAC4B6"/>
                 <w:sz w:val="21"/>
               </w:rPr>
-              <w:t xml:space="preserve"> </w:t>
+              <w:t>即德国的</w:t>
             </w:r>
             <w:r>
               <w:rPr>
@@ -1458,7 +1481,34 @@
                 <w:color w:val="AAC4B6"/>
                 <w:sz w:val="21"/>
               </w:rPr>
-              <w:t>恩尼格玛”的研究。</w:t>
+              <w:t xml:space="preserve"> </w:t>
+            </w:r>
+            <w:r>
+              <w:rPr>
+                <w:rFonts w:ascii="Calibri" w:hAnsi="Calibri" w:eastAsia="微软雅黑"/>
+                <w:b/>
+                <w:color w:val="FBBF24"/>
+                <w:sz w:val="21"/>
+              </w:rPr>
+              <w:t>加密</w:t>
+            </w:r>
+            <w:r>
+              <w:rPr>
+                <w:rFonts w:ascii="Calibri" w:hAnsi="Calibri" w:eastAsia="微软雅黑"/>
+                <w:b w:val="0"/>
+                <w:color w:val="AAC4B6"/>
+                <w:sz w:val="21"/>
+              </w:rPr>
+              <w:t xml:space="preserve"> </w:t>
+            </w:r>
+            <w:r>
+              <w:rPr>
+                <w:rFonts w:ascii="Calibri" w:hAnsi="Calibri" w:eastAsia="微软雅黑"/>
+                <w:b w:val="0"/>
+                <w:color w:val="AAC4B6"/>
+                <w:sz w:val="21"/>
+              </w:rPr>
+              <w:t>机器。</w:t>
             </w:r>
           </w:p>
         </w:tc>

--- a/视频/对照文本/23-文本.docx
+++ b/视频/对照文本/23-文本.docx
@@ -1764,7 +1764,7 @@
                 <w:color w:val="F472B6"/>
                 <w:sz w:val="21"/>
               </w:rPr>
-              <w:t>破解思路</w:t>
+              <w:t>深刻见解</w:t>
             </w:r>
             <w:r>
               <w:rPr>
@@ -1773,16 +1773,7 @@
                 <w:color w:val="AAC4B6"/>
                 <w:sz w:val="21"/>
               </w:rPr>
-              <w:t xml:space="preserve"> </w:t>
-            </w:r>
-            <w:r>
-              <w:rPr>
-                <w:rFonts w:ascii="Calibri" w:hAnsi="Calibri" w:eastAsia="微软雅黑"/>
-                <w:b w:val="0"/>
-                <w:color w:val="AAC4B6"/>
-                <w:sz w:val="21"/>
-              </w:rPr>
-              <w:t>告知了英国和法国。</w:t>
+              <w:t>（破解思路）告知了英国和法国。</w:t>
             </w:r>
           </w:p>
         </w:tc>

--- a/视频/对照文本/23-文本.docx
+++ b/视频/对照文本/23-文本.docx
@@ -1773,7 +1773,19 @@
                 <w:color w:val="AAC4B6"/>
                 <w:sz w:val="21"/>
               </w:rPr>
-              <w:t>（破解思路）告知了英国和法国。</w:t>
+              <w:t>（破解思路）</w:t>
+            </w:r>
+            <w:r>
+              <w:br/>
+            </w:r>
+            <w:r>
+              <w:rPr>
+                <w:rFonts w:ascii="Calibri" w:hAnsi="Calibri" w:eastAsia="微软雅黑"/>
+                <w:b w:val="0"/>
+                <w:color w:val="AAC4B6"/>
+                <w:sz w:val="21"/>
+              </w:rPr>
+              <w:t>告知了英国和法国。</w:t>
             </w:r>
           </w:p>
         </w:tc>

--- a/视频/对照文本/23-文本.docx
+++ b/视频/对照文本/23-文本.docx
@@ -1938,7 +1938,7 @@
                 <w:color w:val="AAC4B6"/>
                 <w:sz w:val="21"/>
               </w:rPr>
-              <w:t>他的团队研制的机器</w:t>
+              <w:t>他团队（研制的）的机器</w:t>
             </w:r>
           </w:p>
         </w:tc>
@@ -1976,7 +1976,7 @@
                 <w:color w:val="AAC4B6"/>
                 <w:sz w:val="21"/>
               </w:rPr>
-              <w:t>这些思路，</w:t>
+              <w:t>这些见解和思路，</w:t>
             </w:r>
           </w:p>
         </w:tc>
@@ -2143,11 +2143,20 @@
             <w:r>
               <w:rPr>
                 <w:rFonts w:ascii="Calibri" w:hAnsi="Calibri" w:eastAsia="微软雅黑"/>
+                <w:b/>
+                <w:color w:val="FB923C"/>
+                <w:sz w:val="21"/>
+              </w:rPr>
+              <w:t>自动化了</w:t>
+            </w:r>
+            <w:r>
+              <w:rPr>
+                <w:rFonts w:ascii="Calibri" w:hAnsi="Calibri" w:eastAsia="微软雅黑"/>
                 <w:b w:val="0"/>
                 <w:color w:val="AAC4B6"/>
                 <w:sz w:val="21"/>
               </w:rPr>
-              <w:t>把每天搜寻</w:t>
+              <w:t xml:space="preserve"> </w:t>
             </w:r>
             <w:r>
               <w:rPr>
@@ -2156,6 +2165,15 @@
                 <w:color w:val="AAC4B6"/>
                 <w:sz w:val="21"/>
               </w:rPr>
+              <w:t>每天搜寻</w:t>
+            </w:r>
+            <w:r>
+              <w:rPr>
+                <w:rFonts w:ascii="Calibri" w:hAnsi="Calibri" w:eastAsia="微软雅黑"/>
+                <w:b w:val="0"/>
+                <w:color w:val="AAC4B6"/>
+                <w:sz w:val="21"/>
+              </w:rPr>
               <w:t xml:space="preserve"> </w:t>
             </w:r>
             <w:r>
@@ -2201,7 +2219,7 @@
                 <w:color w:val="5EEAD4"/>
                 <w:sz w:val="21"/>
               </w:rPr>
-              <w:t>繁重的</w:t>
+              <w:t>耗时费力的</w:t>
             </w:r>
             <w:r>
               <w:rPr>
@@ -2219,34 +2237,7 @@
                 <w:color w:val="AAC4B6"/>
                 <w:sz w:val="21"/>
               </w:rPr>
-              <w:t>工作</w:t>
-            </w:r>
-            <w:r>
-              <w:rPr>
-                <w:rFonts w:ascii="Calibri" w:hAnsi="Calibri" w:eastAsia="微软雅黑"/>
-                <w:b w:val="0"/>
-                <w:color w:val="AAC4B6"/>
-                <w:sz w:val="21"/>
-              </w:rPr>
-              <w:t xml:space="preserve"> </w:t>
-            </w:r>
-            <w:r>
-              <w:rPr>
-                <w:rFonts w:ascii="Calibri" w:hAnsi="Calibri" w:eastAsia="微软雅黑"/>
-                <w:b/>
-                <w:color w:val="FB923C"/>
-                <w:sz w:val="21"/>
-              </w:rPr>
-              <w:t>自动化了</w:t>
-            </w:r>
-            <w:r>
-              <w:rPr>
-                <w:rFonts w:ascii="Calibri" w:hAnsi="Calibri" w:eastAsia="微软雅黑"/>
-                <w:b w:val="0"/>
-                <w:color w:val="AAC4B6"/>
-                <w:sz w:val="21"/>
-              </w:rPr>
-              <w:t>。</w:t>
+              <w:t>工作。</w:t>
             </w:r>
           </w:p>
         </w:tc>

--- a/视频/对照文本/23-文本.docx
+++ b/视频/对照文本/23-文本.docx
@@ -2321,7 +2321,25 @@
                 <w:color w:val="F0F7F2"/>
                 <w:sz w:val="26"/>
               </w:rPr>
-              <w:t>writing in the philosophy journal Mind,</w:t>
+              <w:t xml:space="preserve">writing in the </w:t>
+            </w:r>
+            <w:r>
+              <w:rPr>
+                <w:rFonts w:ascii="Calibri" w:hAnsi="Calibri" w:eastAsia="微软雅黑"/>
+                <w:b/>
+                <w:color w:val="FBBF24"/>
+                <w:sz w:val="26"/>
+              </w:rPr>
+              <w:t>philosophy</w:t>
+            </w:r>
+            <w:r>
+              <w:rPr>
+                <w:rFonts w:ascii="Calibri" w:hAnsi="Calibri" w:eastAsia="微软雅黑"/>
+                <w:b w:val="0"/>
+                <w:color w:val="F0F7F2"/>
+                <w:sz w:val="26"/>
+              </w:rPr>
+              <w:t xml:space="preserve"> journal Mind,</w:t>
             </w:r>
           </w:p>
         </w:tc>
@@ -2363,7 +2381,43 @@
                 <w:color w:val="AAC4B6"/>
                 <w:sz w:val="21"/>
               </w:rPr>
-              <w:t>他在哲学期刊《心灵》（Mind）上撰文，</w:t>
+              <w:t>他在</w:t>
+            </w:r>
+            <w:r>
+              <w:rPr>
+                <w:rFonts w:ascii="Calibri" w:hAnsi="Calibri" w:eastAsia="微软雅黑"/>
+                <w:b w:val="0"/>
+                <w:color w:val="AAC4B6"/>
+                <w:sz w:val="21"/>
+              </w:rPr>
+              <w:t xml:space="preserve"> </w:t>
+            </w:r>
+            <w:r>
+              <w:rPr>
+                <w:rFonts w:ascii="Calibri" w:hAnsi="Calibri" w:eastAsia="微软雅黑"/>
+                <w:b/>
+                <w:color w:val="FBBF24"/>
+                <w:sz w:val="21"/>
+              </w:rPr>
+              <w:t>哲学</w:t>
+            </w:r>
+            <w:r>
+              <w:rPr>
+                <w:rFonts w:ascii="Calibri" w:hAnsi="Calibri" w:eastAsia="微软雅黑"/>
+                <w:b w:val="0"/>
+                <w:color w:val="AAC4B6"/>
+                <w:sz w:val="21"/>
+              </w:rPr>
+              <w:t xml:space="preserve"> </w:t>
+            </w:r>
+            <w:r>
+              <w:rPr>
+                <w:rFonts w:ascii="Calibri" w:hAnsi="Calibri" w:eastAsia="微软雅黑"/>
+                <w:b w:val="0"/>
+                <w:color w:val="AAC4B6"/>
+                <w:sz w:val="21"/>
+              </w:rPr>
+              <w:t>期刊《心灵》（Mind）上撰文，</w:t>
             </w:r>
           </w:p>
         </w:tc>
@@ -2425,7 +2479,7 @@
               <w:rPr>
                 <w:rFonts w:ascii="Calibri" w:hAnsi="Calibri" w:eastAsia="微软雅黑"/>
                 <w:b/>
-                <w:color w:val="FBBF24"/>
+                <w:color w:val="38BDF8"/>
                 <w:sz w:val="26"/>
               </w:rPr>
               <w:t>posed</w:t>
@@ -2443,7 +2497,7 @@
               <w:rPr>
                 <w:rFonts w:ascii="Calibri" w:hAnsi="Calibri" w:eastAsia="微软雅黑"/>
                 <w:b/>
-                <w:color w:val="38BDF8"/>
+                <w:color w:val="F472B6"/>
                 <w:sz w:val="26"/>
               </w:rPr>
               <w:t>provocative</w:t>
@@ -2494,7 +2548,7 @@
               <w:rPr>
                 <w:rFonts w:ascii="Calibri" w:hAnsi="Calibri" w:eastAsia="微软雅黑"/>
                 <w:b/>
-                <w:color w:val="FBBF24"/>
+                <w:color w:val="38BDF8"/>
                 <w:sz w:val="21"/>
               </w:rPr>
               <w:t>提出了</w:t>
@@ -2530,7 +2584,7 @@
               <w:rPr>
                 <w:rFonts w:ascii="Calibri" w:hAnsi="Calibri" w:eastAsia="微软雅黑"/>
                 <w:b/>
-                <w:color w:val="38BDF8"/>
+                <w:color w:val="F472B6"/>
                 <w:sz w:val="21"/>
               </w:rPr>
               <w:t>发人深省的</w:t>
@@ -2639,7 +2693,7 @@
               <w:rPr>
                 <w:rFonts w:ascii="Calibri" w:hAnsi="Calibri" w:eastAsia="微软雅黑"/>
                 <w:b/>
-                <w:color w:val="F472B6"/>
+                <w:color w:val="BEF264"/>
                 <w:sz w:val="26"/>
               </w:rPr>
               <w:t>proposed</w:t>
@@ -2657,7 +2711,7 @@
               <w:rPr>
                 <w:rFonts w:ascii="Calibri" w:hAnsi="Calibri" w:eastAsia="微软雅黑"/>
                 <w:b/>
-                <w:color w:val="BEF264"/>
+                <w:color w:val="C4B5FD"/>
                 <w:sz w:val="26"/>
               </w:rPr>
               <w:t>practical</w:t>
@@ -2675,7 +2729,7 @@
               <w:rPr>
                 <w:rFonts w:ascii="Calibri" w:hAnsi="Calibri" w:eastAsia="微软雅黑"/>
                 <w:b/>
-                <w:color w:val="C4B5FD"/>
+                <w:color w:val="FB923C"/>
                 <w:sz w:val="26"/>
               </w:rPr>
               <w:t>substitute</w:t>
@@ -2733,7 +2787,7 @@
               <w:rPr>
                 <w:rFonts w:ascii="Calibri" w:hAnsi="Calibri" w:eastAsia="微软雅黑"/>
                 <w:b/>
-                <w:color w:val="FB923C"/>
+                <w:color w:val="5EEAD4"/>
                 <w:sz w:val="26"/>
               </w:rPr>
               <w:t>widely</w:t>
@@ -2782,7 +2836,7 @@
               <w:rPr>
                 <w:rFonts w:ascii="Calibri" w:hAnsi="Calibri" w:eastAsia="微软雅黑"/>
                 <w:b/>
-                <w:color w:val="F472B6"/>
+                <w:color w:val="BEF264"/>
                 <w:sz w:val="21"/>
               </w:rPr>
               <w:t>建议</w:t>
@@ -2818,7 +2872,7 @@
               <w:rPr>
                 <w:rFonts w:ascii="Calibri" w:hAnsi="Calibri" w:eastAsia="微软雅黑"/>
                 <w:b/>
-                <w:color w:val="BEF264"/>
+                <w:color w:val="C4B5FD"/>
                 <w:sz w:val="21"/>
               </w:rPr>
               <w:t>切实可行的</w:t>
@@ -2836,7 +2890,7 @@
               <w:rPr>
                 <w:rFonts w:ascii="Calibri" w:hAnsi="Calibri" w:eastAsia="微软雅黑"/>
                 <w:b/>
-                <w:color w:val="C4B5FD"/>
+                <w:color w:val="FB923C"/>
                 <w:sz w:val="21"/>
               </w:rPr>
               <w:t>替代办法</w:t>
@@ -2912,7 +2966,7 @@
               <w:rPr>
                 <w:rFonts w:ascii="Calibri" w:hAnsi="Calibri" w:eastAsia="微软雅黑"/>
                 <w:b/>
-                <w:color w:val="FB923C"/>
+                <w:color w:val="5EEAD4"/>
                 <w:sz w:val="21"/>
               </w:rPr>
               <w:t>普遍</w:t>
@@ -3003,7 +3057,7 @@
               <w:rPr>
                 <w:rFonts w:ascii="Calibri" w:hAnsi="Calibri" w:eastAsia="微软雅黑"/>
                 <w:b/>
-                <w:color w:val="5EEAD4"/>
+                <w:color w:val="FCA5A5"/>
                 <w:sz w:val="26"/>
               </w:rPr>
               <w:t>interrogator</w:t>
@@ -3032,7 +3086,7 @@
               <w:rPr>
                 <w:rFonts w:ascii="Calibri" w:hAnsi="Calibri" w:eastAsia="微软雅黑"/>
                 <w:b/>
-                <w:color w:val="FCA5A5"/>
+                <w:color w:val="FBBF24"/>
                 <w:sz w:val="26"/>
               </w:rPr>
               <w:t>concealed</w:t>
@@ -3101,7 +3155,7 @@
               <w:rPr>
                 <w:rFonts w:ascii="Calibri" w:hAnsi="Calibri" w:eastAsia="微软雅黑"/>
                 <w:b/>
-                <w:color w:val="5EEAD4"/>
+                <w:color w:val="FCA5A5"/>
                 <w:sz w:val="21"/>
               </w:rPr>
               <w:t>提问者</w:t>
@@ -3139,7 +3193,7 @@
               <w:rPr>
                 <w:rFonts w:ascii="Calibri" w:hAnsi="Calibri" w:eastAsia="微软雅黑"/>
                 <w:b/>
-                <w:color w:val="FCA5A5"/>
+                <w:color w:val="FBBF24"/>
                 <w:sz w:val="21"/>
               </w:rPr>
               <w:t>隐藏起来的</w:t>
@@ -3249,7 +3303,7 @@
               <w:rPr>
                 <w:rFonts w:ascii="Calibri" w:hAnsi="Calibri" w:eastAsia="微软雅黑"/>
                 <w:b/>
-                <w:color w:val="FBBF24"/>
+                <w:color w:val="38BDF8"/>
                 <w:sz w:val="26"/>
               </w:rPr>
               <w:t>consistently</w:t>
@@ -3267,7 +3321,7 @@
               <w:rPr>
                 <w:rFonts w:ascii="Calibri" w:hAnsi="Calibri" w:eastAsia="微软雅黑"/>
                 <w:b/>
-                <w:color w:val="38BDF8"/>
+                <w:color w:val="F472B6"/>
                 <w:sz w:val="26"/>
               </w:rPr>
               <w:t>distinguish</w:t>
@@ -3336,7 +3390,7 @@
               <w:rPr>
                 <w:rFonts w:ascii="Calibri" w:hAnsi="Calibri" w:eastAsia="微软雅黑"/>
                 <w:b/>
-                <w:color w:val="FBBF24"/>
+                <w:color w:val="38BDF8"/>
                 <w:sz w:val="21"/>
               </w:rPr>
               <w:t>始终如一地</w:t>
@@ -3354,7 +3408,7 @@
               <w:rPr>
                 <w:rFonts w:ascii="Calibri" w:hAnsi="Calibri" w:eastAsia="微软雅黑"/>
                 <w:b/>
-                <w:color w:val="38BDF8"/>
+                <w:color w:val="F472B6"/>
                 <w:sz w:val="21"/>
               </w:rPr>
               <w:t>分辨</w:t>
@@ -3465,7 +3519,7 @@
               <w:rPr>
                 <w:rFonts w:ascii="Calibri" w:hAnsi="Calibri" w:eastAsia="微软雅黑"/>
                 <w:b/>
-                <w:color w:val="F472B6"/>
+                <w:color w:val="BEF264"/>
                 <w:sz w:val="26"/>
               </w:rPr>
               <w:t>exceptional</w:t>
@@ -3483,7 +3537,7 @@
               <w:rPr>
                 <w:rFonts w:ascii="Calibri" w:hAnsi="Calibri" w:eastAsia="微软雅黑"/>
                 <w:b/>
-                <w:color w:val="BEF264"/>
+                <w:color w:val="C4B5FD"/>
                 <w:sz w:val="26"/>
               </w:rPr>
               <w:t>wartime</w:t>
@@ -3501,7 +3555,7 @@
               <w:rPr>
                 <w:rFonts w:ascii="Calibri" w:hAnsi="Calibri" w:eastAsia="微软雅黑"/>
                 <w:b/>
-                <w:color w:val="C4B5FD"/>
+                <w:color w:val="FB923C"/>
                 <w:sz w:val="26"/>
               </w:rPr>
               <w:t>contribution</w:t>
@@ -3561,7 +3615,7 @@
               <w:rPr>
                 <w:rFonts w:ascii="Calibri" w:hAnsi="Calibri" w:eastAsia="微软雅黑"/>
                 <w:b/>
-                <w:color w:val="BEF264"/>
+                <w:color w:val="C4B5FD"/>
                 <w:sz w:val="21"/>
               </w:rPr>
               <w:t>战时</w:t>
@@ -3579,7 +3633,7 @@
               <w:rPr>
                 <w:rFonts w:ascii="Calibri" w:hAnsi="Calibri" w:eastAsia="微软雅黑"/>
                 <w:b/>
-                <w:color w:val="F472B6"/>
+                <w:color w:val="BEF264"/>
                 <w:sz w:val="21"/>
               </w:rPr>
               <w:t>卓越的</w:t>
@@ -3597,7 +3651,7 @@
               <w:rPr>
                 <w:rFonts w:ascii="Calibri" w:hAnsi="Calibri" w:eastAsia="微软雅黑"/>
                 <w:b/>
-                <w:color w:val="C4B5FD"/>
+                <w:color w:val="FB923C"/>
                 <w:sz w:val="21"/>
               </w:rPr>
               <w:t>贡献</w:t>
@@ -3693,7 +3747,7 @@
               <w:rPr>
                 <w:rFonts w:ascii="Calibri" w:hAnsi="Calibri" w:eastAsia="微软雅黑"/>
                 <w:b/>
-                <w:color w:val="FB923C"/>
+                <w:color w:val="5EEAD4"/>
                 <w:sz w:val="26"/>
               </w:rPr>
               <w:t>convicted of</w:t>
@@ -3762,7 +3816,7 @@
               <w:rPr>
                 <w:rFonts w:ascii="Calibri" w:hAnsi="Calibri" w:eastAsia="微软雅黑"/>
                 <w:b/>
-                <w:color w:val="FB923C"/>
+                <w:color w:val="5EEAD4"/>
                 <w:sz w:val="21"/>
               </w:rPr>
               <w:t>判定犯有</w:t>
@@ -3921,7 +3975,7 @@
               <w:rPr>
                 <w:rFonts w:ascii="Calibri" w:hAnsi="Calibri" w:eastAsia="微软雅黑"/>
                 <w:b/>
-                <w:color w:val="5EEAD4"/>
+                <w:color w:val="FCA5A5"/>
                 <w:sz w:val="26"/>
               </w:rPr>
               <w:t>forfeited</w:t>
@@ -3939,7 +3993,7 @@
               <w:rPr>
                 <w:rFonts w:ascii="Calibri" w:hAnsi="Calibri" w:eastAsia="微软雅黑"/>
                 <w:b/>
-                <w:color w:val="FCA5A5"/>
+                <w:color w:val="FBBF24"/>
                 <w:sz w:val="26"/>
               </w:rPr>
               <w:t>clearance</w:t>
@@ -3968,7 +4022,7 @@
               <w:rPr>
                 <w:rFonts w:ascii="Calibri" w:hAnsi="Calibri" w:eastAsia="微软雅黑"/>
                 <w:b/>
-                <w:color w:val="FBBF24"/>
+                <w:color w:val="38BDF8"/>
                 <w:sz w:val="26"/>
               </w:rPr>
               <w:t>avert</w:t>
@@ -3986,7 +4040,7 @@
               <w:rPr>
                 <w:rFonts w:ascii="Calibri" w:hAnsi="Calibri" w:eastAsia="微软雅黑"/>
                 <w:b/>
-                <w:color w:val="38BDF8"/>
+                <w:color w:val="F472B6"/>
                 <w:sz w:val="26"/>
               </w:rPr>
               <w:t>imprisonment</w:t>
@@ -4015,7 +4069,7 @@
               <w:rPr>
                 <w:rFonts w:ascii="Calibri" w:hAnsi="Calibri" w:eastAsia="微软雅黑"/>
                 <w:b/>
-                <w:color w:val="F472B6"/>
+                <w:color w:val="BEF264"/>
                 <w:sz w:val="26"/>
               </w:rPr>
               <w:t>submitted to</w:t>
@@ -4033,7 +4087,7 @@
               <w:rPr>
                 <w:rFonts w:ascii="Calibri" w:hAnsi="Calibri" w:eastAsia="微软雅黑"/>
                 <w:b/>
-                <w:color w:val="BEF264"/>
+                <w:color w:val="C4B5FD"/>
                 <w:sz w:val="26"/>
               </w:rPr>
               <w:t>hormone</w:t>
@@ -4051,7 +4105,7 @@
               <w:rPr>
                 <w:rFonts w:ascii="Calibri" w:hAnsi="Calibri" w:eastAsia="微软雅黑"/>
                 <w:b/>
-                <w:color w:val="C4B5FD"/>
+                <w:color w:val="FB923C"/>
                 <w:sz w:val="26"/>
               </w:rPr>
               <w:t>injections</w:t>
@@ -4100,7 +4154,7 @@
               <w:rPr>
                 <w:rFonts w:ascii="Calibri" w:hAnsi="Calibri" w:eastAsia="微软雅黑"/>
                 <w:b/>
-                <w:color w:val="5EEAD4"/>
+                <w:color w:val="FCA5A5"/>
                 <w:sz w:val="21"/>
               </w:rPr>
               <w:t>失去了</w:t>
@@ -4136,7 +4190,7 @@
               <w:rPr>
                 <w:rFonts w:ascii="Calibri" w:hAnsi="Calibri" w:eastAsia="微软雅黑"/>
                 <w:b/>
-                <w:color w:val="FCA5A5"/>
+                <w:color w:val="FBBF24"/>
                 <w:sz w:val="21"/>
               </w:rPr>
               <w:t>许可</w:t>
@@ -4183,7 +4237,7 @@
               <w:rPr>
                 <w:rFonts w:ascii="Calibri" w:hAnsi="Calibri" w:eastAsia="微软雅黑"/>
                 <w:b/>
-                <w:color w:val="FBBF24"/>
+                <w:color w:val="38BDF8"/>
                 <w:sz w:val="21"/>
               </w:rPr>
               <w:t>避免</w:t>
@@ -4201,7 +4255,7 @@
               <w:rPr>
                 <w:rFonts w:ascii="Calibri" w:hAnsi="Calibri" w:eastAsia="微软雅黑"/>
                 <w:b/>
-                <w:color w:val="38BDF8"/>
+                <w:color w:val="F472B6"/>
                 <w:sz w:val="21"/>
               </w:rPr>
               <w:t>入狱</w:t>
@@ -4230,7 +4284,7 @@
               <w:rPr>
                 <w:rFonts w:ascii="Calibri" w:hAnsi="Calibri" w:eastAsia="微软雅黑"/>
                 <w:b/>
-                <w:color w:val="F472B6"/>
+                <w:color w:val="BEF264"/>
                 <w:sz w:val="21"/>
               </w:rPr>
               <w:t>接受了</w:t>
@@ -4248,7 +4302,7 @@
               <w:rPr>
                 <w:rFonts w:ascii="Calibri" w:hAnsi="Calibri" w:eastAsia="微软雅黑"/>
                 <w:b/>
-                <w:color w:val="BEF264"/>
+                <w:color w:val="C4B5FD"/>
                 <w:sz w:val="21"/>
               </w:rPr>
               <w:t>激素</w:t>
@@ -4266,7 +4320,7 @@
               <w:rPr>
                 <w:rFonts w:ascii="Calibri" w:hAnsi="Calibri" w:eastAsia="微软雅黑"/>
                 <w:b/>
-                <w:color w:val="C4B5FD"/>
+                <w:color w:val="FB923C"/>
                 <w:sz w:val="21"/>
               </w:rPr>
               <w:t>注射</w:t>
@@ -4430,7 +4484,7 @@
               <w:rPr>
                 <w:rFonts w:ascii="Calibri" w:hAnsi="Calibri" w:eastAsia="微软雅黑"/>
                 <w:b/>
-                <w:color w:val="FB923C"/>
+                <w:color w:val="5EEAD4"/>
                 <w:sz w:val="26"/>
               </w:rPr>
               <w:t>coroner</w:t>
@@ -4468,7 +4522,7 @@
               <w:rPr>
                 <w:rFonts w:ascii="Calibri" w:hAnsi="Calibri" w:eastAsia="微软雅黑"/>
                 <w:b/>
-                <w:color w:val="5EEAD4"/>
+                <w:color w:val="FCA5A5"/>
                 <w:sz w:val="26"/>
               </w:rPr>
               <w:t>suicide</w:t>
@@ -4519,7 +4573,7 @@
               <w:rPr>
                 <w:rFonts w:ascii="Calibri" w:hAnsi="Calibri" w:eastAsia="微软雅黑"/>
                 <w:b/>
-                <w:color w:val="FB923C"/>
+                <w:color w:val="5EEAD4"/>
                 <w:sz w:val="21"/>
               </w:rPr>
               <w:t>验尸官</w:t>
@@ -4575,7 +4629,7 @@
               <w:rPr>
                 <w:rFonts w:ascii="Calibri" w:hAnsi="Calibri" w:eastAsia="微软雅黑"/>
                 <w:b/>
-                <w:color w:val="5EEAD4"/>
+                <w:color w:val="FCA5A5"/>
                 <w:sz w:val="21"/>
               </w:rPr>
               <w:t>自杀</w:t>
@@ -4668,7 +4722,7 @@
               <w:rPr>
                 <w:rFonts w:ascii="Calibri" w:hAnsi="Calibri" w:eastAsia="微软雅黑"/>
                 <w:b/>
-                <w:color w:val="FCA5A5"/>
+                <w:color w:val="FBBF24"/>
                 <w:sz w:val="26"/>
               </w:rPr>
               <w:t>Recognition</w:t>
@@ -4688,7 +4742,7 @@
               <w:rPr>
                 <w:rFonts w:ascii="Calibri" w:hAnsi="Calibri" w:eastAsia="微软雅黑"/>
                 <w:b/>
-                <w:color w:val="FBBF24"/>
+                <w:color w:val="38BDF8"/>
                 <w:sz w:val="26"/>
               </w:rPr>
               <w:t>lagged</w:t>
@@ -4719,7 +4773,7 @@
               <w:rPr>
                 <w:rFonts w:ascii="Calibri" w:hAnsi="Calibri" w:eastAsia="微软雅黑"/>
                 <w:b/>
-                <w:color w:val="FCA5A5"/>
+                <w:color w:val="FBBF24"/>
                 <w:sz w:val="21"/>
               </w:rPr>
               <w:t>认可</w:t>
@@ -4739,7 +4793,7 @@
               <w:rPr>
                 <w:rFonts w:ascii="Calibri" w:hAnsi="Calibri" w:eastAsia="微软雅黑"/>
                 <w:b/>
-                <w:color w:val="FBBF24"/>
+                <w:color w:val="38BDF8"/>
                 <w:sz w:val="21"/>
               </w:rPr>
               <w:t>来得迟缓</w:t>
@@ -4824,7 +4878,7 @@
               <w:rPr>
                 <w:rFonts w:ascii="Calibri" w:hAnsi="Calibri" w:eastAsia="微软雅黑"/>
                 <w:b/>
-                <w:color w:val="38BDF8"/>
+                <w:color w:val="F472B6"/>
                 <w:sz w:val="26"/>
               </w:rPr>
               <w:t>publicly</w:t>
@@ -4842,7 +4896,7 @@
               <w:rPr>
                 <w:rFonts w:ascii="Calibri" w:hAnsi="Calibri" w:eastAsia="微软雅黑"/>
                 <w:b/>
-                <w:color w:val="F472B6"/>
+                <w:color w:val="BEF264"/>
                 <w:sz w:val="26"/>
               </w:rPr>
               <w:t>apologised</w:t>
@@ -4911,7 +4965,7 @@
               <w:rPr>
                 <w:rFonts w:ascii="Calibri" w:hAnsi="Calibri" w:eastAsia="微软雅黑"/>
                 <w:b/>
-                <w:color w:val="38BDF8"/>
+                <w:color w:val="F472B6"/>
                 <w:sz w:val="21"/>
               </w:rPr>
               <w:t>公开</w:t>
@@ -4929,7 +4983,7 @@
               <w:rPr>
                 <w:rFonts w:ascii="Calibri" w:hAnsi="Calibri" w:eastAsia="微软雅黑"/>
                 <w:b/>
-                <w:color w:val="F472B6"/>
+                <w:color w:val="BEF264"/>
                 <w:sz w:val="21"/>
               </w:rPr>
               <w:t>道歉了</w:t>
@@ -5009,7 +5063,7 @@
               <w:rPr>
                 <w:rFonts w:ascii="Calibri" w:hAnsi="Calibri" w:eastAsia="微软雅黑"/>
                 <w:b/>
-                <w:color w:val="BEF264"/>
+                <w:color w:val="C4B5FD"/>
                 <w:sz w:val="26"/>
               </w:rPr>
               <w:t>posthumously</w:t>
@@ -5027,7 +5081,7 @@
               <w:rPr>
                 <w:rFonts w:ascii="Calibri" w:hAnsi="Calibri" w:eastAsia="微软雅黑"/>
                 <w:b/>
-                <w:color w:val="C4B5FD"/>
+                <w:color w:val="FB923C"/>
                 <w:sz w:val="26"/>
               </w:rPr>
               <w:t>granted</w:t>
@@ -5096,7 +5150,7 @@
               <w:rPr>
                 <w:rFonts w:ascii="Calibri" w:hAnsi="Calibri" w:eastAsia="微软雅黑"/>
                 <w:b/>
-                <w:color w:val="BEF264"/>
+                <w:color w:val="C4B5FD"/>
                 <w:sz w:val="21"/>
               </w:rPr>
               <w:t>身后</w:t>
@@ -5114,7 +5168,7 @@
               <w:rPr>
                 <w:rFonts w:ascii="Calibri" w:hAnsi="Calibri" w:eastAsia="微软雅黑"/>
                 <w:b/>
-                <w:color w:val="C4B5FD"/>
+                <w:color w:val="FB923C"/>
                 <w:sz w:val="21"/>
               </w:rPr>
               <w:t>获得了</w:t>
@@ -5244,7 +5298,7 @@
               <w:rPr>
                 <w:rFonts w:ascii="Calibri" w:hAnsi="Calibri" w:eastAsia="微软雅黑"/>
                 <w:b/>
-                <w:color w:val="FB923C"/>
+                <w:color w:val="5EEAD4"/>
                 <w:sz w:val="26"/>
               </w:rPr>
               <w:t>portrait</w:t>
@@ -5273,7 +5327,7 @@
               <w:rPr>
                 <w:rFonts w:ascii="Calibri" w:hAnsi="Calibri" w:eastAsia="微软雅黑"/>
                 <w:b/>
-                <w:color w:val="5EEAD4"/>
+                <w:color w:val="FCA5A5"/>
                 <w:sz w:val="26"/>
               </w:rPr>
               <w:t>circulation</w:t>
@@ -5362,7 +5416,7 @@
               <w:rPr>
                 <w:rFonts w:ascii="Calibri" w:hAnsi="Calibri" w:eastAsia="微软雅黑"/>
                 <w:b/>
-                <w:color w:val="FB923C"/>
+                <w:color w:val="5EEAD4"/>
                 <w:sz w:val="21"/>
               </w:rPr>
               <w:t>肖像</w:t>
@@ -5418,7 +5472,7 @@
               <w:rPr>
                 <w:rFonts w:ascii="Calibri" w:hAnsi="Calibri" w:eastAsia="微软雅黑"/>
                 <w:b/>
-                <w:color w:val="5EEAD4"/>
+                <w:color w:val="FCA5A5"/>
                 <w:sz w:val="21"/>
               </w:rPr>
               <w:t>流通</w:t>
@@ -5501,7 +5555,7 @@
               <w:rPr>
                 <w:rFonts w:ascii="Calibri" w:hAnsi="Calibri" w:eastAsia="微软雅黑"/>
                 <w:b/>
-                <w:color w:val="FCA5A5"/>
+                <w:color w:val="FBBF24"/>
                 <w:sz w:val="26"/>
               </w:rPr>
               <w:t>prosecuted</w:t>
@@ -5552,7 +5606,7 @@
               <w:rPr>
                 <w:rFonts w:ascii="Calibri" w:hAnsi="Calibri" w:eastAsia="微软雅黑"/>
                 <w:b/>
-                <w:color w:val="FCA5A5"/>
+                <w:color w:val="FBBF24"/>
                 <w:sz w:val="21"/>
               </w:rPr>
               <w:t>起诉</w:t>

--- a/视频/对照文本/23-文本.docx
+++ b/视频/对照文本/23-文本.docx
@@ -61,13 +61,15 @@
         </w:tblBorders>
       </w:tblPr>
       <w:tblGrid>
-        <w:gridCol w:w="5270"/>
-        <w:gridCol w:w="5270"/>
+        <w:gridCol w:w="2635"/>
+        <w:gridCol w:w="2635"/>
+        <w:gridCol w:w="2635"/>
+        <w:gridCol w:w="2635"/>
       </w:tblGrid>
       <w:tr>
         <w:tc>
           <w:tcPr>
-            <w:tcW w:type="dxa" w:w="5270"/>
+            <w:tcW w:type="dxa" w:w="2635"/>
           </w:tcPr>
           <w:p>
             <w:pPr>
@@ -87,7 +89,7 @@
         </w:tc>
         <w:tc>
           <w:tcPr>
-            <w:tcW w:type="dxa" w:w="5270"/>
+            <w:tcW w:type="dxa" w:w="2635"/>
           </w:tcPr>
           <w:p>
             <w:pPr>
@@ -101,7 +103,27 @@
                 <w:color w:val="F0F7F2"/>
                 <w:sz w:val="26"/>
               </w:rPr>
-              <w:t xml:space="preserve">had a </w:t>
+              <w:t>had</w:t>
+            </w:r>
+          </w:p>
+        </w:tc>
+        <w:tc>
+          <w:tcPr>
+            <w:tcW w:type="dxa" w:w="2635"/>
+          </w:tcPr>
+          <w:p>
+            <w:pPr>
+              <w:spacing w:after="0"/>
+              <w:jc w:val="center"/>
+            </w:pPr>
+            <w:r>
+              <w:rPr>
+                <w:rFonts w:ascii="Calibri" w:hAnsi="Calibri" w:eastAsia="微软雅黑"/>
+                <w:b w:val="0"/>
+                <w:color w:val="F0F7F2"/>
+                <w:sz w:val="26"/>
+              </w:rPr>
+              <w:t xml:space="preserve">a </w:t>
             </w:r>
             <w:r>
               <w:rPr>
@@ -130,6 +152,17 @@
               </w:rPr>
               <w:t>intellect</w:t>
             </w:r>
+          </w:p>
+        </w:tc>
+        <w:tc>
+          <w:tcPr>
+            <w:tcW w:type="dxa" w:w="2635"/>
+          </w:tcPr>
+          <w:p>
+            <w:pPr>
+              <w:spacing w:after="0"/>
+              <w:jc w:val="center"/>
+            </w:pPr>
             <w:r>
               <w:rPr>
                 <w:rFonts w:ascii="Calibri" w:hAnsi="Calibri" w:eastAsia="微软雅黑"/>
@@ -137,7 +170,7 @@
                 <w:color w:val="F0F7F2"/>
                 <w:sz w:val="26"/>
               </w:rPr>
-              <w:t xml:space="preserve"> by his early twenties.</w:t>
+              <w:t>by his early twenties.</w:t>
             </w:r>
           </w:p>
         </w:tc>
@@ -145,7 +178,7 @@
       <w:tr>
         <w:tc>
           <w:tcPr>
-            <w:tcW w:type="dxa" w:w="5270"/>
+            <w:tcW w:type="dxa" w:w="2635"/>
           </w:tcPr>
           <w:p>
             <w:pPr>
@@ -165,7 +198,7 @@
         </w:tc>
         <w:tc>
           <w:tcPr>
-            <w:tcW w:type="dxa" w:w="5270"/>
+            <w:tcW w:type="dxa" w:w="2635"/>
           </w:tcPr>
           <w:p>
             <w:pPr>
@@ -179,7 +212,27 @@
                 <w:color w:val="AAC4B6"/>
                 <w:sz w:val="21"/>
               </w:rPr>
-              <w:t>二十出头时，他已拥有</w:t>
+              <w:t>他已拥有</w:t>
+            </w:r>
+          </w:p>
+        </w:tc>
+        <w:tc>
+          <w:tcPr>
+            <w:tcW w:type="dxa" w:w="2635"/>
+          </w:tcPr>
+          <w:p>
+            <w:pPr>
+              <w:spacing w:after="0"/>
+              <w:jc w:val="center"/>
+            </w:pPr>
+            <w:r>
+              <w:rPr>
+                <w:rFonts w:ascii="Calibri" w:hAnsi="Calibri" w:eastAsia="微软雅黑"/>
+                <w:b/>
+                <w:color w:val="FBBF24"/>
+                <w:sz w:val="21"/>
+              </w:rPr>
+              <w:t>强大的</w:t>
             </w:r>
             <w:r>
               <w:rPr>
@@ -194,10 +247,10 @@
               <w:rPr>
                 <w:rFonts w:ascii="Calibri" w:hAnsi="Calibri" w:eastAsia="微软雅黑"/>
                 <w:b/>
-                <w:color w:val="FBBF24"/>
+                <w:color w:val="38BDF8"/>
                 <w:sz w:val="21"/>
               </w:rPr>
-              <w:t>强大的</w:t>
+              <w:t>才智</w:t>
             </w:r>
             <w:r>
               <w:rPr>
@@ -206,17 +259,19 @@
                 <w:color w:val="AAC4B6"/>
                 <w:sz w:val="21"/>
               </w:rPr>
-              <w:t xml:space="preserve"> </w:t>
-            </w:r>
-            <w:r>
-              <w:rPr>
-                <w:rFonts w:ascii="Calibri" w:hAnsi="Calibri" w:eastAsia="微软雅黑"/>
-                <w:b/>
-                <w:color w:val="38BDF8"/>
-                <w:sz w:val="21"/>
-              </w:rPr>
-              <w:t>才智</w:t>
-            </w:r>
+              <w:t>，</w:t>
+            </w:r>
+          </w:p>
+        </w:tc>
+        <w:tc>
+          <w:tcPr>
+            <w:tcW w:type="dxa" w:w="2635"/>
+          </w:tcPr>
+          <w:p>
+            <w:pPr>
+              <w:spacing w:after="0"/>
+              <w:jc w:val="center"/>
+            </w:pPr>
             <w:r>
               <w:rPr>
                 <w:rFonts w:ascii="Calibri" w:hAnsi="Calibri" w:eastAsia="微软雅黑"/>
@@ -224,7 +279,7 @@
                 <w:color w:val="AAC4B6"/>
                 <w:sz w:val="21"/>
               </w:rPr>
-              <w:t>。</w:t>
+              <w:t>二十出头时。</w:t>
             </w:r>
           </w:p>
         </w:tc>
@@ -247,7 +302,9 @@
         <w:br/>
         <w:t>formidable 常译为“强大的、令人敬畏的”，</w:t>
         <w:br/>
-        <w:t>多指实力极强、规模宏大或难度极高，足以给人带来压迫感或让人难以应对）</w:t>
+        <w:t>多指实力极强、规模宏大或难度极高，</w:t>
+        <w:br/>
+        <w:t>足以给人带来压迫感或让人难以应对）</w:t>
       </w:r>
     </w:p>
     <w:p>
@@ -271,13 +328,15 @@
         </w:tblBorders>
       </w:tblPr>
       <w:tblGrid>
-        <w:gridCol w:w="5270"/>
-        <w:gridCol w:w="5270"/>
+        <w:gridCol w:w="2635"/>
+        <w:gridCol w:w="2635"/>
+        <w:gridCol w:w="2635"/>
+        <w:gridCol w:w="2635"/>
       </w:tblGrid>
       <w:tr>
         <w:tc>
           <w:tcPr>
-            <w:tcW w:type="dxa" w:w="5270"/>
+            <w:tcW w:type="dxa" w:w="2635"/>
           </w:tcPr>
           <w:p>
             <w:pPr>
@@ -297,7 +356,7 @@
         </w:tc>
         <w:tc>
           <w:tcPr>
-            <w:tcW w:type="dxa" w:w="5270"/>
+            <w:tcW w:type="dxa" w:w="2635"/>
           </w:tcPr>
           <w:p>
             <w:pPr>
@@ -311,8 +370,19 @@
                 <w:color w:val="F0F7F2"/>
                 <w:sz w:val="26"/>
               </w:rPr>
-              <w:t xml:space="preserve">he </w:t>
-            </w:r>
+              <w:t>he</w:t>
+            </w:r>
+          </w:p>
+        </w:tc>
+        <w:tc>
+          <w:tcPr>
+            <w:tcW w:type="dxa" w:w="2635"/>
+          </w:tcPr>
+          <w:p>
+            <w:pPr>
+              <w:spacing w:after="0"/>
+              <w:jc w:val="center"/>
+            </w:pPr>
             <w:r>
               <w:rPr>
                 <w:rFonts w:ascii="Calibri" w:hAnsi="Calibri" w:eastAsia="微软雅黑"/>
@@ -322,6 +392,17 @@
               </w:rPr>
               <w:t>outlined</w:t>
             </w:r>
+          </w:p>
+        </w:tc>
+        <w:tc>
+          <w:tcPr>
+            <w:tcW w:type="dxa" w:w="2635"/>
+          </w:tcPr>
+          <w:p>
+            <w:pPr>
+              <w:spacing w:after="0"/>
+              <w:jc w:val="center"/>
+            </w:pPr>
             <w:r>
               <w:rPr>
                 <w:rFonts w:ascii="Calibri" w:hAnsi="Calibri" w:eastAsia="微软雅黑"/>
@@ -329,7 +410,7 @@
                 <w:color w:val="F0F7F2"/>
                 <w:sz w:val="26"/>
               </w:rPr>
-              <w:t xml:space="preserve"> a "universal machine":</w:t>
+              <w:t>a "universal machine":</w:t>
             </w:r>
           </w:p>
         </w:tc>
@@ -337,7 +418,7 @@
       <w:tr>
         <w:tc>
           <w:tcPr>
-            <w:tcW w:type="dxa" w:w="5270"/>
+            <w:tcW w:type="dxa" w:w="2635"/>
           </w:tcPr>
           <w:p>
             <w:pPr>
@@ -357,7 +438,7 @@
         </w:tc>
         <w:tc>
           <w:tcPr>
-            <w:tcW w:type="dxa" w:w="5270"/>
+            <w:tcW w:type="dxa" w:w="2635"/>
           </w:tcPr>
           <w:p>
             <w:pPr>
@@ -373,15 +454,17 @@
               </w:rPr>
               <w:t>他</w:t>
             </w:r>
-            <w:r>
-              <w:rPr>
-                <w:rFonts w:ascii="Calibri" w:hAnsi="Calibri" w:eastAsia="微软雅黑"/>
-                <w:b w:val="0"/>
-                <w:color w:val="AAC4B6"/>
-                <w:sz w:val="21"/>
-              </w:rPr>
-              <w:t xml:space="preserve"> </w:t>
-            </w:r>
+          </w:p>
+        </w:tc>
+        <w:tc>
+          <w:tcPr>
+            <w:tcW w:type="dxa" w:w="2635"/>
+          </w:tcPr>
+          <w:p>
+            <w:pPr>
+              <w:spacing w:after="0"/>
+              <w:jc w:val="center"/>
+            </w:pPr>
             <w:r>
               <w:rPr>
                 <w:rFonts w:ascii="Calibri" w:hAnsi="Calibri" w:eastAsia="微软雅黑"/>
@@ -391,15 +474,17 @@
               </w:rPr>
               <w:t>勾勒了</w:t>
             </w:r>
-            <w:r>
-              <w:rPr>
-                <w:rFonts w:ascii="Calibri" w:hAnsi="Calibri" w:eastAsia="微软雅黑"/>
-                <w:b w:val="0"/>
-                <w:color w:val="AAC4B6"/>
-                <w:sz w:val="21"/>
-              </w:rPr>
-              <w:t xml:space="preserve"> </w:t>
-            </w:r>
+          </w:p>
+        </w:tc>
+        <w:tc>
+          <w:tcPr>
+            <w:tcW w:type="dxa" w:w="2635"/>
+          </w:tcPr>
+          <w:p>
+            <w:pPr>
+              <w:spacing w:after="0"/>
+              <w:jc w:val="center"/>
+            </w:pPr>
             <w:r>
               <w:rPr>
                 <w:rFonts w:ascii="Calibri" w:hAnsi="Calibri" w:eastAsia="微软雅黑"/>
@@ -443,13 +528,14 @@
         </w:tblBorders>
       </w:tblPr>
       <w:tblGrid>
-        <w:gridCol w:w="5270"/>
-        <w:gridCol w:w="5270"/>
+        <w:gridCol w:w="3513"/>
+        <w:gridCol w:w="3513"/>
+        <w:gridCol w:w="3513"/>
       </w:tblGrid>
       <w:tr>
         <w:tc>
           <w:tcPr>
-            <w:tcW w:type="dxa" w:w="5270"/>
+            <w:tcW w:type="dxa" w:w="3513"/>
           </w:tcPr>
           <w:p>
             <w:pPr>
@@ -523,7 +609,7 @@
         </w:tc>
         <w:tc>
           <w:tcPr>
-            <w:tcW w:type="dxa" w:w="5270"/>
+            <w:tcW w:type="dxa" w:w="3513"/>
           </w:tcPr>
           <w:p>
             <w:pPr>
@@ -537,7 +623,27 @@
                 <w:color w:val="F0F7F2"/>
                 <w:sz w:val="26"/>
               </w:rPr>
-              <w:t>given the right instructions.</w:t>
+              <w:t>given</w:t>
+            </w:r>
+          </w:p>
+        </w:tc>
+        <w:tc>
+          <w:tcPr>
+            <w:tcW w:type="dxa" w:w="3513"/>
+          </w:tcPr>
+          <w:p>
+            <w:pPr>
+              <w:spacing w:after="0"/>
+              <w:jc w:val="center"/>
+            </w:pPr>
+            <w:r>
+              <w:rPr>
+                <w:rFonts w:ascii="Calibri" w:hAnsi="Calibri" w:eastAsia="微软雅黑"/>
+                <w:b w:val="0"/>
+                <w:color w:val="F0F7F2"/>
+                <w:sz w:val="26"/>
+              </w:rPr>
+              <w:t>the right instructions.</w:t>
             </w:r>
           </w:p>
         </w:tc>
@@ -545,7 +651,7 @@
       <w:tr>
         <w:tc>
           <w:tcPr>
-            <w:tcW w:type="dxa" w:w="5270"/>
+            <w:tcW w:type="dxa" w:w="3513"/>
           </w:tcPr>
           <w:p>
             <w:pPr>
@@ -664,7 +770,7 @@
         </w:tc>
         <w:tc>
           <w:tcPr>
-            <w:tcW w:type="dxa" w:w="5270"/>
+            <w:tcW w:type="dxa" w:w="3513"/>
           </w:tcPr>
           <w:p>
             <w:pPr>
@@ -678,7 +784,27 @@
                 <w:color w:val="AAC4B6"/>
                 <w:sz w:val="21"/>
               </w:rPr>
-              <w:t>只要给出正确的指令。</w:t>
+              <w:t>只要给出</w:t>
+            </w:r>
+          </w:p>
+        </w:tc>
+        <w:tc>
+          <w:tcPr>
+            <w:tcW w:type="dxa" w:w="3513"/>
+          </w:tcPr>
+          <w:p>
+            <w:pPr>
+              <w:spacing w:after="0"/>
+              <w:jc w:val="center"/>
+            </w:pPr>
+            <w:r>
+              <w:rPr>
+                <w:rFonts w:ascii="Calibri" w:hAnsi="Calibri" w:eastAsia="微软雅黑"/>
+                <w:b w:val="0"/>
+                <w:color w:val="AAC4B6"/>
+                <w:sz w:val="21"/>
+              </w:rPr>
+              <w:t>正确的指令。</w:t>
             </w:r>
           </w:p>
         </w:tc>
@@ -723,14 +849,16 @@
         </w:tblBorders>
       </w:tblPr>
       <w:tblGrid>
-        <w:gridCol w:w="3513"/>
-        <w:gridCol w:w="3513"/>
-        <w:gridCol w:w="3513"/>
+        <w:gridCol w:w="2108"/>
+        <w:gridCol w:w="2108"/>
+        <w:gridCol w:w="2108"/>
+        <w:gridCol w:w="2108"/>
+        <w:gridCol w:w="2108"/>
       </w:tblGrid>
       <w:tr>
         <w:tc>
           <w:tcPr>
-            <w:tcW w:type="dxa" w:w="3513"/>
+            <w:tcW w:type="dxa" w:w="2108"/>
           </w:tcPr>
           <w:p>
             <w:pPr>
@@ -786,7 +914,7 @@
         </w:tc>
         <w:tc>
           <w:tcPr>
-            <w:tcW w:type="dxa" w:w="3513"/>
+            <w:tcW w:type="dxa" w:w="2108"/>
           </w:tcPr>
           <w:p>
             <w:pPr>
@@ -802,56 +930,11 @@
               </w:rPr>
               <w:t>rooted in</w:t>
             </w:r>
-            <w:r>
-              <w:rPr>
-                <w:rFonts w:ascii="Calibri" w:hAnsi="Calibri" w:eastAsia="微软雅黑"/>
-                <w:b w:val="0"/>
-                <w:color w:val="F0F7F2"/>
-                <w:sz w:val="26"/>
-              </w:rPr>
-              <w:t xml:space="preserve"> </w:t>
-            </w:r>
-            <w:r>
-              <w:rPr>
-                <w:rFonts w:ascii="Calibri" w:hAnsi="Calibri" w:eastAsia="微软雅黑"/>
-                <w:b/>
-                <w:color w:val="38BDF8"/>
-                <w:sz w:val="26"/>
-              </w:rPr>
-              <w:t>mathematical</w:t>
-            </w:r>
-            <w:r>
-              <w:rPr>
-                <w:rFonts w:ascii="Calibri" w:hAnsi="Calibri" w:eastAsia="微软雅黑"/>
-                <w:b w:val="0"/>
-                <w:color w:val="F0F7F2"/>
-                <w:sz w:val="26"/>
-              </w:rPr>
-              <w:t xml:space="preserve"> </w:t>
-            </w:r>
-            <w:r>
-              <w:rPr>
-                <w:rFonts w:ascii="Calibri" w:hAnsi="Calibri" w:eastAsia="微软雅黑"/>
-                <w:b/>
-                <w:color w:val="F472B6"/>
-                <w:sz w:val="26"/>
-              </w:rPr>
-              <w:t>logic</w:t>
-            </w:r>
-            <w:r>
-              <w:rPr>
-                <w:rFonts w:ascii="Calibri" w:hAnsi="Calibri" w:eastAsia="微软雅黑"/>
-                <w:b w:val="0"/>
-                <w:color w:val="F0F7F2"/>
-                <w:sz w:val="26"/>
-              </w:rPr>
-              <w:t>,</w:t>
-            </w:r>
           </w:p>
         </w:tc>
         <w:tc>
           <w:tcPr>
-            <w:tcW w:type="dxa" w:w="3513"/>
+            <w:tcW w:type="dxa" w:w="2108"/>
           </w:tcPr>
           <w:p>
             <w:pPr>
@@ -861,11 +944,78 @@
             <w:r>
               <w:rPr>
                 <w:rFonts w:ascii="Calibri" w:hAnsi="Calibri" w:eastAsia="微软雅黑"/>
+                <w:b/>
+                <w:color w:val="38BDF8"/>
+                <w:sz w:val="26"/>
+              </w:rPr>
+              <w:t>mathematical</w:t>
+            </w:r>
+            <w:r>
+              <w:rPr>
+                <w:rFonts w:ascii="Calibri" w:hAnsi="Calibri" w:eastAsia="微软雅黑"/>
                 <w:b w:val="0"/>
                 <w:color w:val="F0F7F2"/>
                 <w:sz w:val="26"/>
               </w:rPr>
-              <w:t xml:space="preserve">became the </w:t>
+              <w:t xml:space="preserve"> </w:t>
+            </w:r>
+            <w:r>
+              <w:rPr>
+                <w:rFonts w:ascii="Calibri" w:hAnsi="Calibri" w:eastAsia="微软雅黑"/>
+                <w:b/>
+                <w:color w:val="F472B6"/>
+                <w:sz w:val="26"/>
+              </w:rPr>
+              <w:t>logic</w:t>
+            </w:r>
+            <w:r>
+              <w:rPr>
+                <w:rFonts w:ascii="Calibri" w:hAnsi="Calibri" w:eastAsia="微软雅黑"/>
+                <w:b w:val="0"/>
+                <w:color w:val="F0F7F2"/>
+                <w:sz w:val="26"/>
+              </w:rPr>
+              <w:t>,</w:t>
+            </w:r>
+          </w:p>
+        </w:tc>
+        <w:tc>
+          <w:tcPr>
+            <w:tcW w:type="dxa" w:w="2108"/>
+          </w:tcPr>
+          <w:p>
+            <w:pPr>
+              <w:spacing w:after="0"/>
+              <w:jc w:val="center"/>
+            </w:pPr>
+            <w:r>
+              <w:rPr>
+                <w:rFonts w:ascii="Calibri" w:hAnsi="Calibri" w:eastAsia="微软雅黑"/>
+                <w:b w:val="0"/>
+                <w:color w:val="F0F7F2"/>
+                <w:sz w:val="26"/>
+              </w:rPr>
+              <w:t>became</w:t>
+            </w:r>
+          </w:p>
+        </w:tc>
+        <w:tc>
+          <w:tcPr>
+            <w:tcW w:type="dxa" w:w="2108"/>
+          </w:tcPr>
+          <w:p>
+            <w:pPr>
+              <w:spacing w:after="0"/>
+              <w:jc w:val="center"/>
+            </w:pPr>
+            <w:r>
+              <w:rPr>
+                <w:rFonts w:ascii="Calibri" w:hAnsi="Calibri" w:eastAsia="微软雅黑"/>
+                <w:b w:val="0"/>
+                <w:color w:val="F0F7F2"/>
+                <w:sz w:val="26"/>
+              </w:rPr>
+              <w:t xml:space="preserve">the </w:t>
             </w:r>
             <w:r>
               <w:rPr>
@@ -909,7 +1059,7 @@
       <w:tr>
         <w:tc>
           <w:tcPr>
-            <w:tcW w:type="dxa" w:w="3513"/>
+            <w:tcW w:type="dxa" w:w="2108"/>
           </w:tcPr>
           <w:p>
             <w:pPr>
@@ -965,7 +1115,7 @@
         </w:tc>
         <w:tc>
           <w:tcPr>
-            <w:tcW w:type="dxa" w:w="3513"/>
+            <w:tcW w:type="dxa" w:w="2108"/>
           </w:tcPr>
           <w:p>
             <w:pPr>
@@ -981,56 +1131,11 @@
               </w:rPr>
               <w:t>根源于</w:t>
             </w:r>
-            <w:r>
-              <w:rPr>
-                <w:rFonts w:ascii="Calibri" w:hAnsi="Calibri" w:eastAsia="微软雅黑"/>
-                <w:b w:val="0"/>
-                <w:color w:val="AAC4B6"/>
-                <w:sz w:val="21"/>
-              </w:rPr>
-              <w:t xml:space="preserve"> </w:t>
-            </w:r>
-            <w:r>
-              <w:rPr>
-                <w:rFonts w:ascii="Calibri" w:hAnsi="Calibri" w:eastAsia="微软雅黑"/>
-                <w:b/>
-                <w:color w:val="38BDF8"/>
-                <w:sz w:val="21"/>
-              </w:rPr>
-              <w:t>数理</w:t>
-            </w:r>
-            <w:r>
-              <w:rPr>
-                <w:rFonts w:ascii="Calibri" w:hAnsi="Calibri" w:eastAsia="微软雅黑"/>
-                <w:b w:val="0"/>
-                <w:color w:val="AAC4B6"/>
-                <w:sz w:val="21"/>
-              </w:rPr>
-              <w:t xml:space="preserve"> </w:t>
-            </w:r>
-            <w:r>
-              <w:rPr>
-                <w:rFonts w:ascii="Calibri" w:hAnsi="Calibri" w:eastAsia="微软雅黑"/>
-                <w:b/>
-                <w:color w:val="F472B6"/>
-                <w:sz w:val="21"/>
-              </w:rPr>
-              <w:t>逻辑</w:t>
-            </w:r>
-            <w:r>
-              <w:rPr>
-                <w:rFonts w:ascii="Calibri" w:hAnsi="Calibri" w:eastAsia="微软雅黑"/>
-                <w:b w:val="0"/>
-                <w:color w:val="AAC4B6"/>
-                <w:sz w:val="21"/>
-              </w:rPr>
-              <w:t>，</w:t>
-            </w:r>
           </w:p>
         </w:tc>
         <w:tc>
           <w:tcPr>
-            <w:tcW w:type="dxa" w:w="3513"/>
+            <w:tcW w:type="dxa" w:w="2108"/>
           </w:tcPr>
           <w:p>
             <w:pPr>
@@ -1040,11 +1145,78 @@
             <w:r>
               <w:rPr>
                 <w:rFonts w:ascii="Calibri" w:hAnsi="Calibri" w:eastAsia="微软雅黑"/>
+                <w:b/>
+                <w:color w:val="38BDF8"/>
+                <w:sz w:val="21"/>
+              </w:rPr>
+              <w:t>数理</w:t>
+            </w:r>
+            <w:r>
+              <w:rPr>
+                <w:rFonts w:ascii="Calibri" w:hAnsi="Calibri" w:eastAsia="微软雅黑"/>
                 <w:b w:val="0"/>
                 <w:color w:val="AAC4B6"/>
                 <w:sz w:val="21"/>
               </w:rPr>
-              <w:t>后来成为了现代计算机的</w:t>
+              <w:t xml:space="preserve"> </w:t>
+            </w:r>
+            <w:r>
+              <w:rPr>
+                <w:rFonts w:ascii="Calibri" w:hAnsi="Calibri" w:eastAsia="微软雅黑"/>
+                <w:b/>
+                <w:color w:val="F472B6"/>
+                <w:sz w:val="21"/>
+              </w:rPr>
+              <w:t>逻辑</w:t>
+            </w:r>
+            <w:r>
+              <w:rPr>
+                <w:rFonts w:ascii="Calibri" w:hAnsi="Calibri" w:eastAsia="微软雅黑"/>
+                <w:b w:val="0"/>
+                <w:color w:val="AAC4B6"/>
+                <w:sz w:val="21"/>
+              </w:rPr>
+              <w:t>，</w:t>
+            </w:r>
+          </w:p>
+        </w:tc>
+        <w:tc>
+          <w:tcPr>
+            <w:tcW w:type="dxa" w:w="2108"/>
+          </w:tcPr>
+          <w:p>
+            <w:pPr>
+              <w:spacing w:after="0"/>
+              <w:jc w:val="center"/>
+            </w:pPr>
+            <w:r>
+              <w:rPr>
+                <w:rFonts w:ascii="Calibri" w:hAnsi="Calibri" w:eastAsia="微软雅黑"/>
+                <w:b w:val="0"/>
+                <w:color w:val="AAC4B6"/>
+                <w:sz w:val="21"/>
+              </w:rPr>
+              <w:t>后来成为了</w:t>
+            </w:r>
+          </w:p>
+        </w:tc>
+        <w:tc>
+          <w:tcPr>
+            <w:tcW w:type="dxa" w:w="2108"/>
+          </w:tcPr>
+          <w:p>
+            <w:pPr>
+              <w:spacing w:after="0"/>
+              <w:jc w:val="center"/>
+            </w:pPr>
+            <w:r>
+              <w:rPr>
+                <w:rFonts w:ascii="Calibri" w:hAnsi="Calibri" w:eastAsia="微软雅黑"/>
+                <w:b w:val="0"/>
+                <w:color w:val="AAC4B6"/>
+                <w:sz w:val="21"/>
+              </w:rPr>
+              <w:t>现代计算机的</w:t>
             </w:r>
             <w:r>
               <w:rPr>
@@ -1133,13 +1305,15 @@
         </w:tblBorders>
       </w:tblPr>
       <w:tblGrid>
-        <w:gridCol w:w="5270"/>
-        <w:gridCol w:w="5270"/>
+        <w:gridCol w:w="2635"/>
+        <w:gridCol w:w="2635"/>
+        <w:gridCol w:w="2635"/>
+        <w:gridCol w:w="2635"/>
       </w:tblGrid>
       <w:tr>
         <w:tc>
           <w:tcPr>
-            <w:tcW w:type="dxa" w:w="5270"/>
+            <w:tcW w:type="dxa" w:w="2635"/>
           </w:tcPr>
           <w:p>
             <w:pPr>
@@ -1159,7 +1333,7 @@
         </w:tc>
         <w:tc>
           <w:tcPr>
-            <w:tcW w:type="dxa" w:w="5270"/>
+            <w:tcW w:type="dxa" w:w="2635"/>
           </w:tcPr>
           <w:p>
             <w:pPr>
@@ -1173,7 +1347,47 @@
                 <w:color w:val="F0F7F2"/>
                 <w:sz w:val="26"/>
               </w:rPr>
-              <w:t xml:space="preserve">he joined the </w:t>
+              <w:t>he</w:t>
+            </w:r>
+          </w:p>
+        </w:tc>
+        <w:tc>
+          <w:tcPr>
+            <w:tcW w:type="dxa" w:w="2635"/>
+          </w:tcPr>
+          <w:p>
+            <w:pPr>
+              <w:spacing w:after="0"/>
+              <w:jc w:val="center"/>
+            </w:pPr>
+            <w:r>
+              <w:rPr>
+                <w:rFonts w:ascii="Calibri" w:hAnsi="Calibri" w:eastAsia="微软雅黑"/>
+                <w:b w:val="0"/>
+                <w:color w:val="F0F7F2"/>
+                <w:sz w:val="26"/>
+              </w:rPr>
+              <w:t>joined</w:t>
+            </w:r>
+          </w:p>
+        </w:tc>
+        <w:tc>
+          <w:tcPr>
+            <w:tcW w:type="dxa" w:w="2635"/>
+          </w:tcPr>
+          <w:p>
+            <w:pPr>
+              <w:spacing w:after="0"/>
+              <w:jc w:val="center"/>
+            </w:pPr>
+            <w:r>
+              <w:rPr>
+                <w:rFonts w:ascii="Calibri" w:hAnsi="Calibri" w:eastAsia="微软雅黑"/>
+                <w:b w:val="0"/>
+                <w:color w:val="F0F7F2"/>
+                <w:sz w:val="26"/>
+              </w:rPr>
+              <w:t xml:space="preserve">the </w:t>
             </w:r>
             <w:r>
               <w:rPr>
@@ -1217,7 +1431,7 @@
       <w:tr>
         <w:tc>
           <w:tcPr>
-            <w:tcW w:type="dxa" w:w="5270"/>
+            <w:tcW w:type="dxa" w:w="2635"/>
           </w:tcPr>
           <w:p>
             <w:pPr>
@@ -1237,7 +1451,7 @@
         </w:tc>
         <w:tc>
           <w:tcPr>
-            <w:tcW w:type="dxa" w:w="5270"/>
+            <w:tcW w:type="dxa" w:w="2635"/>
           </w:tcPr>
           <w:p>
             <w:pPr>
@@ -1251,7 +1465,47 @@
                 <w:color w:val="AAC4B6"/>
                 <w:sz w:val="21"/>
               </w:rPr>
-              <w:t>他加入了布莱切利园的</w:t>
+              <w:t>他</w:t>
+            </w:r>
+          </w:p>
+        </w:tc>
+        <w:tc>
+          <w:tcPr>
+            <w:tcW w:type="dxa" w:w="2635"/>
+          </w:tcPr>
+          <w:p>
+            <w:pPr>
+              <w:spacing w:after="0"/>
+              <w:jc w:val="center"/>
+            </w:pPr>
+            <w:r>
+              <w:rPr>
+                <w:rFonts w:ascii="Calibri" w:hAnsi="Calibri" w:eastAsia="微软雅黑"/>
+                <w:b w:val="0"/>
+                <w:color w:val="AAC4B6"/>
+                <w:sz w:val="21"/>
+              </w:rPr>
+              <w:t>加入了</w:t>
+            </w:r>
+          </w:p>
+        </w:tc>
+        <w:tc>
+          <w:tcPr>
+            <w:tcW w:type="dxa" w:w="2635"/>
+          </w:tcPr>
+          <w:p>
+            <w:pPr>
+              <w:spacing w:after="0"/>
+              <w:jc w:val="center"/>
+            </w:pPr>
+            <w:r>
+              <w:rPr>
+                <w:rFonts w:ascii="Calibri" w:hAnsi="Calibri" w:eastAsia="微软雅黑"/>
+                <w:b w:val="0"/>
+                <w:color w:val="AAC4B6"/>
+                <w:sz w:val="21"/>
+              </w:rPr>
+              <w:t>布莱切利园的</w:t>
             </w:r>
             <w:r>
               <w:rPr>
@@ -1318,13 +1572,15 @@
         </w:tblBorders>
       </w:tblPr>
       <w:tblGrid>
-        <w:gridCol w:w="5270"/>
-        <w:gridCol w:w="5270"/>
+        <w:gridCol w:w="2635"/>
+        <w:gridCol w:w="2635"/>
+        <w:gridCol w:w="2635"/>
+        <w:gridCol w:w="2635"/>
       </w:tblGrid>
       <w:tr>
         <w:tc>
           <w:tcPr>
-            <w:tcW w:type="dxa" w:w="5270"/>
+            <w:tcW w:type="dxa" w:w="2635"/>
           </w:tcPr>
           <w:p>
             <w:pPr>
@@ -1338,31 +1594,13 @@
                 <w:color w:val="F0F7F2"/>
                 <w:sz w:val="26"/>
               </w:rPr>
-              <w:t xml:space="preserve">leading work on </w:t>
-            </w:r>
-            <w:r>
-              <w:rPr>
-                <w:rFonts w:ascii="Calibri" w:hAnsi="Calibri" w:eastAsia="微软雅黑"/>
-                <w:b/>
-                <w:color w:val="FCA5A5"/>
-                <w:sz w:val="26"/>
-              </w:rPr>
-              <w:t>naval</w:t>
-            </w:r>
-            <w:r>
-              <w:rPr>
-                <w:rFonts w:ascii="Calibri" w:hAnsi="Calibri" w:eastAsia="微软雅黑"/>
-                <w:b w:val="0"/>
-                <w:color w:val="F0F7F2"/>
-                <w:sz w:val="26"/>
-              </w:rPr>
-              <w:t xml:space="preserve"> Enigma,</w:t>
+              <w:t>leading</w:t>
             </w:r>
           </w:p>
         </w:tc>
         <w:tc>
           <w:tcPr>
-            <w:tcW w:type="dxa" w:w="5270"/>
+            <w:tcW w:type="dxa" w:w="2635"/>
           </w:tcPr>
           <w:p>
             <w:pPr>
@@ -1376,8 +1614,57 @@
                 <w:color w:val="F0F7F2"/>
                 <w:sz w:val="26"/>
               </w:rPr>
-              <w:t xml:space="preserve">Germany's </w:t>
-            </w:r>
+              <w:t xml:space="preserve">work on </w:t>
+            </w:r>
+            <w:r>
+              <w:rPr>
+                <w:rFonts w:ascii="Calibri" w:hAnsi="Calibri" w:eastAsia="微软雅黑"/>
+                <w:b/>
+                <w:color w:val="FCA5A5"/>
+                <w:sz w:val="26"/>
+              </w:rPr>
+              <w:t>naval</w:t>
+            </w:r>
+            <w:r>
+              <w:rPr>
+                <w:rFonts w:ascii="Calibri" w:hAnsi="Calibri" w:eastAsia="微软雅黑"/>
+                <w:b w:val="0"/>
+                <w:color w:val="F0F7F2"/>
+                <w:sz w:val="26"/>
+              </w:rPr>
+              <w:t xml:space="preserve"> Enigma,</w:t>
+            </w:r>
+          </w:p>
+        </w:tc>
+        <w:tc>
+          <w:tcPr>
+            <w:tcW w:type="dxa" w:w="2635"/>
+          </w:tcPr>
+          <w:p>
+            <w:pPr>
+              <w:spacing w:after="0"/>
+              <w:jc w:val="center"/>
+            </w:pPr>
+            <w:r>
+              <w:rPr>
+                <w:rFonts w:ascii="Calibri" w:hAnsi="Calibri" w:eastAsia="微软雅黑"/>
+                <w:b w:val="0"/>
+                <w:color w:val="F0F7F2"/>
+                <w:sz w:val="26"/>
+              </w:rPr>
+              <w:t>Germany's</w:t>
+            </w:r>
+          </w:p>
+        </w:tc>
+        <w:tc>
+          <w:tcPr>
+            <w:tcW w:type="dxa" w:w="2635"/>
+          </w:tcPr>
+          <w:p>
+            <w:pPr>
+              <w:spacing w:after="0"/>
+              <w:jc w:val="center"/>
+            </w:pPr>
             <w:r>
               <w:rPr>
                 <w:rFonts w:ascii="Calibri" w:hAnsi="Calibri" w:eastAsia="微软雅黑"/>
@@ -1402,7 +1689,7 @@
       <w:tr>
         <w:tc>
           <w:tcPr>
-            <w:tcW w:type="dxa" w:w="5270"/>
+            <w:tcW w:type="dxa" w:w="2635"/>
           </w:tcPr>
           <w:p>
             <w:pPr>
@@ -1416,49 +1703,13 @@
                 <w:color w:val="AAC4B6"/>
                 <w:sz w:val="21"/>
               </w:rPr>
-              <w:t>领导关于</w:t>
-            </w:r>
-            <w:r>
-              <w:rPr>
-                <w:rFonts w:ascii="Calibri" w:hAnsi="Calibri" w:eastAsia="微软雅黑"/>
-                <w:b w:val="0"/>
-                <w:color w:val="AAC4B6"/>
-                <w:sz w:val="21"/>
-              </w:rPr>
-              <w:t xml:space="preserve"> </w:t>
-            </w:r>
-            <w:r>
-              <w:rPr>
-                <w:rFonts w:ascii="Calibri" w:hAnsi="Calibri" w:eastAsia="微软雅黑"/>
-                <w:b/>
-                <w:color w:val="FCA5A5"/>
-                <w:sz w:val="21"/>
-              </w:rPr>
-              <w:t>海军</w:t>
-            </w:r>
-            <w:r>
-              <w:rPr>
-                <w:rFonts w:ascii="Calibri" w:hAnsi="Calibri" w:eastAsia="微软雅黑"/>
-                <w:b w:val="0"/>
-                <w:color w:val="AAC4B6"/>
-                <w:sz w:val="21"/>
-              </w:rPr>
-              <w:t xml:space="preserve"> </w:t>
-            </w:r>
-            <w:r>
-              <w:rPr>
-                <w:rFonts w:ascii="Calibri" w:hAnsi="Calibri" w:eastAsia="微软雅黑"/>
-                <w:b w:val="0"/>
-                <w:color w:val="AAC4B6"/>
-                <w:sz w:val="21"/>
-              </w:rPr>
-              <w:t>恩尼格玛密码机的工作，</w:t>
+              <w:t>领导</w:t>
             </w:r>
           </w:p>
         </w:tc>
         <w:tc>
           <w:tcPr>
-            <w:tcW w:type="dxa" w:w="5270"/>
+            <w:tcW w:type="dxa" w:w="2635"/>
           </w:tcPr>
           <w:p>
             <w:pPr>
@@ -1472,7 +1723,7 @@
                 <w:color w:val="AAC4B6"/>
                 <w:sz w:val="21"/>
               </w:rPr>
-              <w:t>即德国的</w:t>
+              <w:t>关于</w:t>
             </w:r>
             <w:r>
               <w:rPr>
@@ -1483,6 +1734,64 @@
               </w:rPr>
               <w:t xml:space="preserve"> </w:t>
             </w:r>
+            <w:r>
+              <w:rPr>
+                <w:rFonts w:ascii="Calibri" w:hAnsi="Calibri" w:eastAsia="微软雅黑"/>
+                <w:b/>
+                <w:color w:val="FCA5A5"/>
+                <w:sz w:val="21"/>
+              </w:rPr>
+              <w:t>海军</w:t>
+            </w:r>
+            <w:r>
+              <w:rPr>
+                <w:rFonts w:ascii="Calibri" w:hAnsi="Calibri" w:eastAsia="微软雅黑"/>
+                <w:b w:val="0"/>
+                <w:color w:val="AAC4B6"/>
+                <w:sz w:val="21"/>
+              </w:rPr>
+              <w:t xml:space="preserve"> </w:t>
+            </w:r>
+            <w:r>
+              <w:rPr>
+                <w:rFonts w:ascii="Calibri" w:hAnsi="Calibri" w:eastAsia="微软雅黑"/>
+                <w:b w:val="0"/>
+                <w:color w:val="AAC4B6"/>
+                <w:sz w:val="21"/>
+              </w:rPr>
+              <w:t>恩尼格玛密码机的工作，</w:t>
+            </w:r>
+          </w:p>
+        </w:tc>
+        <w:tc>
+          <w:tcPr>
+            <w:tcW w:type="dxa" w:w="2635"/>
+          </w:tcPr>
+          <w:p>
+            <w:pPr>
+              <w:spacing w:after="0"/>
+              <w:jc w:val="center"/>
+            </w:pPr>
+            <w:r>
+              <w:rPr>
+                <w:rFonts w:ascii="Calibri" w:hAnsi="Calibri" w:eastAsia="微软雅黑"/>
+                <w:b w:val="0"/>
+                <w:color w:val="AAC4B6"/>
+                <w:sz w:val="21"/>
+              </w:rPr>
+              <w:t>即德国的</w:t>
+            </w:r>
+          </w:p>
+        </w:tc>
+        <w:tc>
+          <w:tcPr>
+            <w:tcW w:type="dxa" w:w="2635"/>
+          </w:tcPr>
+          <w:p>
+            <w:pPr>
+              <w:spacing w:after="0"/>
+              <w:jc w:val="center"/>
+            </w:pPr>
             <w:r>
               <w:rPr>
                 <w:rFonts w:ascii="Calibri" w:hAnsi="Calibri" w:eastAsia="微软雅黑"/>
@@ -1551,14 +1860,16 @@
         </w:tblBorders>
       </w:tblPr>
       <w:tblGrid>
-        <w:gridCol w:w="3513"/>
-        <w:gridCol w:w="3513"/>
-        <w:gridCol w:w="3513"/>
+        <w:gridCol w:w="2108"/>
+        <w:gridCol w:w="2108"/>
+        <w:gridCol w:w="2108"/>
+        <w:gridCol w:w="2108"/>
+        <w:gridCol w:w="2108"/>
       </w:tblGrid>
       <w:tr>
         <w:tc>
           <w:tcPr>
-            <w:tcW w:type="dxa" w:w="3513"/>
+            <w:tcW w:type="dxa" w:w="2108"/>
           </w:tcPr>
           <w:p>
             <w:pPr>
@@ -1578,7 +1889,7 @@
         </w:tc>
         <w:tc>
           <w:tcPr>
-            <w:tcW w:type="dxa" w:w="3513"/>
+            <w:tcW w:type="dxa" w:w="2108"/>
           </w:tcPr>
           <w:p>
             <w:pPr>
@@ -1616,7 +1927,7 @@
         </w:tc>
         <w:tc>
           <w:tcPr>
-            <w:tcW w:type="dxa" w:w="3513"/>
+            <w:tcW w:type="dxa" w:w="2108"/>
           </w:tcPr>
           <w:p>
             <w:pPr>
@@ -1630,7 +1941,27 @@
                 <w:color w:val="F0F7F2"/>
                 <w:sz w:val="26"/>
               </w:rPr>
-              <w:t xml:space="preserve">and shared their </w:t>
+              <w:t>and</w:t>
+            </w:r>
+          </w:p>
+        </w:tc>
+        <w:tc>
+          <w:tcPr>
+            <w:tcW w:type="dxa" w:w="2108"/>
+          </w:tcPr>
+          <w:p>
+            <w:pPr>
+              <w:spacing w:after="0"/>
+              <w:jc w:val="center"/>
+            </w:pPr>
+            <w:r>
+              <w:rPr>
+                <w:rFonts w:ascii="Calibri" w:hAnsi="Calibri" w:eastAsia="微软雅黑"/>
+                <w:b w:val="0"/>
+                <w:color w:val="F0F7F2"/>
+                <w:sz w:val="26"/>
+              </w:rPr>
+              <w:t xml:space="preserve">shared their </w:t>
             </w:r>
             <w:r>
               <w:rPr>
@@ -1641,6 +1972,17 @@
               </w:rPr>
               <w:t>insights</w:t>
             </w:r>
+          </w:p>
+        </w:tc>
+        <w:tc>
+          <w:tcPr>
+            <w:tcW w:type="dxa" w:w="2108"/>
+          </w:tcPr>
+          <w:p>
+            <w:pPr>
+              <w:spacing w:after="0"/>
+              <w:jc w:val="center"/>
+            </w:pPr>
             <w:r>
               <w:rPr>
                 <w:rFonts w:ascii="Calibri" w:hAnsi="Calibri" w:eastAsia="微软雅黑"/>
@@ -1648,7 +1990,7 @@
                 <w:color w:val="F0F7F2"/>
                 <w:sz w:val="26"/>
               </w:rPr>
-              <w:t xml:space="preserve"> with Britain and France in July 1939.</w:t>
+              <w:t>with Britain and France in July 1939.</w:t>
             </w:r>
           </w:p>
         </w:tc>
@@ -1656,7 +1998,7 @@
       <w:tr>
         <w:tc>
           <w:tcPr>
-            <w:tcW w:type="dxa" w:w="3513"/>
+            <w:tcW w:type="dxa" w:w="2108"/>
           </w:tcPr>
           <w:p>
             <w:pPr>
@@ -1676,7 +2018,7 @@
         </w:tc>
         <w:tc>
           <w:tcPr>
-            <w:tcW w:type="dxa" w:w="3513"/>
+            <w:tcW w:type="dxa" w:w="2108"/>
           </w:tcPr>
           <w:p>
             <w:pPr>
@@ -1732,7 +2074,7 @@
         </w:tc>
         <w:tc>
           <w:tcPr>
-            <w:tcW w:type="dxa" w:w="3513"/>
+            <w:tcW w:type="dxa" w:w="2108"/>
           </w:tcPr>
           <w:p>
             <w:pPr>
@@ -1746,8 +2088,19 @@
                 <w:color w:val="AAC4B6"/>
                 <w:sz w:val="21"/>
               </w:rPr>
-              <w:t>并于1939年7月将他们的</w:t>
-            </w:r>
+              <w:t>并</w:t>
+            </w:r>
+          </w:p>
+        </w:tc>
+        <w:tc>
+          <w:tcPr>
+            <w:tcW w:type="dxa" w:w="2108"/>
+          </w:tcPr>
+          <w:p>
+            <w:pPr>
+              <w:spacing w:after="0"/>
+              <w:jc w:val="center"/>
+            </w:pPr>
             <w:r>
               <w:rPr>
                 <w:rFonts w:ascii="Calibri" w:hAnsi="Calibri" w:eastAsia="微软雅黑"/>
@@ -1755,6 +2108,15 @@
                 <w:color w:val="AAC4B6"/>
                 <w:sz w:val="21"/>
               </w:rPr>
+              <w:t>将他们的</w:t>
+            </w:r>
+            <w:r>
+              <w:rPr>
+                <w:rFonts w:ascii="Calibri" w:hAnsi="Calibri" w:eastAsia="微软雅黑"/>
+                <w:b w:val="0"/>
+                <w:color w:val="AAC4B6"/>
+                <w:sz w:val="21"/>
+              </w:rPr>
               <w:t xml:space="preserve"> </w:t>
             </w:r>
             <w:r>
@@ -1775,9 +2137,17 @@
               </w:rPr>
               <w:t>（破解思路）</w:t>
             </w:r>
-            <w:r>
-              <w:br/>
-            </w:r>
+          </w:p>
+        </w:tc>
+        <w:tc>
+          <w:tcPr>
+            <w:tcW w:type="dxa" w:w="2108"/>
+          </w:tcPr>
+          <w:p>
+            <w:pPr>
+              <w:spacing w:after="0"/>
+              <w:jc w:val="center"/>
+            </w:pPr>
             <w:r>
               <w:rPr>
                 <w:rFonts w:ascii="Calibri" w:hAnsi="Calibri" w:eastAsia="微软雅黑"/>
@@ -1785,7 +2155,7 @@
                 <w:color w:val="AAC4B6"/>
                 <w:sz w:val="21"/>
               </w:rPr>
-              <w:t>告知了英国和法国。</w:t>
+              <w:t>于1939年7月告知了英国和法国。</w:t>
             </w:r>
           </w:p>
         </w:tc>
@@ -1828,14 +2198,15 @@
         </w:tblBorders>
       </w:tblPr>
       <w:tblGrid>
-        <w:gridCol w:w="3513"/>
-        <w:gridCol w:w="3513"/>
-        <w:gridCol w:w="3513"/>
+        <w:gridCol w:w="2635"/>
+        <w:gridCol w:w="2635"/>
+        <w:gridCol w:w="2635"/>
+        <w:gridCol w:w="2635"/>
       </w:tblGrid>
       <w:tr>
         <w:tc>
           <w:tcPr>
-            <w:tcW w:type="dxa" w:w="3513"/>
+            <w:tcW w:type="dxa" w:w="2635"/>
           </w:tcPr>
           <w:p>
             <w:pPr>
@@ -1855,7 +2226,7 @@
         </w:tc>
         <w:tc>
           <w:tcPr>
-            <w:tcW w:type="dxa" w:w="3513"/>
+            <w:tcW w:type="dxa" w:w="2635"/>
           </w:tcPr>
           <w:p>
             <w:pPr>
@@ -1884,7 +2255,7 @@
         </w:tc>
         <w:tc>
           <w:tcPr>
-            <w:tcW w:type="dxa" w:w="3513"/>
+            <w:tcW w:type="dxa" w:w="2635"/>
           </w:tcPr>
           <w:p>
             <w:pPr>
@@ -1898,8 +2269,19 @@
                 <w:color w:val="F0F7F2"/>
                 <w:sz w:val="26"/>
               </w:rPr>
-              <w:t xml:space="preserve">and, </w:t>
-            </w:r>
+              <w:t>and,</w:t>
+            </w:r>
+          </w:p>
+        </w:tc>
+        <w:tc>
+          <w:tcPr>
+            <w:tcW w:type="dxa" w:w="2635"/>
+          </w:tcPr>
+          <w:p>
+            <w:pPr>
+              <w:spacing w:after="0"/>
+              <w:jc w:val="center"/>
+            </w:pPr>
             <w:r>
               <w:rPr>
                 <w:rFonts w:ascii="Calibri" w:hAnsi="Calibri" w:eastAsia="微软雅黑"/>
@@ -1924,7 +2306,7 @@
       <w:tr>
         <w:tc>
           <w:tcPr>
-            <w:tcW w:type="dxa" w:w="3513"/>
+            <w:tcW w:type="dxa" w:w="2635"/>
           </w:tcPr>
           <w:p>
             <w:pPr>
@@ -1944,7 +2326,7 @@
         </w:tc>
         <w:tc>
           <w:tcPr>
-            <w:tcW w:type="dxa" w:w="3513"/>
+            <w:tcW w:type="dxa" w:w="2635"/>
           </w:tcPr>
           <w:p>
             <w:pPr>
@@ -1982,7 +2364,7 @@
         </w:tc>
         <w:tc>
           <w:tcPr>
-            <w:tcW w:type="dxa" w:w="3513"/>
+            <w:tcW w:type="dxa" w:w="2635"/>
           </w:tcPr>
           <w:p>
             <w:pPr>
@@ -1996,7 +2378,27 @@
                 <w:color w:val="AAC4B6"/>
                 <w:sz w:val="21"/>
               </w:rPr>
-              <w:t>并且从1940年3月起</w:t>
+              <w:t>并且</w:t>
+            </w:r>
+          </w:p>
+        </w:tc>
+        <w:tc>
+          <w:tcPr>
+            <w:tcW w:type="dxa" w:w="2635"/>
+          </w:tcPr>
+          <w:p>
+            <w:pPr>
+              <w:spacing w:after="0"/>
+              <w:jc w:val="center"/>
+            </w:pPr>
+            <w:r>
+              <w:rPr>
+                <w:rFonts w:ascii="Calibri" w:hAnsi="Calibri" w:eastAsia="微软雅黑"/>
+                <w:b w:val="0"/>
+                <w:color w:val="AAC4B6"/>
+                <w:sz w:val="21"/>
+              </w:rPr>
+              <w:t>从1940年3月起</w:t>
             </w:r>
             <w:r>
               <w:rPr>
@@ -2061,12 +2463,13 @@
         </w:tblBorders>
       </w:tblPr>
       <w:tblGrid>
-        <w:gridCol w:w="10540"/>
+        <w:gridCol w:w="5270"/>
+        <w:gridCol w:w="5270"/>
       </w:tblGrid>
       <w:tr>
         <w:tc>
           <w:tcPr>
-            <w:tcW w:type="dxa" w:w="10540"/>
+            <w:tcW w:type="dxa" w:w="5270"/>
           </w:tcPr>
           <w:p>
             <w:pPr>
@@ -2082,6 +2485,17 @@
               </w:rPr>
               <w:t>automated</w:t>
             </w:r>
+          </w:p>
+        </w:tc>
+        <w:tc>
+          <w:tcPr>
+            <w:tcW w:type="dxa" w:w="5270"/>
+          </w:tcPr>
+          <w:p>
+            <w:pPr>
+              <w:spacing w:after="0"/>
+              <w:jc w:val="center"/>
+            </w:pPr>
             <w:r>
               <w:rPr>
                 <w:rFonts w:ascii="Calibri" w:hAnsi="Calibri" w:eastAsia="微软雅黑"/>
@@ -2089,7 +2503,7 @@
                 <w:color w:val="F0F7F2"/>
                 <w:sz w:val="26"/>
               </w:rPr>
-              <w:t xml:space="preserve"> the </w:t>
+              <w:t xml:space="preserve">the </w:t>
             </w:r>
             <w:r>
               <w:rPr>
@@ -2133,7 +2547,7 @@
       <w:tr>
         <w:tc>
           <w:tcPr>
-            <w:tcW w:type="dxa" w:w="10540"/>
+            <w:tcW w:type="dxa" w:w="5270"/>
           </w:tcPr>
           <w:p>
             <w:pPr>
@@ -2149,15 +2563,17 @@
               </w:rPr>
               <w:t>自动化了</w:t>
             </w:r>
-            <w:r>
-              <w:rPr>
-                <w:rFonts w:ascii="Calibri" w:hAnsi="Calibri" w:eastAsia="微软雅黑"/>
-                <w:b w:val="0"/>
-                <w:color w:val="AAC4B6"/>
-                <w:sz w:val="21"/>
-              </w:rPr>
-              <w:t xml:space="preserve"> </w:t>
-            </w:r>
+          </w:p>
+        </w:tc>
+        <w:tc>
+          <w:tcPr>
+            <w:tcW w:type="dxa" w:w="5270"/>
+          </w:tcPr>
+          <w:p>
+            <w:pPr>
+              <w:spacing w:after="0"/>
+              <w:jc w:val="center"/>
+            </w:pPr>
             <w:r>
               <w:rPr>
                 <w:rFonts w:ascii="Calibri" w:hAnsi="Calibri" w:eastAsia="微软雅黑"/>
@@ -2453,13 +2869,14 @@
         </w:tblBorders>
       </w:tblPr>
       <w:tblGrid>
-        <w:gridCol w:w="5270"/>
-        <w:gridCol w:w="5270"/>
+        <w:gridCol w:w="3513"/>
+        <w:gridCol w:w="3513"/>
+        <w:gridCol w:w="3513"/>
       </w:tblGrid>
       <w:tr>
         <w:tc>
           <w:tcPr>
-            <w:tcW w:type="dxa" w:w="5270"/>
+            <w:tcW w:type="dxa" w:w="3513"/>
           </w:tcPr>
           <w:p>
             <w:pPr>
@@ -2484,38 +2901,11 @@
               </w:rPr>
               <w:t>posed</w:t>
             </w:r>
-            <w:r>
-              <w:rPr>
-                <w:rFonts w:ascii="Calibri" w:hAnsi="Calibri" w:eastAsia="微软雅黑"/>
-                <w:b w:val="0"/>
-                <w:color w:val="F0F7F2"/>
-                <w:sz w:val="26"/>
-              </w:rPr>
-              <w:t xml:space="preserve"> a </w:t>
-            </w:r>
-            <w:r>
-              <w:rPr>
-                <w:rFonts w:ascii="Calibri" w:hAnsi="Calibri" w:eastAsia="微软雅黑"/>
-                <w:b/>
-                <w:color w:val="F472B6"/>
-                <w:sz w:val="26"/>
-              </w:rPr>
-              <w:t>provocative</w:t>
-            </w:r>
-            <w:r>
-              <w:rPr>
-                <w:rFonts w:ascii="Calibri" w:hAnsi="Calibri" w:eastAsia="微软雅黑"/>
-                <w:b w:val="0"/>
-                <w:color w:val="F0F7F2"/>
-                <w:sz w:val="26"/>
-              </w:rPr>
-              <w:t xml:space="preserve"> question:</w:t>
-            </w:r>
           </w:p>
         </w:tc>
         <w:tc>
           <w:tcPr>
-            <w:tcW w:type="dxa" w:w="5270"/>
+            <w:tcW w:type="dxa" w:w="3513"/>
           </w:tcPr>
           <w:p>
             <w:pPr>
@@ -2529,6 +2919,44 @@
                 <w:color w:val="F0F7F2"/>
                 <w:sz w:val="26"/>
               </w:rPr>
+              <w:t xml:space="preserve">a </w:t>
+            </w:r>
+            <w:r>
+              <w:rPr>
+                <w:rFonts w:ascii="Calibri" w:hAnsi="Calibri" w:eastAsia="微软雅黑"/>
+                <w:b/>
+                <w:color w:val="F472B6"/>
+                <w:sz w:val="26"/>
+              </w:rPr>
+              <w:t>provocative</w:t>
+            </w:r>
+            <w:r>
+              <w:rPr>
+                <w:rFonts w:ascii="Calibri" w:hAnsi="Calibri" w:eastAsia="微软雅黑"/>
+                <w:b w:val="0"/>
+                <w:color w:val="F0F7F2"/>
+                <w:sz w:val="26"/>
+              </w:rPr>
+              <w:t xml:space="preserve"> question:</w:t>
+            </w:r>
+          </w:p>
+        </w:tc>
+        <w:tc>
+          <w:tcPr>
+            <w:tcW w:type="dxa" w:w="3513"/>
+          </w:tcPr>
+          <w:p>
+            <w:pPr>
+              <w:spacing w:after="0"/>
+              <w:jc w:val="center"/>
+            </w:pPr>
+            <w:r>
+              <w:rPr>
+                <w:rFonts w:ascii="Calibri" w:hAnsi="Calibri" w:eastAsia="微软雅黑"/>
+                <w:b w:val="0"/>
+                <w:color w:val="F0F7F2"/>
+                <w:sz w:val="26"/>
+              </w:rPr>
               <w:t>"Can machines think?"</w:t>
             </w:r>
           </w:p>
@@ -2537,7 +2965,7 @@
       <w:tr>
         <w:tc>
           <w:tcPr>
-            <w:tcW w:type="dxa" w:w="5270"/>
+            <w:tcW w:type="dxa" w:w="3513"/>
           </w:tcPr>
           <w:p>
             <w:pPr>
@@ -2553,65 +2981,67 @@
               </w:rPr>
               <w:t>提出了</w:t>
             </w:r>
-            <w:r>
-              <w:rPr>
-                <w:rFonts w:ascii="Calibri" w:hAnsi="Calibri" w:eastAsia="微软雅黑"/>
-                <w:b w:val="0"/>
-                <w:color w:val="AAC4B6"/>
-                <w:sz w:val="21"/>
-              </w:rPr>
-              <w:t xml:space="preserve"> </w:t>
-            </w:r>
-            <w:r>
-              <w:rPr>
-                <w:rFonts w:ascii="Calibri" w:hAnsi="Calibri" w:eastAsia="微软雅黑"/>
-                <w:b w:val="0"/>
-                <w:color w:val="AAC4B6"/>
-                <w:sz w:val="21"/>
-              </w:rPr>
-              <w:t>一个</w:t>
-            </w:r>
-            <w:r>
-              <w:rPr>
-                <w:rFonts w:ascii="Calibri" w:hAnsi="Calibri" w:eastAsia="微软雅黑"/>
-                <w:b w:val="0"/>
-                <w:color w:val="AAC4B6"/>
-                <w:sz w:val="21"/>
-              </w:rPr>
-              <w:t xml:space="preserve"> </w:t>
-            </w:r>
-            <w:r>
-              <w:rPr>
-                <w:rFonts w:ascii="Calibri" w:hAnsi="Calibri" w:eastAsia="微软雅黑"/>
-                <w:b/>
-                <w:color w:val="F472B6"/>
-                <w:sz w:val="21"/>
-              </w:rPr>
-              <w:t>发人深省的</w:t>
-            </w:r>
-            <w:r>
-              <w:rPr>
-                <w:rFonts w:ascii="Calibri" w:hAnsi="Calibri" w:eastAsia="微软雅黑"/>
-                <w:b w:val="0"/>
-                <w:color w:val="AAC4B6"/>
-                <w:sz w:val="21"/>
-              </w:rPr>
-              <w:t xml:space="preserve"> </w:t>
-            </w:r>
-            <w:r>
-              <w:rPr>
-                <w:rFonts w:ascii="Calibri" w:hAnsi="Calibri" w:eastAsia="微软雅黑"/>
-                <w:b w:val="0"/>
-                <w:color w:val="AAC4B6"/>
-                <w:sz w:val="21"/>
-              </w:rPr>
-              <w:t>问题——</w:t>
-            </w:r>
           </w:p>
         </w:tc>
         <w:tc>
           <w:tcPr>
-            <w:tcW w:type="dxa" w:w="5270"/>
+            <w:tcW w:type="dxa" w:w="3513"/>
+          </w:tcPr>
+          <w:p>
+            <w:pPr>
+              <w:spacing w:after="0"/>
+              <w:jc w:val="center"/>
+            </w:pPr>
+            <w:r>
+              <w:rPr>
+                <w:rFonts w:ascii="Calibri" w:hAnsi="Calibri" w:eastAsia="微软雅黑"/>
+                <w:b w:val="0"/>
+                <w:color w:val="AAC4B6"/>
+                <w:sz w:val="21"/>
+              </w:rPr>
+              <w:t>一个</w:t>
+            </w:r>
+            <w:r>
+              <w:rPr>
+                <w:rFonts w:ascii="Calibri" w:hAnsi="Calibri" w:eastAsia="微软雅黑"/>
+                <w:b w:val="0"/>
+                <w:color w:val="AAC4B6"/>
+                <w:sz w:val="21"/>
+              </w:rPr>
+              <w:t xml:space="preserve"> </w:t>
+            </w:r>
+            <w:r>
+              <w:rPr>
+                <w:rFonts w:ascii="Calibri" w:hAnsi="Calibri" w:eastAsia="微软雅黑"/>
+                <w:b/>
+                <w:color w:val="F472B6"/>
+                <w:sz w:val="21"/>
+              </w:rPr>
+              <w:t>发人深省的</w:t>
+            </w:r>
+            <w:r>
+              <w:rPr>
+                <w:rFonts w:ascii="Calibri" w:hAnsi="Calibri" w:eastAsia="微软雅黑"/>
+                <w:b w:val="0"/>
+                <w:color w:val="AAC4B6"/>
+                <w:sz w:val="21"/>
+              </w:rPr>
+              <w:t xml:space="preserve"> </w:t>
+            </w:r>
+            <w:r>
+              <w:rPr>
+                <w:rFonts w:ascii="Calibri" w:hAnsi="Calibri" w:eastAsia="微软雅黑"/>
+                <w:b w:val="0"/>
+                <w:color w:val="AAC4B6"/>
+                <w:sz w:val="21"/>
+              </w:rPr>
+              <w:t>问题——</w:t>
+            </w:r>
+          </w:p>
+        </w:tc>
+        <w:tc>
+          <w:tcPr>
+            <w:tcW w:type="dxa" w:w="3513"/>
           </w:tcPr>
           <w:p>
             <w:pPr>
@@ -2666,14 +3096,18 @@
         </w:tblBorders>
       </w:tblPr>
       <w:tblGrid>
-        <w:gridCol w:w="3513"/>
-        <w:gridCol w:w="3513"/>
-        <w:gridCol w:w="3513"/>
+        <w:gridCol w:w="1506"/>
+        <w:gridCol w:w="1506"/>
+        <w:gridCol w:w="1506"/>
+        <w:gridCol w:w="1506"/>
+        <w:gridCol w:w="1506"/>
+        <w:gridCol w:w="1506"/>
+        <w:gridCol w:w="1506"/>
       </w:tblGrid>
       <w:tr>
         <w:tc>
           <w:tcPr>
-            <w:tcW w:type="dxa" w:w="3513"/>
+            <w:tcW w:type="dxa" w:w="1506"/>
           </w:tcPr>
           <w:p>
             <w:pPr>
@@ -2687,67 +3121,13 @@
                 <w:color w:val="F0F7F2"/>
                 <w:sz w:val="26"/>
               </w:rPr>
-              <w:t xml:space="preserve">He </w:t>
-            </w:r>
-            <w:r>
-              <w:rPr>
-                <w:rFonts w:ascii="Calibri" w:hAnsi="Calibri" w:eastAsia="微软雅黑"/>
-                <w:b/>
-                <w:color w:val="BEF264"/>
-                <w:sz w:val="26"/>
-              </w:rPr>
-              <w:t>proposed</w:t>
-            </w:r>
-            <w:r>
-              <w:rPr>
-                <w:rFonts w:ascii="Calibri" w:hAnsi="Calibri" w:eastAsia="微软雅黑"/>
-                <w:b w:val="0"/>
-                <w:color w:val="F0F7F2"/>
-                <w:sz w:val="26"/>
-              </w:rPr>
-              <w:t xml:space="preserve"> a </w:t>
-            </w:r>
-            <w:r>
-              <w:rPr>
-                <w:rFonts w:ascii="Calibri" w:hAnsi="Calibri" w:eastAsia="微软雅黑"/>
-                <w:b/>
-                <w:color w:val="C4B5FD"/>
-                <w:sz w:val="26"/>
-              </w:rPr>
-              <w:t>practical</w:t>
-            </w:r>
-            <w:r>
-              <w:rPr>
-                <w:rFonts w:ascii="Calibri" w:hAnsi="Calibri" w:eastAsia="微软雅黑"/>
-                <w:b w:val="0"/>
-                <w:color w:val="F0F7F2"/>
-                <w:sz w:val="26"/>
-              </w:rPr>
-              <w:t xml:space="preserve"> </w:t>
-            </w:r>
-            <w:r>
-              <w:rPr>
-                <w:rFonts w:ascii="Calibri" w:hAnsi="Calibri" w:eastAsia="微软雅黑"/>
-                <w:b/>
-                <w:color w:val="FB923C"/>
-                <w:sz w:val="26"/>
-              </w:rPr>
-              <w:t>substitute</w:t>
-            </w:r>
-            <w:r>
-              <w:rPr>
-                <w:rFonts w:ascii="Calibri" w:hAnsi="Calibri" w:eastAsia="微软雅黑"/>
-                <w:b w:val="0"/>
-                <w:color w:val="F0F7F2"/>
-                <w:sz w:val="26"/>
-              </w:rPr>
-              <w:t>,</w:t>
+              <w:t>He</w:t>
             </w:r>
           </w:p>
         </w:tc>
         <w:tc>
           <w:tcPr>
-            <w:tcW w:type="dxa" w:w="3513"/>
+            <w:tcW w:type="dxa" w:w="1506"/>
           </w:tcPr>
           <w:p>
             <w:pPr>
@@ -2757,17 +3137,17 @@
             <w:r>
               <w:rPr>
                 <w:rFonts w:ascii="Calibri" w:hAnsi="Calibri" w:eastAsia="微软雅黑"/>
-                <w:b w:val="0"/>
-                <w:color w:val="F0F7F2"/>
+                <w:b/>
+                <w:color w:val="BEF264"/>
                 <w:sz w:val="26"/>
               </w:rPr>
-              <w:t>the imitation game,</w:t>
+              <w:t>proposed</w:t>
             </w:r>
           </w:p>
         </w:tc>
         <w:tc>
           <w:tcPr>
-            <w:tcW w:type="dxa" w:w="3513"/>
+            <w:tcW w:type="dxa" w:w="1506"/>
           </w:tcPr>
           <w:p>
             <w:pPr>
@@ -2781,8 +3161,95 @@
                 <w:color w:val="F0F7F2"/>
                 <w:sz w:val="26"/>
               </w:rPr>
-              <w:t xml:space="preserve">now </w:t>
-            </w:r>
+              <w:t xml:space="preserve">a </w:t>
+            </w:r>
+            <w:r>
+              <w:rPr>
+                <w:rFonts w:ascii="Calibri" w:hAnsi="Calibri" w:eastAsia="微软雅黑"/>
+                <w:b/>
+                <w:color w:val="C4B5FD"/>
+                <w:sz w:val="26"/>
+              </w:rPr>
+              <w:t>practical</w:t>
+            </w:r>
+            <w:r>
+              <w:rPr>
+                <w:rFonts w:ascii="Calibri" w:hAnsi="Calibri" w:eastAsia="微软雅黑"/>
+                <w:b w:val="0"/>
+                <w:color w:val="F0F7F2"/>
+                <w:sz w:val="26"/>
+              </w:rPr>
+              <w:t xml:space="preserve"> </w:t>
+            </w:r>
+            <w:r>
+              <w:rPr>
+                <w:rFonts w:ascii="Calibri" w:hAnsi="Calibri" w:eastAsia="微软雅黑"/>
+                <w:b/>
+                <w:color w:val="FB923C"/>
+                <w:sz w:val="26"/>
+              </w:rPr>
+              <w:t>substitute</w:t>
+            </w:r>
+            <w:r>
+              <w:rPr>
+                <w:rFonts w:ascii="Calibri" w:hAnsi="Calibri" w:eastAsia="微软雅黑"/>
+                <w:b w:val="0"/>
+                <w:color w:val="F0F7F2"/>
+                <w:sz w:val="26"/>
+              </w:rPr>
+              <w:t>,</w:t>
+            </w:r>
+          </w:p>
+        </w:tc>
+        <w:tc>
+          <w:tcPr>
+            <w:tcW w:type="dxa" w:w="1506"/>
+          </w:tcPr>
+          <w:p>
+            <w:pPr>
+              <w:spacing w:after="0"/>
+              <w:jc w:val="center"/>
+            </w:pPr>
+            <w:r>
+              <w:rPr>
+                <w:rFonts w:ascii="Calibri" w:hAnsi="Calibri" w:eastAsia="微软雅黑"/>
+                <w:b w:val="0"/>
+                <w:color w:val="F0F7F2"/>
+                <w:sz w:val="26"/>
+              </w:rPr>
+              <w:t>the imitation game,</w:t>
+            </w:r>
+          </w:p>
+        </w:tc>
+        <w:tc>
+          <w:tcPr>
+            <w:tcW w:type="dxa" w:w="1506"/>
+          </w:tcPr>
+          <w:p>
+            <w:pPr>
+              <w:spacing w:after="0"/>
+              <w:jc w:val="center"/>
+            </w:pPr>
+            <w:r>
+              <w:rPr>
+                <w:rFonts w:ascii="Calibri" w:hAnsi="Calibri" w:eastAsia="微软雅黑"/>
+                <w:b w:val="0"/>
+                <w:color w:val="F0F7F2"/>
+                <w:sz w:val="26"/>
+              </w:rPr>
+              <w:t>now</w:t>
+            </w:r>
+          </w:p>
+        </w:tc>
+        <w:tc>
+          <w:tcPr>
+            <w:tcW w:type="dxa" w:w="1506"/>
+          </w:tcPr>
+          <w:p>
+            <w:pPr>
+              <w:spacing w:after="0"/>
+              <w:jc w:val="center"/>
+            </w:pPr>
             <w:r>
               <w:rPr>
                 <w:rFonts w:ascii="Calibri" w:hAnsi="Calibri" w:eastAsia="微软雅黑"/>
@@ -2799,7 +3266,27 @@
                 <w:color w:val="F0F7F2"/>
                 <w:sz w:val="26"/>
               </w:rPr>
-              <w:t xml:space="preserve"> called the Turing test.</w:t>
+              <w:t xml:space="preserve"> called</w:t>
+            </w:r>
+          </w:p>
+        </w:tc>
+        <w:tc>
+          <w:tcPr>
+            <w:tcW w:type="dxa" w:w="1506"/>
+          </w:tcPr>
+          <w:p>
+            <w:pPr>
+              <w:spacing w:after="0"/>
+              <w:jc w:val="center"/>
+            </w:pPr>
+            <w:r>
+              <w:rPr>
+                <w:rFonts w:ascii="Calibri" w:hAnsi="Calibri" w:eastAsia="微软雅黑"/>
+                <w:b w:val="0"/>
+                <w:color w:val="F0F7F2"/>
+                <w:sz w:val="26"/>
+              </w:rPr>
+              <w:t>the Turing test.</w:t>
             </w:r>
           </w:p>
         </w:tc>
@@ -2807,7 +3294,7 @@
       <w:tr>
         <w:tc>
           <w:tcPr>
-            <w:tcW w:type="dxa" w:w="3513"/>
+            <w:tcW w:type="dxa" w:w="1506"/>
           </w:tcPr>
           <w:p>
             <w:pPr>
@@ -2823,101 +3310,11 @@
               </w:rPr>
               <w:t>他</w:t>
             </w:r>
-            <w:r>
-              <w:rPr>
-                <w:rFonts w:ascii="Calibri" w:hAnsi="Calibri" w:eastAsia="微软雅黑"/>
-                <w:b w:val="0"/>
-                <w:color w:val="AAC4B6"/>
-                <w:sz w:val="21"/>
-              </w:rPr>
-              <w:t xml:space="preserve"> </w:t>
-            </w:r>
-            <w:r>
-              <w:rPr>
-                <w:rFonts w:ascii="Calibri" w:hAnsi="Calibri" w:eastAsia="微软雅黑"/>
-                <w:b/>
-                <w:color w:val="BEF264"/>
-                <w:sz w:val="21"/>
-              </w:rPr>
-              <w:t>建议</w:t>
-            </w:r>
-            <w:r>
-              <w:rPr>
-                <w:rFonts w:ascii="Calibri" w:hAnsi="Calibri" w:eastAsia="微软雅黑"/>
-                <w:b w:val="0"/>
-                <w:color w:val="AAC4B6"/>
-                <w:sz w:val="21"/>
-              </w:rPr>
-              <w:t xml:space="preserve"> </w:t>
-            </w:r>
-            <w:r>
-              <w:rPr>
-                <w:rFonts w:ascii="Calibri" w:hAnsi="Calibri" w:eastAsia="微软雅黑"/>
-                <w:b w:val="0"/>
-                <w:color w:val="AAC4B6"/>
-                <w:sz w:val="21"/>
-              </w:rPr>
-              <w:t>用一种</w:t>
-            </w:r>
-            <w:r>
-              <w:rPr>
-                <w:rFonts w:ascii="Calibri" w:hAnsi="Calibri" w:eastAsia="微软雅黑"/>
-                <w:b w:val="0"/>
-                <w:color w:val="AAC4B6"/>
-                <w:sz w:val="21"/>
-              </w:rPr>
-              <w:t xml:space="preserve"> </w:t>
-            </w:r>
-            <w:r>
-              <w:rPr>
-                <w:rFonts w:ascii="Calibri" w:hAnsi="Calibri" w:eastAsia="微软雅黑"/>
-                <w:b/>
-                <w:color w:val="C4B5FD"/>
-                <w:sz w:val="21"/>
-              </w:rPr>
-              <w:t>切实可行的</w:t>
-            </w:r>
-            <w:r>
-              <w:rPr>
-                <w:rFonts w:ascii="Calibri" w:hAnsi="Calibri" w:eastAsia="微软雅黑"/>
-                <w:b w:val="0"/>
-                <w:color w:val="AAC4B6"/>
-                <w:sz w:val="21"/>
-              </w:rPr>
-              <w:t xml:space="preserve"> </w:t>
-            </w:r>
-            <w:r>
-              <w:rPr>
-                <w:rFonts w:ascii="Calibri" w:hAnsi="Calibri" w:eastAsia="微软雅黑"/>
-                <w:b/>
-                <w:color w:val="FB923C"/>
-                <w:sz w:val="21"/>
-              </w:rPr>
-              <w:t>替代办法</w:t>
-            </w:r>
-            <w:r>
-              <w:rPr>
-                <w:rFonts w:ascii="Calibri" w:hAnsi="Calibri" w:eastAsia="微软雅黑"/>
-                <w:b w:val="0"/>
-                <w:color w:val="AAC4B6"/>
-                <w:sz w:val="21"/>
-              </w:rPr>
-              <w:t xml:space="preserve"> </w:t>
-            </w:r>
-            <w:r>
-              <w:rPr>
-                <w:rFonts w:ascii="Calibri" w:hAnsi="Calibri" w:eastAsia="微软雅黑"/>
-                <w:b w:val="0"/>
-                <w:color w:val="AAC4B6"/>
-                <w:sz w:val="21"/>
-              </w:rPr>
-              <w:t>取而代之，</w:t>
-            </w:r>
           </w:p>
         </w:tc>
         <w:tc>
           <w:tcPr>
-            <w:tcW w:type="dxa" w:w="3513"/>
+            <w:tcW w:type="dxa" w:w="1506"/>
           </w:tcPr>
           <w:p>
             <w:pPr>
@@ -2927,17 +3324,35 @@
             <w:r>
               <w:rPr>
                 <w:rFonts w:ascii="Calibri" w:hAnsi="Calibri" w:eastAsia="微软雅黑"/>
+                <w:b/>
+                <w:color w:val="BEF264"/>
+                <w:sz w:val="21"/>
+              </w:rPr>
+              <w:t>建议</w:t>
+            </w:r>
+            <w:r>
+              <w:rPr>
+                <w:rFonts w:ascii="Calibri" w:hAnsi="Calibri" w:eastAsia="微软雅黑"/>
                 <w:b w:val="0"/>
                 <w:color w:val="AAC4B6"/>
                 <w:sz w:val="21"/>
               </w:rPr>
-              <w:t>即模仿游戏，</w:t>
+              <w:t xml:space="preserve"> </w:t>
+            </w:r>
+            <w:r>
+              <w:rPr>
+                <w:rFonts w:ascii="Calibri" w:hAnsi="Calibri" w:eastAsia="微软雅黑"/>
+                <w:b w:val="0"/>
+                <w:color w:val="AAC4B6"/>
+                <w:sz w:val="21"/>
+              </w:rPr>
+              <w:t>用</w:t>
             </w:r>
           </w:p>
         </w:tc>
         <w:tc>
           <w:tcPr>
-            <w:tcW w:type="dxa" w:w="3513"/>
+            <w:tcW w:type="dxa" w:w="1506"/>
           </w:tcPr>
           <w:p>
             <w:pPr>
@@ -2951,7 +3366,7 @@
                 <w:color w:val="AAC4B6"/>
                 <w:sz w:val="21"/>
               </w:rPr>
-              <w:t>如今</w:t>
+              <w:t>一种</w:t>
             </w:r>
             <w:r>
               <w:rPr>
@@ -2966,10 +3381,10 @@
               <w:rPr>
                 <w:rFonts w:ascii="Calibri" w:hAnsi="Calibri" w:eastAsia="微软雅黑"/>
                 <w:b/>
-                <w:color w:val="5EEAD4"/>
+                <w:color w:val="C4B5FD"/>
                 <w:sz w:val="21"/>
               </w:rPr>
-              <w:t>普遍</w:t>
+              <w:t>切实可行的</w:t>
             </w:r>
             <w:r>
               <w:rPr>
@@ -2983,11 +3398,127 @@
             <w:r>
               <w:rPr>
                 <w:rFonts w:ascii="Calibri" w:hAnsi="Calibri" w:eastAsia="微软雅黑"/>
+                <w:b/>
+                <w:color w:val="FB923C"/>
+                <w:sz w:val="21"/>
+              </w:rPr>
+              <w:t>替代办法</w:t>
+            </w:r>
+            <w:r>
+              <w:rPr>
+                <w:rFonts w:ascii="Calibri" w:hAnsi="Calibri" w:eastAsia="微软雅黑"/>
                 <w:b w:val="0"/>
                 <w:color w:val="AAC4B6"/>
                 <w:sz w:val="21"/>
               </w:rPr>
-              <w:t>称为图灵测试。</w:t>
+              <w:t xml:space="preserve"> </w:t>
+            </w:r>
+            <w:r>
+              <w:rPr>
+                <w:rFonts w:ascii="Calibri" w:hAnsi="Calibri" w:eastAsia="微软雅黑"/>
+                <w:b w:val="0"/>
+                <w:color w:val="AAC4B6"/>
+                <w:sz w:val="21"/>
+              </w:rPr>
+              <w:t>取而代之，</w:t>
+            </w:r>
+          </w:p>
+        </w:tc>
+        <w:tc>
+          <w:tcPr>
+            <w:tcW w:type="dxa" w:w="1506"/>
+          </w:tcPr>
+          <w:p>
+            <w:pPr>
+              <w:spacing w:after="0"/>
+              <w:jc w:val="center"/>
+            </w:pPr>
+            <w:r>
+              <w:rPr>
+                <w:rFonts w:ascii="Calibri" w:hAnsi="Calibri" w:eastAsia="微软雅黑"/>
+                <w:b w:val="0"/>
+                <w:color w:val="AAC4B6"/>
+                <w:sz w:val="21"/>
+              </w:rPr>
+              <w:t>即模仿游戏，</w:t>
+            </w:r>
+          </w:p>
+        </w:tc>
+        <w:tc>
+          <w:tcPr>
+            <w:tcW w:type="dxa" w:w="1506"/>
+          </w:tcPr>
+          <w:p>
+            <w:pPr>
+              <w:spacing w:after="0"/>
+              <w:jc w:val="center"/>
+            </w:pPr>
+            <w:r>
+              <w:rPr>
+                <w:rFonts w:ascii="Calibri" w:hAnsi="Calibri" w:eastAsia="微软雅黑"/>
+                <w:b w:val="0"/>
+                <w:color w:val="AAC4B6"/>
+                <w:sz w:val="21"/>
+              </w:rPr>
+              <w:t>如今</w:t>
+            </w:r>
+          </w:p>
+        </w:tc>
+        <w:tc>
+          <w:tcPr>
+            <w:tcW w:type="dxa" w:w="1506"/>
+          </w:tcPr>
+          <w:p>
+            <w:pPr>
+              <w:spacing w:after="0"/>
+              <w:jc w:val="center"/>
+            </w:pPr>
+            <w:r>
+              <w:rPr>
+                <w:rFonts w:ascii="Calibri" w:hAnsi="Calibri" w:eastAsia="微软雅黑"/>
+                <w:b/>
+                <w:color w:val="5EEAD4"/>
+                <w:sz w:val="21"/>
+              </w:rPr>
+              <w:t>普遍</w:t>
+            </w:r>
+            <w:r>
+              <w:rPr>
+                <w:rFonts w:ascii="Calibri" w:hAnsi="Calibri" w:eastAsia="微软雅黑"/>
+                <w:b w:val="0"/>
+                <w:color w:val="AAC4B6"/>
+                <w:sz w:val="21"/>
+              </w:rPr>
+              <w:t xml:space="preserve"> </w:t>
+            </w:r>
+            <w:r>
+              <w:rPr>
+                <w:rFonts w:ascii="Calibri" w:hAnsi="Calibri" w:eastAsia="微软雅黑"/>
+                <w:b w:val="0"/>
+                <w:color w:val="AAC4B6"/>
+                <w:sz w:val="21"/>
+              </w:rPr>
+              <w:t>称为</w:t>
+            </w:r>
+          </w:p>
+        </w:tc>
+        <w:tc>
+          <w:tcPr>
+            <w:tcW w:type="dxa" w:w="1506"/>
+          </w:tcPr>
+          <w:p>
+            <w:pPr>
+              <w:spacing w:after="0"/>
+              <w:jc w:val="center"/>
+            </w:pPr>
+            <w:r>
+              <w:rPr>
+                <w:rFonts w:ascii="Calibri" w:hAnsi="Calibri" w:eastAsia="微软雅黑"/>
+                <w:b w:val="0"/>
+                <w:color w:val="AAC4B6"/>
+                <w:sz w:val="21"/>
+              </w:rPr>
+              <w:t>图灵测试。</w:t>
             </w:r>
           </w:p>
         </w:tc>
@@ -3030,14 +3561,16 @@
         </w:tblBorders>
       </w:tblPr>
       <w:tblGrid>
-        <w:gridCol w:w="3513"/>
-        <w:gridCol w:w="3513"/>
-        <w:gridCol w:w="3513"/>
+        <w:gridCol w:w="2108"/>
+        <w:gridCol w:w="2108"/>
+        <w:gridCol w:w="2108"/>
+        <w:gridCol w:w="2108"/>
+        <w:gridCol w:w="2108"/>
       </w:tblGrid>
       <w:tr>
         <w:tc>
           <w:tcPr>
-            <w:tcW w:type="dxa" w:w="3513"/>
+            <w:tcW w:type="dxa" w:w="2108"/>
           </w:tcPr>
           <w:p>
             <w:pPr>
@@ -3066,7 +3599,7 @@
         </w:tc>
         <w:tc>
           <w:tcPr>
-            <w:tcW w:type="dxa" w:w="3513"/>
+            <w:tcW w:type="dxa" w:w="2108"/>
           </w:tcPr>
           <w:p>
             <w:pPr>
@@ -3080,31 +3613,13 @@
                 <w:color w:val="F0F7F2"/>
                 <w:sz w:val="26"/>
               </w:rPr>
-              <w:t xml:space="preserve">exchanges typed messages with two </w:t>
-            </w:r>
-            <w:r>
-              <w:rPr>
-                <w:rFonts w:ascii="Calibri" w:hAnsi="Calibri" w:eastAsia="微软雅黑"/>
-                <w:b/>
-                <w:color w:val="FBBF24"/>
-                <w:sz w:val="26"/>
-              </w:rPr>
-              <w:t>concealed</w:t>
-            </w:r>
-            <w:r>
-              <w:rPr>
-                <w:rFonts w:ascii="Calibri" w:hAnsi="Calibri" w:eastAsia="微软雅黑"/>
-                <w:b w:val="0"/>
-                <w:color w:val="F0F7F2"/>
-                <w:sz w:val="26"/>
-              </w:rPr>
-              <w:t xml:space="preserve"> players,</w:t>
+              <w:t>exchanges typed messages</w:t>
             </w:r>
           </w:p>
         </w:tc>
         <w:tc>
           <w:tcPr>
-            <w:tcW w:type="dxa" w:w="3513"/>
+            <w:tcW w:type="dxa" w:w="2108"/>
           </w:tcPr>
           <w:p>
             <w:pPr>
@@ -3118,7 +3633,65 @@
                 <w:color w:val="F0F7F2"/>
                 <w:sz w:val="26"/>
               </w:rPr>
-              <w:t>one human and one machine.</w:t>
+              <w:t xml:space="preserve">with two </w:t>
+            </w:r>
+            <w:r>
+              <w:rPr>
+                <w:rFonts w:ascii="Calibri" w:hAnsi="Calibri" w:eastAsia="微软雅黑"/>
+                <w:b/>
+                <w:color w:val="FBBF24"/>
+                <w:sz w:val="26"/>
+              </w:rPr>
+              <w:t>concealed</w:t>
+            </w:r>
+            <w:r>
+              <w:rPr>
+                <w:rFonts w:ascii="Calibri" w:hAnsi="Calibri" w:eastAsia="微软雅黑"/>
+                <w:b w:val="0"/>
+                <w:color w:val="F0F7F2"/>
+                <w:sz w:val="26"/>
+              </w:rPr>
+              <w:t xml:space="preserve"> players,</w:t>
+            </w:r>
+          </w:p>
+        </w:tc>
+        <w:tc>
+          <w:tcPr>
+            <w:tcW w:type="dxa" w:w="2108"/>
+          </w:tcPr>
+          <w:p>
+            <w:pPr>
+              <w:spacing w:after="0"/>
+              <w:jc w:val="center"/>
+            </w:pPr>
+            <w:r>
+              <w:rPr>
+                <w:rFonts w:ascii="Calibri" w:hAnsi="Calibri" w:eastAsia="微软雅黑"/>
+                <w:b w:val="0"/>
+                <w:color w:val="F0F7F2"/>
+                <w:sz w:val="26"/>
+              </w:rPr>
+              <w:t>one human</w:t>
+            </w:r>
+          </w:p>
+        </w:tc>
+        <w:tc>
+          <w:tcPr>
+            <w:tcW w:type="dxa" w:w="2108"/>
+          </w:tcPr>
+          <w:p>
+            <w:pPr>
+              <w:spacing w:after="0"/>
+              <w:jc w:val="center"/>
+            </w:pPr>
+            <w:r>
+              <w:rPr>
+                <w:rFonts w:ascii="Calibri" w:hAnsi="Calibri" w:eastAsia="微软雅黑"/>
+                <w:b w:val="0"/>
+                <w:color w:val="F0F7F2"/>
+                <w:sz w:val="26"/>
+              </w:rPr>
+              <w:t>and one machine.</w:t>
             </w:r>
           </w:p>
         </w:tc>
@@ -3126,7 +3699,7 @@
       <w:tr>
         <w:tc>
           <w:tcPr>
-            <w:tcW w:type="dxa" w:w="3513"/>
+            <w:tcW w:type="dxa" w:w="2108"/>
           </w:tcPr>
           <w:p>
             <w:pPr>
@@ -3158,13 +3731,13 @@
                 <w:color w:val="FCA5A5"/>
                 <w:sz w:val="21"/>
               </w:rPr>
-              <w:t>提问者</w:t>
+              <w:t>审问者</w:t>
             </w:r>
           </w:p>
         </w:tc>
         <w:tc>
           <w:tcPr>
-            <w:tcW w:type="dxa" w:w="3513"/>
+            <w:tcW w:type="dxa" w:w="2108"/>
           </w:tcPr>
           <w:p>
             <w:pPr>
@@ -3178,49 +3751,13 @@
                 <w:color w:val="AAC4B6"/>
                 <w:sz w:val="21"/>
               </w:rPr>
-              <w:t>通过打字，与两个</w:t>
-            </w:r>
-            <w:r>
-              <w:rPr>
-                <w:rFonts w:ascii="Calibri" w:hAnsi="Calibri" w:eastAsia="微软雅黑"/>
-                <w:b w:val="0"/>
-                <w:color w:val="AAC4B6"/>
-                <w:sz w:val="21"/>
-              </w:rPr>
-              <w:t xml:space="preserve"> </w:t>
-            </w:r>
-            <w:r>
-              <w:rPr>
-                <w:rFonts w:ascii="Calibri" w:hAnsi="Calibri" w:eastAsia="微软雅黑"/>
-                <w:b/>
-                <w:color w:val="FBBF24"/>
-                <w:sz w:val="21"/>
-              </w:rPr>
-              <w:t>隐藏起来的</w:t>
-            </w:r>
-            <w:r>
-              <w:rPr>
-                <w:rFonts w:ascii="Calibri" w:hAnsi="Calibri" w:eastAsia="微软雅黑"/>
-                <w:b w:val="0"/>
-                <w:color w:val="AAC4B6"/>
-                <w:sz w:val="21"/>
-              </w:rPr>
-              <w:t xml:space="preserve"> </w:t>
-            </w:r>
-            <w:r>
-              <w:rPr>
-                <w:rFonts w:ascii="Calibri" w:hAnsi="Calibri" w:eastAsia="微软雅黑"/>
-                <w:b w:val="0"/>
-                <w:color w:val="AAC4B6"/>
-                <w:sz w:val="21"/>
-              </w:rPr>
-              <w:t>参与者交流，</w:t>
+              <w:t>通过打字，</w:t>
             </w:r>
           </w:p>
         </w:tc>
         <w:tc>
           <w:tcPr>
-            <w:tcW w:type="dxa" w:w="3513"/>
+            <w:tcW w:type="dxa" w:w="2108"/>
           </w:tcPr>
           <w:p>
             <w:pPr>
@@ -3234,7 +3771,83 @@
                 <w:color w:val="AAC4B6"/>
                 <w:sz w:val="21"/>
               </w:rPr>
-              <w:t>其中一个是人，一个是机器。</w:t>
+              <w:t>与两个</w:t>
+            </w:r>
+            <w:r>
+              <w:rPr>
+                <w:rFonts w:ascii="Calibri" w:hAnsi="Calibri" w:eastAsia="微软雅黑"/>
+                <w:b w:val="0"/>
+                <w:color w:val="AAC4B6"/>
+                <w:sz w:val="21"/>
+              </w:rPr>
+              <w:t xml:space="preserve"> </w:t>
+            </w:r>
+            <w:r>
+              <w:rPr>
+                <w:rFonts w:ascii="Calibri" w:hAnsi="Calibri" w:eastAsia="微软雅黑"/>
+                <w:b/>
+                <w:color w:val="FBBF24"/>
+                <w:sz w:val="21"/>
+              </w:rPr>
+              <w:t>隐藏起来的</w:t>
+            </w:r>
+            <w:r>
+              <w:rPr>
+                <w:rFonts w:ascii="Calibri" w:hAnsi="Calibri" w:eastAsia="微软雅黑"/>
+                <w:b w:val="0"/>
+                <w:color w:val="AAC4B6"/>
+                <w:sz w:val="21"/>
+              </w:rPr>
+              <w:t xml:space="preserve"> </w:t>
+            </w:r>
+            <w:r>
+              <w:rPr>
+                <w:rFonts w:ascii="Calibri" w:hAnsi="Calibri" w:eastAsia="微软雅黑"/>
+                <w:b w:val="0"/>
+                <w:color w:val="AAC4B6"/>
+                <w:sz w:val="21"/>
+              </w:rPr>
+              <w:t>参与者交流，</w:t>
+            </w:r>
+          </w:p>
+        </w:tc>
+        <w:tc>
+          <w:tcPr>
+            <w:tcW w:type="dxa" w:w="2108"/>
+          </w:tcPr>
+          <w:p>
+            <w:pPr>
+              <w:spacing w:after="0"/>
+              <w:jc w:val="center"/>
+            </w:pPr>
+            <w:r>
+              <w:rPr>
+                <w:rFonts w:ascii="Calibri" w:hAnsi="Calibri" w:eastAsia="微软雅黑"/>
+                <w:b w:val="0"/>
+                <w:color w:val="AAC4B6"/>
+                <w:sz w:val="21"/>
+              </w:rPr>
+              <w:t>其中一个是人，</w:t>
+            </w:r>
+          </w:p>
+        </w:tc>
+        <w:tc>
+          <w:tcPr>
+            <w:tcW w:type="dxa" w:w="2108"/>
+          </w:tcPr>
+          <w:p>
+            <w:pPr>
+              <w:spacing w:after="0"/>
+              <w:jc w:val="center"/>
+            </w:pPr>
+            <w:r>
+              <w:rPr>
+                <w:rFonts w:ascii="Calibri" w:hAnsi="Calibri" w:eastAsia="微软雅黑"/>
+                <w:b w:val="0"/>
+                <w:color w:val="AAC4B6"/>
+                <w:sz w:val="21"/>
+              </w:rPr>
+              <w:t>一个是机器。</w:t>
             </w:r>
           </w:p>
         </w:tc>
@@ -3277,6 +3890,151 @@
         </w:tblBorders>
       </w:tblPr>
       <w:tblGrid>
+        <w:gridCol w:w="3513"/>
+        <w:gridCol w:w="3513"/>
+        <w:gridCol w:w="3513"/>
+      </w:tblGrid>
+      <w:tr>
+        <w:tc>
+          <w:tcPr>
+            <w:tcW w:type="dxa" w:w="3513"/>
+          </w:tcPr>
+          <w:p>
+            <w:pPr>
+              <w:spacing w:after="0"/>
+              <w:jc w:val="center"/>
+            </w:pPr>
+            <w:r>
+              <w:rPr>
+                <w:rFonts w:ascii="Calibri" w:hAnsi="Calibri" w:eastAsia="微软雅黑"/>
+                <w:b w:val="0"/>
+                <w:color w:val="F0F7F2"/>
+                <w:sz w:val="26"/>
+              </w:rPr>
+              <w:t>If</w:t>
+            </w:r>
+          </w:p>
+        </w:tc>
+        <w:tc>
+          <w:tcPr>
+            <w:tcW w:type="dxa" w:w="3513"/>
+          </w:tcPr>
+          <w:p>
+            <w:pPr>
+              <w:spacing w:after="0"/>
+              <w:jc w:val="center"/>
+            </w:pPr>
+            <w:r>
+              <w:rPr>
+                <w:rFonts w:ascii="Calibri" w:hAnsi="Calibri" w:eastAsia="微软雅黑"/>
+                <w:b w:val="0"/>
+                <w:color w:val="F0F7F2"/>
+                <w:sz w:val="26"/>
+              </w:rPr>
+              <w:t>the interrogator</w:t>
+            </w:r>
+          </w:p>
+        </w:tc>
+        <w:tc>
+          <w:tcPr>
+            <w:tcW w:type="dxa" w:w="3513"/>
+          </w:tcPr>
+          <w:p>
+            <w:pPr>
+              <w:spacing w:after="0"/>
+              <w:jc w:val="center"/>
+            </w:pPr>
+            <w:r>
+              <w:rPr>
+                <w:rFonts w:ascii="Calibri" w:hAnsi="Calibri" w:eastAsia="微软雅黑"/>
+                <w:b w:val="0"/>
+                <w:color w:val="F0F7F2"/>
+                <w:sz w:val="26"/>
+              </w:rPr>
+              <w:t>cannot</w:t>
+            </w:r>
+          </w:p>
+        </w:tc>
+      </w:tr>
+      <w:tr>
+        <w:tc>
+          <w:tcPr>
+            <w:tcW w:type="dxa" w:w="3513"/>
+          </w:tcPr>
+          <w:p>
+            <w:pPr>
+              <w:spacing w:after="0"/>
+              <w:jc w:val="center"/>
+            </w:pPr>
+            <w:r>
+              <w:rPr>
+                <w:rFonts w:ascii="Calibri" w:hAnsi="Calibri" w:eastAsia="微软雅黑"/>
+                <w:b w:val="0"/>
+                <w:color w:val="AAC4B6"/>
+                <w:sz w:val="21"/>
+              </w:rPr>
+              <w:t>如果</w:t>
+            </w:r>
+          </w:p>
+        </w:tc>
+        <w:tc>
+          <w:tcPr>
+            <w:tcW w:type="dxa" w:w="3513"/>
+          </w:tcPr>
+          <w:p>
+            <w:pPr>
+              <w:spacing w:after="0"/>
+              <w:jc w:val="center"/>
+            </w:pPr>
+            <w:r>
+              <w:rPr>
+                <w:rFonts w:ascii="Calibri" w:hAnsi="Calibri" w:eastAsia="微软雅黑"/>
+                <w:b w:val="0"/>
+                <w:color w:val="AAC4B6"/>
+                <w:sz w:val="21"/>
+              </w:rPr>
+              <w:t>审问者</w:t>
+            </w:r>
+          </w:p>
+        </w:tc>
+        <w:tc>
+          <w:tcPr>
+            <w:tcW w:type="dxa" w:w="3513"/>
+          </w:tcPr>
+          <w:p>
+            <w:pPr>
+              <w:spacing w:after="0"/>
+              <w:jc w:val="center"/>
+            </w:pPr>
+            <w:r>
+              <w:rPr>
+                <w:rFonts w:ascii="Calibri" w:hAnsi="Calibri" w:eastAsia="微软雅黑"/>
+                <w:b w:val="0"/>
+                <w:color w:val="AAC4B6"/>
+                <w:sz w:val="21"/>
+              </w:rPr>
+              <w:t>无法</w:t>
+            </w:r>
+          </w:p>
+        </w:tc>
+      </w:tr>
+    </w:tbl>
+    <w:tbl>
+      <w:tblPr>
+        <w:tblW w:type="auto" w:w="0"/>
+        <w:jc w:val="center"/>
+        <w:tblLayout w:type="autofit"/>
+        <w:tblLook w:firstColumn="1" w:firstRow="1" w:lastColumn="0" w:lastRow="0" w:noHBand="0" w:noVBand="1" w:val="04A0"/>
+        <w:tblBorders>
+          <w:top w:val="nil"/>
+          <w:left w:val="nil"/>
+          <w:bottom w:val="nil"/>
+          <w:right w:val="nil"/>
+          <w:insideH w:val="nil"/>
+          <w:insideV w:val="nil"/>
+        </w:tblBorders>
+      </w:tblPr>
+      <w:tblGrid>
         <w:gridCol w:w="5270"/>
         <w:gridCol w:w="5270"/>
       </w:tblGrid>
@@ -3293,47 +4051,11 @@
             <w:r>
               <w:rPr>
                 <w:rFonts w:ascii="Calibri" w:hAnsi="Calibri" w:eastAsia="微软雅黑"/>
-                <w:b w:val="0"/>
-                <w:color w:val="F0F7F2"/>
-                <w:sz w:val="26"/>
-              </w:rPr>
-              <w:t xml:space="preserve">If the interrogator cannot </w:t>
-            </w:r>
-            <w:r>
-              <w:rPr>
-                <w:rFonts w:ascii="Calibri" w:hAnsi="Calibri" w:eastAsia="微软雅黑"/>
                 <w:b/>
                 <w:color w:val="38BDF8"/>
                 <w:sz w:val="26"/>
               </w:rPr>
               <w:t>consistently</w:t>
-            </w:r>
-            <w:r>
-              <w:rPr>
-                <w:rFonts w:ascii="Calibri" w:hAnsi="Calibri" w:eastAsia="微软雅黑"/>
-                <w:b w:val="0"/>
-                <w:color w:val="F0F7F2"/>
-                <w:sz w:val="26"/>
-              </w:rPr>
-              <w:t xml:space="preserve"> </w:t>
-            </w:r>
-            <w:r>
-              <w:rPr>
-                <w:rFonts w:ascii="Calibri" w:hAnsi="Calibri" w:eastAsia="微软雅黑"/>
-                <w:b/>
-                <w:color w:val="F472B6"/>
-                <w:sz w:val="26"/>
-              </w:rPr>
-              <w:t>distinguish</w:t>
-            </w:r>
-            <w:r>
-              <w:rPr>
-                <w:rFonts w:ascii="Calibri" w:hAnsi="Calibri" w:eastAsia="微软雅黑"/>
-                <w:b w:val="0"/>
-                <w:color w:val="F0F7F2"/>
-                <w:sz w:val="26"/>
-              </w:rPr>
-              <w:t xml:space="preserve"> them,</w:t>
             </w:r>
           </w:p>
         </w:tc>
@@ -3349,11 +4071,20 @@
             <w:r>
               <w:rPr>
                 <w:rFonts w:ascii="Calibri" w:hAnsi="Calibri" w:eastAsia="微软雅黑"/>
+                <w:b/>
+                <w:color w:val="F472B6"/>
+                <w:sz w:val="26"/>
+              </w:rPr>
+              <w:t>distinguish</w:t>
+            </w:r>
+            <w:r>
+              <w:rPr>
+                <w:rFonts w:ascii="Calibri" w:hAnsi="Calibri" w:eastAsia="微软雅黑"/>
                 <w:b w:val="0"/>
                 <w:color w:val="F0F7F2"/>
                 <w:sz w:val="26"/>
               </w:rPr>
-              <w:t>the machine passes.</w:t>
+              <w:t xml:space="preserve"> them,</w:t>
             </w:r>
           </w:p>
         </w:tc>
@@ -3371,65 +4102,11 @@
             <w:r>
               <w:rPr>
                 <w:rFonts w:ascii="Calibri" w:hAnsi="Calibri" w:eastAsia="微软雅黑"/>
-                <w:b w:val="0"/>
-                <w:color w:val="AAC4B6"/>
-                <w:sz w:val="21"/>
-              </w:rPr>
-              <w:t>如果提问者无法</w:t>
-            </w:r>
-            <w:r>
-              <w:rPr>
-                <w:rFonts w:ascii="Calibri" w:hAnsi="Calibri" w:eastAsia="微软雅黑"/>
-                <w:b w:val="0"/>
-                <w:color w:val="AAC4B6"/>
-                <w:sz w:val="21"/>
-              </w:rPr>
-              <w:t xml:space="preserve"> </w:t>
-            </w:r>
-            <w:r>
-              <w:rPr>
-                <w:rFonts w:ascii="Calibri" w:hAnsi="Calibri" w:eastAsia="微软雅黑"/>
                 <w:b/>
                 <w:color w:val="38BDF8"/>
                 <w:sz w:val="21"/>
               </w:rPr>
               <w:t>始终如一地</w:t>
-            </w:r>
-            <w:r>
-              <w:rPr>
-                <w:rFonts w:ascii="Calibri" w:hAnsi="Calibri" w:eastAsia="微软雅黑"/>
-                <w:b w:val="0"/>
-                <w:color w:val="AAC4B6"/>
-                <w:sz w:val="21"/>
-              </w:rPr>
-              <w:t xml:space="preserve"> </w:t>
-            </w:r>
-            <w:r>
-              <w:rPr>
-                <w:rFonts w:ascii="Calibri" w:hAnsi="Calibri" w:eastAsia="微软雅黑"/>
-                <w:b/>
-                <w:color w:val="F472B6"/>
-                <w:sz w:val="21"/>
-              </w:rPr>
-              <w:t>分辨</w:t>
-            </w:r>
-            <w:r>
-              <w:rPr>
-                <w:rFonts w:ascii="Calibri" w:hAnsi="Calibri" w:eastAsia="微软雅黑"/>
-                <w:b w:val="0"/>
-                <w:color w:val="AAC4B6"/>
-                <w:sz w:val="21"/>
-              </w:rPr>
-              <w:t xml:space="preserve"> </w:t>
-            </w:r>
-            <w:r>
-              <w:rPr>
-                <w:rFonts w:ascii="Calibri" w:hAnsi="Calibri" w:eastAsia="微软雅黑"/>
-                <w:b w:val="0"/>
-                <w:color w:val="AAC4B6"/>
-                <w:sz w:val="21"/>
-              </w:rPr>
-              <w:t>二者，</w:t>
             </w:r>
           </w:p>
         </w:tc>
@@ -3445,11 +4122,133 @@
             <w:r>
               <w:rPr>
                 <w:rFonts w:ascii="Calibri" w:hAnsi="Calibri" w:eastAsia="微软雅黑"/>
+                <w:b/>
+                <w:color w:val="F472B6"/>
+                <w:sz w:val="21"/>
+              </w:rPr>
+              <w:t>区分出</w:t>
+            </w:r>
+            <w:r>
+              <w:rPr>
+                <w:rFonts w:ascii="Calibri" w:hAnsi="Calibri" w:eastAsia="微软雅黑"/>
                 <w:b w:val="0"/>
                 <w:color w:val="AAC4B6"/>
                 <w:sz w:val="21"/>
               </w:rPr>
-              <w:t>机器就算通过测试。</w:t>
+              <w:t xml:space="preserve"> </w:t>
+            </w:r>
+            <w:r>
+              <w:rPr>
+                <w:rFonts w:ascii="Calibri" w:hAnsi="Calibri" w:eastAsia="微软雅黑"/>
+                <w:b w:val="0"/>
+                <w:color w:val="AAC4B6"/>
+                <w:sz w:val="21"/>
+              </w:rPr>
+              <w:t>二者，</w:t>
+            </w:r>
+          </w:p>
+        </w:tc>
+      </w:tr>
+    </w:tbl>
+    <w:tbl>
+      <w:tblPr>
+        <w:tblW w:type="auto" w:w="0"/>
+        <w:jc w:val="center"/>
+        <w:tblLayout w:type="autofit"/>
+        <w:tblLook w:firstColumn="1" w:firstRow="1" w:lastColumn="0" w:lastRow="0" w:noHBand="0" w:noVBand="1" w:val="04A0"/>
+        <w:tblBorders>
+          <w:top w:val="nil"/>
+          <w:left w:val="nil"/>
+          <w:bottom w:val="nil"/>
+          <w:right w:val="nil"/>
+          <w:insideH w:val="nil"/>
+          <w:insideV w:val="nil"/>
+        </w:tblBorders>
+      </w:tblPr>
+      <w:tblGrid>
+        <w:gridCol w:w="5270"/>
+        <w:gridCol w:w="5270"/>
+      </w:tblGrid>
+      <w:tr>
+        <w:tc>
+          <w:tcPr>
+            <w:tcW w:type="dxa" w:w="5270"/>
+          </w:tcPr>
+          <w:p>
+            <w:pPr>
+              <w:spacing w:after="0"/>
+              <w:jc w:val="center"/>
+            </w:pPr>
+            <w:r>
+              <w:rPr>
+                <w:rFonts w:ascii="Calibri" w:hAnsi="Calibri" w:eastAsia="微软雅黑"/>
+                <w:b w:val="0"/>
+                <w:color w:val="F0F7F2"/>
+                <w:sz w:val="26"/>
+              </w:rPr>
+              <w:t>the machine</w:t>
+            </w:r>
+          </w:p>
+        </w:tc>
+        <w:tc>
+          <w:tcPr>
+            <w:tcW w:type="dxa" w:w="5270"/>
+          </w:tcPr>
+          <w:p>
+            <w:pPr>
+              <w:spacing w:after="0"/>
+              <w:jc w:val="center"/>
+            </w:pPr>
+            <w:r>
+              <w:rPr>
+                <w:rFonts w:ascii="Calibri" w:hAnsi="Calibri" w:eastAsia="微软雅黑"/>
+                <w:b w:val="0"/>
+                <w:color w:val="F0F7F2"/>
+                <w:sz w:val="26"/>
+              </w:rPr>
+              <w:t>passes.</w:t>
+            </w:r>
+          </w:p>
+        </w:tc>
+      </w:tr>
+      <w:tr>
+        <w:tc>
+          <w:tcPr>
+            <w:tcW w:type="dxa" w:w="5270"/>
+          </w:tcPr>
+          <w:p>
+            <w:pPr>
+              <w:spacing w:after="0"/>
+              <w:jc w:val="center"/>
+            </w:pPr>
+            <w:r>
+              <w:rPr>
+                <w:rFonts w:ascii="Calibri" w:hAnsi="Calibri" w:eastAsia="微软雅黑"/>
+                <w:b w:val="0"/>
+                <w:color w:val="AAC4B6"/>
+                <w:sz w:val="21"/>
+              </w:rPr>
+              <w:t>机器</w:t>
+            </w:r>
+          </w:p>
+        </w:tc>
+        <w:tc>
+          <w:tcPr>
+            <w:tcW w:type="dxa" w:w="5270"/>
+          </w:tcPr>
+          <w:p>
+            <w:pPr>
+              <w:spacing w:after="0"/>
+              <w:jc w:val="center"/>
+            </w:pPr>
+            <w:r>
+              <w:rPr>
+                <w:rFonts w:ascii="Calibri" w:hAnsi="Calibri" w:eastAsia="微软雅黑"/>
+                <w:b w:val="0"/>
+                <w:color w:val="AAC4B6"/>
+                <w:sz w:val="21"/>
+              </w:rPr>
+              <w:t>就算通过测试。</w:t>
             </w:r>
           </w:p>
         </w:tc>
@@ -3493,13 +4292,15 @@
         </w:tblBorders>
       </w:tblPr>
       <w:tblGrid>
-        <w:gridCol w:w="5270"/>
-        <w:gridCol w:w="5270"/>
+        <w:gridCol w:w="2635"/>
+        <w:gridCol w:w="2635"/>
+        <w:gridCol w:w="2635"/>
+        <w:gridCol w:w="2635"/>
       </w:tblGrid>
       <w:tr>
         <w:tc>
           <w:tcPr>
-            <w:tcW w:type="dxa" w:w="5270"/>
+            <w:tcW w:type="dxa" w:w="2635"/>
           </w:tcPr>
           <w:p>
             <w:pPr>
@@ -3513,58 +4314,13 @@
                 <w:color w:val="F0F7F2"/>
                 <w:sz w:val="26"/>
               </w:rPr>
-              <w:t xml:space="preserve">His </w:t>
-            </w:r>
-            <w:r>
-              <w:rPr>
-                <w:rFonts w:ascii="Calibri" w:hAnsi="Calibri" w:eastAsia="微软雅黑"/>
-                <w:b/>
-                <w:color w:val="BEF264"/>
-                <w:sz w:val="26"/>
-              </w:rPr>
-              <w:t>exceptional</w:t>
-            </w:r>
-            <w:r>
-              <w:rPr>
-                <w:rFonts w:ascii="Calibri" w:hAnsi="Calibri" w:eastAsia="微软雅黑"/>
-                <w:b w:val="0"/>
-                <w:color w:val="F0F7F2"/>
-                <w:sz w:val="26"/>
-              </w:rPr>
-              <w:t xml:space="preserve"> </w:t>
-            </w:r>
-            <w:r>
-              <w:rPr>
-                <w:rFonts w:ascii="Calibri" w:hAnsi="Calibri" w:eastAsia="微软雅黑"/>
-                <w:b/>
-                <w:color w:val="C4B5FD"/>
-                <w:sz w:val="26"/>
-              </w:rPr>
-              <w:t>wartime</w:t>
-            </w:r>
-            <w:r>
-              <w:rPr>
-                <w:rFonts w:ascii="Calibri" w:hAnsi="Calibri" w:eastAsia="微软雅黑"/>
-                <w:b w:val="0"/>
-                <w:color w:val="F0F7F2"/>
-                <w:sz w:val="26"/>
-              </w:rPr>
-              <w:t xml:space="preserve"> </w:t>
-            </w:r>
-            <w:r>
-              <w:rPr>
-                <w:rFonts w:ascii="Calibri" w:hAnsi="Calibri" w:eastAsia="微软雅黑"/>
-                <w:b/>
-                <w:color w:val="FB923C"/>
-                <w:sz w:val="26"/>
-              </w:rPr>
-              <w:t>contribution</w:t>
+              <w:t>His</w:t>
             </w:r>
           </w:p>
         </w:tc>
         <w:tc>
           <w:tcPr>
-            <w:tcW w:type="dxa" w:w="5270"/>
+            <w:tcW w:type="dxa" w:w="2635"/>
           </w:tcPr>
           <w:p>
             <w:pPr>
@@ -3574,11 +4330,87 @@
             <w:r>
               <w:rPr>
                 <w:rFonts w:ascii="Calibri" w:hAnsi="Calibri" w:eastAsia="微软雅黑"/>
+                <w:b/>
+                <w:color w:val="BEF264"/>
+                <w:sz w:val="26"/>
+              </w:rPr>
+              <w:t>exceptional</w:t>
+            </w:r>
+            <w:r>
+              <w:rPr>
+                <w:rFonts w:ascii="Calibri" w:hAnsi="Calibri" w:eastAsia="微软雅黑"/>
                 <w:b w:val="0"/>
                 <w:color w:val="F0F7F2"/>
                 <w:sz w:val="26"/>
               </w:rPr>
-              <w:t>did not protect him.</w:t>
+              <w:t xml:space="preserve"> </w:t>
+            </w:r>
+            <w:r>
+              <w:rPr>
+                <w:rFonts w:ascii="Calibri" w:hAnsi="Calibri" w:eastAsia="微软雅黑"/>
+                <w:b/>
+                <w:color w:val="C4B5FD"/>
+                <w:sz w:val="26"/>
+              </w:rPr>
+              <w:t>wartime</w:t>
+            </w:r>
+            <w:r>
+              <w:rPr>
+                <w:rFonts w:ascii="Calibri" w:hAnsi="Calibri" w:eastAsia="微软雅黑"/>
+                <w:b w:val="0"/>
+                <w:color w:val="F0F7F2"/>
+                <w:sz w:val="26"/>
+              </w:rPr>
+              <w:t xml:space="preserve"> </w:t>
+            </w:r>
+            <w:r>
+              <w:rPr>
+                <w:rFonts w:ascii="Calibri" w:hAnsi="Calibri" w:eastAsia="微软雅黑"/>
+                <w:b/>
+                <w:color w:val="FB923C"/>
+                <w:sz w:val="26"/>
+              </w:rPr>
+              <w:t>contribution</w:t>
+            </w:r>
+          </w:p>
+        </w:tc>
+        <w:tc>
+          <w:tcPr>
+            <w:tcW w:type="dxa" w:w="2635"/>
+          </w:tcPr>
+          <w:p>
+            <w:pPr>
+              <w:spacing w:after="0"/>
+              <w:jc w:val="center"/>
+            </w:pPr>
+            <w:r>
+              <w:rPr>
+                <w:rFonts w:ascii="Calibri" w:hAnsi="Calibri" w:eastAsia="微软雅黑"/>
+                <w:b w:val="0"/>
+                <w:color w:val="F0F7F2"/>
+                <w:sz w:val="26"/>
+              </w:rPr>
+              <w:t>did not protect</w:t>
+            </w:r>
+          </w:p>
+        </w:tc>
+        <w:tc>
+          <w:tcPr>
+            <w:tcW w:type="dxa" w:w="2635"/>
+          </w:tcPr>
+          <w:p>
+            <w:pPr>
+              <w:spacing w:after="0"/>
+              <w:jc w:val="center"/>
+            </w:pPr>
+            <w:r>
+              <w:rPr>
+                <w:rFonts w:ascii="Calibri" w:hAnsi="Calibri" w:eastAsia="微软雅黑"/>
+                <w:b w:val="0"/>
+                <w:color w:val="F0F7F2"/>
+                <w:sz w:val="26"/>
+              </w:rPr>
+              <w:t>him.</w:t>
             </w:r>
           </w:p>
         </w:tc>
@@ -3586,7 +4418,7 @@
       <w:tr>
         <w:tc>
           <w:tcPr>
-            <w:tcW w:type="dxa" w:w="5270"/>
+            <w:tcW w:type="dxa" w:w="2635"/>
           </w:tcPr>
           <w:p>
             <w:pPr>
@@ -3600,67 +4432,13 @@
                 <w:color w:val="AAC4B6"/>
                 <w:sz w:val="21"/>
               </w:rPr>
-              <w:t>他在</w:t>
-            </w:r>
-            <w:r>
-              <w:rPr>
-                <w:rFonts w:ascii="Calibri" w:hAnsi="Calibri" w:eastAsia="微软雅黑"/>
-                <w:b w:val="0"/>
-                <w:color w:val="AAC4B6"/>
-                <w:sz w:val="21"/>
-              </w:rPr>
-              <w:t xml:space="preserve"> </w:t>
-            </w:r>
-            <w:r>
-              <w:rPr>
-                <w:rFonts w:ascii="Calibri" w:hAnsi="Calibri" w:eastAsia="微软雅黑"/>
-                <w:b/>
-                <w:color w:val="C4B5FD"/>
-                <w:sz w:val="21"/>
-              </w:rPr>
-              <w:t>战时</w:t>
-            </w:r>
-            <w:r>
-              <w:rPr>
-                <w:rFonts w:ascii="Calibri" w:hAnsi="Calibri" w:eastAsia="微软雅黑"/>
-                <w:b w:val="0"/>
-                <w:color w:val="AAC4B6"/>
-                <w:sz w:val="21"/>
-              </w:rPr>
-              <w:t xml:space="preserve"> </w:t>
-            </w:r>
-            <w:r>
-              <w:rPr>
-                <w:rFonts w:ascii="Calibri" w:hAnsi="Calibri" w:eastAsia="微软雅黑"/>
-                <w:b/>
-                <w:color w:val="BEF264"/>
-                <w:sz w:val="21"/>
-              </w:rPr>
-              <w:t>卓越的</w:t>
-            </w:r>
-            <w:r>
-              <w:rPr>
-                <w:rFonts w:ascii="Calibri" w:hAnsi="Calibri" w:eastAsia="微软雅黑"/>
-                <w:b w:val="0"/>
-                <w:color w:val="AAC4B6"/>
-                <w:sz w:val="21"/>
-              </w:rPr>
-              <w:t xml:space="preserve"> </w:t>
-            </w:r>
-            <w:r>
-              <w:rPr>
-                <w:rFonts w:ascii="Calibri" w:hAnsi="Calibri" w:eastAsia="微软雅黑"/>
-                <w:b/>
-                <w:color w:val="FB923C"/>
-                <w:sz w:val="21"/>
-              </w:rPr>
-              <w:t>贡献</w:t>
+              <w:t>他</w:t>
             </w:r>
           </w:p>
         </w:tc>
         <w:tc>
           <w:tcPr>
-            <w:tcW w:type="dxa" w:w="5270"/>
+            <w:tcW w:type="dxa" w:w="2635"/>
           </w:tcPr>
           <w:p>
             <w:pPr>
@@ -3670,11 +4448,96 @@
             <w:r>
               <w:rPr>
                 <w:rFonts w:ascii="Calibri" w:hAnsi="Calibri" w:eastAsia="微软雅黑"/>
+                <w:b/>
+                <w:color w:val="BEF264"/>
+                <w:sz w:val="21"/>
+              </w:rPr>
+              <w:t>杰出的</w:t>
+            </w:r>
+            <w:r>
+              <w:rPr>
+                <w:rFonts w:ascii="Calibri" w:hAnsi="Calibri" w:eastAsia="微软雅黑"/>
                 <w:b w:val="0"/>
                 <w:color w:val="AAC4B6"/>
                 <w:sz w:val="21"/>
               </w:rPr>
-              <w:t>并没有护住他。</w:t>
+              <w:t xml:space="preserve"> </w:t>
+            </w:r>
+            <w:r>
+              <w:rPr>
+                <w:rFonts w:ascii="Calibri" w:hAnsi="Calibri" w:eastAsia="微软雅黑"/>
+                <w:b/>
+                <w:color w:val="C4B5FD"/>
+                <w:sz w:val="21"/>
+              </w:rPr>
+              <w:t>战时</w:t>
+            </w:r>
+            <w:r>
+              <w:rPr>
+                <w:rFonts w:ascii="Calibri" w:hAnsi="Calibri" w:eastAsia="微软雅黑"/>
+                <w:b w:val="0"/>
+                <w:color w:val="AAC4B6"/>
+                <w:sz w:val="21"/>
+              </w:rPr>
+              <w:t xml:space="preserve"> </w:t>
+            </w:r>
+            <w:r>
+              <w:rPr>
+                <w:rFonts w:ascii="Calibri" w:hAnsi="Calibri" w:eastAsia="微软雅黑"/>
+                <w:b/>
+                <w:color w:val="FB923C"/>
+                <w:sz w:val="21"/>
+              </w:rPr>
+              <w:t>贡献</w:t>
+            </w:r>
+            <w:r>
+              <w:rPr>
+                <w:rFonts w:ascii="Calibri" w:hAnsi="Calibri" w:eastAsia="微软雅黑"/>
+                <w:b w:val="0"/>
+                <w:color w:val="AAC4B6"/>
+                <w:sz w:val="21"/>
+              </w:rPr>
+              <w:t>，</w:t>
+            </w:r>
+          </w:p>
+        </w:tc>
+        <w:tc>
+          <w:tcPr>
+            <w:tcW w:type="dxa" w:w="2635"/>
+          </w:tcPr>
+          <w:p>
+            <w:pPr>
+              <w:spacing w:after="0"/>
+              <w:jc w:val="center"/>
+            </w:pPr>
+            <w:r>
+              <w:rPr>
+                <w:rFonts w:ascii="Calibri" w:hAnsi="Calibri" w:eastAsia="微软雅黑"/>
+                <w:b w:val="0"/>
+                <w:color w:val="AAC4B6"/>
+                <w:sz w:val="21"/>
+              </w:rPr>
+              <w:t>并没有保护到</w:t>
+            </w:r>
+          </w:p>
+        </w:tc>
+        <w:tc>
+          <w:tcPr>
+            <w:tcW w:type="dxa" w:w="2635"/>
+          </w:tcPr>
+          <w:p>
+            <w:pPr>
+              <w:spacing w:after="0"/>
+              <w:jc w:val="center"/>
+            </w:pPr>
+            <w:r>
+              <w:rPr>
+                <w:rFonts w:ascii="Calibri" w:hAnsi="Calibri" w:eastAsia="微软雅黑"/>
+                <w:b w:val="0"/>
+                <w:color w:val="AAC4B6"/>
+                <w:sz w:val="21"/>
+              </w:rPr>
+              <w:t>他。</w:t>
             </w:r>
           </w:p>
         </w:tc>
@@ -3701,13 +4564,15 @@
         </w:tblBorders>
       </w:tblPr>
       <w:tblGrid>
-        <w:gridCol w:w="5270"/>
-        <w:gridCol w:w="5270"/>
+        <w:gridCol w:w="2635"/>
+        <w:gridCol w:w="2635"/>
+        <w:gridCol w:w="2635"/>
+        <w:gridCol w:w="2635"/>
       </w:tblGrid>
       <w:tr>
         <w:tc>
           <w:tcPr>
-            <w:tcW w:type="dxa" w:w="5270"/>
+            <w:tcW w:type="dxa" w:w="2635"/>
           </w:tcPr>
           <w:p>
             <w:pPr>
@@ -3727,7 +4592,7 @@
         </w:tc>
         <w:tc>
           <w:tcPr>
-            <w:tcW w:type="dxa" w:w="5270"/>
+            <w:tcW w:type="dxa" w:w="2635"/>
           </w:tcPr>
           <w:p>
             <w:pPr>
@@ -3741,7 +4606,27 @@
                 <w:color w:val="F0F7F2"/>
                 <w:sz w:val="26"/>
               </w:rPr>
-              <w:t xml:space="preserve">he was </w:t>
+              <w:t>he</w:t>
+            </w:r>
+          </w:p>
+        </w:tc>
+        <w:tc>
+          <w:tcPr>
+            <w:tcW w:type="dxa" w:w="2635"/>
+          </w:tcPr>
+          <w:p>
+            <w:pPr>
+              <w:spacing w:after="0"/>
+              <w:jc w:val="center"/>
+            </w:pPr>
+            <w:r>
+              <w:rPr>
+                <w:rFonts w:ascii="Calibri" w:hAnsi="Calibri" w:eastAsia="微软雅黑"/>
+                <w:b w:val="0"/>
+                <w:color w:val="F0F7F2"/>
+                <w:sz w:val="26"/>
+              </w:rPr>
+              <w:t xml:space="preserve">was </w:t>
             </w:r>
             <w:r>
               <w:rPr>
@@ -3752,6 +4637,17 @@
               </w:rPr>
               <w:t>convicted of</w:t>
             </w:r>
+          </w:p>
+        </w:tc>
+        <w:tc>
+          <w:tcPr>
+            <w:tcW w:type="dxa" w:w="2635"/>
+          </w:tcPr>
+          <w:p>
+            <w:pPr>
+              <w:spacing w:after="0"/>
+              <w:jc w:val="center"/>
+            </w:pPr>
             <w:r>
               <w:rPr>
                 <w:rFonts w:ascii="Calibri" w:hAnsi="Calibri" w:eastAsia="微软雅黑"/>
@@ -3759,7 +4655,7 @@
                 <w:color w:val="F0F7F2"/>
                 <w:sz w:val="26"/>
               </w:rPr>
-              <w:t xml:space="preserve"> "gross indecency",</w:t>
+              <w:t>"gross indecency",</w:t>
             </w:r>
           </w:p>
         </w:tc>
@@ -3767,7 +4663,7 @@
       <w:tr>
         <w:tc>
           <w:tcPr>
-            <w:tcW w:type="dxa" w:w="5270"/>
+            <w:tcW w:type="dxa" w:w="2635"/>
           </w:tcPr>
           <w:p>
             <w:pPr>
@@ -3787,7 +4683,7 @@
         </w:tc>
         <w:tc>
           <w:tcPr>
-            <w:tcW w:type="dxa" w:w="5270"/>
+            <w:tcW w:type="dxa" w:w="2635"/>
           </w:tcPr>
           <w:p>
             <w:pPr>
@@ -3801,8 +4697,39 @@
                 <w:color w:val="AAC4B6"/>
                 <w:sz w:val="21"/>
               </w:rPr>
-              <w:t>他被</w:t>
-            </w:r>
+              <w:t>他</w:t>
+            </w:r>
+          </w:p>
+        </w:tc>
+        <w:tc>
+          <w:tcPr>
+            <w:tcW w:type="dxa" w:w="2635"/>
+          </w:tcPr>
+          <w:p>
+            <w:pPr>
+              <w:spacing w:after="0"/>
+              <w:jc w:val="center"/>
+            </w:pPr>
+            <w:r>
+              <w:rPr>
+                <w:rFonts w:ascii="Calibri" w:hAnsi="Calibri" w:eastAsia="微软雅黑"/>
+                <w:b/>
+                <w:color w:val="5EEAD4"/>
+                <w:sz w:val="21"/>
+              </w:rPr>
+              <w:t>被判定犯有</w:t>
+            </w:r>
+          </w:p>
+        </w:tc>
+        <w:tc>
+          <w:tcPr>
+            <w:tcW w:type="dxa" w:w="2635"/>
+          </w:tcPr>
+          <w:p>
+            <w:pPr>
+              <w:spacing w:after="0"/>
+              <w:jc w:val="center"/>
+            </w:pPr>
             <w:r>
               <w:rPr>
                 <w:rFonts w:ascii="Calibri" w:hAnsi="Calibri" w:eastAsia="微软雅黑"/>
@@ -3810,7 +4737,7 @@
                 <w:color w:val="AAC4B6"/>
                 <w:sz w:val="21"/>
               </w:rPr>
-              <w:t xml:space="preserve"> </w:t>
+              <w:t>“严重猥亵”</w:t>
             </w:r>
             <w:r>
               <w:rPr>
@@ -3819,7 +4746,7 @@
                 <w:color w:val="5EEAD4"/>
                 <w:sz w:val="21"/>
               </w:rPr>
-              <w:t>判定犯有</w:t>
+              <w:t>罪</w:t>
             </w:r>
             <w:r>
               <w:rPr>
@@ -3828,7 +4755,7 @@
                 <w:color w:val="AAC4B6"/>
                 <w:sz w:val="21"/>
               </w:rPr>
-              <w:t>“严重猥亵罪”，</w:t>
+              <w:t>，</w:t>
             </w:r>
           </w:p>
         </w:tc>
@@ -3864,12 +4791,13 @@
         </w:tblBorders>
       </w:tblPr>
       <w:tblGrid>
-        <w:gridCol w:w="10540"/>
+        <w:gridCol w:w="5270"/>
+        <w:gridCol w:w="5270"/>
       </w:tblGrid>
       <w:tr>
         <w:tc>
           <w:tcPr>
-            <w:tcW w:type="dxa" w:w="10540"/>
+            <w:tcW w:type="dxa" w:w="5270"/>
           </w:tcPr>
           <w:p>
             <w:pPr>
@@ -3883,7 +4811,27 @@
                 <w:color w:val="F0F7F2"/>
                 <w:sz w:val="26"/>
               </w:rPr>
-              <w:t>the charge then used against gay men.</w:t>
+              <w:t>the charge</w:t>
+            </w:r>
+          </w:p>
+        </w:tc>
+        <w:tc>
+          <w:tcPr>
+            <w:tcW w:type="dxa" w:w="5270"/>
+          </w:tcPr>
+          <w:p>
+            <w:pPr>
+              <w:spacing w:after="0"/>
+              <w:jc w:val="center"/>
+            </w:pPr>
+            <w:r>
+              <w:rPr>
+                <w:rFonts w:ascii="Calibri" w:hAnsi="Calibri" w:eastAsia="微软雅黑"/>
+                <w:b w:val="0"/>
+                <w:color w:val="F0F7F2"/>
+                <w:sz w:val="26"/>
+              </w:rPr>
+              <w:t>then used against gay men.</w:t>
             </w:r>
           </w:p>
         </w:tc>
@@ -3891,7 +4839,7 @@
       <w:tr>
         <w:tc>
           <w:tcPr>
-            <w:tcW w:type="dxa" w:w="10540"/>
+            <w:tcW w:type="dxa" w:w="5270"/>
           </w:tcPr>
           <w:p>
             <w:pPr>
@@ -3905,7 +4853,27 @@
                 <w:color w:val="AAC4B6"/>
                 <w:sz w:val="21"/>
               </w:rPr>
-              <w:t>这是当时用来惩治男同性恋者的罪名。</w:t>
+              <w:t>这是</w:t>
+            </w:r>
+          </w:p>
+        </w:tc>
+        <w:tc>
+          <w:tcPr>
+            <w:tcW w:type="dxa" w:w="5270"/>
+          </w:tcPr>
+          <w:p>
+            <w:pPr>
+              <w:spacing w:after="0"/>
+              <w:jc w:val="center"/>
+            </w:pPr>
+            <w:r>
+              <w:rPr>
+                <w:rFonts w:ascii="Calibri" w:hAnsi="Calibri" w:eastAsia="微软雅黑"/>
+                <w:b w:val="0"/>
+                <w:color w:val="AAC4B6"/>
+                <w:sz w:val="21"/>
+              </w:rPr>
+              <w:t>当时用来惩治男同性恋者的罪名。</w:t>
             </w:r>
           </w:p>
         </w:tc>
@@ -3948,14 +4916,18 @@
         </w:tblBorders>
       </w:tblPr>
       <w:tblGrid>
-        <w:gridCol w:w="3513"/>
-        <w:gridCol w:w="3513"/>
-        <w:gridCol w:w="3513"/>
+        <w:gridCol w:w="1506"/>
+        <w:gridCol w:w="1506"/>
+        <w:gridCol w:w="1506"/>
+        <w:gridCol w:w="1506"/>
+        <w:gridCol w:w="1506"/>
+        <w:gridCol w:w="1506"/>
+        <w:gridCol w:w="1506"/>
       </w:tblGrid>
       <w:tr>
         <w:tc>
           <w:tcPr>
-            <w:tcW w:type="dxa" w:w="3513"/>
+            <w:tcW w:type="dxa" w:w="1506"/>
           </w:tcPr>
           <w:p>
             <w:pPr>
@@ -3969,40 +4941,13 @@
                 <w:color w:val="F0F7F2"/>
                 <w:sz w:val="26"/>
               </w:rPr>
-              <w:t xml:space="preserve">He </w:t>
-            </w:r>
-            <w:r>
-              <w:rPr>
-                <w:rFonts w:ascii="Calibri" w:hAnsi="Calibri" w:eastAsia="微软雅黑"/>
-                <w:b/>
-                <w:color w:val="FCA5A5"/>
-                <w:sz w:val="26"/>
-              </w:rPr>
-              <w:t>forfeited</w:t>
-            </w:r>
-            <w:r>
-              <w:rPr>
-                <w:rFonts w:ascii="Calibri" w:hAnsi="Calibri" w:eastAsia="微软雅黑"/>
-                <w:b w:val="0"/>
-                <w:color w:val="F0F7F2"/>
-                <w:sz w:val="26"/>
-              </w:rPr>
-              <w:t xml:space="preserve"> his security </w:t>
-            </w:r>
-            <w:r>
-              <w:rPr>
-                <w:rFonts w:ascii="Calibri" w:hAnsi="Calibri" w:eastAsia="微软雅黑"/>
-                <w:b/>
-                <w:color w:val="FBBF24"/>
-                <w:sz w:val="26"/>
-              </w:rPr>
-              <w:t>clearance</w:t>
+              <w:t>He</w:t>
             </w:r>
           </w:p>
         </w:tc>
         <w:tc>
           <w:tcPr>
-            <w:tcW w:type="dxa" w:w="3513"/>
+            <w:tcW w:type="dxa" w:w="1506"/>
           </w:tcPr>
           <w:p>
             <w:pPr>
@@ -4012,53 +4957,17 @@
             <w:r>
               <w:rPr>
                 <w:rFonts w:ascii="Calibri" w:hAnsi="Calibri" w:eastAsia="微软雅黑"/>
-                <w:b w:val="0"/>
-                <w:color w:val="F0F7F2"/>
+                <w:b/>
+                <w:color w:val="FCA5A5"/>
                 <w:sz w:val="26"/>
               </w:rPr>
-              <w:t xml:space="preserve">and, to </w:t>
-            </w:r>
-            <w:r>
-              <w:rPr>
-                <w:rFonts w:ascii="Calibri" w:hAnsi="Calibri" w:eastAsia="微软雅黑"/>
-                <w:b/>
-                <w:color w:val="38BDF8"/>
-                <w:sz w:val="26"/>
-              </w:rPr>
-              <w:t>avert</w:t>
-            </w:r>
-            <w:r>
-              <w:rPr>
-                <w:rFonts w:ascii="Calibri" w:hAnsi="Calibri" w:eastAsia="微软雅黑"/>
-                <w:b w:val="0"/>
-                <w:color w:val="F0F7F2"/>
-                <w:sz w:val="26"/>
-              </w:rPr>
-              <w:t xml:space="preserve"> </w:t>
-            </w:r>
-            <w:r>
-              <w:rPr>
-                <w:rFonts w:ascii="Calibri" w:hAnsi="Calibri" w:eastAsia="微软雅黑"/>
-                <w:b/>
-                <w:color w:val="F472B6"/>
-                <w:sz w:val="26"/>
-              </w:rPr>
-              <w:t>imprisonment</w:t>
-            </w:r>
-            <w:r>
-              <w:rPr>
-                <w:rFonts w:ascii="Calibri" w:hAnsi="Calibri" w:eastAsia="微软雅黑"/>
-                <w:b w:val="0"/>
-                <w:color w:val="F0F7F2"/>
-                <w:sz w:val="26"/>
-              </w:rPr>
-              <w:t>,</w:t>
+              <w:t>forfeited</w:t>
             </w:r>
           </w:p>
         </w:tc>
         <w:tc>
           <w:tcPr>
-            <w:tcW w:type="dxa" w:w="3513"/>
+            <w:tcW w:type="dxa" w:w="1506"/>
           </w:tcPr>
           <w:p>
             <w:pPr>
@@ -4068,21 +4977,128 @@
             <w:r>
               <w:rPr>
                 <w:rFonts w:ascii="Calibri" w:hAnsi="Calibri" w:eastAsia="微软雅黑"/>
+                <w:b w:val="0"/>
+                <w:color w:val="F0F7F2"/>
+                <w:sz w:val="26"/>
+              </w:rPr>
+              <w:t xml:space="preserve">his security </w:t>
+            </w:r>
+            <w:r>
+              <w:rPr>
+                <w:rFonts w:ascii="Calibri" w:hAnsi="Calibri" w:eastAsia="微软雅黑"/>
+                <w:b/>
+                <w:color w:val="FBBF24"/>
+                <w:sz w:val="26"/>
+              </w:rPr>
+              <w:t>clearance</w:t>
+            </w:r>
+          </w:p>
+        </w:tc>
+        <w:tc>
+          <w:tcPr>
+            <w:tcW w:type="dxa" w:w="1506"/>
+          </w:tcPr>
+          <w:p>
+            <w:pPr>
+              <w:spacing w:after="0"/>
+              <w:jc w:val="center"/>
+            </w:pPr>
+            <w:r>
+              <w:rPr>
+                <w:rFonts w:ascii="Calibri" w:hAnsi="Calibri" w:eastAsia="微软雅黑"/>
+                <w:b w:val="0"/>
+                <w:color w:val="F0F7F2"/>
+                <w:sz w:val="26"/>
+              </w:rPr>
+              <w:t>and,</w:t>
+            </w:r>
+          </w:p>
+        </w:tc>
+        <w:tc>
+          <w:tcPr>
+            <w:tcW w:type="dxa" w:w="1506"/>
+          </w:tcPr>
+          <w:p>
+            <w:pPr>
+              <w:spacing w:after="0"/>
+              <w:jc w:val="center"/>
+            </w:pPr>
+            <w:r>
+              <w:rPr>
+                <w:rFonts w:ascii="Calibri" w:hAnsi="Calibri" w:eastAsia="微软雅黑"/>
+                <w:b w:val="0"/>
+                <w:color w:val="F0F7F2"/>
+                <w:sz w:val="26"/>
+              </w:rPr>
+              <w:t xml:space="preserve">to </w:t>
+            </w:r>
+            <w:r>
+              <w:rPr>
+                <w:rFonts w:ascii="Calibri" w:hAnsi="Calibri" w:eastAsia="微软雅黑"/>
+                <w:b/>
+                <w:color w:val="38BDF8"/>
+                <w:sz w:val="26"/>
+              </w:rPr>
+              <w:t>avert</w:t>
+            </w:r>
+            <w:r>
+              <w:rPr>
+                <w:rFonts w:ascii="Calibri" w:hAnsi="Calibri" w:eastAsia="微软雅黑"/>
+                <w:b w:val="0"/>
+                <w:color w:val="F0F7F2"/>
+                <w:sz w:val="26"/>
+              </w:rPr>
+              <w:t xml:space="preserve"> </w:t>
+            </w:r>
+            <w:r>
+              <w:rPr>
+                <w:rFonts w:ascii="Calibri" w:hAnsi="Calibri" w:eastAsia="微软雅黑"/>
+                <w:b/>
+                <w:color w:val="F472B6"/>
+                <w:sz w:val="26"/>
+              </w:rPr>
+              <w:t>imprisonment</w:t>
+            </w:r>
+            <w:r>
+              <w:rPr>
+                <w:rFonts w:ascii="Calibri" w:hAnsi="Calibri" w:eastAsia="微软雅黑"/>
+                <w:b w:val="0"/>
+                <w:color w:val="F0F7F2"/>
+                <w:sz w:val="26"/>
+              </w:rPr>
+              <w:t>,</w:t>
+            </w:r>
+          </w:p>
+        </w:tc>
+        <w:tc>
+          <w:tcPr>
+            <w:tcW w:type="dxa" w:w="1506"/>
+          </w:tcPr>
+          <w:p>
+            <w:pPr>
+              <w:spacing w:after="0"/>
+              <w:jc w:val="center"/>
+            </w:pPr>
+            <w:r>
+              <w:rPr>
+                <w:rFonts w:ascii="Calibri" w:hAnsi="Calibri" w:eastAsia="微软雅黑"/>
                 <w:b/>
                 <w:color w:val="BEF264"/>
                 <w:sz w:val="26"/>
               </w:rPr>
               <w:t>submitted to</w:t>
             </w:r>
-            <w:r>
-              <w:rPr>
-                <w:rFonts w:ascii="Calibri" w:hAnsi="Calibri" w:eastAsia="微软雅黑"/>
-                <w:b w:val="0"/>
-                <w:color w:val="F0F7F2"/>
-                <w:sz w:val="26"/>
-              </w:rPr>
-              <w:t xml:space="preserve"> </w:t>
-            </w:r>
+          </w:p>
+        </w:tc>
+        <w:tc>
+          <w:tcPr>
+            <w:tcW w:type="dxa" w:w="1506"/>
+          </w:tcPr>
+          <w:p>
+            <w:pPr>
+              <w:spacing w:after="0"/>
+              <w:jc w:val="center"/>
+            </w:pPr>
             <w:r>
               <w:rPr>
                 <w:rFonts w:ascii="Calibri" w:hAnsi="Calibri" w:eastAsia="微软雅黑"/>
@@ -4125,7 +5141,7 @@
       <w:tr>
         <w:tc>
           <w:tcPr>
-            <w:tcW w:type="dxa" w:w="3513"/>
+            <w:tcW w:type="dxa" w:w="1506"/>
           </w:tcPr>
           <w:p>
             <w:pPr>
@@ -4141,74 +5157,11 @@
               </w:rPr>
               <w:t>他</w:t>
             </w:r>
-            <w:r>
-              <w:rPr>
-                <w:rFonts w:ascii="Calibri" w:hAnsi="Calibri" w:eastAsia="微软雅黑"/>
-                <w:b w:val="0"/>
-                <w:color w:val="AAC4B6"/>
-                <w:sz w:val="21"/>
-              </w:rPr>
-              <w:t xml:space="preserve"> </w:t>
-            </w:r>
-            <w:r>
-              <w:rPr>
-                <w:rFonts w:ascii="Calibri" w:hAnsi="Calibri" w:eastAsia="微软雅黑"/>
-                <w:b/>
-                <w:color w:val="FCA5A5"/>
-                <w:sz w:val="21"/>
-              </w:rPr>
-              <w:t>失去了</w:t>
-            </w:r>
-            <w:r>
-              <w:rPr>
-                <w:rFonts w:ascii="Calibri" w:hAnsi="Calibri" w:eastAsia="微软雅黑"/>
-                <w:b w:val="0"/>
-                <w:color w:val="AAC4B6"/>
-                <w:sz w:val="21"/>
-              </w:rPr>
-              <w:t xml:space="preserve"> </w:t>
-            </w:r>
-            <w:r>
-              <w:rPr>
-                <w:rFonts w:ascii="Calibri" w:hAnsi="Calibri" w:eastAsia="微软雅黑"/>
-                <w:b w:val="0"/>
-                <w:color w:val="AAC4B6"/>
-                <w:sz w:val="21"/>
-              </w:rPr>
-              <w:t>安全</w:t>
-            </w:r>
-            <w:r>
-              <w:rPr>
-                <w:rFonts w:ascii="Calibri" w:hAnsi="Calibri" w:eastAsia="微软雅黑"/>
-                <w:b w:val="0"/>
-                <w:color w:val="AAC4B6"/>
-                <w:sz w:val="21"/>
-              </w:rPr>
-              <w:t xml:space="preserve"> </w:t>
-            </w:r>
-            <w:r>
-              <w:rPr>
-                <w:rFonts w:ascii="Calibri" w:hAnsi="Calibri" w:eastAsia="微软雅黑"/>
-                <w:b/>
-                <w:color w:val="FBBF24"/>
-                <w:sz w:val="21"/>
-              </w:rPr>
-              <w:t>许可</w:t>
-            </w:r>
-            <w:r>
-              <w:rPr>
-                <w:rFonts w:ascii="Calibri" w:hAnsi="Calibri" w:eastAsia="微软雅黑"/>
-                <w:b w:val="0"/>
-                <w:color w:val="AAC4B6"/>
-                <w:sz w:val="21"/>
-              </w:rPr>
-              <w:t>，</w:t>
-            </w:r>
           </w:p>
         </w:tc>
         <w:tc>
           <w:tcPr>
-            <w:tcW w:type="dxa" w:w="3513"/>
+            <w:tcW w:type="dxa" w:w="1506"/>
           </w:tcPr>
           <w:p>
             <w:pPr>
@@ -4218,62 +5171,17 @@
             <w:r>
               <w:rPr>
                 <w:rFonts w:ascii="Calibri" w:hAnsi="Calibri" w:eastAsia="微软雅黑"/>
-                <w:b w:val="0"/>
-                <w:color w:val="AAC4B6"/>
+                <w:b/>
+                <w:color w:val="FCA5A5"/>
                 <w:sz w:val="21"/>
               </w:rPr>
-              <w:t>为了</w:t>
-            </w:r>
-            <w:r>
-              <w:rPr>
-                <w:rFonts w:ascii="Calibri" w:hAnsi="Calibri" w:eastAsia="微软雅黑"/>
-                <w:b w:val="0"/>
-                <w:color w:val="AAC4B6"/>
-                <w:sz w:val="21"/>
-              </w:rPr>
-              <w:t xml:space="preserve"> </w:t>
-            </w:r>
-            <w:r>
-              <w:rPr>
-                <w:rFonts w:ascii="Calibri" w:hAnsi="Calibri" w:eastAsia="微软雅黑"/>
-                <w:b/>
-                <w:color w:val="38BDF8"/>
-                <w:sz w:val="21"/>
-              </w:rPr>
-              <w:t>避免</w:t>
-            </w:r>
-            <w:r>
-              <w:rPr>
-                <w:rFonts w:ascii="Calibri" w:hAnsi="Calibri" w:eastAsia="微软雅黑"/>
-                <w:b w:val="0"/>
-                <w:color w:val="AAC4B6"/>
-                <w:sz w:val="21"/>
-              </w:rPr>
-              <w:t xml:space="preserve"> </w:t>
-            </w:r>
-            <w:r>
-              <w:rPr>
-                <w:rFonts w:ascii="Calibri" w:hAnsi="Calibri" w:eastAsia="微软雅黑"/>
-                <w:b/>
-                <w:color w:val="F472B6"/>
-                <w:sz w:val="21"/>
-              </w:rPr>
-              <w:t>入狱</w:t>
-            </w:r>
-            <w:r>
-              <w:rPr>
-                <w:rFonts w:ascii="Calibri" w:hAnsi="Calibri" w:eastAsia="微软雅黑"/>
-                <w:b w:val="0"/>
-                <w:color w:val="AAC4B6"/>
-                <w:sz w:val="21"/>
-              </w:rPr>
-              <w:t>，他还</w:t>
+              <w:t>被剥夺/丧失了</w:t>
             </w:r>
           </w:p>
         </w:tc>
         <w:tc>
           <w:tcPr>
-            <w:tcW w:type="dxa" w:w="3513"/>
+            <w:tcW w:type="dxa" w:w="1506"/>
           </w:tcPr>
           <w:p>
             <w:pPr>
@@ -4283,21 +5191,155 @@
             <w:r>
               <w:rPr>
                 <w:rFonts w:ascii="Calibri" w:hAnsi="Calibri" w:eastAsia="微软雅黑"/>
+                <w:b w:val="0"/>
+                <w:color w:val="AAC4B6"/>
+                <w:sz w:val="21"/>
+              </w:rPr>
+              <w:t>他的安全</w:t>
+            </w:r>
+            <w:r>
+              <w:rPr>
+                <w:rFonts w:ascii="Calibri" w:hAnsi="Calibri" w:eastAsia="微软雅黑"/>
+                <w:b w:val="0"/>
+                <w:color w:val="AAC4B6"/>
+                <w:sz w:val="21"/>
+              </w:rPr>
+              <w:t xml:space="preserve"> </w:t>
+            </w:r>
+            <w:r>
+              <w:rPr>
+                <w:rFonts w:ascii="Calibri" w:hAnsi="Calibri" w:eastAsia="微软雅黑"/>
+                <w:b/>
+                <w:color w:val="FBBF24"/>
+                <w:sz w:val="21"/>
+              </w:rPr>
+              <w:t>许可</w:t>
+            </w:r>
+            <w:r>
+              <w:rPr>
+                <w:rFonts w:ascii="Calibri" w:hAnsi="Calibri" w:eastAsia="微软雅黑"/>
+                <w:b w:val="0"/>
+                <w:color w:val="AAC4B6"/>
+                <w:sz w:val="21"/>
+              </w:rPr>
+              <w:t>，</w:t>
+            </w:r>
+          </w:p>
+        </w:tc>
+        <w:tc>
+          <w:tcPr>
+            <w:tcW w:type="dxa" w:w="1506"/>
+          </w:tcPr>
+          <w:p>
+            <w:pPr>
+              <w:spacing w:after="0"/>
+              <w:jc w:val="center"/>
+            </w:pPr>
+            <w:r>
+              <w:rPr>
+                <w:rFonts w:ascii="Calibri" w:hAnsi="Calibri" w:eastAsia="微软雅黑"/>
+                <w:b w:val="0"/>
+                <w:color w:val="AAC4B6"/>
+                <w:sz w:val="21"/>
+              </w:rPr>
+              <w:t>并且</w:t>
+            </w:r>
+          </w:p>
+        </w:tc>
+        <w:tc>
+          <w:tcPr>
+            <w:tcW w:type="dxa" w:w="1506"/>
+          </w:tcPr>
+          <w:p>
+            <w:pPr>
+              <w:spacing w:after="0"/>
+              <w:jc w:val="center"/>
+            </w:pPr>
+            <w:r>
+              <w:rPr>
+                <w:rFonts w:ascii="Calibri" w:hAnsi="Calibri" w:eastAsia="微软雅黑"/>
+                <w:b w:val="0"/>
+                <w:color w:val="AAC4B6"/>
+                <w:sz w:val="21"/>
+              </w:rPr>
+              <w:t>为了</w:t>
+            </w:r>
+            <w:r>
+              <w:rPr>
+                <w:rFonts w:ascii="Calibri" w:hAnsi="Calibri" w:eastAsia="微软雅黑"/>
+                <w:b w:val="0"/>
+                <w:color w:val="AAC4B6"/>
+                <w:sz w:val="21"/>
+              </w:rPr>
+              <w:t xml:space="preserve"> </w:t>
+            </w:r>
+            <w:r>
+              <w:rPr>
+                <w:rFonts w:ascii="Calibri" w:hAnsi="Calibri" w:eastAsia="微软雅黑"/>
+                <w:b/>
+                <w:color w:val="38BDF8"/>
+                <w:sz w:val="21"/>
+              </w:rPr>
+              <w:t>避免</w:t>
+            </w:r>
+            <w:r>
+              <w:rPr>
+                <w:rFonts w:ascii="Calibri" w:hAnsi="Calibri" w:eastAsia="微软雅黑"/>
+                <w:b w:val="0"/>
+                <w:color w:val="AAC4B6"/>
+                <w:sz w:val="21"/>
+              </w:rPr>
+              <w:t xml:space="preserve"> </w:t>
+            </w:r>
+            <w:r>
+              <w:rPr>
+                <w:rFonts w:ascii="Calibri" w:hAnsi="Calibri" w:eastAsia="微软雅黑"/>
+                <w:b/>
+                <w:color w:val="F472B6"/>
+                <w:sz w:val="21"/>
+              </w:rPr>
+              <w:t>入狱</w:t>
+            </w:r>
+            <w:r>
+              <w:rPr>
+                <w:rFonts w:ascii="Calibri" w:hAnsi="Calibri" w:eastAsia="微软雅黑"/>
+                <w:b w:val="0"/>
+                <w:color w:val="AAC4B6"/>
+                <w:sz w:val="21"/>
+              </w:rPr>
+              <w:t>，</w:t>
+            </w:r>
+          </w:p>
+        </w:tc>
+        <w:tc>
+          <w:tcPr>
+            <w:tcW w:type="dxa" w:w="1506"/>
+          </w:tcPr>
+          <w:p>
+            <w:pPr>
+              <w:spacing w:after="0"/>
+              <w:jc w:val="center"/>
+            </w:pPr>
+            <w:r>
+              <w:rPr>
+                <w:rFonts w:ascii="Calibri" w:hAnsi="Calibri" w:eastAsia="微软雅黑"/>
                 <w:b/>
                 <w:color w:val="BEF264"/>
                 <w:sz w:val="21"/>
               </w:rPr>
-              <w:t>接受了</w:t>
-            </w:r>
-            <w:r>
-              <w:rPr>
-                <w:rFonts w:ascii="Calibri" w:hAnsi="Calibri" w:eastAsia="微软雅黑"/>
-                <w:b w:val="0"/>
-                <w:color w:val="AAC4B6"/>
-                <w:sz w:val="21"/>
-              </w:rPr>
-              <w:t xml:space="preserve"> </w:t>
-            </w:r>
+              <w:t>被迫接受了</w:t>
+            </w:r>
+          </w:p>
+        </w:tc>
+        <w:tc>
+          <w:tcPr>
+            <w:tcW w:type="dxa" w:w="1506"/>
+          </w:tcPr>
+          <w:p>
+            <w:pPr>
+              <w:spacing w:after="0"/>
+              <w:jc w:val="center"/>
+            </w:pPr>
             <w:r>
               <w:rPr>
                 <w:rFonts w:ascii="Calibri" w:hAnsi="Calibri" w:eastAsia="微软雅黑"/>
@@ -4375,12 +5417,15 @@
         </w:tblBorders>
       </w:tblPr>
       <w:tblGrid>
-        <w:gridCol w:w="10540"/>
+        <w:gridCol w:w="2635"/>
+        <w:gridCol w:w="2635"/>
+        <w:gridCol w:w="2635"/>
+        <w:gridCol w:w="2635"/>
       </w:tblGrid>
       <w:tr>
         <w:tc>
           <w:tcPr>
-            <w:tcW w:type="dxa" w:w="10540"/>
+            <w:tcW w:type="dxa" w:w="2635"/>
           </w:tcPr>
           <w:p>
             <w:pPr>
@@ -4394,7 +5439,67 @@
                 <w:color w:val="F0F7F2"/>
                 <w:sz w:val="26"/>
               </w:rPr>
-              <w:t>He died of cyanide poisoning on 7 June 1954.</w:t>
+              <w:t>He</w:t>
+            </w:r>
+          </w:p>
+        </w:tc>
+        <w:tc>
+          <w:tcPr>
+            <w:tcW w:type="dxa" w:w="2635"/>
+          </w:tcPr>
+          <w:p>
+            <w:pPr>
+              <w:spacing w:after="0"/>
+              <w:jc w:val="center"/>
+            </w:pPr>
+            <w:r>
+              <w:rPr>
+                <w:rFonts w:ascii="Calibri" w:hAnsi="Calibri" w:eastAsia="微软雅黑"/>
+                <w:b w:val="0"/>
+                <w:color w:val="F0F7F2"/>
+                <w:sz w:val="26"/>
+              </w:rPr>
+              <w:t>died of</w:t>
+            </w:r>
+          </w:p>
+        </w:tc>
+        <w:tc>
+          <w:tcPr>
+            <w:tcW w:type="dxa" w:w="2635"/>
+          </w:tcPr>
+          <w:p>
+            <w:pPr>
+              <w:spacing w:after="0"/>
+              <w:jc w:val="center"/>
+            </w:pPr>
+            <w:r>
+              <w:rPr>
+                <w:rFonts w:ascii="Calibri" w:hAnsi="Calibri" w:eastAsia="微软雅黑"/>
+                <w:b/>
+                <w:color w:val="5EEAD4"/>
+                <w:sz w:val="26"/>
+              </w:rPr>
+              <w:t>cyanide poisoning</w:t>
+            </w:r>
+          </w:p>
+        </w:tc>
+        <w:tc>
+          <w:tcPr>
+            <w:tcW w:type="dxa" w:w="2635"/>
+          </w:tcPr>
+          <w:p>
+            <w:pPr>
+              <w:spacing w:after="0"/>
+              <w:jc w:val="center"/>
+            </w:pPr>
+            <w:r>
+              <w:rPr>
+                <w:rFonts w:ascii="Calibri" w:hAnsi="Calibri" w:eastAsia="微软雅黑"/>
+                <w:b w:val="0"/>
+                <w:color w:val="F0F7F2"/>
+                <w:sz w:val="26"/>
+              </w:rPr>
+              <w:t>on 7 June 1954.</w:t>
             </w:r>
           </w:p>
         </w:tc>
@@ -4402,7 +5507,7 @@
       <w:tr>
         <w:tc>
           <w:tcPr>
-            <w:tcW w:type="dxa" w:w="10540"/>
+            <w:tcW w:type="dxa" w:w="2635"/>
           </w:tcPr>
           <w:p>
             <w:pPr>
@@ -4416,7 +5521,76 @@
                 <w:color w:val="AAC4B6"/>
                 <w:sz w:val="21"/>
               </w:rPr>
-              <w:t>1954年6月7日，他死于氰化物中毒。</w:t>
+              <w:t>他</w:t>
+            </w:r>
+          </w:p>
+        </w:tc>
+        <w:tc>
+          <w:tcPr>
+            <w:tcW w:type="dxa" w:w="2635"/>
+          </w:tcPr>
+          <w:p>
+            <w:pPr>
+              <w:spacing w:after="0"/>
+              <w:jc w:val="center"/>
+            </w:pPr>
+            <w:r>
+              <w:rPr>
+                <w:rFonts w:ascii="Calibri" w:hAnsi="Calibri" w:eastAsia="微软雅黑"/>
+                <w:b w:val="0"/>
+                <w:color w:val="AAC4B6"/>
+                <w:sz w:val="21"/>
+              </w:rPr>
+              <w:t>死于</w:t>
+            </w:r>
+          </w:p>
+        </w:tc>
+        <w:tc>
+          <w:tcPr>
+            <w:tcW w:type="dxa" w:w="2635"/>
+          </w:tcPr>
+          <w:p>
+            <w:pPr>
+              <w:spacing w:after="0"/>
+              <w:jc w:val="center"/>
+            </w:pPr>
+            <w:r>
+              <w:rPr>
+                <w:rFonts w:ascii="Calibri" w:hAnsi="Calibri" w:eastAsia="微软雅黑"/>
+                <w:b/>
+                <w:color w:val="5EEAD4"/>
+                <w:sz w:val="21"/>
+              </w:rPr>
+              <w:t>氰化物中毒</w:t>
+            </w:r>
+            <w:r>
+              <w:rPr>
+                <w:rFonts w:ascii="Calibri" w:hAnsi="Calibri" w:eastAsia="微软雅黑"/>
+                <w:b w:val="0"/>
+                <w:color w:val="AAC4B6"/>
+                <w:sz w:val="21"/>
+              </w:rPr>
+              <w:t>，</w:t>
+            </w:r>
+          </w:p>
+        </w:tc>
+        <w:tc>
+          <w:tcPr>
+            <w:tcW w:type="dxa" w:w="2635"/>
+          </w:tcPr>
+          <w:p>
+            <w:pPr>
+              <w:spacing w:after="0"/>
+              <w:jc w:val="center"/>
+            </w:pPr>
+            <w:r>
+              <w:rPr>
+                <w:rFonts w:ascii="Calibri" w:hAnsi="Calibri" w:eastAsia="微软雅黑"/>
+                <w:b w:val="0"/>
+                <w:color w:val="AAC4B6"/>
+                <w:sz w:val="21"/>
+              </w:rPr>
+              <w:t>1954年6月7日。</w:t>
             </w:r>
           </w:p>
         </w:tc>
@@ -4457,14 +5631,15 @@
         </w:tblBorders>
       </w:tblPr>
       <w:tblGrid>
-        <w:gridCol w:w="3513"/>
-        <w:gridCol w:w="3513"/>
-        <w:gridCol w:w="3513"/>
+        <w:gridCol w:w="2635"/>
+        <w:gridCol w:w="2635"/>
+        <w:gridCol w:w="2635"/>
+        <w:gridCol w:w="2635"/>
       </w:tblGrid>
       <w:tr>
         <w:tc>
           <w:tcPr>
-            <w:tcW w:type="dxa" w:w="3513"/>
+            <w:tcW w:type="dxa" w:w="2635"/>
           </w:tcPr>
           <w:p>
             <w:pPr>
@@ -4484,7 +5659,7 @@
               <w:rPr>
                 <w:rFonts w:ascii="Calibri" w:hAnsi="Calibri" w:eastAsia="微软雅黑"/>
                 <w:b/>
-                <w:color w:val="5EEAD4"/>
+                <w:color w:val="FCA5A5"/>
                 <w:sz w:val="26"/>
               </w:rPr>
               <w:t>coroner</w:t>
@@ -4502,7 +5677,7 @@
         </w:tc>
         <w:tc>
           <w:tcPr>
-            <w:tcW w:type="dxa" w:w="3513"/>
+            <w:tcW w:type="dxa" w:w="2635"/>
           </w:tcPr>
           <w:p>
             <w:pPr>
@@ -4522,7 +5697,7 @@
               <w:rPr>
                 <w:rFonts w:ascii="Calibri" w:hAnsi="Calibri" w:eastAsia="微软雅黑"/>
                 <w:b/>
-                <w:color w:val="FCA5A5"/>
+                <w:color w:val="FBBF24"/>
                 <w:sz w:val="26"/>
               </w:rPr>
               <w:t>suicide</w:t>
@@ -4540,7 +5715,7 @@
         </w:tc>
         <w:tc>
           <w:tcPr>
-            <w:tcW w:type="dxa" w:w="3513"/>
+            <w:tcW w:type="dxa" w:w="2635"/>
           </w:tcPr>
           <w:p>
             <w:pPr>
@@ -4554,7 +5729,27 @@
                 <w:color w:val="F0F7F2"/>
                 <w:sz w:val="26"/>
               </w:rPr>
-              <w:t>though some doubt it.</w:t>
+              <w:t>though</w:t>
+            </w:r>
+          </w:p>
+        </w:tc>
+        <w:tc>
+          <w:tcPr>
+            <w:tcW w:type="dxa" w:w="2635"/>
+          </w:tcPr>
+          <w:p>
+            <w:pPr>
+              <w:spacing w:after="0"/>
+              <w:jc w:val="center"/>
+            </w:pPr>
+            <w:r>
+              <w:rPr>
+                <w:rFonts w:ascii="Calibri" w:hAnsi="Calibri" w:eastAsia="微软雅黑"/>
+                <w:b w:val="0"/>
+                <w:color w:val="F0F7F2"/>
+                <w:sz w:val="26"/>
+              </w:rPr>
+              <w:t>some doubt it.</w:t>
             </w:r>
           </w:p>
         </w:tc>
@@ -4562,7 +5757,7 @@
       <w:tr>
         <w:tc>
           <w:tcPr>
-            <w:tcW w:type="dxa" w:w="3513"/>
+            <w:tcW w:type="dxa" w:w="2635"/>
           </w:tcPr>
           <w:p>
             <w:pPr>
@@ -4573,7 +5768,7 @@
               <w:rPr>
                 <w:rFonts w:ascii="Calibri" w:hAnsi="Calibri" w:eastAsia="微软雅黑"/>
                 <w:b/>
-                <w:color w:val="5EEAD4"/>
+                <w:color w:val="FCA5A5"/>
                 <w:sz w:val="21"/>
               </w:rPr>
               <w:t>验尸官</w:t>
@@ -4600,7 +5795,7 @@
         </w:tc>
         <w:tc>
           <w:tcPr>
-            <w:tcW w:type="dxa" w:w="3513"/>
+            <w:tcW w:type="dxa" w:w="2635"/>
           </w:tcPr>
           <w:p>
             <w:pPr>
@@ -4629,7 +5824,7 @@
               <w:rPr>
                 <w:rFonts w:ascii="Calibri" w:hAnsi="Calibri" w:eastAsia="微软雅黑"/>
                 <w:b/>
-                <w:color w:val="FCA5A5"/>
+                <w:color w:val="FBBF24"/>
                 <w:sz w:val="21"/>
               </w:rPr>
               <w:t>自杀</w:t>
@@ -4647,7 +5842,7 @@
         </w:tc>
         <w:tc>
           <w:tcPr>
-            <w:tcW w:type="dxa" w:w="3513"/>
+            <w:tcW w:type="dxa" w:w="2635"/>
           </w:tcPr>
           <w:p>
             <w:pPr>
@@ -4661,7 +5856,27 @@
                 <w:color w:val="AAC4B6"/>
                 <w:sz w:val="21"/>
               </w:rPr>
-              <w:t>不过有人对此存疑。</w:t>
+              <w:t>不过</w:t>
+            </w:r>
+          </w:p>
+        </w:tc>
+        <w:tc>
+          <w:tcPr>
+            <w:tcW w:type="dxa" w:w="2635"/>
+          </w:tcPr>
+          <w:p>
+            <w:pPr>
+              <w:spacing w:after="0"/>
+              <w:jc w:val="center"/>
+            </w:pPr>
+            <w:r>
+              <w:rPr>
+                <w:rFonts w:ascii="Calibri" w:hAnsi="Calibri" w:eastAsia="微软雅黑"/>
+                <w:b w:val="0"/>
+                <w:color w:val="AAC4B6"/>
+                <w:sz w:val="21"/>
+              </w:rPr>
+              <w:t>有人对此存疑。</w:t>
             </w:r>
           </w:p>
         </w:tc>
@@ -4722,7 +5937,7 @@
               <w:rPr>
                 <w:rFonts w:ascii="Calibri" w:hAnsi="Calibri" w:eastAsia="微软雅黑"/>
                 <w:b/>
-                <w:color w:val="FBBF24"/>
+                <w:color w:val="38BDF8"/>
                 <w:sz w:val="26"/>
               </w:rPr>
               <w:t>Recognition</w:t>
@@ -4742,7 +5957,7 @@
               <w:rPr>
                 <w:rFonts w:ascii="Calibri" w:hAnsi="Calibri" w:eastAsia="微软雅黑"/>
                 <w:b/>
-                <w:color w:val="38BDF8"/>
+                <w:color w:val="F472B6"/>
                 <w:sz w:val="26"/>
               </w:rPr>
               <w:t>lagged</w:t>
@@ -4772,8 +5987,17 @@
             <w:r>
               <w:rPr>
                 <w:rFonts w:ascii="Calibri" w:hAnsi="Calibri" w:eastAsia="微软雅黑"/>
+                <w:b w:val="0"/>
+                <w:color w:val="AAC4B6"/>
+                <w:sz w:val="21"/>
+              </w:rPr>
+              <w:t>（对于图灵的）</w:t>
+            </w:r>
+            <w:r>
+              <w:rPr>
+                <w:rFonts w:ascii="Calibri" w:hAnsi="Calibri" w:eastAsia="微软雅黑"/>
                 <w:b/>
-                <w:color w:val="FBBF24"/>
+                <w:color w:val="38BDF8"/>
                 <w:sz w:val="21"/>
               </w:rPr>
               <w:t>认可</w:t>
@@ -4793,10 +6017,10 @@
               <w:rPr>
                 <w:rFonts w:ascii="Calibri" w:hAnsi="Calibri" w:eastAsia="微软雅黑"/>
                 <w:b/>
-                <w:color w:val="38BDF8"/>
+                <w:color w:val="F472B6"/>
                 <w:sz w:val="21"/>
               </w:rPr>
-              <w:t>来得迟缓</w:t>
+              <w:t>滞后了</w:t>
             </w:r>
             <w:r>
               <w:rPr>
@@ -4832,13 +6056,14 @@
         </w:tblBorders>
       </w:tblPr>
       <w:tblGrid>
-        <w:gridCol w:w="5270"/>
-        <w:gridCol w:w="5270"/>
+        <w:gridCol w:w="3513"/>
+        <w:gridCol w:w="3513"/>
+        <w:gridCol w:w="3513"/>
       </w:tblGrid>
       <w:tr>
         <w:tc>
           <w:tcPr>
-            <w:tcW w:type="dxa" w:w="5270"/>
+            <w:tcW w:type="dxa" w:w="3513"/>
           </w:tcPr>
           <w:p>
             <w:pPr>
@@ -4858,7 +6083,7 @@
         </w:tc>
         <w:tc>
           <w:tcPr>
-            <w:tcW w:type="dxa" w:w="5270"/>
+            <w:tcW w:type="dxa" w:w="3513"/>
           </w:tcPr>
           <w:p>
             <w:pPr>
@@ -4872,13 +6097,24 @@
                 <w:color w:val="F0F7F2"/>
                 <w:sz w:val="26"/>
               </w:rPr>
-              <w:t xml:space="preserve">Britain's prime minister </w:t>
-            </w:r>
+              <w:t>Britain's prime minister</w:t>
+            </w:r>
+          </w:p>
+        </w:tc>
+        <w:tc>
+          <w:tcPr>
+            <w:tcW w:type="dxa" w:w="3513"/>
+          </w:tcPr>
+          <w:p>
+            <w:pPr>
+              <w:spacing w:after="0"/>
+              <w:jc w:val="center"/>
+            </w:pPr>
             <w:r>
               <w:rPr>
                 <w:rFonts w:ascii="Calibri" w:hAnsi="Calibri" w:eastAsia="微软雅黑"/>
                 <w:b/>
-                <w:color w:val="F472B6"/>
+                <w:color w:val="BEF264"/>
                 <w:sz w:val="26"/>
               </w:rPr>
               <w:t>publicly</w:t>
@@ -4896,7 +6132,7 @@
               <w:rPr>
                 <w:rFonts w:ascii="Calibri" w:hAnsi="Calibri" w:eastAsia="微软雅黑"/>
                 <w:b/>
-                <w:color w:val="BEF264"/>
+                <w:color w:val="C4B5FD"/>
                 <w:sz w:val="26"/>
               </w:rPr>
               <w:t>apologised</w:t>
@@ -4916,7 +6152,7 @@
       <w:tr>
         <w:tc>
           <w:tcPr>
-            <w:tcW w:type="dxa" w:w="5270"/>
+            <w:tcW w:type="dxa" w:w="3513"/>
           </w:tcPr>
           <w:p>
             <w:pPr>
@@ -4936,7 +6172,7 @@
         </w:tc>
         <w:tc>
           <w:tcPr>
-            <w:tcW w:type="dxa" w:w="5270"/>
+            <w:tcW w:type="dxa" w:w="3513"/>
           </w:tcPr>
           <w:p>
             <w:pPr>
@@ -4952,6 +6188,26 @@
               </w:rPr>
               <w:t>英国首相</w:t>
             </w:r>
+          </w:p>
+        </w:tc>
+        <w:tc>
+          <w:tcPr>
+            <w:tcW w:type="dxa" w:w="3513"/>
+          </w:tcPr>
+          <w:p>
+            <w:pPr>
+              <w:spacing w:after="0"/>
+              <w:jc w:val="center"/>
+            </w:pPr>
+            <w:r>
+              <w:rPr>
+                <w:rFonts w:ascii="Calibri" w:hAnsi="Calibri" w:eastAsia="微软雅黑"/>
+                <w:b/>
+                <w:color w:val="BEF264"/>
+                <w:sz w:val="21"/>
+              </w:rPr>
+              <w:t>公开</w:t>
+            </w:r>
             <w:r>
               <w:rPr>
                 <w:rFonts w:ascii="Calibri" w:hAnsi="Calibri" w:eastAsia="微软雅黑"/>
@@ -4965,25 +6221,7 @@
               <w:rPr>
                 <w:rFonts w:ascii="Calibri" w:hAnsi="Calibri" w:eastAsia="微软雅黑"/>
                 <w:b/>
-                <w:color w:val="F472B6"/>
-                <w:sz w:val="21"/>
-              </w:rPr>
-              <w:t>公开</w:t>
-            </w:r>
-            <w:r>
-              <w:rPr>
-                <w:rFonts w:ascii="Calibri" w:hAnsi="Calibri" w:eastAsia="微软雅黑"/>
-                <w:b w:val="0"/>
-                <w:color w:val="AAC4B6"/>
-                <w:sz w:val="21"/>
-              </w:rPr>
-              <w:t xml:space="preserve"> </w:t>
-            </w:r>
-            <w:r>
-              <w:rPr>
-                <w:rFonts w:ascii="Calibri" w:hAnsi="Calibri" w:eastAsia="微软雅黑"/>
-                <w:b/>
-                <w:color w:val="BEF264"/>
+                <w:color w:val="C4B5FD"/>
                 <w:sz w:val="21"/>
               </w:rPr>
               <w:t>道歉了</w:t>
@@ -5017,13 +6255,15 @@
         </w:tblBorders>
       </w:tblPr>
       <w:tblGrid>
-        <w:gridCol w:w="5270"/>
-        <w:gridCol w:w="5270"/>
+        <w:gridCol w:w="2635"/>
+        <w:gridCol w:w="2635"/>
+        <w:gridCol w:w="2635"/>
+        <w:gridCol w:w="2635"/>
       </w:tblGrid>
       <w:tr>
         <w:tc>
           <w:tcPr>
-            <w:tcW w:type="dxa" w:w="5270"/>
+            <w:tcW w:type="dxa" w:w="2635"/>
           </w:tcPr>
           <w:p>
             <w:pPr>
@@ -5043,7 +6283,7 @@
         </w:tc>
         <w:tc>
           <w:tcPr>
-            <w:tcW w:type="dxa" w:w="5270"/>
+            <w:tcW w:type="dxa" w:w="2635"/>
           </w:tcPr>
           <w:p>
             <w:pPr>
@@ -5057,16 +6297,27 @@
                 <w:color w:val="F0F7F2"/>
                 <w:sz w:val="26"/>
               </w:rPr>
-              <w:t xml:space="preserve">Turing was </w:t>
-            </w:r>
+              <w:t>Turing</w:t>
+            </w:r>
+          </w:p>
+        </w:tc>
+        <w:tc>
+          <w:tcPr>
+            <w:tcW w:type="dxa" w:w="2635"/>
+          </w:tcPr>
+          <w:p>
+            <w:pPr>
+              <w:spacing w:after="0"/>
+              <w:jc w:val="center"/>
+            </w:pPr>
             <w:r>
               <w:rPr>
                 <w:rFonts w:ascii="Calibri" w:hAnsi="Calibri" w:eastAsia="微软雅黑"/>
                 <w:b/>
-                <w:color w:val="C4B5FD"/>
+                <w:color w:val="FB923C"/>
                 <w:sz w:val="26"/>
               </w:rPr>
-              <w:t>posthumously</w:t>
+              <w:t>was</w:t>
             </w:r>
             <w:r>
               <w:rPr>
@@ -5081,10 +6332,10 @@
               <w:rPr>
                 <w:rFonts w:ascii="Calibri" w:hAnsi="Calibri" w:eastAsia="微软雅黑"/>
                 <w:b/>
-                <w:color w:val="FB923C"/>
+                <w:color w:val="5EEAD4"/>
                 <w:sz w:val="26"/>
               </w:rPr>
-              <w:t>granted</w:t>
+              <w:t>posthumously</w:t>
             </w:r>
             <w:r>
               <w:rPr>
@@ -5093,7 +6344,54 @@
                 <w:color w:val="F0F7F2"/>
                 <w:sz w:val="26"/>
               </w:rPr>
-              <w:t xml:space="preserve"> a royal pardon.</w:t>
+              <w:t xml:space="preserve"> </w:t>
+            </w:r>
+            <w:r>
+              <w:rPr>
+                <w:rFonts w:ascii="Calibri" w:hAnsi="Calibri" w:eastAsia="微软雅黑"/>
+                <w:b/>
+                <w:color w:val="FB923C"/>
+                <w:sz w:val="26"/>
+              </w:rPr>
+              <w:t>granted</w:t>
+            </w:r>
+          </w:p>
+        </w:tc>
+        <w:tc>
+          <w:tcPr>
+            <w:tcW w:type="dxa" w:w="2635"/>
+          </w:tcPr>
+          <w:p>
+            <w:pPr>
+              <w:spacing w:after="0"/>
+              <w:jc w:val="center"/>
+            </w:pPr>
+            <w:r>
+              <w:rPr>
+                <w:rFonts w:ascii="Calibri" w:hAnsi="Calibri" w:eastAsia="微软雅黑"/>
+                <w:b w:val="0"/>
+                <w:color w:val="F0F7F2"/>
+                <w:sz w:val="26"/>
+              </w:rPr>
+              <w:t xml:space="preserve">a royal </w:t>
+            </w:r>
+            <w:r>
+              <w:rPr>
+                <w:rFonts w:ascii="Calibri" w:hAnsi="Calibri" w:eastAsia="微软雅黑"/>
+                <w:b/>
+                <w:color w:val="FBBF24"/>
+                <w:sz w:val="26"/>
+              </w:rPr>
+              <w:t>pardon</w:t>
+            </w:r>
+            <w:r>
+              <w:rPr>
+                <w:rFonts w:ascii="Calibri" w:hAnsi="Calibri" w:eastAsia="微软雅黑"/>
+                <w:b w:val="0"/>
+                <w:color w:val="F0F7F2"/>
+                <w:sz w:val="26"/>
+              </w:rPr>
+              <w:t>.</w:t>
             </w:r>
           </w:p>
         </w:tc>
@@ -5101,7 +6399,7 @@
       <w:tr>
         <w:tc>
           <w:tcPr>
-            <w:tcW w:type="dxa" w:w="5270"/>
+            <w:tcW w:type="dxa" w:w="2635"/>
           </w:tcPr>
           <w:p>
             <w:pPr>
@@ -5121,7 +6419,7 @@
         </w:tc>
         <w:tc>
           <w:tcPr>
-            <w:tcW w:type="dxa" w:w="5270"/>
+            <w:tcW w:type="dxa" w:w="2635"/>
           </w:tcPr>
           <w:p>
             <w:pPr>
@@ -5135,8 +6433,19 @@
                 <w:color w:val="AAC4B6"/>
                 <w:sz w:val="21"/>
               </w:rPr>
-              <w:t>图灵在</w:t>
-            </w:r>
+              <w:t>图灵</w:t>
+            </w:r>
+          </w:p>
+        </w:tc>
+        <w:tc>
+          <w:tcPr>
+            <w:tcW w:type="dxa" w:w="2635"/>
+          </w:tcPr>
+          <w:p>
+            <w:pPr>
+              <w:spacing w:after="0"/>
+              <w:jc w:val="center"/>
+            </w:pPr>
             <w:r>
               <w:rPr>
                 <w:rFonts w:ascii="Calibri" w:hAnsi="Calibri" w:eastAsia="微软雅黑"/>
@@ -5144,16 +6453,7 @@
                 <w:color w:val="AAC4B6"/>
                 <w:sz w:val="21"/>
               </w:rPr>
-              <w:t xml:space="preserve"> </w:t>
-            </w:r>
-            <w:r>
-              <w:rPr>
-                <w:rFonts w:ascii="Calibri" w:hAnsi="Calibri" w:eastAsia="微软雅黑"/>
-                <w:b/>
-                <w:color w:val="C4B5FD"/>
-                <w:sz w:val="21"/>
-              </w:rPr>
-              <w:t>身后</w:t>
+              <w:t>在</w:t>
             </w:r>
             <w:r>
               <w:rPr>
@@ -5168,10 +6468,10 @@
               <w:rPr>
                 <w:rFonts w:ascii="Calibri" w:hAnsi="Calibri" w:eastAsia="微软雅黑"/>
                 <w:b/>
-                <w:color w:val="FB923C"/>
+                <w:color w:val="5EEAD4"/>
                 <w:sz w:val="21"/>
               </w:rPr>
-              <w:t>获得了</w:t>
+              <w:t>死后</w:t>
             </w:r>
             <w:r>
               <w:rPr>
@@ -5185,11 +6485,58 @@
             <w:r>
               <w:rPr>
                 <w:rFonts w:ascii="Calibri" w:hAnsi="Calibri" w:eastAsia="微软雅黑"/>
+                <w:b/>
+                <w:color w:val="FB923C"/>
+                <w:sz w:val="21"/>
+              </w:rPr>
+              <w:t>被授予了</w:t>
+            </w:r>
+          </w:p>
+        </w:tc>
+        <w:tc>
+          <w:tcPr>
+            <w:tcW w:type="dxa" w:w="2635"/>
+          </w:tcPr>
+          <w:p>
+            <w:pPr>
+              <w:spacing w:after="0"/>
+              <w:jc w:val="center"/>
+            </w:pPr>
+            <w:r>
+              <w:rPr>
+                <w:rFonts w:ascii="Calibri" w:hAnsi="Calibri" w:eastAsia="微软雅黑"/>
                 <w:b w:val="0"/>
                 <w:color w:val="AAC4B6"/>
                 <w:sz w:val="21"/>
               </w:rPr>
-              <w:t>皇室赦免。</w:t>
+              <w:t>皇室</w:t>
+            </w:r>
+            <w:r>
+              <w:rPr>
+                <w:rFonts w:ascii="Calibri" w:hAnsi="Calibri" w:eastAsia="微软雅黑"/>
+                <w:b w:val="0"/>
+                <w:color w:val="AAC4B6"/>
+                <w:sz w:val="21"/>
+              </w:rPr>
+              <w:t xml:space="preserve"> </w:t>
+            </w:r>
+            <w:r>
+              <w:rPr>
+                <w:rFonts w:ascii="Calibri" w:hAnsi="Calibri" w:eastAsia="微软雅黑"/>
+                <w:b/>
+                <w:color w:val="FBBF24"/>
+                <w:sz w:val="21"/>
+              </w:rPr>
+              <w:t>赦免</w:t>
+            </w:r>
+            <w:r>
+              <w:rPr>
+                <w:rFonts w:ascii="Calibri" w:hAnsi="Calibri" w:eastAsia="微软雅黑"/>
+                <w:b w:val="0"/>
+                <w:color w:val="AAC4B6"/>
+                <w:sz w:val="21"/>
+              </w:rPr>
+              <w:t>。</w:t>
             </w:r>
           </w:p>
         </w:tc>
@@ -5298,7 +6645,7 @@
               <w:rPr>
                 <w:rFonts w:ascii="Calibri" w:hAnsi="Calibri" w:eastAsia="微软雅黑"/>
                 <w:b/>
-                <w:color w:val="5EEAD4"/>
+                <w:color w:val="38BDF8"/>
                 <w:sz w:val="26"/>
               </w:rPr>
               <w:t>portrait</w:t>
@@ -5327,7 +6674,7 @@
               <w:rPr>
                 <w:rFonts w:ascii="Calibri" w:hAnsi="Calibri" w:eastAsia="微软雅黑"/>
                 <w:b/>
-                <w:color w:val="FCA5A5"/>
+                <w:color w:val="F472B6"/>
                 <w:sz w:val="26"/>
               </w:rPr>
               <w:t>circulation</w:t>
@@ -5416,7 +6763,7 @@
               <w:rPr>
                 <w:rFonts w:ascii="Calibri" w:hAnsi="Calibri" w:eastAsia="微软雅黑"/>
                 <w:b/>
-                <w:color w:val="5EEAD4"/>
+                <w:color w:val="38BDF8"/>
                 <w:sz w:val="21"/>
               </w:rPr>
               <w:t>肖像</w:t>
@@ -5472,7 +6819,7 @@
               <w:rPr>
                 <w:rFonts w:ascii="Calibri" w:hAnsi="Calibri" w:eastAsia="微软雅黑"/>
                 <w:b/>
-                <w:color w:val="FCA5A5"/>
+                <w:color w:val="F472B6"/>
                 <w:sz w:val="21"/>
               </w:rPr>
               <w:t>流通</w:t>
@@ -5529,13 +6876,14 @@
         </w:tblBorders>
       </w:tblPr>
       <w:tblGrid>
-        <w:gridCol w:w="5270"/>
-        <w:gridCol w:w="5270"/>
+        <w:gridCol w:w="3513"/>
+        <w:gridCol w:w="3513"/>
+        <w:gridCol w:w="3513"/>
       </w:tblGrid>
       <w:tr>
         <w:tc>
           <w:tcPr>
-            <w:tcW w:type="dxa" w:w="5270"/>
+            <w:tcW w:type="dxa" w:w="3513"/>
           </w:tcPr>
           <w:p>
             <w:pPr>
@@ -5555,7 +6903,7 @@
               <w:rPr>
                 <w:rFonts w:ascii="Calibri" w:hAnsi="Calibri" w:eastAsia="微软雅黑"/>
                 <w:b/>
-                <w:color w:val="FBBF24"/>
+                <w:color w:val="BEF264"/>
                 <w:sz w:val="26"/>
               </w:rPr>
               <w:t>prosecuted</w:t>
@@ -5573,7 +6921,7 @@
         </w:tc>
         <w:tc>
           <w:tcPr>
-            <w:tcW w:type="dxa" w:w="5270"/>
+            <w:tcW w:type="dxa" w:w="3513"/>
           </w:tcPr>
           <w:p>
             <w:pPr>
@@ -5587,7 +6935,27 @@
                 <w:color w:val="F0F7F2"/>
                 <w:sz w:val="26"/>
               </w:rPr>
-              <w:t>put his face on its money.</w:t>
+              <w:t>put his face</w:t>
+            </w:r>
+          </w:p>
+        </w:tc>
+        <w:tc>
+          <w:tcPr>
+            <w:tcW w:type="dxa" w:w="3513"/>
+          </w:tcPr>
+          <w:p>
+            <w:pPr>
+              <w:spacing w:after="0"/>
+              <w:jc w:val="center"/>
+            </w:pPr>
+            <w:r>
+              <w:rPr>
+                <w:rFonts w:ascii="Calibri" w:hAnsi="Calibri" w:eastAsia="微软雅黑"/>
+                <w:b w:val="0"/>
+                <w:color w:val="F0F7F2"/>
+                <w:sz w:val="26"/>
+              </w:rPr>
+              <w:t>on its money.</w:t>
             </w:r>
           </w:p>
         </w:tc>
@@ -5595,7 +6963,7 @@
       <w:tr>
         <w:tc>
           <w:tcPr>
-            <w:tcW w:type="dxa" w:w="5270"/>
+            <w:tcW w:type="dxa" w:w="3513"/>
           </w:tcPr>
           <w:p>
             <w:pPr>
@@ -5606,7 +6974,7 @@
               <w:rPr>
                 <w:rFonts w:ascii="Calibri" w:hAnsi="Calibri" w:eastAsia="微软雅黑"/>
                 <w:b/>
-                <w:color w:val="FBBF24"/>
+                <w:color w:val="BEF264"/>
                 <w:sz w:val="21"/>
               </w:rPr>
               <w:t>起诉</w:t>
@@ -5633,7 +7001,7 @@
         </w:tc>
         <w:tc>
           <w:tcPr>
-            <w:tcW w:type="dxa" w:w="5270"/>
+            <w:tcW w:type="dxa" w:w="3513"/>
           </w:tcPr>
           <w:p>
             <w:pPr>
@@ -5647,7 +7015,27 @@
                 <w:color w:val="AAC4B6"/>
                 <w:sz w:val="21"/>
               </w:rPr>
-              <w:t>把他的头像印上了自己的钞票。</w:t>
+              <w:t>把他的头像</w:t>
+            </w:r>
+          </w:p>
+        </w:tc>
+        <w:tc>
+          <w:tcPr>
+            <w:tcW w:type="dxa" w:w="3513"/>
+          </w:tcPr>
+          <w:p>
+            <w:pPr>
+              <w:spacing w:after="0"/>
+              <w:jc w:val="center"/>
+            </w:pPr>
+            <w:r>
+              <w:rPr>
+                <w:rFonts w:ascii="Calibri" w:hAnsi="Calibri" w:eastAsia="微软雅黑"/>
+                <w:b w:val="0"/>
+                <w:color w:val="AAC4B6"/>
+                <w:sz w:val="21"/>
+              </w:rPr>
+              <w:t>印上了自己的钞票。</w:t>
             </w:r>
           </w:p>
         </w:tc>

--- a/视频/对照文本/23-文本.docx
+++ b/视频/对照文本/23-文本.docx
@@ -7052,7 +7052,7 @@
           <w:color w:val="AAC4B6"/>
           <w:sz w:val="20"/>
         </w:rPr>
-        <w:t>（结局：主持破解海军恩尼格玛、</w:t>
+        <w:t>（简述：主持破解海军恩尼格玛、</w:t>
         <w:br/>
         <w:t>提出图灵测试的图灵，1952年被定罪，</w:t>
         <w:br/>

--- a/视频/对照文本/23-文本.docx
+++ b/视频/对照文本/23-文本.docx
@@ -4981,7 +4981,7 @@
                 <w:color w:val="F0F7F2"/>
                 <w:sz w:val="26"/>
               </w:rPr>
-              <w:t xml:space="preserve">his security </w:t>
+              <w:t xml:space="preserve">his </w:t>
             </w:r>
             <w:r>
               <w:rPr>
@@ -4990,7 +4990,7 @@
                 <w:color w:val="FBBF24"/>
                 <w:sz w:val="26"/>
               </w:rPr>
-              <w:t>clearance</w:t>
+              <w:t>security clearance</w:t>
             </w:r>
           </w:p>
         </w:tc>
@@ -5195,7 +5195,7 @@
                 <w:color w:val="AAC4B6"/>
                 <w:sz w:val="21"/>
               </w:rPr>
-              <w:t>他的安全</w:t>
+              <w:t>他的</w:t>
             </w:r>
             <w:r>
               <w:rPr>
@@ -5213,7 +5213,7 @@
                 <w:color w:val="FBBF24"/>
                 <w:sz w:val="21"/>
               </w:rPr>
-              <w:t>许可</w:t>
+              <w:t>安全许可</w:t>
             </w:r>
             <w:r>
               <w:rPr>

--- a/视频/对照文本/23-文本.docx
+++ b/视频/对照文本/23-文本.docx
@@ -61,15 +61,16 @@
         </w:tblBorders>
       </w:tblPr>
       <w:tblGrid>
-        <w:gridCol w:w="2635"/>
-        <w:gridCol w:w="2635"/>
-        <w:gridCol w:w="2635"/>
-        <w:gridCol w:w="2635"/>
+        <w:gridCol w:w="2108"/>
+        <w:gridCol w:w="2108"/>
+        <w:gridCol w:w="2108"/>
+        <w:gridCol w:w="2108"/>
+        <w:gridCol w:w="2108"/>
       </w:tblGrid>
       <w:tr>
         <w:tc>
           <w:tcPr>
-            <w:tcW w:type="dxa" w:w="2635"/>
+            <w:tcW w:type="dxa" w:w="2108"/>
           </w:tcPr>
           <w:p>
             <w:pPr>
@@ -89,7 +90,7 @@
         </w:tc>
         <w:tc>
           <w:tcPr>
-            <w:tcW w:type="dxa" w:w="2635"/>
+            <w:tcW w:type="dxa" w:w="2108"/>
           </w:tcPr>
           <w:p>
             <w:pPr>
@@ -109,7 +110,7 @@
         </w:tc>
         <w:tc>
           <w:tcPr>
-            <w:tcW w:type="dxa" w:w="2635"/>
+            <w:tcW w:type="dxa" w:w="2108"/>
           </w:tcPr>
           <w:p>
             <w:pPr>
@@ -134,29 +135,11 @@
               </w:rPr>
               <w:t>formidable</w:t>
             </w:r>
-            <w:r>
-              <w:rPr>
-                <w:rFonts w:ascii="Calibri" w:hAnsi="Calibri" w:eastAsia="微软雅黑"/>
-                <w:b w:val="0"/>
-                <w:color w:val="F0F7F2"/>
-                <w:sz w:val="26"/>
-              </w:rPr>
-              <w:t xml:space="preserve"> </w:t>
-            </w:r>
-            <w:r>
-              <w:rPr>
-                <w:rFonts w:ascii="Calibri" w:hAnsi="Calibri" w:eastAsia="微软雅黑"/>
-                <w:b/>
-                <w:color w:val="38BDF8"/>
-                <w:sz w:val="26"/>
-              </w:rPr>
-              <w:t>intellect</w:t>
-            </w:r>
           </w:p>
         </w:tc>
         <w:tc>
           <w:tcPr>
-            <w:tcW w:type="dxa" w:w="2635"/>
+            <w:tcW w:type="dxa" w:w="2108"/>
           </w:tcPr>
           <w:p>
             <w:pPr>
@@ -166,6 +149,26 @@
             <w:r>
               <w:rPr>
                 <w:rFonts w:ascii="Calibri" w:hAnsi="Calibri" w:eastAsia="微软雅黑"/>
+                <w:b/>
+                <w:color w:val="38BDF8"/>
+                <w:sz w:val="26"/>
+              </w:rPr>
+              <w:t>intellect</w:t>
+            </w:r>
+          </w:p>
+        </w:tc>
+        <w:tc>
+          <w:tcPr>
+            <w:tcW w:type="dxa" w:w="2108"/>
+          </w:tcPr>
+          <w:p>
+            <w:pPr>
+              <w:spacing w:after="0"/>
+              <w:jc w:val="center"/>
+            </w:pPr>
+            <w:r>
+              <w:rPr>
+                <w:rFonts w:ascii="Calibri" w:hAnsi="Calibri" w:eastAsia="微软雅黑"/>
                 <w:b w:val="0"/>
                 <w:color w:val="F0F7F2"/>
                 <w:sz w:val="26"/>
@@ -178,7 +181,7 @@
       <w:tr>
         <w:tc>
           <w:tcPr>
-            <w:tcW w:type="dxa" w:w="2635"/>
+            <w:tcW w:type="dxa" w:w="2108"/>
           </w:tcPr>
           <w:p>
             <w:pPr>
@@ -198,7 +201,7 @@
         </w:tc>
         <w:tc>
           <w:tcPr>
-            <w:tcW w:type="dxa" w:w="2635"/>
+            <w:tcW w:type="dxa" w:w="2108"/>
           </w:tcPr>
           <w:p>
             <w:pPr>
@@ -218,7 +221,7 @@
         </w:tc>
         <w:tc>
           <w:tcPr>
-            <w:tcW w:type="dxa" w:w="2635"/>
+            <w:tcW w:type="dxa" w:w="2108"/>
           </w:tcPr>
           <w:p>
             <w:pPr>
@@ -234,38 +237,40 @@
               </w:rPr>
               <w:t>强大的</w:t>
             </w:r>
-            <w:r>
-              <w:rPr>
-                <w:rFonts w:ascii="Calibri" w:hAnsi="Calibri" w:eastAsia="微软雅黑"/>
-                <w:b w:val="0"/>
-                <w:color w:val="AAC4B6"/>
-                <w:sz w:val="21"/>
-              </w:rPr>
-              <w:t xml:space="preserve"> </w:t>
-            </w:r>
-            <w:r>
-              <w:rPr>
-                <w:rFonts w:ascii="Calibri" w:hAnsi="Calibri" w:eastAsia="微软雅黑"/>
-                <w:b/>
-                <w:color w:val="38BDF8"/>
-                <w:sz w:val="21"/>
-              </w:rPr>
-              <w:t>才智</w:t>
-            </w:r>
-            <w:r>
-              <w:rPr>
-                <w:rFonts w:ascii="Calibri" w:hAnsi="Calibri" w:eastAsia="微软雅黑"/>
-                <w:b w:val="0"/>
-                <w:color w:val="AAC4B6"/>
-                <w:sz w:val="21"/>
-              </w:rPr>
-              <w:t>，</w:t>
-            </w:r>
           </w:p>
         </w:tc>
         <w:tc>
           <w:tcPr>
-            <w:tcW w:type="dxa" w:w="2635"/>
+            <w:tcW w:type="dxa" w:w="2108"/>
+          </w:tcPr>
+          <w:p>
+            <w:pPr>
+              <w:spacing w:after="0"/>
+              <w:jc w:val="center"/>
+            </w:pPr>
+            <w:r>
+              <w:rPr>
+                <w:rFonts w:ascii="Calibri" w:hAnsi="Calibri" w:eastAsia="微软雅黑"/>
+                <w:b/>
+                <w:color w:val="38BDF8"/>
+                <w:sz w:val="21"/>
+              </w:rPr>
+              <w:t>才智</w:t>
+            </w:r>
+            <w:r>
+              <w:rPr>
+                <w:rFonts w:ascii="Calibri" w:hAnsi="Calibri" w:eastAsia="微软雅黑"/>
+                <w:b w:val="0"/>
+                <w:color w:val="AAC4B6"/>
+                <w:sz w:val="21"/>
+              </w:rPr>
+              <w:t>，</w:t>
+            </w:r>
+          </w:p>
+        </w:tc>
+        <w:tc>
+          <w:tcPr>
+            <w:tcW w:type="dxa" w:w="2108"/>
           </w:tcPr>
           <w:p>
             <w:pPr>
@@ -849,16 +854,20 @@
         </w:tblBorders>
       </w:tblPr>
       <w:tblGrid>
-        <w:gridCol w:w="2108"/>
-        <w:gridCol w:w="2108"/>
-        <w:gridCol w:w="2108"/>
-        <w:gridCol w:w="2108"/>
-        <w:gridCol w:w="2108"/>
+        <w:gridCol w:w="1171"/>
+        <w:gridCol w:w="1171"/>
+        <w:gridCol w:w="1171"/>
+        <w:gridCol w:w="1171"/>
+        <w:gridCol w:w="1171"/>
+        <w:gridCol w:w="1171"/>
+        <w:gridCol w:w="1171"/>
+        <w:gridCol w:w="1171"/>
+        <w:gridCol w:w="1171"/>
       </w:tblGrid>
       <w:tr>
         <w:tc>
           <w:tcPr>
-            <w:tcW w:type="dxa" w:w="2108"/>
+            <w:tcW w:type="dxa" w:w="1171"/>
           </w:tcPr>
           <w:p>
             <w:pPr>
@@ -872,49 +881,13 @@
                 <w:color w:val="F0F7F2"/>
                 <w:sz w:val="26"/>
               </w:rPr>
-              <w:t xml:space="preserve">That </w:t>
-            </w:r>
-            <w:r>
-              <w:rPr>
-                <w:rFonts w:ascii="Calibri" w:hAnsi="Calibri" w:eastAsia="微软雅黑"/>
-                <w:b/>
-                <w:color w:val="5EEAD4"/>
-                <w:sz w:val="26"/>
-              </w:rPr>
-              <w:t>abstract</w:t>
-            </w:r>
-            <w:r>
-              <w:rPr>
-                <w:rFonts w:ascii="Calibri" w:hAnsi="Calibri" w:eastAsia="微软雅黑"/>
-                <w:b w:val="0"/>
-                <w:color w:val="F0F7F2"/>
-                <w:sz w:val="26"/>
-              </w:rPr>
-              <w:t xml:space="preserve"> </w:t>
-            </w:r>
-            <w:r>
-              <w:rPr>
-                <w:rFonts w:ascii="Calibri" w:hAnsi="Calibri" w:eastAsia="微软雅黑"/>
-                <w:b/>
-                <w:color w:val="FCA5A5"/>
-                <w:sz w:val="26"/>
-              </w:rPr>
-              <w:t>construct</w:t>
-            </w:r>
-            <w:r>
-              <w:rPr>
-                <w:rFonts w:ascii="Calibri" w:hAnsi="Calibri" w:eastAsia="微软雅黑"/>
-                <w:b w:val="0"/>
-                <w:color w:val="F0F7F2"/>
-                <w:sz w:val="26"/>
-              </w:rPr>
-              <w:t>,</w:t>
+              <w:t>That</w:t>
             </w:r>
           </w:p>
         </w:tc>
         <w:tc>
           <w:tcPr>
-            <w:tcW w:type="dxa" w:w="2108"/>
+            <w:tcW w:type="dxa" w:w="1171"/>
           </w:tcPr>
           <w:p>
             <w:pPr>
@@ -925,16 +898,16 @@
               <w:rPr>
                 <w:rFonts w:ascii="Calibri" w:hAnsi="Calibri" w:eastAsia="微软雅黑"/>
                 <w:b/>
-                <w:color w:val="FBBF24"/>
+                <w:color w:val="5EEAD4"/>
                 <w:sz w:val="26"/>
               </w:rPr>
-              <w:t>rooted in</w:t>
+              <w:t>abstract</w:t>
             </w:r>
           </w:p>
         </w:tc>
         <w:tc>
           <w:tcPr>
-            <w:tcW w:type="dxa" w:w="2108"/>
+            <w:tcW w:type="dxa" w:w="1171"/>
           </w:tcPr>
           <w:p>
             <w:pPr>
@@ -945,28 +918,10 @@
               <w:rPr>
                 <w:rFonts w:ascii="Calibri" w:hAnsi="Calibri" w:eastAsia="微软雅黑"/>
                 <w:b/>
-                <w:color w:val="38BDF8"/>
+                <w:color w:val="FCA5A5"/>
                 <w:sz w:val="26"/>
               </w:rPr>
-              <w:t>mathematical</w:t>
-            </w:r>
-            <w:r>
-              <w:rPr>
-                <w:rFonts w:ascii="Calibri" w:hAnsi="Calibri" w:eastAsia="微软雅黑"/>
-                <w:b w:val="0"/>
-                <w:color w:val="F0F7F2"/>
-                <w:sz w:val="26"/>
-              </w:rPr>
-              <w:t xml:space="preserve"> </w:t>
-            </w:r>
-            <w:r>
-              <w:rPr>
-                <w:rFonts w:ascii="Calibri" w:hAnsi="Calibri" w:eastAsia="微软雅黑"/>
-                <w:b/>
-                <w:color w:val="F472B6"/>
-                <w:sz w:val="26"/>
-              </w:rPr>
-              <w:t>logic</w:t>
+              <w:t>construct</w:t>
             </w:r>
             <w:r>
               <w:rPr>
@@ -981,7 +936,7 @@
         </w:tc>
         <w:tc>
           <w:tcPr>
-            <w:tcW w:type="dxa" w:w="2108"/>
+            <w:tcW w:type="dxa" w:w="1171"/>
           </w:tcPr>
           <w:p>
             <w:pPr>
@@ -991,17 +946,17 @@
             <w:r>
               <w:rPr>
                 <w:rFonts w:ascii="Calibri" w:hAnsi="Calibri" w:eastAsia="微软雅黑"/>
-                <w:b w:val="0"/>
-                <w:color w:val="F0F7F2"/>
+                <w:b/>
+                <w:color w:val="FBBF24"/>
                 <w:sz w:val="26"/>
               </w:rPr>
-              <w:t>became</w:t>
+              <w:t>rooted in</w:t>
             </w:r>
           </w:p>
         </w:tc>
         <w:tc>
           <w:tcPr>
-            <w:tcW w:type="dxa" w:w="2108"/>
+            <w:tcW w:type="dxa" w:w="1171"/>
           </w:tcPr>
           <w:p>
             <w:pPr>
@@ -1011,10 +966,79 @@
             <w:r>
               <w:rPr>
                 <w:rFonts w:ascii="Calibri" w:hAnsi="Calibri" w:eastAsia="微软雅黑"/>
+                <w:b/>
+                <w:color w:val="38BDF8"/>
+                <w:sz w:val="26"/>
+              </w:rPr>
+              <w:t>mathematical</w:t>
+            </w:r>
+          </w:p>
+        </w:tc>
+        <w:tc>
+          <w:tcPr>
+            <w:tcW w:type="dxa" w:w="1171"/>
+          </w:tcPr>
+          <w:p>
+            <w:pPr>
+              <w:spacing w:after="0"/>
+              <w:jc w:val="center"/>
+            </w:pPr>
+            <w:r>
+              <w:rPr>
+                <w:rFonts w:ascii="Calibri" w:hAnsi="Calibri" w:eastAsia="微软雅黑"/>
+                <w:b/>
+                <w:color w:val="F472B6"/>
+                <w:sz w:val="26"/>
+              </w:rPr>
+              <w:t>logic</w:t>
+            </w:r>
+            <w:r>
+              <w:rPr>
+                <w:rFonts w:ascii="Calibri" w:hAnsi="Calibri" w:eastAsia="微软雅黑"/>
                 <w:b w:val="0"/>
                 <w:color w:val="F0F7F2"/>
                 <w:sz w:val="26"/>
               </w:rPr>
+              <w:t>,</w:t>
+            </w:r>
+          </w:p>
+        </w:tc>
+        <w:tc>
+          <w:tcPr>
+            <w:tcW w:type="dxa" w:w="1171"/>
+          </w:tcPr>
+          <w:p>
+            <w:pPr>
+              <w:spacing w:after="0"/>
+              <w:jc w:val="center"/>
+            </w:pPr>
+            <w:r>
+              <w:rPr>
+                <w:rFonts w:ascii="Calibri" w:hAnsi="Calibri" w:eastAsia="微软雅黑"/>
+                <w:b w:val="0"/>
+                <w:color w:val="F0F7F2"/>
+                <w:sz w:val="26"/>
+              </w:rPr>
+              <w:t>became</w:t>
+            </w:r>
+          </w:p>
+        </w:tc>
+        <w:tc>
+          <w:tcPr>
+            <w:tcW w:type="dxa" w:w="1171"/>
+          </w:tcPr>
+          <w:p>
+            <w:pPr>
+              <w:spacing w:after="0"/>
+              <w:jc w:val="center"/>
+            </w:pPr>
+            <w:r>
+              <w:rPr>
+                <w:rFonts w:ascii="Calibri" w:hAnsi="Calibri" w:eastAsia="微软雅黑"/>
+                <w:b w:val="0"/>
+                <w:color w:val="F0F7F2"/>
+                <w:sz w:val="26"/>
+              </w:rPr>
               <w:t xml:space="preserve">the </w:t>
             </w:r>
             <w:r>
@@ -1026,15 +1050,17 @@
               </w:rPr>
               <w:t>theoretical</w:t>
             </w:r>
-            <w:r>
-              <w:rPr>
-                <w:rFonts w:ascii="Calibri" w:hAnsi="Calibri" w:eastAsia="微软雅黑"/>
-                <w:b w:val="0"/>
-                <w:color w:val="F0F7F2"/>
-                <w:sz w:val="26"/>
-              </w:rPr>
-              <w:t xml:space="preserve"> </w:t>
-            </w:r>
+          </w:p>
+        </w:tc>
+        <w:tc>
+          <w:tcPr>
+            <w:tcW w:type="dxa" w:w="1171"/>
+          </w:tcPr>
+          <w:p>
+            <w:pPr>
+              <w:spacing w:after="0"/>
+              <w:jc w:val="center"/>
+            </w:pPr>
             <w:r>
               <w:rPr>
                 <w:rFonts w:ascii="Calibri" w:hAnsi="Calibri" w:eastAsia="微软雅黑"/>
@@ -1059,7 +1085,7 @@
       <w:tr>
         <w:tc>
           <w:tcPr>
-            <w:tcW w:type="dxa" w:w="2108"/>
+            <w:tcW w:type="dxa" w:w="1171"/>
           </w:tcPr>
           <w:p>
             <w:pPr>
@@ -1075,47 +1101,11 @@
               </w:rPr>
               <w:t>这一</w:t>
             </w:r>
-            <w:r>
-              <w:rPr>
-                <w:rFonts w:ascii="Calibri" w:hAnsi="Calibri" w:eastAsia="微软雅黑"/>
-                <w:b w:val="0"/>
-                <w:color w:val="AAC4B6"/>
-                <w:sz w:val="21"/>
-              </w:rPr>
-              <w:t xml:space="preserve"> </w:t>
-            </w:r>
-            <w:r>
-              <w:rPr>
-                <w:rFonts w:ascii="Calibri" w:hAnsi="Calibri" w:eastAsia="微软雅黑"/>
-                <w:b/>
-                <w:color w:val="5EEAD4"/>
-                <w:sz w:val="21"/>
-              </w:rPr>
-              <w:t>抽象的</w:t>
-            </w:r>
-            <w:r>
-              <w:rPr>
-                <w:rFonts w:ascii="Calibri" w:hAnsi="Calibri" w:eastAsia="微软雅黑"/>
-                <w:b w:val="0"/>
-                <w:color w:val="AAC4B6"/>
-                <w:sz w:val="21"/>
-              </w:rPr>
-              <w:t xml:space="preserve"> </w:t>
-            </w:r>
-            <w:r>
-              <w:rPr>
-                <w:rFonts w:ascii="Calibri" w:hAnsi="Calibri" w:eastAsia="微软雅黑"/>
-                <w:b/>
-                <w:color w:val="FCA5A5"/>
-                <w:sz w:val="21"/>
-              </w:rPr>
-              <w:t>构想</w:t>
-            </w:r>
           </w:p>
         </w:tc>
         <w:tc>
           <w:tcPr>
-            <w:tcW w:type="dxa" w:w="2108"/>
+            <w:tcW w:type="dxa" w:w="1171"/>
           </w:tcPr>
           <w:p>
             <w:pPr>
@@ -1126,16 +1116,16 @@
               <w:rPr>
                 <w:rFonts w:ascii="Calibri" w:hAnsi="Calibri" w:eastAsia="微软雅黑"/>
                 <w:b/>
-                <w:color w:val="FBBF24"/>
+                <w:color w:val="5EEAD4"/>
                 <w:sz w:val="21"/>
               </w:rPr>
-              <w:t>根源于</w:t>
+              <w:t>抽象的</w:t>
             </w:r>
           </w:p>
         </w:tc>
         <w:tc>
           <w:tcPr>
-            <w:tcW w:type="dxa" w:w="2108"/>
+            <w:tcW w:type="dxa" w:w="1171"/>
           </w:tcPr>
           <w:p>
             <w:pPr>
@@ -1146,43 +1136,16 @@
               <w:rPr>
                 <w:rFonts w:ascii="Calibri" w:hAnsi="Calibri" w:eastAsia="微软雅黑"/>
                 <w:b/>
-                <w:color w:val="38BDF8"/>
+                <w:color w:val="FCA5A5"/>
                 <w:sz w:val="21"/>
               </w:rPr>
-              <w:t>数理</w:t>
-            </w:r>
-            <w:r>
-              <w:rPr>
-                <w:rFonts w:ascii="Calibri" w:hAnsi="Calibri" w:eastAsia="微软雅黑"/>
-                <w:b w:val="0"/>
-                <w:color w:val="AAC4B6"/>
-                <w:sz w:val="21"/>
-              </w:rPr>
-              <w:t xml:space="preserve"> </w:t>
-            </w:r>
-            <w:r>
-              <w:rPr>
-                <w:rFonts w:ascii="Calibri" w:hAnsi="Calibri" w:eastAsia="微软雅黑"/>
-                <w:b/>
-                <w:color w:val="F472B6"/>
-                <w:sz w:val="21"/>
-              </w:rPr>
-              <w:t>逻辑</w:t>
-            </w:r>
-            <w:r>
-              <w:rPr>
-                <w:rFonts w:ascii="Calibri" w:hAnsi="Calibri" w:eastAsia="微软雅黑"/>
-                <w:b w:val="0"/>
-                <w:color w:val="AAC4B6"/>
-                <w:sz w:val="21"/>
-              </w:rPr>
-              <w:t>，</w:t>
+              <w:t>构想</w:t>
             </w:r>
           </w:p>
         </w:tc>
         <w:tc>
           <w:tcPr>
-            <w:tcW w:type="dxa" w:w="2108"/>
+            <w:tcW w:type="dxa" w:w="1171"/>
           </w:tcPr>
           <w:p>
             <w:pPr>
@@ -1192,17 +1155,17 @@
             <w:r>
               <w:rPr>
                 <w:rFonts w:ascii="Calibri" w:hAnsi="Calibri" w:eastAsia="微软雅黑"/>
-                <w:b w:val="0"/>
-                <w:color w:val="AAC4B6"/>
+                <w:b/>
+                <w:color w:val="FBBF24"/>
                 <w:sz w:val="21"/>
               </w:rPr>
-              <w:t>后来成为了</w:t>
+              <w:t>根源于</w:t>
             </w:r>
           </w:p>
         </w:tc>
         <w:tc>
           <w:tcPr>
-            <w:tcW w:type="dxa" w:w="2108"/>
+            <w:tcW w:type="dxa" w:w="1171"/>
           </w:tcPr>
           <w:p>
             <w:pPr>
@@ -1212,12 +1175,52 @@
             <w:r>
               <w:rPr>
                 <w:rFonts w:ascii="Calibri" w:hAnsi="Calibri" w:eastAsia="微软雅黑"/>
+                <w:b/>
+                <w:color w:val="38BDF8"/>
+                <w:sz w:val="21"/>
+              </w:rPr>
+              <w:t>数理</w:t>
+            </w:r>
+          </w:p>
+        </w:tc>
+        <w:tc>
+          <w:tcPr>
+            <w:tcW w:type="dxa" w:w="1171"/>
+          </w:tcPr>
+          <w:p>
+            <w:pPr>
+              <w:spacing w:after="0"/>
+              <w:jc w:val="center"/>
+            </w:pPr>
+            <w:r>
+              <w:rPr>
+                <w:rFonts w:ascii="Calibri" w:hAnsi="Calibri" w:eastAsia="微软雅黑"/>
+                <w:b/>
+                <w:color w:val="F472B6"/>
+                <w:sz w:val="21"/>
+              </w:rPr>
+              <w:t>逻辑</w:t>
+            </w:r>
+            <w:r>
+              <w:rPr>
+                <w:rFonts w:ascii="Calibri" w:hAnsi="Calibri" w:eastAsia="微软雅黑"/>
                 <w:b w:val="0"/>
                 <w:color w:val="AAC4B6"/>
                 <w:sz w:val="21"/>
               </w:rPr>
-              <w:t>现代计算机的</w:t>
-            </w:r>
+              <w:t>，</w:t>
+            </w:r>
+          </w:p>
+        </w:tc>
+        <w:tc>
+          <w:tcPr>
+            <w:tcW w:type="dxa" w:w="1171"/>
+          </w:tcPr>
+          <w:p>
+            <w:pPr>
+              <w:spacing w:after="0"/>
+              <w:jc w:val="center"/>
+            </w:pPr>
             <w:r>
               <w:rPr>
                 <w:rFonts w:ascii="Calibri" w:hAnsi="Calibri" w:eastAsia="微软雅黑"/>
@@ -1225,6 +1228,35 @@
                 <w:color w:val="AAC4B6"/>
                 <w:sz w:val="21"/>
               </w:rPr>
+              <w:t>后来成为了</w:t>
+            </w:r>
+          </w:p>
+        </w:tc>
+        <w:tc>
+          <w:tcPr>
+            <w:tcW w:type="dxa" w:w="1171"/>
+          </w:tcPr>
+          <w:p>
+            <w:pPr>
+              <w:spacing w:after="0"/>
+              <w:jc w:val="center"/>
+            </w:pPr>
+            <w:r>
+              <w:rPr>
+                <w:rFonts w:ascii="Calibri" w:hAnsi="Calibri" w:eastAsia="微软雅黑"/>
+                <w:b w:val="0"/>
+                <w:color w:val="AAC4B6"/>
+                <w:sz w:val="21"/>
+              </w:rPr>
+              <w:t>现代计算机的</w:t>
+            </w:r>
+            <w:r>
+              <w:rPr>
+                <w:rFonts w:ascii="Calibri" w:hAnsi="Calibri" w:eastAsia="微软雅黑"/>
+                <w:b w:val="0"/>
+                <w:color w:val="AAC4B6"/>
+                <w:sz w:val="21"/>
+              </w:rPr>
               <w:t xml:space="preserve"> </w:t>
             </w:r>
             <w:r>
@@ -1236,15 +1268,17 @@
               </w:rPr>
               <w:t>理论</w:t>
             </w:r>
-            <w:r>
-              <w:rPr>
-                <w:rFonts w:ascii="Calibri" w:hAnsi="Calibri" w:eastAsia="微软雅黑"/>
-                <w:b w:val="0"/>
-                <w:color w:val="AAC4B6"/>
-                <w:sz w:val="21"/>
-              </w:rPr>
-              <w:t xml:space="preserve"> </w:t>
-            </w:r>
+          </w:p>
+        </w:tc>
+        <w:tc>
+          <w:tcPr>
+            <w:tcW w:type="dxa" w:w="1171"/>
+          </w:tcPr>
+          <w:p>
+            <w:pPr>
+              <w:spacing w:after="0"/>
+              <w:jc w:val="center"/>
+            </w:pPr>
             <w:r>
               <w:rPr>
                 <w:rFonts w:ascii="Calibri" w:hAnsi="Calibri" w:eastAsia="微软雅黑"/>
@@ -1305,15 +1339,16 @@
         </w:tblBorders>
       </w:tblPr>
       <w:tblGrid>
-        <w:gridCol w:w="2635"/>
-        <w:gridCol w:w="2635"/>
-        <w:gridCol w:w="2635"/>
-        <w:gridCol w:w="2635"/>
+        <w:gridCol w:w="2108"/>
+        <w:gridCol w:w="2108"/>
+        <w:gridCol w:w="2108"/>
+        <w:gridCol w:w="2108"/>
+        <w:gridCol w:w="2108"/>
       </w:tblGrid>
       <w:tr>
         <w:tc>
           <w:tcPr>
-            <w:tcW w:type="dxa" w:w="2635"/>
+            <w:tcW w:type="dxa" w:w="2108"/>
           </w:tcPr>
           <w:p>
             <w:pPr>
@@ -1333,7 +1368,7 @@
         </w:tc>
         <w:tc>
           <w:tcPr>
-            <w:tcW w:type="dxa" w:w="2635"/>
+            <w:tcW w:type="dxa" w:w="2108"/>
           </w:tcPr>
           <w:p>
             <w:pPr>
@@ -1353,7 +1388,7 @@
         </w:tc>
         <w:tc>
           <w:tcPr>
-            <w:tcW w:type="dxa" w:w="2635"/>
+            <w:tcW w:type="dxa" w:w="2108"/>
           </w:tcPr>
           <w:p>
             <w:pPr>
@@ -1373,7 +1408,7 @@
         </w:tc>
         <w:tc>
           <w:tcPr>
-            <w:tcW w:type="dxa" w:w="2635"/>
+            <w:tcW w:type="dxa" w:w="2108"/>
           </w:tcPr>
           <w:p>
             <w:pPr>
@@ -1398,15 +1433,17 @@
               </w:rPr>
               <w:t>classified</w:t>
             </w:r>
-            <w:r>
-              <w:rPr>
-                <w:rFonts w:ascii="Calibri" w:hAnsi="Calibri" w:eastAsia="微软雅黑"/>
-                <w:b w:val="0"/>
-                <w:color w:val="F0F7F2"/>
-                <w:sz w:val="26"/>
-              </w:rPr>
-              <w:t xml:space="preserve"> </w:t>
-            </w:r>
+          </w:p>
+        </w:tc>
+        <w:tc>
+          <w:tcPr>
+            <w:tcW w:type="dxa" w:w="2108"/>
+          </w:tcPr>
+          <w:p>
+            <w:pPr>
+              <w:spacing w:after="0"/>
+              <w:jc w:val="center"/>
+            </w:pPr>
             <w:r>
               <w:rPr>
                 <w:rFonts w:ascii="Calibri" w:hAnsi="Calibri" w:eastAsia="微软雅黑"/>
@@ -1431,7 +1468,7 @@
       <w:tr>
         <w:tc>
           <w:tcPr>
-            <w:tcW w:type="dxa" w:w="2635"/>
+            <w:tcW w:type="dxa" w:w="2108"/>
           </w:tcPr>
           <w:p>
             <w:pPr>
@@ -1451,7 +1488,7 @@
         </w:tc>
         <w:tc>
           <w:tcPr>
-            <w:tcW w:type="dxa" w:w="2635"/>
+            <w:tcW w:type="dxa" w:w="2108"/>
           </w:tcPr>
           <w:p>
             <w:pPr>
@@ -1471,7 +1508,7 @@
         </w:tc>
         <w:tc>
           <w:tcPr>
-            <w:tcW w:type="dxa" w:w="2635"/>
+            <w:tcW w:type="dxa" w:w="2108"/>
           </w:tcPr>
           <w:p>
             <w:pPr>
@@ -1491,7 +1528,7 @@
         </w:tc>
         <w:tc>
           <w:tcPr>
-            <w:tcW w:type="dxa" w:w="2635"/>
+            <w:tcW w:type="dxa" w:w="2108"/>
           </w:tcPr>
           <w:p>
             <w:pPr>
@@ -1525,15 +1562,17 @@
               </w:rPr>
               <w:t>保密的</w:t>
             </w:r>
-            <w:r>
-              <w:rPr>
-                <w:rFonts w:ascii="Calibri" w:hAnsi="Calibri" w:eastAsia="微软雅黑"/>
-                <w:b w:val="0"/>
-                <w:color w:val="AAC4B6"/>
-                <w:sz w:val="21"/>
-              </w:rPr>
-              <w:t xml:space="preserve"> </w:t>
-            </w:r>
+          </w:p>
+        </w:tc>
+        <w:tc>
+          <w:tcPr>
+            <w:tcW w:type="dxa" w:w="2108"/>
+          </w:tcPr>
+          <w:p>
+            <w:pPr>
+              <w:spacing w:after="0"/>
+              <w:jc w:val="center"/>
+            </w:pPr>
             <w:r>
               <w:rPr>
                 <w:rFonts w:ascii="Calibri" w:hAnsi="Calibri" w:eastAsia="微软雅黑"/>
@@ -3096,18 +3135,20 @@
         </w:tblBorders>
       </w:tblPr>
       <w:tblGrid>
-        <w:gridCol w:w="1506"/>
-        <w:gridCol w:w="1506"/>
-        <w:gridCol w:w="1506"/>
-        <w:gridCol w:w="1506"/>
-        <w:gridCol w:w="1506"/>
-        <w:gridCol w:w="1506"/>
-        <w:gridCol w:w="1506"/>
+        <w:gridCol w:w="1171"/>
+        <w:gridCol w:w="1171"/>
+        <w:gridCol w:w="1171"/>
+        <w:gridCol w:w="1171"/>
+        <w:gridCol w:w="1171"/>
+        <w:gridCol w:w="1171"/>
+        <w:gridCol w:w="1171"/>
+        <w:gridCol w:w="1171"/>
+        <w:gridCol w:w="1171"/>
       </w:tblGrid>
       <w:tr>
         <w:tc>
           <w:tcPr>
-            <w:tcW w:type="dxa" w:w="1506"/>
+            <w:tcW w:type="dxa" w:w="1171"/>
           </w:tcPr>
           <w:p>
             <w:pPr>
@@ -3127,7 +3168,7 @@
         </w:tc>
         <w:tc>
           <w:tcPr>
-            <w:tcW w:type="dxa" w:w="1506"/>
+            <w:tcW w:type="dxa" w:w="1171"/>
           </w:tcPr>
           <w:p>
             <w:pPr>
@@ -3147,7 +3188,7 @@
         </w:tc>
         <w:tc>
           <w:tcPr>
-            <w:tcW w:type="dxa" w:w="1506"/>
+            <w:tcW w:type="dxa" w:w="1171"/>
           </w:tcPr>
           <w:p>
             <w:pPr>
@@ -3161,49 +3202,13 @@
                 <w:color w:val="F0F7F2"/>
                 <w:sz w:val="26"/>
               </w:rPr>
-              <w:t xml:space="preserve">a </w:t>
-            </w:r>
-            <w:r>
-              <w:rPr>
-                <w:rFonts w:ascii="Calibri" w:hAnsi="Calibri" w:eastAsia="微软雅黑"/>
-                <w:b/>
-                <w:color w:val="C4B5FD"/>
-                <w:sz w:val="26"/>
-              </w:rPr>
-              <w:t>practical</w:t>
-            </w:r>
-            <w:r>
-              <w:rPr>
-                <w:rFonts w:ascii="Calibri" w:hAnsi="Calibri" w:eastAsia="微软雅黑"/>
-                <w:b w:val="0"/>
-                <w:color w:val="F0F7F2"/>
-                <w:sz w:val="26"/>
-              </w:rPr>
-              <w:t xml:space="preserve"> </w:t>
-            </w:r>
-            <w:r>
-              <w:rPr>
-                <w:rFonts w:ascii="Calibri" w:hAnsi="Calibri" w:eastAsia="微软雅黑"/>
-                <w:b/>
-                <w:color w:val="FB923C"/>
-                <w:sz w:val="26"/>
-              </w:rPr>
-              <w:t>substitute</w:t>
-            </w:r>
-            <w:r>
-              <w:rPr>
-                <w:rFonts w:ascii="Calibri" w:hAnsi="Calibri" w:eastAsia="微软雅黑"/>
-                <w:b w:val="0"/>
-                <w:color w:val="F0F7F2"/>
-                <w:sz w:val="26"/>
-              </w:rPr>
-              <w:t>,</w:t>
+              <w:t>a</w:t>
             </w:r>
           </w:p>
         </w:tc>
         <w:tc>
           <w:tcPr>
-            <w:tcW w:type="dxa" w:w="1506"/>
+            <w:tcW w:type="dxa" w:w="1171"/>
           </w:tcPr>
           <w:p>
             <w:pPr>
@@ -3213,17 +3218,17 @@
             <w:r>
               <w:rPr>
                 <w:rFonts w:ascii="Calibri" w:hAnsi="Calibri" w:eastAsia="微软雅黑"/>
-                <w:b w:val="0"/>
-                <w:color w:val="F0F7F2"/>
+                <w:b/>
+                <w:color w:val="C4B5FD"/>
                 <w:sz w:val="26"/>
               </w:rPr>
-              <w:t>the imitation game,</w:t>
+              <w:t>practical</w:t>
             </w:r>
           </w:p>
         </w:tc>
         <w:tc>
           <w:tcPr>
-            <w:tcW w:type="dxa" w:w="1506"/>
+            <w:tcW w:type="dxa" w:w="1171"/>
           </w:tcPr>
           <w:p>
             <w:pPr>
@@ -3233,17 +3238,26 @@
             <w:r>
               <w:rPr>
                 <w:rFonts w:ascii="Calibri" w:hAnsi="Calibri" w:eastAsia="微软雅黑"/>
+                <w:b/>
+                <w:color w:val="FB923C"/>
+                <w:sz w:val="26"/>
+              </w:rPr>
+              <w:t>substitute</w:t>
+            </w:r>
+            <w:r>
+              <w:rPr>
+                <w:rFonts w:ascii="Calibri" w:hAnsi="Calibri" w:eastAsia="微软雅黑"/>
                 <w:b w:val="0"/>
                 <w:color w:val="F0F7F2"/>
                 <w:sz w:val="26"/>
               </w:rPr>
-              <w:t>now</w:t>
+              <w:t>,</w:t>
             </w:r>
           </w:p>
         </w:tc>
         <w:tc>
           <w:tcPr>
-            <w:tcW w:type="dxa" w:w="1506"/>
+            <w:tcW w:type="dxa" w:w="1171"/>
           </w:tcPr>
           <w:p>
             <w:pPr>
@@ -3253,26 +3267,17 @@
             <w:r>
               <w:rPr>
                 <w:rFonts w:ascii="Calibri" w:hAnsi="Calibri" w:eastAsia="微软雅黑"/>
-                <w:b/>
-                <w:color w:val="5EEAD4"/>
-                <w:sz w:val="26"/>
-              </w:rPr>
-              <w:t>widely</w:t>
-            </w:r>
-            <w:r>
-              <w:rPr>
-                <w:rFonts w:ascii="Calibri" w:hAnsi="Calibri" w:eastAsia="微软雅黑"/>
                 <w:b w:val="0"/>
                 <w:color w:val="F0F7F2"/>
                 <w:sz w:val="26"/>
               </w:rPr>
-              <w:t xml:space="preserve"> called</w:t>
+              <w:t>the imitation game,</w:t>
             </w:r>
           </w:p>
         </w:tc>
         <w:tc>
           <w:tcPr>
-            <w:tcW w:type="dxa" w:w="1506"/>
+            <w:tcW w:type="dxa" w:w="1171"/>
           </w:tcPr>
           <w:p>
             <w:pPr>
@@ -3286,6 +3291,55 @@
                 <w:color w:val="F0F7F2"/>
                 <w:sz w:val="26"/>
               </w:rPr>
+              <w:t>now</w:t>
+            </w:r>
+          </w:p>
+        </w:tc>
+        <w:tc>
+          <w:tcPr>
+            <w:tcW w:type="dxa" w:w="1171"/>
+          </w:tcPr>
+          <w:p>
+            <w:pPr>
+              <w:spacing w:after="0"/>
+              <w:jc w:val="center"/>
+            </w:pPr>
+            <w:r>
+              <w:rPr>
+                <w:rFonts w:ascii="Calibri" w:hAnsi="Calibri" w:eastAsia="微软雅黑"/>
+                <w:b/>
+                <w:color w:val="5EEAD4"/>
+                <w:sz w:val="26"/>
+              </w:rPr>
+              <w:t>widely</w:t>
+            </w:r>
+            <w:r>
+              <w:rPr>
+                <w:rFonts w:ascii="Calibri" w:hAnsi="Calibri" w:eastAsia="微软雅黑"/>
+                <w:b w:val="0"/>
+                <w:color w:val="F0F7F2"/>
+                <w:sz w:val="26"/>
+              </w:rPr>
+              <w:t xml:space="preserve"> called</w:t>
+            </w:r>
+          </w:p>
+        </w:tc>
+        <w:tc>
+          <w:tcPr>
+            <w:tcW w:type="dxa" w:w="1171"/>
+          </w:tcPr>
+          <w:p>
+            <w:pPr>
+              <w:spacing w:after="0"/>
+              <w:jc w:val="center"/>
+            </w:pPr>
+            <w:r>
+              <w:rPr>
+                <w:rFonts w:ascii="Calibri" w:hAnsi="Calibri" w:eastAsia="微软雅黑"/>
+                <w:b w:val="0"/>
+                <w:color w:val="F0F7F2"/>
+                <w:sz w:val="26"/>
+              </w:rPr>
               <w:t>the Turing test.</w:t>
             </w:r>
           </w:p>
@@ -3294,7 +3348,7 @@
       <w:tr>
         <w:tc>
           <w:tcPr>
-            <w:tcW w:type="dxa" w:w="1506"/>
+            <w:tcW w:type="dxa" w:w="1171"/>
           </w:tcPr>
           <w:p>
             <w:pPr>
@@ -3314,7 +3368,7 @@
         </w:tc>
         <w:tc>
           <w:tcPr>
-            <w:tcW w:type="dxa" w:w="1506"/>
+            <w:tcW w:type="dxa" w:w="1171"/>
           </w:tcPr>
           <w:p>
             <w:pPr>
@@ -3352,7 +3406,7 @@
         </w:tc>
         <w:tc>
           <w:tcPr>
-            <w:tcW w:type="dxa" w:w="1506"/>
+            <w:tcW w:type="dxa" w:w="1171"/>
           </w:tcPr>
           <w:p>
             <w:pPr>
@@ -3368,65 +3422,11 @@
               </w:rPr>
               <w:t>一种</w:t>
             </w:r>
-            <w:r>
-              <w:rPr>
-                <w:rFonts w:ascii="Calibri" w:hAnsi="Calibri" w:eastAsia="微软雅黑"/>
-                <w:b w:val="0"/>
-                <w:color w:val="AAC4B6"/>
-                <w:sz w:val="21"/>
-              </w:rPr>
-              <w:t xml:space="preserve"> </w:t>
-            </w:r>
-            <w:r>
-              <w:rPr>
-                <w:rFonts w:ascii="Calibri" w:hAnsi="Calibri" w:eastAsia="微软雅黑"/>
-                <w:b/>
-                <w:color w:val="C4B5FD"/>
-                <w:sz w:val="21"/>
-              </w:rPr>
-              <w:t>切实可行的</w:t>
-            </w:r>
-            <w:r>
-              <w:rPr>
-                <w:rFonts w:ascii="Calibri" w:hAnsi="Calibri" w:eastAsia="微软雅黑"/>
-                <w:b w:val="0"/>
-                <w:color w:val="AAC4B6"/>
-                <w:sz w:val="21"/>
-              </w:rPr>
-              <w:t xml:space="preserve"> </w:t>
-            </w:r>
-            <w:r>
-              <w:rPr>
-                <w:rFonts w:ascii="Calibri" w:hAnsi="Calibri" w:eastAsia="微软雅黑"/>
-                <w:b/>
-                <w:color w:val="FB923C"/>
-                <w:sz w:val="21"/>
-              </w:rPr>
-              <w:t>替代办法</w:t>
-            </w:r>
-            <w:r>
-              <w:rPr>
-                <w:rFonts w:ascii="Calibri" w:hAnsi="Calibri" w:eastAsia="微软雅黑"/>
-                <w:b w:val="0"/>
-                <w:color w:val="AAC4B6"/>
-                <w:sz w:val="21"/>
-              </w:rPr>
-              <w:t xml:space="preserve"> </w:t>
-            </w:r>
-            <w:r>
-              <w:rPr>
-                <w:rFonts w:ascii="Calibri" w:hAnsi="Calibri" w:eastAsia="微软雅黑"/>
-                <w:b w:val="0"/>
-                <w:color w:val="AAC4B6"/>
-                <w:sz w:val="21"/>
-              </w:rPr>
-              <w:t>取而代之，</w:t>
-            </w:r>
           </w:p>
         </w:tc>
         <w:tc>
           <w:tcPr>
-            <w:tcW w:type="dxa" w:w="1506"/>
+            <w:tcW w:type="dxa" w:w="1171"/>
           </w:tcPr>
           <w:p>
             <w:pPr>
@@ -3436,17 +3436,17 @@
             <w:r>
               <w:rPr>
                 <w:rFonts w:ascii="Calibri" w:hAnsi="Calibri" w:eastAsia="微软雅黑"/>
-                <w:b w:val="0"/>
-                <w:color w:val="AAC4B6"/>
+                <w:b/>
+                <w:color w:val="C4B5FD"/>
                 <w:sz w:val="21"/>
               </w:rPr>
-              <w:t>即模仿游戏，</w:t>
+              <w:t>切实可行的</w:t>
             </w:r>
           </w:p>
         </w:tc>
         <w:tc>
           <w:tcPr>
-            <w:tcW w:type="dxa" w:w="1506"/>
+            <w:tcW w:type="dxa" w:w="1171"/>
           </w:tcPr>
           <w:p>
             <w:pPr>
@@ -3456,17 +3456,35 @@
             <w:r>
               <w:rPr>
                 <w:rFonts w:ascii="Calibri" w:hAnsi="Calibri" w:eastAsia="微软雅黑"/>
+                <w:b/>
+                <w:color w:val="FB923C"/>
+                <w:sz w:val="21"/>
+              </w:rPr>
+              <w:t>替代办法</w:t>
+            </w:r>
+            <w:r>
+              <w:rPr>
+                <w:rFonts w:ascii="Calibri" w:hAnsi="Calibri" w:eastAsia="微软雅黑"/>
                 <w:b w:val="0"/>
                 <w:color w:val="AAC4B6"/>
                 <w:sz w:val="21"/>
               </w:rPr>
-              <w:t>如今</w:t>
+              <w:t xml:space="preserve"> </w:t>
+            </w:r>
+            <w:r>
+              <w:rPr>
+                <w:rFonts w:ascii="Calibri" w:hAnsi="Calibri" w:eastAsia="微软雅黑"/>
+                <w:b w:val="0"/>
+                <w:color w:val="AAC4B6"/>
+                <w:sz w:val="21"/>
+              </w:rPr>
+              <w:t>取而代之，</w:t>
             </w:r>
           </w:p>
         </w:tc>
         <w:tc>
           <w:tcPr>
-            <w:tcW w:type="dxa" w:w="1506"/>
+            <w:tcW w:type="dxa" w:w="1171"/>
           </w:tcPr>
           <w:p>
             <w:pPr>
@@ -3476,35 +3494,75 @@
             <w:r>
               <w:rPr>
                 <w:rFonts w:ascii="Calibri" w:hAnsi="Calibri" w:eastAsia="微软雅黑"/>
-                <w:b/>
-                <w:color w:val="5EEAD4"/>
-                <w:sz w:val="21"/>
-              </w:rPr>
-              <w:t>普遍</w:t>
-            </w:r>
-            <w:r>
-              <w:rPr>
-                <w:rFonts w:ascii="Calibri" w:hAnsi="Calibri" w:eastAsia="微软雅黑"/>
                 <w:b w:val="0"/>
                 <w:color w:val="AAC4B6"/>
                 <w:sz w:val="21"/>
               </w:rPr>
-              <w:t xml:space="preserve"> </w:t>
-            </w:r>
-            <w:r>
-              <w:rPr>
-                <w:rFonts w:ascii="Calibri" w:hAnsi="Calibri" w:eastAsia="微软雅黑"/>
-                <w:b w:val="0"/>
-                <w:color w:val="AAC4B6"/>
-                <w:sz w:val="21"/>
-              </w:rPr>
-              <w:t>称为</w:t>
+              <w:t>即模仿游戏，</w:t>
             </w:r>
           </w:p>
         </w:tc>
         <w:tc>
           <w:tcPr>
-            <w:tcW w:type="dxa" w:w="1506"/>
+            <w:tcW w:type="dxa" w:w="1171"/>
+          </w:tcPr>
+          <w:p>
+            <w:pPr>
+              <w:spacing w:after="0"/>
+              <w:jc w:val="center"/>
+            </w:pPr>
+            <w:r>
+              <w:rPr>
+                <w:rFonts w:ascii="Calibri" w:hAnsi="Calibri" w:eastAsia="微软雅黑"/>
+                <w:b w:val="0"/>
+                <w:color w:val="AAC4B6"/>
+                <w:sz w:val="21"/>
+              </w:rPr>
+              <w:t>如今</w:t>
+            </w:r>
+          </w:p>
+        </w:tc>
+        <w:tc>
+          <w:tcPr>
+            <w:tcW w:type="dxa" w:w="1171"/>
+          </w:tcPr>
+          <w:p>
+            <w:pPr>
+              <w:spacing w:after="0"/>
+              <w:jc w:val="center"/>
+            </w:pPr>
+            <w:r>
+              <w:rPr>
+                <w:rFonts w:ascii="Calibri" w:hAnsi="Calibri" w:eastAsia="微软雅黑"/>
+                <w:b/>
+                <w:color w:val="5EEAD4"/>
+                <w:sz w:val="21"/>
+              </w:rPr>
+              <w:t>普遍</w:t>
+            </w:r>
+            <w:r>
+              <w:rPr>
+                <w:rFonts w:ascii="Calibri" w:hAnsi="Calibri" w:eastAsia="微软雅黑"/>
+                <w:b w:val="0"/>
+                <w:color w:val="AAC4B6"/>
+                <w:sz w:val="21"/>
+              </w:rPr>
+              <w:t xml:space="preserve"> </w:t>
+            </w:r>
+            <w:r>
+              <w:rPr>
+                <w:rFonts w:ascii="Calibri" w:hAnsi="Calibri" w:eastAsia="微软雅黑"/>
+                <w:b w:val="0"/>
+                <w:color w:val="AAC4B6"/>
+                <w:sz w:val="21"/>
+              </w:rPr>
+              <w:t>称为</w:t>
+            </w:r>
+          </w:p>
+        </w:tc>
+        <w:tc>
+          <w:tcPr>
+            <w:tcW w:type="dxa" w:w="1171"/>
           </w:tcPr>
           <w:p>
             <w:pPr>
@@ -4292,15 +4350,17 @@
         </w:tblBorders>
       </w:tblPr>
       <w:tblGrid>
-        <w:gridCol w:w="2635"/>
-        <w:gridCol w:w="2635"/>
-        <w:gridCol w:w="2635"/>
-        <w:gridCol w:w="2635"/>
+        <w:gridCol w:w="1757"/>
+        <w:gridCol w:w="1757"/>
+        <w:gridCol w:w="1757"/>
+        <w:gridCol w:w="1757"/>
+        <w:gridCol w:w="1757"/>
+        <w:gridCol w:w="1757"/>
       </w:tblGrid>
       <w:tr>
         <w:tc>
           <w:tcPr>
-            <w:tcW w:type="dxa" w:w="2635"/>
+            <w:tcW w:type="dxa" w:w="1757"/>
           </w:tcPr>
           <w:p>
             <w:pPr>
@@ -4320,7 +4380,7 @@
         </w:tc>
         <w:tc>
           <w:tcPr>
-            <w:tcW w:type="dxa" w:w="2635"/>
+            <w:tcW w:type="dxa" w:w="1757"/>
           </w:tcPr>
           <w:p>
             <w:pPr>
@@ -4336,47 +4396,11 @@
               </w:rPr>
               <w:t>exceptional</w:t>
             </w:r>
-            <w:r>
-              <w:rPr>
-                <w:rFonts w:ascii="Calibri" w:hAnsi="Calibri" w:eastAsia="微软雅黑"/>
-                <w:b w:val="0"/>
-                <w:color w:val="F0F7F2"/>
-                <w:sz w:val="26"/>
-              </w:rPr>
-              <w:t xml:space="preserve"> </w:t>
-            </w:r>
-            <w:r>
-              <w:rPr>
-                <w:rFonts w:ascii="Calibri" w:hAnsi="Calibri" w:eastAsia="微软雅黑"/>
-                <w:b/>
-                <w:color w:val="C4B5FD"/>
-                <w:sz w:val="26"/>
-              </w:rPr>
-              <w:t>wartime</w:t>
-            </w:r>
-            <w:r>
-              <w:rPr>
-                <w:rFonts w:ascii="Calibri" w:hAnsi="Calibri" w:eastAsia="微软雅黑"/>
-                <w:b w:val="0"/>
-                <w:color w:val="F0F7F2"/>
-                <w:sz w:val="26"/>
-              </w:rPr>
-              <w:t xml:space="preserve"> </w:t>
-            </w:r>
-            <w:r>
-              <w:rPr>
-                <w:rFonts w:ascii="Calibri" w:hAnsi="Calibri" w:eastAsia="微软雅黑"/>
-                <w:b/>
-                <w:color w:val="FB923C"/>
-                <w:sz w:val="26"/>
-              </w:rPr>
-              <w:t>contribution</w:t>
-            </w:r>
           </w:p>
         </w:tc>
         <w:tc>
           <w:tcPr>
-            <w:tcW w:type="dxa" w:w="2635"/>
+            <w:tcW w:type="dxa" w:w="1757"/>
           </w:tcPr>
           <w:p>
             <w:pPr>
@@ -4386,17 +4410,17 @@
             <w:r>
               <w:rPr>
                 <w:rFonts w:ascii="Calibri" w:hAnsi="Calibri" w:eastAsia="微软雅黑"/>
-                <w:b w:val="0"/>
-                <w:color w:val="F0F7F2"/>
+                <w:b/>
+                <w:color w:val="C4B5FD"/>
                 <w:sz w:val="26"/>
               </w:rPr>
-              <w:t>did not protect</w:t>
+              <w:t>wartime</w:t>
             </w:r>
           </w:p>
         </w:tc>
         <w:tc>
           <w:tcPr>
-            <w:tcW w:type="dxa" w:w="2635"/>
+            <w:tcW w:type="dxa" w:w="1757"/>
           </w:tcPr>
           <w:p>
             <w:pPr>
@@ -4406,6 +4430,46 @@
             <w:r>
               <w:rPr>
                 <w:rFonts w:ascii="Calibri" w:hAnsi="Calibri" w:eastAsia="微软雅黑"/>
+                <w:b/>
+                <w:color w:val="FB923C"/>
+                <w:sz w:val="26"/>
+              </w:rPr>
+              <w:t>contribution</w:t>
+            </w:r>
+          </w:p>
+        </w:tc>
+        <w:tc>
+          <w:tcPr>
+            <w:tcW w:type="dxa" w:w="1757"/>
+          </w:tcPr>
+          <w:p>
+            <w:pPr>
+              <w:spacing w:after="0"/>
+              <w:jc w:val="center"/>
+            </w:pPr>
+            <w:r>
+              <w:rPr>
+                <w:rFonts w:ascii="Calibri" w:hAnsi="Calibri" w:eastAsia="微软雅黑"/>
+                <w:b w:val="0"/>
+                <w:color w:val="F0F7F2"/>
+                <w:sz w:val="26"/>
+              </w:rPr>
+              <w:t>did not protect</w:t>
+            </w:r>
+          </w:p>
+        </w:tc>
+        <w:tc>
+          <w:tcPr>
+            <w:tcW w:type="dxa" w:w="1757"/>
+          </w:tcPr>
+          <w:p>
+            <w:pPr>
+              <w:spacing w:after="0"/>
+              <w:jc w:val="center"/>
+            </w:pPr>
+            <w:r>
+              <w:rPr>
+                <w:rFonts w:ascii="Calibri" w:hAnsi="Calibri" w:eastAsia="微软雅黑"/>
                 <w:b w:val="0"/>
                 <w:color w:val="F0F7F2"/>
                 <w:sz w:val="26"/>
@@ -4418,7 +4482,7 @@
       <w:tr>
         <w:tc>
           <w:tcPr>
-            <w:tcW w:type="dxa" w:w="2635"/>
+            <w:tcW w:type="dxa" w:w="1757"/>
           </w:tcPr>
           <w:p>
             <w:pPr>
@@ -4438,7 +4502,7 @@
         </w:tc>
         <w:tc>
           <w:tcPr>
-            <w:tcW w:type="dxa" w:w="2635"/>
+            <w:tcW w:type="dxa" w:w="1757"/>
           </w:tcPr>
           <w:p>
             <w:pPr>
@@ -4454,56 +4518,11 @@
               </w:rPr>
               <w:t>杰出的</w:t>
             </w:r>
-            <w:r>
-              <w:rPr>
-                <w:rFonts w:ascii="Calibri" w:hAnsi="Calibri" w:eastAsia="微软雅黑"/>
-                <w:b w:val="0"/>
-                <w:color w:val="AAC4B6"/>
-                <w:sz w:val="21"/>
-              </w:rPr>
-              <w:t xml:space="preserve"> </w:t>
-            </w:r>
-            <w:r>
-              <w:rPr>
-                <w:rFonts w:ascii="Calibri" w:hAnsi="Calibri" w:eastAsia="微软雅黑"/>
-                <w:b/>
-                <w:color w:val="C4B5FD"/>
-                <w:sz w:val="21"/>
-              </w:rPr>
-              <w:t>战时</w:t>
-            </w:r>
-            <w:r>
-              <w:rPr>
-                <w:rFonts w:ascii="Calibri" w:hAnsi="Calibri" w:eastAsia="微软雅黑"/>
-                <w:b w:val="0"/>
-                <w:color w:val="AAC4B6"/>
-                <w:sz w:val="21"/>
-              </w:rPr>
-              <w:t xml:space="preserve"> </w:t>
-            </w:r>
-            <w:r>
-              <w:rPr>
-                <w:rFonts w:ascii="Calibri" w:hAnsi="Calibri" w:eastAsia="微软雅黑"/>
-                <w:b/>
-                <w:color w:val="FB923C"/>
-                <w:sz w:val="21"/>
-              </w:rPr>
-              <w:t>贡献</w:t>
-            </w:r>
-            <w:r>
-              <w:rPr>
-                <w:rFonts w:ascii="Calibri" w:hAnsi="Calibri" w:eastAsia="微软雅黑"/>
-                <w:b w:val="0"/>
-                <w:color w:val="AAC4B6"/>
-                <w:sz w:val="21"/>
-              </w:rPr>
-              <w:t>，</w:t>
-            </w:r>
           </w:p>
         </w:tc>
         <w:tc>
           <w:tcPr>
-            <w:tcW w:type="dxa" w:w="2635"/>
+            <w:tcW w:type="dxa" w:w="1757"/>
           </w:tcPr>
           <w:p>
             <w:pPr>
@@ -4513,17 +4532,66 @@
             <w:r>
               <w:rPr>
                 <w:rFonts w:ascii="Calibri" w:hAnsi="Calibri" w:eastAsia="微软雅黑"/>
-                <w:b w:val="0"/>
-                <w:color w:val="AAC4B6"/>
+                <w:b/>
+                <w:color w:val="C4B5FD"/>
                 <w:sz w:val="21"/>
               </w:rPr>
-              <w:t>并没有保护到</w:t>
+              <w:t>战时</w:t>
             </w:r>
           </w:p>
         </w:tc>
         <w:tc>
           <w:tcPr>
-            <w:tcW w:type="dxa" w:w="2635"/>
+            <w:tcW w:type="dxa" w:w="1757"/>
+          </w:tcPr>
+          <w:p>
+            <w:pPr>
+              <w:spacing w:after="0"/>
+              <w:jc w:val="center"/>
+            </w:pPr>
+            <w:r>
+              <w:rPr>
+                <w:rFonts w:ascii="Calibri" w:hAnsi="Calibri" w:eastAsia="微软雅黑"/>
+                <w:b/>
+                <w:color w:val="FB923C"/>
+                <w:sz w:val="21"/>
+              </w:rPr>
+              <w:t>贡献</w:t>
+            </w:r>
+            <w:r>
+              <w:rPr>
+                <w:rFonts w:ascii="Calibri" w:hAnsi="Calibri" w:eastAsia="微软雅黑"/>
+                <w:b w:val="0"/>
+                <w:color w:val="AAC4B6"/>
+                <w:sz w:val="21"/>
+              </w:rPr>
+              <w:t>，</w:t>
+            </w:r>
+          </w:p>
+        </w:tc>
+        <w:tc>
+          <w:tcPr>
+            <w:tcW w:type="dxa" w:w="1757"/>
+          </w:tcPr>
+          <w:p>
+            <w:pPr>
+              <w:spacing w:after="0"/>
+              <w:jc w:val="center"/>
+            </w:pPr>
+            <w:r>
+              <w:rPr>
+                <w:rFonts w:ascii="Calibri" w:hAnsi="Calibri" w:eastAsia="微软雅黑"/>
+                <w:b w:val="0"/>
+                <w:color w:val="AAC4B6"/>
+                <w:sz w:val="21"/>
+              </w:rPr>
+              <w:t>并没有保护到</w:t>
+            </w:r>
+          </w:p>
+        </w:tc>
+        <w:tc>
+          <w:tcPr>
+            <w:tcW w:type="dxa" w:w="1757"/>
           </w:tcPr>
           <w:p>
             <w:pPr>
@@ -4916,18 +4984,21 @@
         </w:tblBorders>
       </w:tblPr>
       <w:tblGrid>
-        <w:gridCol w:w="1506"/>
-        <w:gridCol w:w="1506"/>
-        <w:gridCol w:w="1506"/>
-        <w:gridCol w:w="1506"/>
-        <w:gridCol w:w="1506"/>
-        <w:gridCol w:w="1506"/>
-        <w:gridCol w:w="1506"/>
+        <w:gridCol w:w="1054"/>
+        <w:gridCol w:w="1054"/>
+        <w:gridCol w:w="1054"/>
+        <w:gridCol w:w="1054"/>
+        <w:gridCol w:w="1054"/>
+        <w:gridCol w:w="1054"/>
+        <w:gridCol w:w="1054"/>
+        <w:gridCol w:w="1054"/>
+        <w:gridCol w:w="1054"/>
+        <w:gridCol w:w="1054"/>
       </w:tblGrid>
       <w:tr>
         <w:tc>
           <w:tcPr>
-            <w:tcW w:type="dxa" w:w="1506"/>
+            <w:tcW w:type="dxa" w:w="1054"/>
           </w:tcPr>
           <w:p>
             <w:pPr>
@@ -4947,7 +5018,7 @@
         </w:tc>
         <w:tc>
           <w:tcPr>
-            <w:tcW w:type="dxa" w:w="1506"/>
+            <w:tcW w:type="dxa" w:w="1054"/>
           </w:tcPr>
           <w:p>
             <w:pPr>
@@ -4967,7 +5038,7 @@
         </w:tc>
         <w:tc>
           <w:tcPr>
-            <w:tcW w:type="dxa" w:w="1506"/>
+            <w:tcW w:type="dxa" w:w="1054"/>
           </w:tcPr>
           <w:p>
             <w:pPr>
@@ -4996,7 +5067,7 @@
         </w:tc>
         <w:tc>
           <w:tcPr>
-            <w:tcW w:type="dxa" w:w="1506"/>
+            <w:tcW w:type="dxa" w:w="1054"/>
           </w:tcPr>
           <w:p>
             <w:pPr>
@@ -5016,7 +5087,7 @@
         </w:tc>
         <w:tc>
           <w:tcPr>
-            <w:tcW w:type="dxa" w:w="1506"/>
+            <w:tcW w:type="dxa" w:w="1054"/>
           </w:tcPr>
           <w:p>
             <w:pPr>
@@ -5030,49 +5101,13 @@
                 <w:color w:val="F0F7F2"/>
                 <w:sz w:val="26"/>
               </w:rPr>
-              <w:t xml:space="preserve">to </w:t>
-            </w:r>
-            <w:r>
-              <w:rPr>
-                <w:rFonts w:ascii="Calibri" w:hAnsi="Calibri" w:eastAsia="微软雅黑"/>
-                <w:b/>
-                <w:color w:val="38BDF8"/>
-                <w:sz w:val="26"/>
-              </w:rPr>
-              <w:t>avert</w:t>
-            </w:r>
-            <w:r>
-              <w:rPr>
-                <w:rFonts w:ascii="Calibri" w:hAnsi="Calibri" w:eastAsia="微软雅黑"/>
-                <w:b w:val="0"/>
-                <w:color w:val="F0F7F2"/>
-                <w:sz w:val="26"/>
-              </w:rPr>
-              <w:t xml:space="preserve"> </w:t>
-            </w:r>
-            <w:r>
-              <w:rPr>
-                <w:rFonts w:ascii="Calibri" w:hAnsi="Calibri" w:eastAsia="微软雅黑"/>
-                <w:b/>
-                <w:color w:val="F472B6"/>
-                <w:sz w:val="26"/>
-              </w:rPr>
-              <w:t>imprisonment</w:t>
-            </w:r>
-            <w:r>
-              <w:rPr>
-                <w:rFonts w:ascii="Calibri" w:hAnsi="Calibri" w:eastAsia="微软雅黑"/>
-                <w:b w:val="0"/>
-                <w:color w:val="F0F7F2"/>
-                <w:sz w:val="26"/>
-              </w:rPr>
-              <w:t>,</w:t>
+              <w:t>to</w:t>
             </w:r>
           </w:p>
         </w:tc>
         <w:tc>
           <w:tcPr>
-            <w:tcW w:type="dxa" w:w="1506"/>
+            <w:tcW w:type="dxa" w:w="1054"/>
           </w:tcPr>
           <w:p>
             <w:pPr>
@@ -5083,16 +5118,16 @@
               <w:rPr>
                 <w:rFonts w:ascii="Calibri" w:hAnsi="Calibri" w:eastAsia="微软雅黑"/>
                 <w:b/>
-                <w:color w:val="BEF264"/>
+                <w:color w:val="38BDF8"/>
                 <w:sz w:val="26"/>
               </w:rPr>
-              <w:t>submitted to</w:t>
+              <w:t>avert</w:t>
             </w:r>
           </w:p>
         </w:tc>
         <w:tc>
           <w:tcPr>
-            <w:tcW w:type="dxa" w:w="1506"/>
+            <w:tcW w:type="dxa" w:w="1054"/>
           </w:tcPr>
           <w:p>
             <w:pPr>
@@ -5103,10 +5138,10 @@
               <w:rPr>
                 <w:rFonts w:ascii="Calibri" w:hAnsi="Calibri" w:eastAsia="微软雅黑"/>
                 <w:b/>
-                <w:color w:val="C4B5FD"/>
+                <w:color w:val="F472B6"/>
                 <w:sz w:val="26"/>
               </w:rPr>
-              <w:t>hormone</w:t>
+              <w:t>imprisonment</w:t>
             </w:r>
             <w:r>
               <w:rPr>
@@ -5115,8 +5150,59 @@
                 <w:color w:val="F0F7F2"/>
                 <w:sz w:val="26"/>
               </w:rPr>
-              <w:t xml:space="preserve"> </w:t>
-            </w:r>
+              <w:t>,</w:t>
+            </w:r>
+          </w:p>
+        </w:tc>
+        <w:tc>
+          <w:tcPr>
+            <w:tcW w:type="dxa" w:w="1054"/>
+          </w:tcPr>
+          <w:p>
+            <w:pPr>
+              <w:spacing w:after="0"/>
+              <w:jc w:val="center"/>
+            </w:pPr>
+            <w:r>
+              <w:rPr>
+                <w:rFonts w:ascii="Calibri" w:hAnsi="Calibri" w:eastAsia="微软雅黑"/>
+                <w:b/>
+                <w:color w:val="BEF264"/>
+                <w:sz w:val="26"/>
+              </w:rPr>
+              <w:t>submitted to</w:t>
+            </w:r>
+          </w:p>
+        </w:tc>
+        <w:tc>
+          <w:tcPr>
+            <w:tcW w:type="dxa" w:w="1054"/>
+          </w:tcPr>
+          <w:p>
+            <w:pPr>
+              <w:spacing w:after="0"/>
+              <w:jc w:val="center"/>
+            </w:pPr>
+            <w:r>
+              <w:rPr>
+                <w:rFonts w:ascii="Calibri" w:hAnsi="Calibri" w:eastAsia="微软雅黑"/>
+                <w:b/>
+                <w:color w:val="C4B5FD"/>
+                <w:sz w:val="26"/>
+              </w:rPr>
+              <w:t>hormone</w:t>
+            </w:r>
+          </w:p>
+        </w:tc>
+        <w:tc>
+          <w:tcPr>
+            <w:tcW w:type="dxa" w:w="1054"/>
+          </w:tcPr>
+          <w:p>
+            <w:pPr>
+              <w:spacing w:after="0"/>
+              <w:jc w:val="center"/>
+            </w:pPr>
             <w:r>
               <w:rPr>
                 <w:rFonts w:ascii="Calibri" w:hAnsi="Calibri" w:eastAsia="微软雅黑"/>
@@ -5141,7 +5227,7 @@
       <w:tr>
         <w:tc>
           <w:tcPr>
-            <w:tcW w:type="dxa" w:w="1506"/>
+            <w:tcW w:type="dxa" w:w="1054"/>
           </w:tcPr>
           <w:p>
             <w:pPr>
@@ -5161,7 +5247,7 @@
         </w:tc>
         <w:tc>
           <w:tcPr>
-            <w:tcW w:type="dxa" w:w="1506"/>
+            <w:tcW w:type="dxa" w:w="1054"/>
           </w:tcPr>
           <w:p>
             <w:pPr>
@@ -5181,7 +5267,7 @@
         </w:tc>
         <w:tc>
           <w:tcPr>
-            <w:tcW w:type="dxa" w:w="1506"/>
+            <w:tcW w:type="dxa" w:w="1054"/>
           </w:tcPr>
           <w:p>
             <w:pPr>
@@ -5228,7 +5314,7 @@
         </w:tc>
         <w:tc>
           <w:tcPr>
-            <w:tcW w:type="dxa" w:w="1506"/>
+            <w:tcW w:type="dxa" w:w="1054"/>
           </w:tcPr>
           <w:p>
             <w:pPr>
@@ -5248,7 +5334,7 @@
         </w:tc>
         <w:tc>
           <w:tcPr>
-            <w:tcW w:type="dxa" w:w="1506"/>
+            <w:tcW w:type="dxa" w:w="1054"/>
           </w:tcPr>
           <w:p>
             <w:pPr>
@@ -5264,56 +5350,11 @@
               </w:rPr>
               <w:t>为了</w:t>
             </w:r>
-            <w:r>
-              <w:rPr>
-                <w:rFonts w:ascii="Calibri" w:hAnsi="Calibri" w:eastAsia="微软雅黑"/>
-                <w:b w:val="0"/>
-                <w:color w:val="AAC4B6"/>
-                <w:sz w:val="21"/>
-              </w:rPr>
-              <w:t xml:space="preserve"> </w:t>
-            </w:r>
-            <w:r>
-              <w:rPr>
-                <w:rFonts w:ascii="Calibri" w:hAnsi="Calibri" w:eastAsia="微软雅黑"/>
-                <w:b/>
-                <w:color w:val="38BDF8"/>
-                <w:sz w:val="21"/>
-              </w:rPr>
-              <w:t>避免</w:t>
-            </w:r>
-            <w:r>
-              <w:rPr>
-                <w:rFonts w:ascii="Calibri" w:hAnsi="Calibri" w:eastAsia="微软雅黑"/>
-                <w:b w:val="0"/>
-                <w:color w:val="AAC4B6"/>
-                <w:sz w:val="21"/>
-              </w:rPr>
-              <w:t xml:space="preserve"> </w:t>
-            </w:r>
-            <w:r>
-              <w:rPr>
-                <w:rFonts w:ascii="Calibri" w:hAnsi="Calibri" w:eastAsia="微软雅黑"/>
-                <w:b/>
-                <w:color w:val="F472B6"/>
-                <w:sz w:val="21"/>
-              </w:rPr>
-              <w:t>入狱</w:t>
-            </w:r>
-            <w:r>
-              <w:rPr>
-                <w:rFonts w:ascii="Calibri" w:hAnsi="Calibri" w:eastAsia="微软雅黑"/>
-                <w:b w:val="0"/>
-                <w:color w:val="AAC4B6"/>
-                <w:sz w:val="21"/>
-              </w:rPr>
-              <w:t>，</w:t>
-            </w:r>
           </w:p>
         </w:tc>
         <w:tc>
           <w:tcPr>
-            <w:tcW w:type="dxa" w:w="1506"/>
+            <w:tcW w:type="dxa" w:w="1054"/>
           </w:tcPr>
           <w:p>
             <w:pPr>
@@ -5324,16 +5365,16 @@
               <w:rPr>
                 <w:rFonts w:ascii="Calibri" w:hAnsi="Calibri" w:eastAsia="微软雅黑"/>
                 <w:b/>
-                <w:color w:val="BEF264"/>
+                <w:color w:val="38BDF8"/>
                 <w:sz w:val="21"/>
               </w:rPr>
-              <w:t>被迫接受了</w:t>
+              <w:t>避免</w:t>
             </w:r>
           </w:p>
         </w:tc>
         <w:tc>
           <w:tcPr>
-            <w:tcW w:type="dxa" w:w="1506"/>
+            <w:tcW w:type="dxa" w:w="1054"/>
           </w:tcPr>
           <w:p>
             <w:pPr>
@@ -5344,10 +5385,10 @@
               <w:rPr>
                 <w:rFonts w:ascii="Calibri" w:hAnsi="Calibri" w:eastAsia="微软雅黑"/>
                 <w:b/>
-                <w:color w:val="C4B5FD"/>
+                <w:color w:val="F472B6"/>
                 <w:sz w:val="21"/>
               </w:rPr>
-              <w:t>激素</w:t>
+              <w:t>入狱</w:t>
             </w:r>
             <w:r>
               <w:rPr>
@@ -5356,8 +5397,59 @@
                 <w:color w:val="AAC4B6"/>
                 <w:sz w:val="21"/>
               </w:rPr>
-              <w:t xml:space="preserve"> </w:t>
-            </w:r>
+              <w:t>，</w:t>
+            </w:r>
+          </w:p>
+        </w:tc>
+        <w:tc>
+          <w:tcPr>
+            <w:tcW w:type="dxa" w:w="1054"/>
+          </w:tcPr>
+          <w:p>
+            <w:pPr>
+              <w:spacing w:after="0"/>
+              <w:jc w:val="center"/>
+            </w:pPr>
+            <w:r>
+              <w:rPr>
+                <w:rFonts w:ascii="Calibri" w:hAnsi="Calibri" w:eastAsia="微软雅黑"/>
+                <w:b/>
+                <w:color w:val="BEF264"/>
+                <w:sz w:val="21"/>
+              </w:rPr>
+              <w:t>被迫接受了</w:t>
+            </w:r>
+          </w:p>
+        </w:tc>
+        <w:tc>
+          <w:tcPr>
+            <w:tcW w:type="dxa" w:w="1054"/>
+          </w:tcPr>
+          <w:p>
+            <w:pPr>
+              <w:spacing w:after="0"/>
+              <w:jc w:val="center"/>
+            </w:pPr>
+            <w:r>
+              <w:rPr>
+                <w:rFonts w:ascii="Calibri" w:hAnsi="Calibri" w:eastAsia="微软雅黑"/>
+                <w:b/>
+                <w:color w:val="C4B5FD"/>
+                <w:sz w:val="21"/>
+              </w:rPr>
+              <w:t>激素</w:t>
+            </w:r>
+          </w:p>
+        </w:tc>
+        <w:tc>
+          <w:tcPr>
+            <w:tcW w:type="dxa" w:w="1054"/>
+          </w:tcPr>
+          <w:p>
+            <w:pPr>
+              <w:spacing w:after="0"/>
+              <w:jc w:val="center"/>
+            </w:pPr>
             <w:r>
               <w:rPr>
                 <w:rFonts w:ascii="Calibri" w:hAnsi="Calibri" w:eastAsia="微软雅黑"/>
@@ -6056,14 +6148,15 @@
         </w:tblBorders>
       </w:tblPr>
       <w:tblGrid>
-        <w:gridCol w:w="3513"/>
-        <w:gridCol w:w="3513"/>
-        <w:gridCol w:w="3513"/>
+        <w:gridCol w:w="2635"/>
+        <w:gridCol w:w="2635"/>
+        <w:gridCol w:w="2635"/>
+        <w:gridCol w:w="2635"/>
       </w:tblGrid>
       <w:tr>
         <w:tc>
           <w:tcPr>
-            <w:tcW w:type="dxa" w:w="3513"/>
+            <w:tcW w:type="dxa" w:w="2635"/>
           </w:tcPr>
           <w:p>
             <w:pPr>
@@ -6083,7 +6176,7 @@
         </w:tc>
         <w:tc>
           <w:tcPr>
-            <w:tcW w:type="dxa" w:w="3513"/>
+            <w:tcW w:type="dxa" w:w="2635"/>
           </w:tcPr>
           <w:p>
             <w:pPr>
@@ -6103,7 +6196,7 @@
         </w:tc>
         <w:tc>
           <w:tcPr>
-            <w:tcW w:type="dxa" w:w="3513"/>
+            <w:tcW w:type="dxa" w:w="2635"/>
           </w:tcPr>
           <w:p>
             <w:pPr>
@@ -6119,15 +6212,17 @@
               </w:rPr>
               <w:t>publicly</w:t>
             </w:r>
-            <w:r>
-              <w:rPr>
-                <w:rFonts w:ascii="Calibri" w:hAnsi="Calibri" w:eastAsia="微软雅黑"/>
-                <w:b w:val="0"/>
-                <w:color w:val="F0F7F2"/>
-                <w:sz w:val="26"/>
-              </w:rPr>
-              <w:t xml:space="preserve"> </w:t>
-            </w:r>
+          </w:p>
+        </w:tc>
+        <w:tc>
+          <w:tcPr>
+            <w:tcW w:type="dxa" w:w="2635"/>
+          </w:tcPr>
+          <w:p>
+            <w:pPr>
+              <w:spacing w:after="0"/>
+              <w:jc w:val="center"/>
+            </w:pPr>
             <w:r>
               <w:rPr>
                 <w:rFonts w:ascii="Calibri" w:hAnsi="Calibri" w:eastAsia="微软雅黑"/>
@@ -6152,7 +6247,7 @@
       <w:tr>
         <w:tc>
           <w:tcPr>
-            <w:tcW w:type="dxa" w:w="3513"/>
+            <w:tcW w:type="dxa" w:w="2635"/>
           </w:tcPr>
           <w:p>
             <w:pPr>
@@ -6172,7 +6267,7 @@
         </w:tc>
         <w:tc>
           <w:tcPr>
-            <w:tcW w:type="dxa" w:w="3513"/>
+            <w:tcW w:type="dxa" w:w="2635"/>
           </w:tcPr>
           <w:p>
             <w:pPr>
@@ -6192,7 +6287,7 @@
         </w:tc>
         <w:tc>
           <w:tcPr>
-            <w:tcW w:type="dxa" w:w="3513"/>
+            <w:tcW w:type="dxa" w:w="2635"/>
           </w:tcPr>
           <w:p>
             <w:pPr>
@@ -6208,15 +6303,17 @@
               </w:rPr>
               <w:t>公开</w:t>
             </w:r>
-            <w:r>
-              <w:rPr>
-                <w:rFonts w:ascii="Calibri" w:hAnsi="Calibri" w:eastAsia="微软雅黑"/>
-                <w:b w:val="0"/>
-                <w:color w:val="AAC4B6"/>
-                <w:sz w:val="21"/>
-              </w:rPr>
-              <w:t xml:space="preserve"> </w:t>
-            </w:r>
+          </w:p>
+        </w:tc>
+        <w:tc>
+          <w:tcPr>
+            <w:tcW w:type="dxa" w:w="2635"/>
+          </w:tcPr>
+          <w:p>
+            <w:pPr>
+              <w:spacing w:after="0"/>
+              <w:jc w:val="center"/>
+            </w:pPr>
             <w:r>
               <w:rPr>
                 <w:rFonts w:ascii="Calibri" w:hAnsi="Calibri" w:eastAsia="微软雅黑"/>
